--- a/10_Applied_Data_Science_Project/2_Project_Notes_Materials/1_Data_Science_Capstone_Project_Notes.docx
+++ b/10_Applied_Data_Science_Project/2_Project_Notes_Materials/1_Data_Science_Capstone_Project_Notes.docx
@@ -472,6 +472,9 @@
         <w:pStyle w:val="NormalWeb"/>
       </w:pPr>
       <w:r>
+        <w:rPr>
+          <w:noProof/>
+        </w:rPr>
         <w:drawing>
           <wp:inline distT="0" distB="0" distL="0" distR="0" wp14:anchorId="6779DF9C" wp14:editId="791A07C9">
             <wp:extent cx="5731510" cy="3031490"/>
@@ -807,6 +810,1126 @@
     </w:p>
     <w:p>
       <w:pPr>
+        <w:pStyle w:val="Heading1"/>
+      </w:pPr>
+      <w:r>
+        <w:lastRenderedPageBreak/>
+        <w:t>Collecting the Data with an API</w:t>
+      </w:r>
+    </w:p>
+    <w:p>
+      <w:pPr>
+        <w:pStyle w:val="Heading2"/>
+      </w:pPr>
+      <w:r>
+        <w:t>Introduction</w:t>
+      </w:r>
+    </w:p>
+    <w:p>
+      <w:pPr>
+        <w:pStyle w:val="NormalWeb"/>
+      </w:pPr>
+      <w:r>
+        <w:t xml:space="preserve">In this capstone assignment, we work with SpaceX launch data gathered from an API, specifically the </w:t>
+      </w:r>
+      <w:r>
+        <w:rPr>
+          <w:rStyle w:val="Strong"/>
+        </w:rPr>
+        <w:t>SpaceX REST API</w:t>
+      </w:r>
+      <w:r>
+        <w:t>. This API provides information about:</w:t>
+      </w:r>
+    </w:p>
+    <w:p>
+      <w:pPr>
+        <w:pStyle w:val="NormalWeb"/>
+        <w:numPr>
+          <w:ilvl w:val="0"/>
+          <w:numId w:val="36"/>
+        </w:numPr>
+      </w:pPr>
+      <w:r>
+        <w:t>The rocket used</w:t>
+      </w:r>
+    </w:p>
+    <w:p>
+      <w:pPr>
+        <w:pStyle w:val="NormalWeb"/>
+        <w:numPr>
+          <w:ilvl w:val="0"/>
+          <w:numId w:val="36"/>
+        </w:numPr>
+      </w:pPr>
+      <w:r>
+        <w:t>Payload delivered</w:t>
+      </w:r>
+    </w:p>
+    <w:p>
+      <w:pPr>
+        <w:pStyle w:val="NormalWeb"/>
+        <w:numPr>
+          <w:ilvl w:val="0"/>
+          <w:numId w:val="36"/>
+        </w:numPr>
+      </w:pPr>
+      <w:r>
+        <w:t>Launch specifications</w:t>
+      </w:r>
+    </w:p>
+    <w:p>
+      <w:pPr>
+        <w:pStyle w:val="NormalWeb"/>
+        <w:numPr>
+          <w:ilvl w:val="0"/>
+          <w:numId w:val="36"/>
+        </w:numPr>
+      </w:pPr>
+      <w:r>
+        <w:t>Landing specifications</w:t>
+      </w:r>
+    </w:p>
+    <w:p>
+      <w:pPr>
+        <w:pStyle w:val="NormalWeb"/>
+        <w:numPr>
+          <w:ilvl w:val="0"/>
+          <w:numId w:val="36"/>
+        </w:numPr>
+      </w:pPr>
+      <w:r>
+        <w:t>Landing outcomes</w:t>
+      </w:r>
+    </w:p>
+    <w:p>
+      <w:pPr>
+        <w:pStyle w:val="NormalWeb"/>
+      </w:pPr>
+      <w:r>
+        <w:t xml:space="preserve">The primary goal is to use this data to </w:t>
+      </w:r>
+      <w:r>
+        <w:rPr>
+          <w:rStyle w:val="Strong"/>
+        </w:rPr>
+        <w:t>predict whether SpaceX will attempt to land a rocket or not</w:t>
+      </w:r>
+      <w:r>
+        <w:t>.</w:t>
+      </w:r>
+    </w:p>
+    <w:p>
+      <w:pPr>
+        <w:pStyle w:val="Heading2"/>
+      </w:pPr>
+      <w:r>
+        <w:t>SpaceX REST API</w:t>
+      </w:r>
+    </w:p>
+    <w:p>
+      <w:pPr>
+        <w:pStyle w:val="NormalWeb"/>
+      </w:pPr>
+      <w:r>
+        <w:t>The SpaceX REST API base URL is:</w:t>
+      </w:r>
+    </w:p>
+    <w:p>
+      <w:pPr>
+        <w:pStyle w:val="HTMLPreformatted"/>
+        <w:rPr>
+          <w:rStyle w:val="HTMLCode"/>
+        </w:rPr>
+      </w:pPr>
+      <w:r>
+        <w:rPr>
+          <w:rStyle w:val="HTMLCode"/>
+        </w:rPr>
+        <w:t>api.spacexdata.com/v4/</w:t>
+      </w:r>
+    </w:p>
+    <w:p>
+      <w:pPr>
+        <w:pStyle w:val="NormalWeb"/>
+      </w:pPr>
+      <w:r>
+        <w:t>Some example endpoints are:</w:t>
+      </w:r>
+    </w:p>
+    <w:p>
+      <w:pPr>
+        <w:pStyle w:val="HTMLPreformatted"/>
+        <w:rPr>
+          <w:rStyle w:val="HTMLCode"/>
+        </w:rPr>
+      </w:pPr>
+      <w:r>
+        <w:rPr>
+          <w:rStyle w:val="HTMLCode"/>
+        </w:rPr>
+        <w:t>/capsules</w:t>
+      </w:r>
+    </w:p>
+    <w:p>
+      <w:pPr>
+        <w:pStyle w:val="HTMLPreformatted"/>
+        <w:rPr>
+          <w:rStyle w:val="HTMLCode"/>
+        </w:rPr>
+      </w:pPr>
+      <w:r>
+        <w:rPr>
+          <w:rStyle w:val="HTMLCode"/>
+        </w:rPr>
+        <w:t>/cores</w:t>
+      </w:r>
+    </w:p>
+    <w:p>
+      <w:pPr>
+        <w:pStyle w:val="NormalWeb"/>
+      </w:pPr>
+      <w:r>
+        <w:t>For this project, we use the following endpoint to obtain historical launch data:</w:t>
+      </w:r>
+    </w:p>
+    <w:p>
+      <w:pPr>
+        <w:pStyle w:val="HTMLPreformatted"/>
+        <w:rPr>
+          <w:rStyle w:val="HTMLCode"/>
+        </w:rPr>
+      </w:pPr>
+      <w:r>
+        <w:rPr>
+          <w:rStyle w:val="HTMLCode"/>
+        </w:rPr>
+        <w:t>api.spacexdata.com/v4/launches/past</w:t>
+      </w:r>
+    </w:p>
+    <w:p>
+      <w:pPr>
+        <w:pStyle w:val="Heading2"/>
+      </w:pPr>
+      <w:r>
+        <w:t>Retrieving Data from the API</w:t>
+      </w:r>
+    </w:p>
+    <w:p>
+      <w:pPr>
+        <w:pStyle w:val="NormalWeb"/>
+      </w:pPr>
+      <w:r>
+        <w:t xml:space="preserve">To access the launch data, we perform a </w:t>
+      </w:r>
+      <w:r>
+        <w:rPr>
+          <w:rStyle w:val="Strong"/>
+        </w:rPr>
+        <w:t>GET request</w:t>
+      </w:r>
+      <w:r>
+        <w:t xml:space="preserve"> using the </w:t>
+      </w:r>
+      <w:r>
+        <w:rPr>
+          <w:rStyle w:val="HTMLCode"/>
+        </w:rPr>
+        <w:t>requests</w:t>
+      </w:r>
+      <w:r>
+        <w:t xml:space="preserve"> library.</w:t>
+      </w:r>
+    </w:p>
+    <w:p>
+      <w:pPr>
+        <w:pStyle w:val="HTMLPreformatted"/>
+        <w:rPr>
+          <w:rStyle w:val="HTMLCode"/>
+        </w:rPr>
+      </w:pPr>
+      <w:r>
+        <w:rPr>
+          <w:rStyle w:val="HTMLCode"/>
+        </w:rPr>
+        <w:t>import requests</w:t>
+      </w:r>
+    </w:p>
+    <w:p>
+      <w:pPr>
+        <w:pStyle w:val="HTMLPreformatted"/>
+        <w:rPr>
+          <w:rStyle w:val="HTMLCode"/>
+        </w:rPr>
+      </w:pPr>
+    </w:p>
+    <w:p>
+      <w:pPr>
+        <w:pStyle w:val="HTMLPreformatted"/>
+        <w:rPr>
+          <w:rStyle w:val="HTMLCode"/>
+        </w:rPr>
+      </w:pPr>
+      <w:r>
+        <w:rPr>
+          <w:rStyle w:val="HTMLCode"/>
+        </w:rPr>
+        <w:t>response = requests.get('api.spacexdata.com/v4/launches/past')</w:t>
+      </w:r>
+    </w:p>
+    <w:p>
+      <w:pPr>
+        <w:pStyle w:val="NormalWeb"/>
+      </w:pPr>
+      <w:r>
+        <w:t>The response can be viewed using:</w:t>
+      </w:r>
+    </w:p>
+    <w:p>
+      <w:pPr>
+        <w:pStyle w:val="HTMLPreformatted"/>
+        <w:rPr>
+          <w:rStyle w:val="HTMLCode"/>
+        </w:rPr>
+      </w:pPr>
+      <w:r>
+        <w:rPr>
+          <w:rStyle w:val="HTMLCode"/>
+        </w:rPr>
+        <w:t>response.json()</w:t>
+      </w:r>
+    </w:p>
+    <w:p>
+      <w:pPr>
+        <w:pStyle w:val="NormalWeb"/>
+      </w:pPr>
+      <w:r>
+        <w:t xml:space="preserve">The API response is returned in </w:t>
+      </w:r>
+      <w:r>
+        <w:rPr>
+          <w:rStyle w:val="Strong"/>
+        </w:rPr>
+        <w:t>JSON (JavaScript Object Notation)</w:t>
+      </w:r>
+      <w:r>
+        <w:t xml:space="preserve"> format, specifically as a </w:t>
+      </w:r>
+      <w:r>
+        <w:rPr>
+          <w:rStyle w:val="Strong"/>
+        </w:rPr>
+        <w:t>list of JSON objects</w:t>
+      </w:r>
+      <w:r>
+        <w:t>, where each JSON object represents a single launch.</w:t>
+      </w:r>
+    </w:p>
+    <w:p>
+      <w:pPr>
+        <w:pStyle w:val="Heading2"/>
+      </w:pPr>
+      <w:r>
+        <w:t>Converting JSON to a DataFrame</w:t>
+      </w:r>
+    </w:p>
+    <w:p>
+      <w:pPr>
+        <w:pStyle w:val="NormalWeb"/>
+      </w:pPr>
+      <w:r>
+        <w:t>To work with the data efficiently in Python, the JSON data needs to be converted into a Pandas DataFrame.</w:t>
+      </w:r>
+    </w:p>
+    <w:p>
+      <w:pPr>
+        <w:pStyle w:val="NormalWeb"/>
+      </w:pPr>
+      <w:r>
+        <w:lastRenderedPageBreak/>
+        <w:t xml:space="preserve">This can be achieved using the </w:t>
+      </w:r>
+      <w:r>
+        <w:rPr>
+          <w:rStyle w:val="HTMLCode"/>
+        </w:rPr>
+        <w:t>json_normalize()</w:t>
+      </w:r>
+      <w:r>
+        <w:t xml:space="preserve"> function, which converts structured JSON data into a flat table.</w:t>
+      </w:r>
+    </w:p>
+    <w:p>
+      <w:pPr>
+        <w:pStyle w:val="HTMLPreformatted"/>
+        <w:rPr>
+          <w:rStyle w:val="HTMLCode"/>
+        </w:rPr>
+      </w:pPr>
+      <w:r>
+        <w:rPr>
+          <w:rStyle w:val="HTMLCode"/>
+        </w:rPr>
+        <w:t>from pandas import json_normalize</w:t>
+      </w:r>
+    </w:p>
+    <w:p>
+      <w:pPr>
+        <w:pStyle w:val="HTMLPreformatted"/>
+        <w:rPr>
+          <w:rStyle w:val="HTMLCode"/>
+        </w:rPr>
+      </w:pPr>
+    </w:p>
+    <w:p>
+      <w:pPr>
+        <w:pStyle w:val="HTMLPreformatted"/>
+        <w:rPr>
+          <w:rStyle w:val="HTMLCode"/>
+        </w:rPr>
+      </w:pPr>
+      <w:r>
+        <w:rPr>
+          <w:rStyle w:val="HTMLCode"/>
+        </w:rPr>
+        <w:t>df = json_normalize(response.json())</w:t>
+      </w:r>
+    </w:p>
+    <w:p>
+      <w:pPr>
+        <w:pStyle w:val="NormalWeb"/>
+      </w:pPr>
+      <w:r>
+        <w:t xml:space="preserve">The </w:t>
+      </w:r>
+      <w:r>
+        <w:rPr>
+          <w:rStyle w:val="HTMLCode"/>
+        </w:rPr>
+        <w:t>json_normalize()</w:t>
+      </w:r>
+      <w:r>
+        <w:t xml:space="preserve"> function "normalizes" the nested JSON structure and transforms it into a tabular format suitable for analysis.</w:t>
+      </w:r>
+    </w:p>
+    <w:p>
+      <w:pPr>
+        <w:pStyle w:val="Heading2"/>
+      </w:pPr>
+      <w:r>
+        <w:t>Alternative Data Source: Web Scraping</w:t>
+      </w:r>
+    </w:p>
+    <w:p>
+      <w:pPr>
+        <w:pStyle w:val="NormalWeb"/>
+      </w:pPr>
+      <w:r>
+        <w:t xml:space="preserve">Another popular source for obtaining Falcon 9 launch data is through </w:t>
+      </w:r>
+      <w:r>
+        <w:rPr>
+          <w:rStyle w:val="Strong"/>
+        </w:rPr>
+        <w:t>web scraping</w:t>
+      </w:r>
+      <w:r>
+        <w:t xml:space="preserve"> related Wiki pages.</w:t>
+      </w:r>
+    </w:p>
+    <w:p>
+      <w:pPr>
+        <w:pStyle w:val="NormalWeb"/>
+      </w:pPr>
+      <w:r>
+        <w:t xml:space="preserve">In this project, the </w:t>
+      </w:r>
+      <w:r>
+        <w:rPr>
+          <w:rStyle w:val="Strong"/>
+        </w:rPr>
+        <w:t>BeautifulSoup</w:t>
+      </w:r>
+      <w:r>
+        <w:t xml:space="preserve"> package is used to:</w:t>
+      </w:r>
+    </w:p>
+    <w:p>
+      <w:pPr>
+        <w:pStyle w:val="NormalWeb"/>
+        <w:numPr>
+          <w:ilvl w:val="0"/>
+          <w:numId w:val="37"/>
+        </w:numPr>
+      </w:pPr>
+      <w:r>
+        <w:t>Scrape HTML tables containing Falcon 9 launch records.</w:t>
+      </w:r>
+    </w:p>
+    <w:p>
+      <w:pPr>
+        <w:pStyle w:val="NormalWeb"/>
+        <w:numPr>
+          <w:ilvl w:val="0"/>
+          <w:numId w:val="37"/>
+        </w:numPr>
+      </w:pPr>
+      <w:r>
+        <w:t>Parse the data from these tables.</w:t>
+      </w:r>
+    </w:p>
+    <w:p>
+      <w:pPr>
+        <w:pStyle w:val="NormalWeb"/>
+        <w:numPr>
+          <w:ilvl w:val="0"/>
+          <w:numId w:val="37"/>
+        </w:numPr>
+      </w:pPr>
+      <w:r>
+        <w:t>Convert the extracted information into a Pandas DataFrame for further analysis and visualization.</w:t>
+      </w:r>
+    </w:p>
+    <w:p>
+      <w:pPr>
+        <w:pStyle w:val="Heading2"/>
+      </w:pPr>
+      <w:r>
+        <w:t>Data Wrangling Tasks</w:t>
+      </w:r>
+    </w:p>
+    <w:p>
+      <w:pPr>
+        <w:pStyle w:val="NormalWeb"/>
+      </w:pPr>
+      <w:r>
+        <w:t>The raw data needs to be transformed into a clean and meaningful dataset. The major tasks involved are:</w:t>
+      </w:r>
+    </w:p>
+    <w:p>
+      <w:pPr>
+        <w:pStyle w:val="NormalWeb"/>
+        <w:numPr>
+          <w:ilvl w:val="0"/>
+          <w:numId w:val="38"/>
+        </w:numPr>
+      </w:pPr>
+      <w:r>
+        <w:t>Wrangling data using an API</w:t>
+      </w:r>
+    </w:p>
+    <w:p>
+      <w:pPr>
+        <w:pStyle w:val="NormalWeb"/>
+        <w:numPr>
+          <w:ilvl w:val="0"/>
+          <w:numId w:val="38"/>
+        </w:numPr>
+      </w:pPr>
+      <w:r>
+        <w:t>Sampling data</w:t>
+      </w:r>
+    </w:p>
+    <w:p>
+      <w:pPr>
+        <w:pStyle w:val="NormalWeb"/>
+        <w:numPr>
+          <w:ilvl w:val="0"/>
+          <w:numId w:val="38"/>
+        </w:numPr>
+      </w:pPr>
+      <w:r>
+        <w:t>Dealing with null values</w:t>
+      </w:r>
+    </w:p>
+    <w:p>
+      <w:pPr>
+        <w:pStyle w:val="Heading2"/>
+      </w:pPr>
+      <w:r>
+        <w:t>Gathering Additional Information Using API Endpoints</w:t>
+      </w:r>
+    </w:p>
+    <w:p>
+      <w:pPr>
+        <w:pStyle w:val="NormalWeb"/>
+      </w:pPr>
+      <w:r>
+        <w:t xml:space="preserve">Some columns, such as </w:t>
+      </w:r>
+      <w:r>
+        <w:rPr>
+          <w:rStyle w:val="HTMLCode"/>
+        </w:rPr>
+        <w:t>rocket</w:t>
+      </w:r>
+      <w:r>
+        <w:t xml:space="preserve">, contain only an </w:t>
+      </w:r>
+      <w:r>
+        <w:rPr>
+          <w:rStyle w:val="Strong"/>
+        </w:rPr>
+        <w:t>identification number (ID)</w:t>
+      </w:r>
+      <w:r>
+        <w:t xml:space="preserve"> rather than actual information.</w:t>
+      </w:r>
+    </w:p>
+    <w:p>
+      <w:pPr>
+        <w:pStyle w:val="NormalWeb"/>
+      </w:pPr>
+      <w:r>
+        <w:t>This means the API must be queried again using other endpoints to retrieve detailed information for each ID.</w:t>
+      </w:r>
+    </w:p>
+    <w:p>
+      <w:pPr>
+        <w:pStyle w:val="NormalWeb"/>
+      </w:pPr>
+      <w:r>
+        <w:t>The provided functions use the following information:</w:t>
+      </w:r>
+    </w:p>
+    <w:p>
+      <w:pPr>
+        <w:pStyle w:val="NormalWeb"/>
+        <w:numPr>
+          <w:ilvl w:val="0"/>
+          <w:numId w:val="39"/>
+        </w:numPr>
+      </w:pPr>
+      <w:r>
+        <w:t>Booster</w:t>
+      </w:r>
+    </w:p>
+    <w:p>
+      <w:pPr>
+        <w:pStyle w:val="NormalWeb"/>
+        <w:numPr>
+          <w:ilvl w:val="0"/>
+          <w:numId w:val="39"/>
+        </w:numPr>
+      </w:pPr>
+      <w:r>
+        <w:t>Launchpad</w:t>
+      </w:r>
+    </w:p>
+    <w:p>
+      <w:pPr>
+        <w:pStyle w:val="NormalWeb"/>
+        <w:numPr>
+          <w:ilvl w:val="0"/>
+          <w:numId w:val="39"/>
+        </w:numPr>
+      </w:pPr>
+      <w:r>
+        <w:t>Payload</w:t>
+      </w:r>
+    </w:p>
+    <w:p>
+      <w:pPr>
+        <w:pStyle w:val="NormalWeb"/>
+        <w:numPr>
+          <w:ilvl w:val="0"/>
+          <w:numId w:val="39"/>
+        </w:numPr>
+      </w:pPr>
+      <w:r>
+        <w:t>Core</w:t>
+      </w:r>
+    </w:p>
+    <w:p>
+      <w:pPr>
+        <w:pStyle w:val="NormalWeb"/>
+      </w:pPr>
+      <w:r>
+        <w:t>The retrieved data is stored in lists and then used to create the final dataset.</w:t>
+      </w:r>
+    </w:p>
+    <w:p>
+      <w:pPr>
+        <w:pStyle w:val="NormalWeb"/>
+      </w:pPr>
+      <w:r>
+        <w:lastRenderedPageBreak/>
+        <w:drawing>
+          <wp:inline distT="0" distB="0" distL="0" distR="0" wp14:anchorId="348B2BDB" wp14:editId="4D79D926">
+            <wp:extent cx="5731510" cy="2230755"/>
+            <wp:effectExtent l="0" t="0" r="0" b="4445"/>
+            <wp:docPr id="215354252" name="Picture 1"/>
+            <wp:cNvGraphicFramePr>
+              <a:graphicFrameLocks xmlns:a="http://schemas.openxmlformats.org/drawingml/2006/main" noChangeAspect="1"/>
+            </wp:cNvGraphicFramePr>
+            <a:graphic xmlns:a="http://schemas.openxmlformats.org/drawingml/2006/main">
+              <a:graphicData uri="http://schemas.openxmlformats.org/drawingml/2006/picture">
+                <pic:pic xmlns:pic="http://schemas.openxmlformats.org/drawingml/2006/picture">
+                  <pic:nvPicPr>
+                    <pic:cNvPr id="215354252" name=""/>
+                    <pic:cNvPicPr/>
+                  </pic:nvPicPr>
+                  <pic:blipFill>
+                    <a:blip r:embed="rId8"/>
+                    <a:stretch>
+                      <a:fillRect/>
+                    </a:stretch>
+                  </pic:blipFill>
+                  <pic:spPr>
+                    <a:xfrm>
+                      <a:off x="0" y="0"/>
+                      <a:ext cx="5731510" cy="2230755"/>
+                    </a:xfrm>
+                    <a:prstGeom prst="rect">
+                      <a:avLst/>
+                    </a:prstGeom>
+                  </pic:spPr>
+                </pic:pic>
+              </a:graphicData>
+            </a:graphic>
+          </wp:inline>
+        </w:drawing>
+      </w:r>
+    </w:p>
+    <w:p>
+      <w:pPr>
+        <w:pStyle w:val="Heading2"/>
+      </w:pPr>
+      <w:r>
+        <w:t>Sampling Data</w:t>
+      </w:r>
+    </w:p>
+    <w:p>
+      <w:pPr>
+        <w:pStyle w:val="NormalWeb"/>
+      </w:pPr>
+      <w:r>
+        <w:t>The launch dataset includes information for both:</w:t>
+      </w:r>
+    </w:p>
+    <w:p>
+      <w:pPr>
+        <w:pStyle w:val="NormalWeb"/>
+        <w:numPr>
+          <w:ilvl w:val="0"/>
+          <w:numId w:val="40"/>
+        </w:numPr>
+      </w:pPr>
+      <w:r>
+        <w:t>Falcon 1</w:t>
+      </w:r>
+    </w:p>
+    <w:p>
+      <w:pPr>
+        <w:pStyle w:val="NormalWeb"/>
+        <w:numPr>
+          <w:ilvl w:val="0"/>
+          <w:numId w:val="40"/>
+        </w:numPr>
+      </w:pPr>
+      <w:r>
+        <w:t>Falcon 9</w:t>
+      </w:r>
+    </w:p>
+    <w:p>
+      <w:pPr>
+        <w:pStyle w:val="NormalWeb"/>
+      </w:pPr>
+      <w:r>
+        <w:t xml:space="preserve">However, the project only focuses on </w:t>
+      </w:r>
+      <w:r>
+        <w:rPr>
+          <w:rStyle w:val="Strong"/>
+        </w:rPr>
+        <w:t>Falcon 9 launches</w:t>
+      </w:r>
+      <w:r>
+        <w:t>.</w:t>
+      </w:r>
+    </w:p>
+    <w:p>
+      <w:pPr>
+        <w:pStyle w:val="NormalWeb"/>
+      </w:pPr>
+      <w:r>
+        <w:t xml:space="preserve">Therefore, the data must be filtered to remove all </w:t>
+      </w:r>
+      <w:r>
+        <w:rPr>
+          <w:rStyle w:val="Strong"/>
+        </w:rPr>
+        <w:t>Falcon 1</w:t>
+      </w:r>
+      <w:r>
+        <w:t xml:space="preserve"> launches.</w:t>
+      </w:r>
+    </w:p>
+    <w:p>
+      <w:pPr>
+        <w:pStyle w:val="Heading2"/>
+      </w:pPr>
+      <w:r>
+        <w:t>Handling Null Values</w:t>
+      </w:r>
+    </w:p>
+    <w:p>
+      <w:pPr>
+        <w:pStyle w:val="NormalWeb"/>
+      </w:pPr>
+      <w:r>
+        <w:t xml:space="preserve">Real-world data is rarely perfect and often contains </w:t>
+      </w:r>
+      <w:r>
+        <w:rPr>
+          <w:rStyle w:val="Strong"/>
+        </w:rPr>
+        <w:t>NULL values (missing values)</w:t>
+      </w:r>
+      <w:r>
+        <w:t>.</w:t>
+      </w:r>
+    </w:p>
+    <w:p>
+      <w:pPr>
+        <w:pStyle w:val="NormalWeb"/>
+      </w:pPr>
+      <w:r>
+        <w:t>These missing values must be handled to make the dataset suitable for analysis.</w:t>
+      </w:r>
+    </w:p>
+    <w:p>
+      <w:pPr>
+        <w:pStyle w:val="Heading3"/>
+      </w:pPr>
+      <w:r>
+        <w:t>Handling NULL Values in PayloadMass</w:t>
+      </w:r>
+    </w:p>
+    <w:p>
+      <w:pPr>
+        <w:pStyle w:val="NormalWeb"/>
+      </w:pPr>
+      <w:r>
+        <w:t xml:space="preserve">The </w:t>
+      </w:r>
+      <w:r>
+        <w:rPr>
+          <w:rStyle w:val="HTMLCode"/>
+        </w:rPr>
+        <w:t>PayloadMass</w:t>
+      </w:r>
+      <w:r>
+        <w:t xml:space="preserve"> column contains NULL values.</w:t>
+      </w:r>
+    </w:p>
+    <w:p>
+      <w:pPr>
+        <w:pStyle w:val="NormalWeb"/>
+      </w:pPr>
+      <w:r>
+        <w:t>The required steps are:</w:t>
+      </w:r>
+    </w:p>
+    <w:p>
+      <w:pPr>
+        <w:pStyle w:val="NormalWeb"/>
+        <w:numPr>
+          <w:ilvl w:val="0"/>
+          <w:numId w:val="41"/>
+        </w:numPr>
+      </w:pPr>
+      <w:r>
+        <w:t xml:space="preserve">Calculate the mean of the </w:t>
+      </w:r>
+      <w:r>
+        <w:rPr>
+          <w:rStyle w:val="HTMLCode"/>
+        </w:rPr>
+        <w:t>PayloadMass</w:t>
+      </w:r>
+      <w:r>
+        <w:t xml:space="preserve"> column.</w:t>
+      </w:r>
+    </w:p>
+    <w:p>
+      <w:pPr>
+        <w:pStyle w:val="NormalWeb"/>
+        <w:numPr>
+          <w:ilvl w:val="0"/>
+          <w:numId w:val="41"/>
+        </w:numPr>
+      </w:pPr>
+      <w:r>
+        <w:t>Replace the NULL values with the calculated mean.</w:t>
+      </w:r>
+    </w:p>
+    <w:p>
+      <w:pPr>
+        <w:pStyle w:val="NormalWeb"/>
+      </w:pPr>
+      <w:r>
+        <w:t>Example:</w:t>
+      </w:r>
+    </w:p>
+    <w:p>
+      <w:pPr>
+        <w:pStyle w:val="HTMLPreformatted"/>
+        <w:rPr>
+          <w:rStyle w:val="HTMLCode"/>
+        </w:rPr>
+      </w:pPr>
+      <w:r>
+        <w:rPr>
+          <w:rStyle w:val="HTMLCode"/>
+        </w:rPr>
+        <w:t>mean_payload = df['PayloadMass'].mean()</w:t>
+      </w:r>
+    </w:p>
+    <w:p>
+      <w:pPr>
+        <w:pStyle w:val="HTMLPreformatted"/>
+        <w:rPr>
+          <w:rStyle w:val="HTMLCode"/>
+        </w:rPr>
+      </w:pPr>
+      <w:r>
+        <w:rPr>
+          <w:rStyle w:val="HTMLCode"/>
+        </w:rPr>
+        <w:t>df['PayloadMass'].fillna(mean_payload, inplace=True)</w:t>
+      </w:r>
+    </w:p>
+    <w:p>
+      <w:pPr>
+        <w:pStyle w:val="Heading3"/>
+      </w:pPr>
+      <w:r>
+        <w:t>Handling NULL Values in LandingPad</w:t>
+      </w:r>
+    </w:p>
+    <w:p>
+      <w:pPr>
+        <w:pStyle w:val="NormalWeb"/>
+      </w:pPr>
+      <w:r>
+        <w:t xml:space="preserve">The </w:t>
+      </w:r>
+      <w:r>
+        <w:rPr>
+          <w:rStyle w:val="HTMLCode"/>
+        </w:rPr>
+        <w:t>LandingPad</w:t>
+      </w:r>
+      <w:r>
+        <w:t xml:space="preserve"> column is intentionally left with NULL values because a NULL value indicates that </w:t>
+      </w:r>
+      <w:r>
+        <w:rPr>
+          <w:rStyle w:val="Strong"/>
+        </w:rPr>
+        <w:t>no landing pad was used</w:t>
+      </w:r>
+      <w:r>
+        <w:t>.</w:t>
+      </w:r>
+    </w:p>
+    <w:p>
+      <w:pPr>
+        <w:pStyle w:val="NormalWeb"/>
+      </w:pPr>
+      <w:r>
+        <w:lastRenderedPageBreak/>
+        <w:t>These NULL values will be handled later using:</w:t>
+      </w:r>
+    </w:p>
+    <w:p>
+      <w:pPr>
+        <w:pStyle w:val="NormalWeb"/>
+        <w:numPr>
+          <w:ilvl w:val="0"/>
+          <w:numId w:val="42"/>
+        </w:numPr>
+      </w:pPr>
+      <w:r>
+        <w:t>One-Hot Encoding (a technique that converts categorical values into numerical columns).</w:t>
+      </w:r>
+    </w:p>
+    <w:p>
+      <w:pPr>
+        <w:pStyle w:val="Heading2"/>
+      </w:pPr>
+      <w:r>
+        <w:t>Key Takeaways</w:t>
+      </w:r>
+    </w:p>
+    <w:p>
+      <w:pPr>
+        <w:pStyle w:val="NormalWeb"/>
+        <w:numPr>
+          <w:ilvl w:val="0"/>
+          <w:numId w:val="43"/>
+        </w:numPr>
+      </w:pPr>
+      <w:r>
+        <w:t>SpaceX launch data is collected using the SpaceX REST API.</w:t>
+      </w:r>
+    </w:p>
+    <w:p>
+      <w:pPr>
+        <w:pStyle w:val="NormalWeb"/>
+        <w:numPr>
+          <w:ilvl w:val="0"/>
+          <w:numId w:val="43"/>
+        </w:numPr>
+      </w:pPr>
+      <w:r>
+        <w:t xml:space="preserve">The endpoint </w:t>
+      </w:r>
+      <w:r>
+        <w:rPr>
+          <w:rStyle w:val="HTMLCode"/>
+        </w:rPr>
+        <w:t>api.spacexdata.com/v4/launches/past</w:t>
+      </w:r>
+      <w:r>
+        <w:t xml:space="preserve"> provides historical launch information.</w:t>
+      </w:r>
+    </w:p>
+    <w:p>
+      <w:pPr>
+        <w:pStyle w:val="NormalWeb"/>
+        <w:numPr>
+          <w:ilvl w:val="0"/>
+          <w:numId w:val="43"/>
+        </w:numPr>
+      </w:pPr>
+      <w:r>
+        <w:t>API responses are returned as JSON data.</w:t>
+      </w:r>
+    </w:p>
+    <w:p>
+      <w:pPr>
+        <w:pStyle w:val="NormalWeb"/>
+        <w:numPr>
+          <w:ilvl w:val="0"/>
+          <w:numId w:val="43"/>
+        </w:numPr>
+      </w:pPr>
+      <w:r>
+        <w:rPr>
+          <w:rStyle w:val="HTMLCode"/>
+        </w:rPr>
+        <w:t>json_normalize()</w:t>
+      </w:r>
+      <w:r>
+        <w:t xml:space="preserve"> is used to convert JSON into a tabular DataFrame.</w:t>
+      </w:r>
+    </w:p>
+    <w:p>
+      <w:pPr>
+        <w:pStyle w:val="NormalWeb"/>
+        <w:numPr>
+          <w:ilvl w:val="0"/>
+          <w:numId w:val="43"/>
+        </w:numPr>
+      </w:pPr>
+      <w:r>
+        <w:t>BeautifulSoup can be used to scrape additional Falcon 9 launch records from web pages.</w:t>
+      </w:r>
+    </w:p>
+    <w:p>
+      <w:pPr>
+        <w:pStyle w:val="NormalWeb"/>
+        <w:numPr>
+          <w:ilvl w:val="0"/>
+          <w:numId w:val="43"/>
+        </w:numPr>
+      </w:pPr>
+      <w:r>
+        <w:t>Data wrangling involves:</w:t>
+      </w:r>
+    </w:p>
+    <w:p>
+      <w:pPr>
+        <w:pStyle w:val="NormalWeb"/>
+        <w:numPr>
+          <w:ilvl w:val="1"/>
+          <w:numId w:val="43"/>
+        </w:numPr>
+      </w:pPr>
+      <w:r>
+        <w:t>Gathering additional information through API endpoints</w:t>
+      </w:r>
+    </w:p>
+    <w:p>
+      <w:pPr>
+        <w:pStyle w:val="NormalWeb"/>
+        <w:numPr>
+          <w:ilvl w:val="1"/>
+          <w:numId w:val="43"/>
+        </w:numPr>
+      </w:pPr>
+      <w:r>
+        <w:t>Filtering out Falcon 1 launches</w:t>
+      </w:r>
+    </w:p>
+    <w:p>
+      <w:pPr>
+        <w:pStyle w:val="NormalWeb"/>
+        <w:numPr>
+          <w:ilvl w:val="1"/>
+          <w:numId w:val="43"/>
+        </w:numPr>
+      </w:pPr>
+      <w:r>
+        <w:t>Handling missing values</w:t>
+      </w:r>
+    </w:p>
+    <w:p>
+      <w:pPr>
+        <w:pStyle w:val="NormalWeb"/>
+        <w:numPr>
+          <w:ilvl w:val="0"/>
+          <w:numId w:val="43"/>
+        </w:numPr>
+      </w:pPr>
+      <w:r>
+        <w:t xml:space="preserve">NULL values in </w:t>
+      </w:r>
+      <w:r>
+        <w:rPr>
+          <w:rStyle w:val="HTMLCode"/>
+        </w:rPr>
+        <w:t>PayloadMass</w:t>
+      </w:r>
+      <w:r>
+        <w:t xml:space="preserve"> are replaced with the mean.</w:t>
+      </w:r>
+    </w:p>
+    <w:p>
+      <w:pPr>
+        <w:pStyle w:val="NormalWeb"/>
+        <w:numPr>
+          <w:ilvl w:val="0"/>
+          <w:numId w:val="43"/>
+        </w:numPr>
+      </w:pPr>
+      <w:r>
+        <w:t xml:space="preserve">NULL values in </w:t>
+      </w:r>
+      <w:r>
+        <w:rPr>
+          <w:rStyle w:val="HTMLCode"/>
+        </w:rPr>
+        <w:t>LandingPad</w:t>
+      </w:r>
+      <w:r>
+        <w:t xml:space="preserve"> are preserved and handled later using one-hot encoding.</w:t>
+      </w:r>
+    </w:p>
+    <w:p>
+      <w:pPr>
         <w:spacing w:after="0" w:line="240" w:lineRule="auto"/>
         <w:jc w:val="both"/>
         <w:rPr>
@@ -877,6 +2000,155 @@
 <file path=word/numbering.xml><?xml version="1.0" encoding="utf-8"?>
 <w:numbering xmlns:wpc="http://schemas.microsoft.com/office/word/2010/wordprocessingCanvas" xmlns:cx="http://schemas.microsoft.com/office/drawing/2014/chartex" xmlns:cx1="http://schemas.microsoft.com/office/drawing/2015/9/8/chartex" xmlns:cx2="http://schemas.microsoft.com/office/drawing/2015/10/21/chartex" xmlns:cx3="http://schemas.microsoft.com/office/drawing/2016/5/9/chartex" xmlns:cx4="http://schemas.microsoft.com/office/drawing/2016/5/10/chartex" xmlns:cx5="http://schemas.microsoft.com/office/drawing/2016/5/11/chartex" xmlns:cx6="http://schemas.microsoft.com/office/drawing/2016/5/12/chartex" xmlns:cx7="http://schemas.microsoft.com/office/drawing/2016/5/13/chartex" xmlns:cx8="http://schemas.microsoft.com/office/drawing/2016/5/14/chartex" xmlns:mc="http://schemas.openxmlformats.org/markup-compatibility/2006" xmlns:aink="http://schemas.microsoft.com/office/drawing/2016/ink" xmlns:am3d="http://schemas.microsoft.com/office/drawing/2017/model3d" xmlns:o="urn:schemas-microsoft-com:office:office" xmlns:oel="http://schemas.microsoft.com/office/2019/extlst" xmlns:r="http://schemas.openxmlformats.org/officeDocument/2006/relationships" xmlns:m="http://schemas.openxmlformats.org/officeDocument/2006/math" xmlns:v="urn:schemas-microsoft-com:vml" xmlns:wp14="http://schemas.microsoft.com/office/word/2010/wordprocessingDrawing" xmlns:wp="http://schemas.openxmlformats.org/drawingml/2006/wordprocessingDrawing" xmlns:w10="urn:schemas-microsoft-com:office:word" xmlns:w="http://schemas.openxmlformats.org/wordprocessingml/2006/main" xmlns:w14="http://schemas.microsoft.com/office/word/2010/wordml" xmlns:w15="http://schemas.microsoft.com/office/word/2012/wordml" xmlns:w16cex="http://schemas.microsoft.com/office/word/2018/wordml/cex" xmlns:w16cid="http://schemas.microsoft.com/office/word/2016/wordml/cid" xmlns:w16="http://schemas.microsoft.com/office/word/2018/wordml" xmlns:w16du="http://schemas.microsoft.com/office/word/2023/wordml/word16du" xmlns:w16sdtdh="http://schemas.microsoft.com/office/word/2020/wordml/sdtdatahash" xmlns:w16sdtfl="http://schemas.microsoft.com/office/word/2024/wordml/sdtformatlock" xmlns:w16se="http://schemas.microsoft.com/office/word/2015/wordml/symex" xmlns:wpg="http://schemas.microsoft.com/office/word/2010/wordprocessingGroup" xmlns:wpi="http://schemas.microsoft.com/office/word/2010/wordprocessingInk" xmlns:wne="http://schemas.microsoft.com/office/word/2006/wordml" xmlns:wps="http://schemas.microsoft.com/office/word/2010/wordprocessingShape" mc:Ignorable="w14 w15 w16se w16cid w16 w16cex w16sdtdh w16sdtfl w16du wp14">
   <w:abstractNum w:abstractNumId="0" w15:restartNumberingAfterBreak="0">
+    <w:nsid w:val="051B1289"/>
+    <w:multiLevelType w:val="multilevel"/>
+    <w:tmpl w:val="85047BD8"/>
+    <w:lvl w:ilvl="0">
+      <w:start w:val="1"/>
+      <w:numFmt w:val="bullet"/>
+      <w:lvlText w:val=""/>
+      <w:lvlJc w:val="left"/>
+      <w:pPr>
+        <w:tabs>
+          <w:tab w:val="num" w:pos="720"/>
+        </w:tabs>
+        <w:ind w:left="720" w:hanging="360"/>
+      </w:pPr>
+      <w:rPr>
+        <w:rFonts w:ascii="Symbol" w:hAnsi="Symbol" w:hint="default"/>
+        <w:sz w:val="20"/>
+      </w:rPr>
+    </w:lvl>
+    <w:lvl w:ilvl="1" w:tentative="1">
+      <w:start w:val="1"/>
+      <w:numFmt w:val="bullet"/>
+      <w:lvlText w:val="o"/>
+      <w:lvlJc w:val="left"/>
+      <w:pPr>
+        <w:tabs>
+          <w:tab w:val="num" w:pos="1440"/>
+        </w:tabs>
+        <w:ind w:left="1440" w:hanging="360"/>
+      </w:pPr>
+      <w:rPr>
+        <w:rFonts w:ascii="Courier New" w:hAnsi="Courier New" w:hint="default"/>
+        <w:sz w:val="20"/>
+      </w:rPr>
+    </w:lvl>
+    <w:lvl w:ilvl="2" w:tentative="1">
+      <w:start w:val="1"/>
+      <w:numFmt w:val="bullet"/>
+      <w:lvlText w:val=""/>
+      <w:lvlJc w:val="left"/>
+      <w:pPr>
+        <w:tabs>
+          <w:tab w:val="num" w:pos="2160"/>
+        </w:tabs>
+        <w:ind w:left="2160" w:hanging="360"/>
+      </w:pPr>
+      <w:rPr>
+        <w:rFonts w:ascii="Wingdings" w:hAnsi="Wingdings" w:hint="default"/>
+        <w:sz w:val="20"/>
+      </w:rPr>
+    </w:lvl>
+    <w:lvl w:ilvl="3" w:tentative="1">
+      <w:start w:val="1"/>
+      <w:numFmt w:val="bullet"/>
+      <w:lvlText w:val=""/>
+      <w:lvlJc w:val="left"/>
+      <w:pPr>
+        <w:tabs>
+          <w:tab w:val="num" w:pos="2880"/>
+        </w:tabs>
+        <w:ind w:left="2880" w:hanging="360"/>
+      </w:pPr>
+      <w:rPr>
+        <w:rFonts w:ascii="Wingdings" w:hAnsi="Wingdings" w:hint="default"/>
+        <w:sz w:val="20"/>
+      </w:rPr>
+    </w:lvl>
+    <w:lvl w:ilvl="4" w:tentative="1">
+      <w:start w:val="1"/>
+      <w:numFmt w:val="bullet"/>
+      <w:lvlText w:val=""/>
+      <w:lvlJc w:val="left"/>
+      <w:pPr>
+        <w:tabs>
+          <w:tab w:val="num" w:pos="3600"/>
+        </w:tabs>
+        <w:ind w:left="3600" w:hanging="360"/>
+      </w:pPr>
+      <w:rPr>
+        <w:rFonts w:ascii="Wingdings" w:hAnsi="Wingdings" w:hint="default"/>
+        <w:sz w:val="20"/>
+      </w:rPr>
+    </w:lvl>
+    <w:lvl w:ilvl="5" w:tentative="1">
+      <w:start w:val="1"/>
+      <w:numFmt w:val="bullet"/>
+      <w:lvlText w:val=""/>
+      <w:lvlJc w:val="left"/>
+      <w:pPr>
+        <w:tabs>
+          <w:tab w:val="num" w:pos="4320"/>
+        </w:tabs>
+        <w:ind w:left="4320" w:hanging="360"/>
+      </w:pPr>
+      <w:rPr>
+        <w:rFonts w:ascii="Wingdings" w:hAnsi="Wingdings" w:hint="default"/>
+        <w:sz w:val="20"/>
+      </w:rPr>
+    </w:lvl>
+    <w:lvl w:ilvl="6" w:tentative="1">
+      <w:start w:val="1"/>
+      <w:numFmt w:val="bullet"/>
+      <w:lvlText w:val=""/>
+      <w:lvlJc w:val="left"/>
+      <w:pPr>
+        <w:tabs>
+          <w:tab w:val="num" w:pos="5040"/>
+        </w:tabs>
+        <w:ind w:left="5040" w:hanging="360"/>
+      </w:pPr>
+      <w:rPr>
+        <w:rFonts w:ascii="Wingdings" w:hAnsi="Wingdings" w:hint="default"/>
+        <w:sz w:val="20"/>
+      </w:rPr>
+    </w:lvl>
+    <w:lvl w:ilvl="7" w:tentative="1">
+      <w:start w:val="1"/>
+      <w:numFmt w:val="bullet"/>
+      <w:lvlText w:val=""/>
+      <w:lvlJc w:val="left"/>
+      <w:pPr>
+        <w:tabs>
+          <w:tab w:val="num" w:pos="5760"/>
+        </w:tabs>
+        <w:ind w:left="5760" w:hanging="360"/>
+      </w:pPr>
+      <w:rPr>
+        <w:rFonts w:ascii="Wingdings" w:hAnsi="Wingdings" w:hint="default"/>
+        <w:sz w:val="20"/>
+      </w:rPr>
+    </w:lvl>
+    <w:lvl w:ilvl="8" w:tentative="1">
+      <w:start w:val="1"/>
+      <w:numFmt w:val="bullet"/>
+      <w:lvlText w:val=""/>
+      <w:lvlJc w:val="left"/>
+      <w:pPr>
+        <w:tabs>
+          <w:tab w:val="num" w:pos="6480"/>
+        </w:tabs>
+        <w:ind w:left="6480" w:hanging="360"/>
+      </w:pPr>
+      <w:rPr>
+        <w:rFonts w:ascii="Wingdings" w:hAnsi="Wingdings" w:hint="default"/>
+        <w:sz w:val="20"/>
+      </w:rPr>
+    </w:lvl>
+  </w:abstractNum>
+  <w:abstractNum w:abstractNumId="1" w15:restartNumberingAfterBreak="0">
     <w:nsid w:val="0E8548FA"/>
     <w:multiLevelType w:val="multilevel"/>
     <w:tmpl w:val="E9A0414E"/>
@@ -1025,7 +2297,7 @@
       </w:rPr>
     </w:lvl>
   </w:abstractNum>
-  <w:abstractNum w:abstractNumId="1" w15:restartNumberingAfterBreak="0">
+  <w:abstractNum w:abstractNumId="2" w15:restartNumberingAfterBreak="0">
     <w:nsid w:val="0E9F1F99"/>
     <w:multiLevelType w:val="multilevel"/>
     <w:tmpl w:val="CD8A9FBE"/>
@@ -1174,7 +2446,305 @@
       </w:rPr>
     </w:lvl>
   </w:abstractNum>
-  <w:abstractNum w:abstractNumId="2" w15:restartNumberingAfterBreak="0">
+  <w:abstractNum w:abstractNumId="3" w15:restartNumberingAfterBreak="0">
+    <w:nsid w:val="1645048A"/>
+    <w:multiLevelType w:val="multilevel"/>
+    <w:tmpl w:val="83804A88"/>
+    <w:lvl w:ilvl="0">
+      <w:start w:val="1"/>
+      <w:numFmt w:val="bullet"/>
+      <w:lvlText w:val=""/>
+      <w:lvlJc w:val="left"/>
+      <w:pPr>
+        <w:tabs>
+          <w:tab w:val="num" w:pos="720"/>
+        </w:tabs>
+        <w:ind w:left="720" w:hanging="360"/>
+      </w:pPr>
+      <w:rPr>
+        <w:rFonts w:ascii="Symbol" w:hAnsi="Symbol" w:hint="default"/>
+        <w:sz w:val="20"/>
+      </w:rPr>
+    </w:lvl>
+    <w:lvl w:ilvl="1" w:tentative="1">
+      <w:start w:val="1"/>
+      <w:numFmt w:val="bullet"/>
+      <w:lvlText w:val="o"/>
+      <w:lvlJc w:val="left"/>
+      <w:pPr>
+        <w:tabs>
+          <w:tab w:val="num" w:pos="1440"/>
+        </w:tabs>
+        <w:ind w:left="1440" w:hanging="360"/>
+      </w:pPr>
+      <w:rPr>
+        <w:rFonts w:ascii="Courier New" w:hAnsi="Courier New" w:hint="default"/>
+        <w:sz w:val="20"/>
+      </w:rPr>
+    </w:lvl>
+    <w:lvl w:ilvl="2" w:tentative="1">
+      <w:start w:val="1"/>
+      <w:numFmt w:val="bullet"/>
+      <w:lvlText w:val=""/>
+      <w:lvlJc w:val="left"/>
+      <w:pPr>
+        <w:tabs>
+          <w:tab w:val="num" w:pos="2160"/>
+        </w:tabs>
+        <w:ind w:left="2160" w:hanging="360"/>
+      </w:pPr>
+      <w:rPr>
+        <w:rFonts w:ascii="Wingdings" w:hAnsi="Wingdings" w:hint="default"/>
+        <w:sz w:val="20"/>
+      </w:rPr>
+    </w:lvl>
+    <w:lvl w:ilvl="3" w:tentative="1">
+      <w:start w:val="1"/>
+      <w:numFmt w:val="bullet"/>
+      <w:lvlText w:val=""/>
+      <w:lvlJc w:val="left"/>
+      <w:pPr>
+        <w:tabs>
+          <w:tab w:val="num" w:pos="2880"/>
+        </w:tabs>
+        <w:ind w:left="2880" w:hanging="360"/>
+      </w:pPr>
+      <w:rPr>
+        <w:rFonts w:ascii="Wingdings" w:hAnsi="Wingdings" w:hint="default"/>
+        <w:sz w:val="20"/>
+      </w:rPr>
+    </w:lvl>
+    <w:lvl w:ilvl="4" w:tentative="1">
+      <w:start w:val="1"/>
+      <w:numFmt w:val="bullet"/>
+      <w:lvlText w:val=""/>
+      <w:lvlJc w:val="left"/>
+      <w:pPr>
+        <w:tabs>
+          <w:tab w:val="num" w:pos="3600"/>
+        </w:tabs>
+        <w:ind w:left="3600" w:hanging="360"/>
+      </w:pPr>
+      <w:rPr>
+        <w:rFonts w:ascii="Wingdings" w:hAnsi="Wingdings" w:hint="default"/>
+        <w:sz w:val="20"/>
+      </w:rPr>
+    </w:lvl>
+    <w:lvl w:ilvl="5" w:tentative="1">
+      <w:start w:val="1"/>
+      <w:numFmt w:val="bullet"/>
+      <w:lvlText w:val=""/>
+      <w:lvlJc w:val="left"/>
+      <w:pPr>
+        <w:tabs>
+          <w:tab w:val="num" w:pos="4320"/>
+        </w:tabs>
+        <w:ind w:left="4320" w:hanging="360"/>
+      </w:pPr>
+      <w:rPr>
+        <w:rFonts w:ascii="Wingdings" w:hAnsi="Wingdings" w:hint="default"/>
+        <w:sz w:val="20"/>
+      </w:rPr>
+    </w:lvl>
+    <w:lvl w:ilvl="6" w:tentative="1">
+      <w:start w:val="1"/>
+      <w:numFmt w:val="bullet"/>
+      <w:lvlText w:val=""/>
+      <w:lvlJc w:val="left"/>
+      <w:pPr>
+        <w:tabs>
+          <w:tab w:val="num" w:pos="5040"/>
+        </w:tabs>
+        <w:ind w:left="5040" w:hanging="360"/>
+      </w:pPr>
+      <w:rPr>
+        <w:rFonts w:ascii="Wingdings" w:hAnsi="Wingdings" w:hint="default"/>
+        <w:sz w:val="20"/>
+      </w:rPr>
+    </w:lvl>
+    <w:lvl w:ilvl="7" w:tentative="1">
+      <w:start w:val="1"/>
+      <w:numFmt w:val="bullet"/>
+      <w:lvlText w:val=""/>
+      <w:lvlJc w:val="left"/>
+      <w:pPr>
+        <w:tabs>
+          <w:tab w:val="num" w:pos="5760"/>
+        </w:tabs>
+        <w:ind w:left="5760" w:hanging="360"/>
+      </w:pPr>
+      <w:rPr>
+        <w:rFonts w:ascii="Wingdings" w:hAnsi="Wingdings" w:hint="default"/>
+        <w:sz w:val="20"/>
+      </w:rPr>
+    </w:lvl>
+    <w:lvl w:ilvl="8" w:tentative="1">
+      <w:start w:val="1"/>
+      <w:numFmt w:val="bullet"/>
+      <w:lvlText w:val=""/>
+      <w:lvlJc w:val="left"/>
+      <w:pPr>
+        <w:tabs>
+          <w:tab w:val="num" w:pos="6480"/>
+        </w:tabs>
+        <w:ind w:left="6480" w:hanging="360"/>
+      </w:pPr>
+      <w:rPr>
+        <w:rFonts w:ascii="Wingdings" w:hAnsi="Wingdings" w:hint="default"/>
+        <w:sz w:val="20"/>
+      </w:rPr>
+    </w:lvl>
+  </w:abstractNum>
+  <w:abstractNum w:abstractNumId="4" w15:restartNumberingAfterBreak="0">
+    <w:nsid w:val="17C75640"/>
+    <w:multiLevelType w:val="multilevel"/>
+    <w:tmpl w:val="50CC3204"/>
+    <w:lvl w:ilvl="0">
+      <w:start w:val="1"/>
+      <w:numFmt w:val="bullet"/>
+      <w:lvlText w:val=""/>
+      <w:lvlJc w:val="left"/>
+      <w:pPr>
+        <w:tabs>
+          <w:tab w:val="num" w:pos="720"/>
+        </w:tabs>
+        <w:ind w:left="720" w:hanging="360"/>
+      </w:pPr>
+      <w:rPr>
+        <w:rFonts w:ascii="Symbol" w:hAnsi="Symbol" w:hint="default"/>
+        <w:sz w:val="20"/>
+      </w:rPr>
+    </w:lvl>
+    <w:lvl w:ilvl="1" w:tentative="1">
+      <w:start w:val="1"/>
+      <w:numFmt w:val="bullet"/>
+      <w:lvlText w:val="o"/>
+      <w:lvlJc w:val="left"/>
+      <w:pPr>
+        <w:tabs>
+          <w:tab w:val="num" w:pos="1440"/>
+        </w:tabs>
+        <w:ind w:left="1440" w:hanging="360"/>
+      </w:pPr>
+      <w:rPr>
+        <w:rFonts w:ascii="Courier New" w:hAnsi="Courier New" w:hint="default"/>
+        <w:sz w:val="20"/>
+      </w:rPr>
+    </w:lvl>
+    <w:lvl w:ilvl="2" w:tentative="1">
+      <w:start w:val="1"/>
+      <w:numFmt w:val="bullet"/>
+      <w:lvlText w:val=""/>
+      <w:lvlJc w:val="left"/>
+      <w:pPr>
+        <w:tabs>
+          <w:tab w:val="num" w:pos="2160"/>
+        </w:tabs>
+        <w:ind w:left="2160" w:hanging="360"/>
+      </w:pPr>
+      <w:rPr>
+        <w:rFonts w:ascii="Wingdings" w:hAnsi="Wingdings" w:hint="default"/>
+        <w:sz w:val="20"/>
+      </w:rPr>
+    </w:lvl>
+    <w:lvl w:ilvl="3" w:tentative="1">
+      <w:start w:val="1"/>
+      <w:numFmt w:val="bullet"/>
+      <w:lvlText w:val=""/>
+      <w:lvlJc w:val="left"/>
+      <w:pPr>
+        <w:tabs>
+          <w:tab w:val="num" w:pos="2880"/>
+        </w:tabs>
+        <w:ind w:left="2880" w:hanging="360"/>
+      </w:pPr>
+      <w:rPr>
+        <w:rFonts w:ascii="Wingdings" w:hAnsi="Wingdings" w:hint="default"/>
+        <w:sz w:val="20"/>
+      </w:rPr>
+    </w:lvl>
+    <w:lvl w:ilvl="4" w:tentative="1">
+      <w:start w:val="1"/>
+      <w:numFmt w:val="bullet"/>
+      <w:lvlText w:val=""/>
+      <w:lvlJc w:val="left"/>
+      <w:pPr>
+        <w:tabs>
+          <w:tab w:val="num" w:pos="3600"/>
+        </w:tabs>
+        <w:ind w:left="3600" w:hanging="360"/>
+      </w:pPr>
+      <w:rPr>
+        <w:rFonts w:ascii="Wingdings" w:hAnsi="Wingdings" w:hint="default"/>
+        <w:sz w:val="20"/>
+      </w:rPr>
+    </w:lvl>
+    <w:lvl w:ilvl="5" w:tentative="1">
+      <w:start w:val="1"/>
+      <w:numFmt w:val="bullet"/>
+      <w:lvlText w:val=""/>
+      <w:lvlJc w:val="left"/>
+      <w:pPr>
+        <w:tabs>
+          <w:tab w:val="num" w:pos="4320"/>
+        </w:tabs>
+        <w:ind w:left="4320" w:hanging="360"/>
+      </w:pPr>
+      <w:rPr>
+        <w:rFonts w:ascii="Wingdings" w:hAnsi="Wingdings" w:hint="default"/>
+        <w:sz w:val="20"/>
+      </w:rPr>
+    </w:lvl>
+    <w:lvl w:ilvl="6" w:tentative="1">
+      <w:start w:val="1"/>
+      <w:numFmt w:val="bullet"/>
+      <w:lvlText w:val=""/>
+      <w:lvlJc w:val="left"/>
+      <w:pPr>
+        <w:tabs>
+          <w:tab w:val="num" w:pos="5040"/>
+        </w:tabs>
+        <w:ind w:left="5040" w:hanging="360"/>
+      </w:pPr>
+      <w:rPr>
+        <w:rFonts w:ascii="Wingdings" w:hAnsi="Wingdings" w:hint="default"/>
+        <w:sz w:val="20"/>
+      </w:rPr>
+    </w:lvl>
+    <w:lvl w:ilvl="7" w:tentative="1">
+      <w:start w:val="1"/>
+      <w:numFmt w:val="bullet"/>
+      <w:lvlText w:val=""/>
+      <w:lvlJc w:val="left"/>
+      <w:pPr>
+        <w:tabs>
+          <w:tab w:val="num" w:pos="5760"/>
+        </w:tabs>
+        <w:ind w:left="5760" w:hanging="360"/>
+      </w:pPr>
+      <w:rPr>
+        <w:rFonts w:ascii="Wingdings" w:hAnsi="Wingdings" w:hint="default"/>
+        <w:sz w:val="20"/>
+      </w:rPr>
+    </w:lvl>
+    <w:lvl w:ilvl="8" w:tentative="1">
+      <w:start w:val="1"/>
+      <w:numFmt w:val="bullet"/>
+      <w:lvlText w:val=""/>
+      <w:lvlJc w:val="left"/>
+      <w:pPr>
+        <w:tabs>
+          <w:tab w:val="num" w:pos="6480"/>
+        </w:tabs>
+        <w:ind w:left="6480" w:hanging="360"/>
+      </w:pPr>
+      <w:rPr>
+        <w:rFonts w:ascii="Wingdings" w:hAnsi="Wingdings" w:hint="default"/>
+        <w:sz w:val="20"/>
+      </w:rPr>
+    </w:lvl>
+  </w:abstractNum>
+  <w:abstractNum w:abstractNumId="5" w15:restartNumberingAfterBreak="0">
     <w:nsid w:val="1A945792"/>
     <w:multiLevelType w:val="multilevel"/>
     <w:tmpl w:val="AD728072"/>
@@ -1323,7 +2893,7 @@
       </w:rPr>
     </w:lvl>
   </w:abstractNum>
-  <w:abstractNum w:abstractNumId="3" w15:restartNumberingAfterBreak="0">
+  <w:abstractNum w:abstractNumId="6" w15:restartNumberingAfterBreak="0">
     <w:nsid w:val="1D144E2E"/>
     <w:multiLevelType w:val="multilevel"/>
     <w:tmpl w:val="07E8C3C0"/>
@@ -1472,7 +3042,7 @@
       </w:rPr>
     </w:lvl>
   </w:abstractNum>
-  <w:abstractNum w:abstractNumId="4" w15:restartNumberingAfterBreak="0">
+  <w:abstractNum w:abstractNumId="7" w15:restartNumberingAfterBreak="0">
     <w:nsid w:val="22415794"/>
     <w:multiLevelType w:val="multilevel"/>
     <w:tmpl w:val="37DA23D8"/>
@@ -1621,7 +3191,7 @@
       </w:rPr>
     </w:lvl>
   </w:abstractNum>
-  <w:abstractNum w:abstractNumId="5" w15:restartNumberingAfterBreak="0">
+  <w:abstractNum w:abstractNumId="8" w15:restartNumberingAfterBreak="0">
     <w:nsid w:val="24F61D43"/>
     <w:multiLevelType w:val="multilevel"/>
     <w:tmpl w:val="9F060FAE"/>
@@ -1770,7 +3340,7 @@
       </w:rPr>
     </w:lvl>
   </w:abstractNum>
-  <w:abstractNum w:abstractNumId="6" w15:restartNumberingAfterBreak="0">
+  <w:abstractNum w:abstractNumId="9" w15:restartNumberingAfterBreak="0">
     <w:nsid w:val="26106C50"/>
     <w:multiLevelType w:val="multilevel"/>
     <w:tmpl w:val="D9869F06"/>
@@ -1883,7 +3453,7 @@
       </w:pPr>
     </w:lvl>
   </w:abstractNum>
-  <w:abstractNum w:abstractNumId="7" w15:restartNumberingAfterBreak="0">
+  <w:abstractNum w:abstractNumId="10" w15:restartNumberingAfterBreak="0">
     <w:nsid w:val="29A14402"/>
     <w:multiLevelType w:val="multilevel"/>
     <w:tmpl w:val="9FD087D0"/>
@@ -2032,7 +3602,156 @@
       </w:rPr>
     </w:lvl>
   </w:abstractNum>
-  <w:abstractNum w:abstractNumId="8" w15:restartNumberingAfterBreak="0">
+  <w:abstractNum w:abstractNumId="11" w15:restartNumberingAfterBreak="0">
+    <w:nsid w:val="32F4778C"/>
+    <w:multiLevelType w:val="multilevel"/>
+    <w:tmpl w:val="2B2CA286"/>
+    <w:lvl w:ilvl="0">
+      <w:start w:val="1"/>
+      <w:numFmt w:val="bullet"/>
+      <w:lvlText w:val=""/>
+      <w:lvlJc w:val="left"/>
+      <w:pPr>
+        <w:tabs>
+          <w:tab w:val="num" w:pos="720"/>
+        </w:tabs>
+        <w:ind w:left="720" w:hanging="360"/>
+      </w:pPr>
+      <w:rPr>
+        <w:rFonts w:ascii="Symbol" w:hAnsi="Symbol" w:hint="default"/>
+        <w:sz w:val="20"/>
+      </w:rPr>
+    </w:lvl>
+    <w:lvl w:ilvl="1">
+      <w:start w:val="1"/>
+      <w:numFmt w:val="bullet"/>
+      <w:lvlText w:val="o"/>
+      <w:lvlJc w:val="left"/>
+      <w:pPr>
+        <w:tabs>
+          <w:tab w:val="num" w:pos="1440"/>
+        </w:tabs>
+        <w:ind w:left="1440" w:hanging="360"/>
+      </w:pPr>
+      <w:rPr>
+        <w:rFonts w:ascii="Courier New" w:hAnsi="Courier New" w:hint="default"/>
+        <w:sz w:val="20"/>
+      </w:rPr>
+    </w:lvl>
+    <w:lvl w:ilvl="2" w:tentative="1">
+      <w:start w:val="1"/>
+      <w:numFmt w:val="bullet"/>
+      <w:lvlText w:val=""/>
+      <w:lvlJc w:val="left"/>
+      <w:pPr>
+        <w:tabs>
+          <w:tab w:val="num" w:pos="2160"/>
+        </w:tabs>
+        <w:ind w:left="2160" w:hanging="360"/>
+      </w:pPr>
+      <w:rPr>
+        <w:rFonts w:ascii="Wingdings" w:hAnsi="Wingdings" w:hint="default"/>
+        <w:sz w:val="20"/>
+      </w:rPr>
+    </w:lvl>
+    <w:lvl w:ilvl="3" w:tentative="1">
+      <w:start w:val="1"/>
+      <w:numFmt w:val="bullet"/>
+      <w:lvlText w:val=""/>
+      <w:lvlJc w:val="left"/>
+      <w:pPr>
+        <w:tabs>
+          <w:tab w:val="num" w:pos="2880"/>
+        </w:tabs>
+        <w:ind w:left="2880" w:hanging="360"/>
+      </w:pPr>
+      <w:rPr>
+        <w:rFonts w:ascii="Wingdings" w:hAnsi="Wingdings" w:hint="default"/>
+        <w:sz w:val="20"/>
+      </w:rPr>
+    </w:lvl>
+    <w:lvl w:ilvl="4" w:tentative="1">
+      <w:start w:val="1"/>
+      <w:numFmt w:val="bullet"/>
+      <w:lvlText w:val=""/>
+      <w:lvlJc w:val="left"/>
+      <w:pPr>
+        <w:tabs>
+          <w:tab w:val="num" w:pos="3600"/>
+        </w:tabs>
+        <w:ind w:left="3600" w:hanging="360"/>
+      </w:pPr>
+      <w:rPr>
+        <w:rFonts w:ascii="Wingdings" w:hAnsi="Wingdings" w:hint="default"/>
+        <w:sz w:val="20"/>
+      </w:rPr>
+    </w:lvl>
+    <w:lvl w:ilvl="5" w:tentative="1">
+      <w:start w:val="1"/>
+      <w:numFmt w:val="bullet"/>
+      <w:lvlText w:val=""/>
+      <w:lvlJc w:val="left"/>
+      <w:pPr>
+        <w:tabs>
+          <w:tab w:val="num" w:pos="4320"/>
+        </w:tabs>
+        <w:ind w:left="4320" w:hanging="360"/>
+      </w:pPr>
+      <w:rPr>
+        <w:rFonts w:ascii="Wingdings" w:hAnsi="Wingdings" w:hint="default"/>
+        <w:sz w:val="20"/>
+      </w:rPr>
+    </w:lvl>
+    <w:lvl w:ilvl="6" w:tentative="1">
+      <w:start w:val="1"/>
+      <w:numFmt w:val="bullet"/>
+      <w:lvlText w:val=""/>
+      <w:lvlJc w:val="left"/>
+      <w:pPr>
+        <w:tabs>
+          <w:tab w:val="num" w:pos="5040"/>
+        </w:tabs>
+        <w:ind w:left="5040" w:hanging="360"/>
+      </w:pPr>
+      <w:rPr>
+        <w:rFonts w:ascii="Wingdings" w:hAnsi="Wingdings" w:hint="default"/>
+        <w:sz w:val="20"/>
+      </w:rPr>
+    </w:lvl>
+    <w:lvl w:ilvl="7" w:tentative="1">
+      <w:start w:val="1"/>
+      <w:numFmt w:val="bullet"/>
+      <w:lvlText w:val=""/>
+      <w:lvlJc w:val="left"/>
+      <w:pPr>
+        <w:tabs>
+          <w:tab w:val="num" w:pos="5760"/>
+        </w:tabs>
+        <w:ind w:left="5760" w:hanging="360"/>
+      </w:pPr>
+      <w:rPr>
+        <w:rFonts w:ascii="Wingdings" w:hAnsi="Wingdings" w:hint="default"/>
+        <w:sz w:val="20"/>
+      </w:rPr>
+    </w:lvl>
+    <w:lvl w:ilvl="8" w:tentative="1">
+      <w:start w:val="1"/>
+      <w:numFmt w:val="bullet"/>
+      <w:lvlText w:val=""/>
+      <w:lvlJc w:val="left"/>
+      <w:pPr>
+        <w:tabs>
+          <w:tab w:val="num" w:pos="6480"/>
+        </w:tabs>
+        <w:ind w:left="6480" w:hanging="360"/>
+      </w:pPr>
+      <w:rPr>
+        <w:rFonts w:ascii="Wingdings" w:hAnsi="Wingdings" w:hint="default"/>
+        <w:sz w:val="20"/>
+      </w:rPr>
+    </w:lvl>
+  </w:abstractNum>
+  <w:abstractNum w:abstractNumId="12" w15:restartNumberingAfterBreak="0">
     <w:nsid w:val="35A37ABC"/>
     <w:multiLevelType w:val="multilevel"/>
     <w:tmpl w:val="97B8EDA0"/>
@@ -2181,7 +3900,7 @@
       </w:rPr>
     </w:lvl>
   </w:abstractNum>
-  <w:abstractNum w:abstractNumId="9" w15:restartNumberingAfterBreak="0">
+  <w:abstractNum w:abstractNumId="13" w15:restartNumberingAfterBreak="0">
     <w:nsid w:val="36E40441"/>
     <w:multiLevelType w:val="multilevel"/>
     <w:tmpl w:val="DFECFE70"/>
@@ -2330,7 +4049,7 @@
       </w:rPr>
     </w:lvl>
   </w:abstractNum>
-  <w:abstractNum w:abstractNumId="10" w15:restartNumberingAfterBreak="0">
+  <w:abstractNum w:abstractNumId="14" w15:restartNumberingAfterBreak="0">
     <w:nsid w:val="384C78CB"/>
     <w:multiLevelType w:val="multilevel"/>
     <w:tmpl w:val="9BE65B8E"/>
@@ -2421,7 +4140,7 @@
       </w:pPr>
     </w:lvl>
   </w:abstractNum>
-  <w:abstractNum w:abstractNumId="11" w15:restartNumberingAfterBreak="0">
+  <w:abstractNum w:abstractNumId="15" w15:restartNumberingAfterBreak="0">
     <w:nsid w:val="3FCC3401"/>
     <w:multiLevelType w:val="multilevel"/>
     <w:tmpl w:val="A38CA230"/>
@@ -2570,7 +4289,7 @@
       </w:rPr>
     </w:lvl>
   </w:abstractNum>
-  <w:abstractNum w:abstractNumId="12" w15:restartNumberingAfterBreak="0">
+  <w:abstractNum w:abstractNumId="16" w15:restartNumberingAfterBreak="0">
     <w:nsid w:val="418719A0"/>
     <w:multiLevelType w:val="multilevel"/>
     <w:tmpl w:val="6BA654FC"/>
@@ -2719,7 +4438,7 @@
       </w:rPr>
     </w:lvl>
   </w:abstractNum>
-  <w:abstractNum w:abstractNumId="13" w15:restartNumberingAfterBreak="0">
+  <w:abstractNum w:abstractNumId="17" w15:restartNumberingAfterBreak="0">
     <w:nsid w:val="41BA488D"/>
     <w:multiLevelType w:val="multilevel"/>
     <w:tmpl w:val="4260AB64"/>
@@ -2805,7 +4524,7 @@
       </w:pPr>
     </w:lvl>
   </w:abstractNum>
-  <w:abstractNum w:abstractNumId="14" w15:restartNumberingAfterBreak="0">
+  <w:abstractNum w:abstractNumId="18" w15:restartNumberingAfterBreak="0">
     <w:nsid w:val="477C12B7"/>
     <w:multiLevelType w:val="multilevel"/>
     <w:tmpl w:val="4DE8128E"/>
@@ -2954,7 +4673,7 @@
       </w:rPr>
     </w:lvl>
   </w:abstractNum>
-  <w:abstractNum w:abstractNumId="15" w15:restartNumberingAfterBreak="0">
+  <w:abstractNum w:abstractNumId="19" w15:restartNumberingAfterBreak="0">
     <w:nsid w:val="497F5CE2"/>
     <w:multiLevelType w:val="multilevel"/>
     <w:tmpl w:val="40509256"/>
@@ -3103,7 +4822,120 @@
       </w:rPr>
     </w:lvl>
   </w:abstractNum>
-  <w:abstractNum w:abstractNumId="16" w15:restartNumberingAfterBreak="0">
+  <w:abstractNum w:abstractNumId="20" w15:restartNumberingAfterBreak="0">
+    <w:nsid w:val="4C9E0617"/>
+    <w:multiLevelType w:val="multilevel"/>
+    <w:tmpl w:val="81FAD3F2"/>
+    <w:lvl w:ilvl="0">
+      <w:start w:val="1"/>
+      <w:numFmt w:val="decimal"/>
+      <w:lvlText w:val="%1."/>
+      <w:lvlJc w:val="left"/>
+      <w:pPr>
+        <w:tabs>
+          <w:tab w:val="num" w:pos="720"/>
+        </w:tabs>
+        <w:ind w:left="720" w:hanging="360"/>
+      </w:pPr>
+    </w:lvl>
+    <w:lvl w:ilvl="1" w:tentative="1">
+      <w:start w:val="1"/>
+      <w:numFmt w:val="decimal"/>
+      <w:lvlText w:val="%2."/>
+      <w:lvlJc w:val="left"/>
+      <w:pPr>
+        <w:tabs>
+          <w:tab w:val="num" w:pos="1440"/>
+        </w:tabs>
+        <w:ind w:left="1440" w:hanging="360"/>
+      </w:pPr>
+    </w:lvl>
+    <w:lvl w:ilvl="2" w:tentative="1">
+      <w:start w:val="1"/>
+      <w:numFmt w:val="decimal"/>
+      <w:lvlText w:val="%3."/>
+      <w:lvlJc w:val="left"/>
+      <w:pPr>
+        <w:tabs>
+          <w:tab w:val="num" w:pos="2160"/>
+        </w:tabs>
+        <w:ind w:left="2160" w:hanging="360"/>
+      </w:pPr>
+    </w:lvl>
+    <w:lvl w:ilvl="3" w:tentative="1">
+      <w:start w:val="1"/>
+      <w:numFmt w:val="decimal"/>
+      <w:lvlText w:val="%4."/>
+      <w:lvlJc w:val="left"/>
+      <w:pPr>
+        <w:tabs>
+          <w:tab w:val="num" w:pos="2880"/>
+        </w:tabs>
+        <w:ind w:left="2880" w:hanging="360"/>
+      </w:pPr>
+    </w:lvl>
+    <w:lvl w:ilvl="4" w:tentative="1">
+      <w:start w:val="1"/>
+      <w:numFmt w:val="decimal"/>
+      <w:lvlText w:val="%5."/>
+      <w:lvlJc w:val="left"/>
+      <w:pPr>
+        <w:tabs>
+          <w:tab w:val="num" w:pos="3600"/>
+        </w:tabs>
+        <w:ind w:left="3600" w:hanging="360"/>
+      </w:pPr>
+    </w:lvl>
+    <w:lvl w:ilvl="5" w:tentative="1">
+      <w:start w:val="1"/>
+      <w:numFmt w:val="decimal"/>
+      <w:lvlText w:val="%6."/>
+      <w:lvlJc w:val="left"/>
+      <w:pPr>
+        <w:tabs>
+          <w:tab w:val="num" w:pos="4320"/>
+        </w:tabs>
+        <w:ind w:left="4320" w:hanging="360"/>
+      </w:pPr>
+    </w:lvl>
+    <w:lvl w:ilvl="6" w:tentative="1">
+      <w:start w:val="1"/>
+      <w:numFmt w:val="decimal"/>
+      <w:lvlText w:val="%7."/>
+      <w:lvlJc w:val="left"/>
+      <w:pPr>
+        <w:tabs>
+          <w:tab w:val="num" w:pos="5040"/>
+        </w:tabs>
+        <w:ind w:left="5040" w:hanging="360"/>
+      </w:pPr>
+    </w:lvl>
+    <w:lvl w:ilvl="7" w:tentative="1">
+      <w:start w:val="1"/>
+      <w:numFmt w:val="decimal"/>
+      <w:lvlText w:val="%8."/>
+      <w:lvlJc w:val="left"/>
+      <w:pPr>
+        <w:tabs>
+          <w:tab w:val="num" w:pos="5760"/>
+        </w:tabs>
+        <w:ind w:left="5760" w:hanging="360"/>
+      </w:pPr>
+    </w:lvl>
+    <w:lvl w:ilvl="8" w:tentative="1">
+      <w:start w:val="1"/>
+      <w:numFmt w:val="decimal"/>
+      <w:lvlText w:val="%9."/>
+      <w:lvlJc w:val="left"/>
+      <w:pPr>
+        <w:tabs>
+          <w:tab w:val="num" w:pos="6480"/>
+        </w:tabs>
+        <w:ind w:left="6480" w:hanging="360"/>
+      </w:pPr>
+    </w:lvl>
+  </w:abstractNum>
+  <w:abstractNum w:abstractNumId="21" w15:restartNumberingAfterBreak="0">
     <w:nsid w:val="590D04A1"/>
     <w:multiLevelType w:val="multilevel"/>
     <w:tmpl w:val="AB58D736"/>
@@ -3252,7 +5084,7 @@
       </w:rPr>
     </w:lvl>
   </w:abstractNum>
-  <w:abstractNum w:abstractNumId="17" w15:restartNumberingAfterBreak="0">
+  <w:abstractNum w:abstractNumId="22" w15:restartNumberingAfterBreak="0">
     <w:nsid w:val="5FB1635F"/>
     <w:multiLevelType w:val="hybridMultilevel"/>
     <w:tmpl w:val="F8EC2D82"/>
@@ -3341,7 +5173,7 @@
       </w:pPr>
     </w:lvl>
   </w:abstractNum>
-  <w:abstractNum w:abstractNumId="18" w15:restartNumberingAfterBreak="0">
+  <w:abstractNum w:abstractNumId="23" w15:restartNumberingAfterBreak="0">
     <w:nsid w:val="612A4A5F"/>
     <w:multiLevelType w:val="multilevel"/>
     <w:tmpl w:val="AE4632BA"/>
@@ -3490,7 +5322,7 @@
       </w:rPr>
     </w:lvl>
   </w:abstractNum>
-  <w:abstractNum w:abstractNumId="19" w15:restartNumberingAfterBreak="0">
+  <w:abstractNum w:abstractNumId="24" w15:restartNumberingAfterBreak="0">
     <w:nsid w:val="66AB731F"/>
     <w:multiLevelType w:val="multilevel"/>
     <w:tmpl w:val="9B300244"/>
@@ -3639,7 +5471,7 @@
       </w:rPr>
     </w:lvl>
   </w:abstractNum>
-  <w:abstractNum w:abstractNumId="20" w15:restartNumberingAfterBreak="0">
+  <w:abstractNum w:abstractNumId="25" w15:restartNumberingAfterBreak="0">
     <w:nsid w:val="66AC109E"/>
     <w:multiLevelType w:val="multilevel"/>
     <w:tmpl w:val="7CD80FD0"/>
@@ -3788,110 +5620,581 @@
       </w:rPr>
     </w:lvl>
   </w:abstractNum>
+  <w:abstractNum w:abstractNumId="26" w15:restartNumberingAfterBreak="0">
+    <w:nsid w:val="66C44178"/>
+    <w:multiLevelType w:val="multilevel"/>
+    <w:tmpl w:val="CBE6ABA6"/>
+    <w:lvl w:ilvl="0">
+      <w:start w:val="1"/>
+      <w:numFmt w:val="bullet"/>
+      <w:lvlText w:val=""/>
+      <w:lvlJc w:val="left"/>
+      <w:pPr>
+        <w:tabs>
+          <w:tab w:val="num" w:pos="720"/>
+        </w:tabs>
+        <w:ind w:left="720" w:hanging="360"/>
+      </w:pPr>
+      <w:rPr>
+        <w:rFonts w:ascii="Symbol" w:hAnsi="Symbol" w:hint="default"/>
+        <w:sz w:val="20"/>
+      </w:rPr>
+    </w:lvl>
+    <w:lvl w:ilvl="1" w:tentative="1">
+      <w:start w:val="1"/>
+      <w:numFmt w:val="bullet"/>
+      <w:lvlText w:val="o"/>
+      <w:lvlJc w:val="left"/>
+      <w:pPr>
+        <w:tabs>
+          <w:tab w:val="num" w:pos="1440"/>
+        </w:tabs>
+        <w:ind w:left="1440" w:hanging="360"/>
+      </w:pPr>
+      <w:rPr>
+        <w:rFonts w:ascii="Courier New" w:hAnsi="Courier New" w:hint="default"/>
+        <w:sz w:val="20"/>
+      </w:rPr>
+    </w:lvl>
+    <w:lvl w:ilvl="2" w:tentative="1">
+      <w:start w:val="1"/>
+      <w:numFmt w:val="bullet"/>
+      <w:lvlText w:val=""/>
+      <w:lvlJc w:val="left"/>
+      <w:pPr>
+        <w:tabs>
+          <w:tab w:val="num" w:pos="2160"/>
+        </w:tabs>
+        <w:ind w:left="2160" w:hanging="360"/>
+      </w:pPr>
+      <w:rPr>
+        <w:rFonts w:ascii="Wingdings" w:hAnsi="Wingdings" w:hint="default"/>
+        <w:sz w:val="20"/>
+      </w:rPr>
+    </w:lvl>
+    <w:lvl w:ilvl="3" w:tentative="1">
+      <w:start w:val="1"/>
+      <w:numFmt w:val="bullet"/>
+      <w:lvlText w:val=""/>
+      <w:lvlJc w:val="left"/>
+      <w:pPr>
+        <w:tabs>
+          <w:tab w:val="num" w:pos="2880"/>
+        </w:tabs>
+        <w:ind w:left="2880" w:hanging="360"/>
+      </w:pPr>
+      <w:rPr>
+        <w:rFonts w:ascii="Wingdings" w:hAnsi="Wingdings" w:hint="default"/>
+        <w:sz w:val="20"/>
+      </w:rPr>
+    </w:lvl>
+    <w:lvl w:ilvl="4" w:tentative="1">
+      <w:start w:val="1"/>
+      <w:numFmt w:val="bullet"/>
+      <w:lvlText w:val=""/>
+      <w:lvlJc w:val="left"/>
+      <w:pPr>
+        <w:tabs>
+          <w:tab w:val="num" w:pos="3600"/>
+        </w:tabs>
+        <w:ind w:left="3600" w:hanging="360"/>
+      </w:pPr>
+      <w:rPr>
+        <w:rFonts w:ascii="Wingdings" w:hAnsi="Wingdings" w:hint="default"/>
+        <w:sz w:val="20"/>
+      </w:rPr>
+    </w:lvl>
+    <w:lvl w:ilvl="5" w:tentative="1">
+      <w:start w:val="1"/>
+      <w:numFmt w:val="bullet"/>
+      <w:lvlText w:val=""/>
+      <w:lvlJc w:val="left"/>
+      <w:pPr>
+        <w:tabs>
+          <w:tab w:val="num" w:pos="4320"/>
+        </w:tabs>
+        <w:ind w:left="4320" w:hanging="360"/>
+      </w:pPr>
+      <w:rPr>
+        <w:rFonts w:ascii="Wingdings" w:hAnsi="Wingdings" w:hint="default"/>
+        <w:sz w:val="20"/>
+      </w:rPr>
+    </w:lvl>
+    <w:lvl w:ilvl="6" w:tentative="1">
+      <w:start w:val="1"/>
+      <w:numFmt w:val="bullet"/>
+      <w:lvlText w:val=""/>
+      <w:lvlJc w:val="left"/>
+      <w:pPr>
+        <w:tabs>
+          <w:tab w:val="num" w:pos="5040"/>
+        </w:tabs>
+        <w:ind w:left="5040" w:hanging="360"/>
+      </w:pPr>
+      <w:rPr>
+        <w:rFonts w:ascii="Wingdings" w:hAnsi="Wingdings" w:hint="default"/>
+        <w:sz w:val="20"/>
+      </w:rPr>
+    </w:lvl>
+    <w:lvl w:ilvl="7" w:tentative="1">
+      <w:start w:val="1"/>
+      <w:numFmt w:val="bullet"/>
+      <w:lvlText w:val=""/>
+      <w:lvlJc w:val="left"/>
+      <w:pPr>
+        <w:tabs>
+          <w:tab w:val="num" w:pos="5760"/>
+        </w:tabs>
+        <w:ind w:left="5760" w:hanging="360"/>
+      </w:pPr>
+      <w:rPr>
+        <w:rFonts w:ascii="Wingdings" w:hAnsi="Wingdings" w:hint="default"/>
+        <w:sz w:val="20"/>
+      </w:rPr>
+    </w:lvl>
+    <w:lvl w:ilvl="8" w:tentative="1">
+      <w:start w:val="1"/>
+      <w:numFmt w:val="bullet"/>
+      <w:lvlText w:val=""/>
+      <w:lvlJc w:val="left"/>
+      <w:pPr>
+        <w:tabs>
+          <w:tab w:val="num" w:pos="6480"/>
+        </w:tabs>
+        <w:ind w:left="6480" w:hanging="360"/>
+      </w:pPr>
+      <w:rPr>
+        <w:rFonts w:ascii="Wingdings" w:hAnsi="Wingdings" w:hint="default"/>
+        <w:sz w:val="20"/>
+      </w:rPr>
+    </w:lvl>
+  </w:abstractNum>
+  <w:abstractNum w:abstractNumId="27" w15:restartNumberingAfterBreak="0">
+    <w:nsid w:val="6CBC404F"/>
+    <w:multiLevelType w:val="multilevel"/>
+    <w:tmpl w:val="B0727E90"/>
+    <w:lvl w:ilvl="0">
+      <w:start w:val="1"/>
+      <w:numFmt w:val="bullet"/>
+      <w:lvlText w:val=""/>
+      <w:lvlJc w:val="left"/>
+      <w:pPr>
+        <w:tabs>
+          <w:tab w:val="num" w:pos="720"/>
+        </w:tabs>
+        <w:ind w:left="720" w:hanging="360"/>
+      </w:pPr>
+      <w:rPr>
+        <w:rFonts w:ascii="Symbol" w:hAnsi="Symbol" w:hint="default"/>
+        <w:sz w:val="20"/>
+      </w:rPr>
+    </w:lvl>
+    <w:lvl w:ilvl="1" w:tentative="1">
+      <w:start w:val="1"/>
+      <w:numFmt w:val="bullet"/>
+      <w:lvlText w:val="o"/>
+      <w:lvlJc w:val="left"/>
+      <w:pPr>
+        <w:tabs>
+          <w:tab w:val="num" w:pos="1440"/>
+        </w:tabs>
+        <w:ind w:left="1440" w:hanging="360"/>
+      </w:pPr>
+      <w:rPr>
+        <w:rFonts w:ascii="Courier New" w:hAnsi="Courier New" w:hint="default"/>
+        <w:sz w:val="20"/>
+      </w:rPr>
+    </w:lvl>
+    <w:lvl w:ilvl="2" w:tentative="1">
+      <w:start w:val="1"/>
+      <w:numFmt w:val="bullet"/>
+      <w:lvlText w:val=""/>
+      <w:lvlJc w:val="left"/>
+      <w:pPr>
+        <w:tabs>
+          <w:tab w:val="num" w:pos="2160"/>
+        </w:tabs>
+        <w:ind w:left="2160" w:hanging="360"/>
+      </w:pPr>
+      <w:rPr>
+        <w:rFonts w:ascii="Wingdings" w:hAnsi="Wingdings" w:hint="default"/>
+        <w:sz w:val="20"/>
+      </w:rPr>
+    </w:lvl>
+    <w:lvl w:ilvl="3" w:tentative="1">
+      <w:start w:val="1"/>
+      <w:numFmt w:val="bullet"/>
+      <w:lvlText w:val=""/>
+      <w:lvlJc w:val="left"/>
+      <w:pPr>
+        <w:tabs>
+          <w:tab w:val="num" w:pos="2880"/>
+        </w:tabs>
+        <w:ind w:left="2880" w:hanging="360"/>
+      </w:pPr>
+      <w:rPr>
+        <w:rFonts w:ascii="Wingdings" w:hAnsi="Wingdings" w:hint="default"/>
+        <w:sz w:val="20"/>
+      </w:rPr>
+    </w:lvl>
+    <w:lvl w:ilvl="4" w:tentative="1">
+      <w:start w:val="1"/>
+      <w:numFmt w:val="bullet"/>
+      <w:lvlText w:val=""/>
+      <w:lvlJc w:val="left"/>
+      <w:pPr>
+        <w:tabs>
+          <w:tab w:val="num" w:pos="3600"/>
+        </w:tabs>
+        <w:ind w:left="3600" w:hanging="360"/>
+      </w:pPr>
+      <w:rPr>
+        <w:rFonts w:ascii="Wingdings" w:hAnsi="Wingdings" w:hint="default"/>
+        <w:sz w:val="20"/>
+      </w:rPr>
+    </w:lvl>
+    <w:lvl w:ilvl="5" w:tentative="1">
+      <w:start w:val="1"/>
+      <w:numFmt w:val="bullet"/>
+      <w:lvlText w:val=""/>
+      <w:lvlJc w:val="left"/>
+      <w:pPr>
+        <w:tabs>
+          <w:tab w:val="num" w:pos="4320"/>
+        </w:tabs>
+        <w:ind w:left="4320" w:hanging="360"/>
+      </w:pPr>
+      <w:rPr>
+        <w:rFonts w:ascii="Wingdings" w:hAnsi="Wingdings" w:hint="default"/>
+        <w:sz w:val="20"/>
+      </w:rPr>
+    </w:lvl>
+    <w:lvl w:ilvl="6" w:tentative="1">
+      <w:start w:val="1"/>
+      <w:numFmt w:val="bullet"/>
+      <w:lvlText w:val=""/>
+      <w:lvlJc w:val="left"/>
+      <w:pPr>
+        <w:tabs>
+          <w:tab w:val="num" w:pos="5040"/>
+        </w:tabs>
+        <w:ind w:left="5040" w:hanging="360"/>
+      </w:pPr>
+      <w:rPr>
+        <w:rFonts w:ascii="Wingdings" w:hAnsi="Wingdings" w:hint="default"/>
+        <w:sz w:val="20"/>
+      </w:rPr>
+    </w:lvl>
+    <w:lvl w:ilvl="7" w:tentative="1">
+      <w:start w:val="1"/>
+      <w:numFmt w:val="bullet"/>
+      <w:lvlText w:val=""/>
+      <w:lvlJc w:val="left"/>
+      <w:pPr>
+        <w:tabs>
+          <w:tab w:val="num" w:pos="5760"/>
+        </w:tabs>
+        <w:ind w:left="5760" w:hanging="360"/>
+      </w:pPr>
+      <w:rPr>
+        <w:rFonts w:ascii="Wingdings" w:hAnsi="Wingdings" w:hint="default"/>
+        <w:sz w:val="20"/>
+      </w:rPr>
+    </w:lvl>
+    <w:lvl w:ilvl="8" w:tentative="1">
+      <w:start w:val="1"/>
+      <w:numFmt w:val="bullet"/>
+      <w:lvlText w:val=""/>
+      <w:lvlJc w:val="left"/>
+      <w:pPr>
+        <w:tabs>
+          <w:tab w:val="num" w:pos="6480"/>
+        </w:tabs>
+        <w:ind w:left="6480" w:hanging="360"/>
+      </w:pPr>
+      <w:rPr>
+        <w:rFonts w:ascii="Wingdings" w:hAnsi="Wingdings" w:hint="default"/>
+        <w:sz w:val="20"/>
+      </w:rPr>
+    </w:lvl>
+  </w:abstractNum>
+  <w:abstractNum w:abstractNumId="28" w15:restartNumberingAfterBreak="0">
+    <w:nsid w:val="7B5842E2"/>
+    <w:multiLevelType w:val="multilevel"/>
+    <w:tmpl w:val="5A2A6492"/>
+    <w:lvl w:ilvl="0">
+      <w:start w:val="1"/>
+      <w:numFmt w:val="bullet"/>
+      <w:lvlText w:val=""/>
+      <w:lvlJc w:val="left"/>
+      <w:pPr>
+        <w:tabs>
+          <w:tab w:val="num" w:pos="720"/>
+        </w:tabs>
+        <w:ind w:left="720" w:hanging="360"/>
+      </w:pPr>
+      <w:rPr>
+        <w:rFonts w:ascii="Symbol" w:hAnsi="Symbol" w:hint="default"/>
+        <w:sz w:val="20"/>
+      </w:rPr>
+    </w:lvl>
+    <w:lvl w:ilvl="1" w:tentative="1">
+      <w:start w:val="1"/>
+      <w:numFmt w:val="bullet"/>
+      <w:lvlText w:val="o"/>
+      <w:lvlJc w:val="left"/>
+      <w:pPr>
+        <w:tabs>
+          <w:tab w:val="num" w:pos="1440"/>
+        </w:tabs>
+        <w:ind w:left="1440" w:hanging="360"/>
+      </w:pPr>
+      <w:rPr>
+        <w:rFonts w:ascii="Courier New" w:hAnsi="Courier New" w:hint="default"/>
+        <w:sz w:val="20"/>
+      </w:rPr>
+    </w:lvl>
+    <w:lvl w:ilvl="2" w:tentative="1">
+      <w:start w:val="1"/>
+      <w:numFmt w:val="bullet"/>
+      <w:lvlText w:val=""/>
+      <w:lvlJc w:val="left"/>
+      <w:pPr>
+        <w:tabs>
+          <w:tab w:val="num" w:pos="2160"/>
+        </w:tabs>
+        <w:ind w:left="2160" w:hanging="360"/>
+      </w:pPr>
+      <w:rPr>
+        <w:rFonts w:ascii="Wingdings" w:hAnsi="Wingdings" w:hint="default"/>
+        <w:sz w:val="20"/>
+      </w:rPr>
+    </w:lvl>
+    <w:lvl w:ilvl="3" w:tentative="1">
+      <w:start w:val="1"/>
+      <w:numFmt w:val="bullet"/>
+      <w:lvlText w:val=""/>
+      <w:lvlJc w:val="left"/>
+      <w:pPr>
+        <w:tabs>
+          <w:tab w:val="num" w:pos="2880"/>
+        </w:tabs>
+        <w:ind w:left="2880" w:hanging="360"/>
+      </w:pPr>
+      <w:rPr>
+        <w:rFonts w:ascii="Wingdings" w:hAnsi="Wingdings" w:hint="default"/>
+        <w:sz w:val="20"/>
+      </w:rPr>
+    </w:lvl>
+    <w:lvl w:ilvl="4" w:tentative="1">
+      <w:start w:val="1"/>
+      <w:numFmt w:val="bullet"/>
+      <w:lvlText w:val=""/>
+      <w:lvlJc w:val="left"/>
+      <w:pPr>
+        <w:tabs>
+          <w:tab w:val="num" w:pos="3600"/>
+        </w:tabs>
+        <w:ind w:left="3600" w:hanging="360"/>
+      </w:pPr>
+      <w:rPr>
+        <w:rFonts w:ascii="Wingdings" w:hAnsi="Wingdings" w:hint="default"/>
+        <w:sz w:val="20"/>
+      </w:rPr>
+    </w:lvl>
+    <w:lvl w:ilvl="5" w:tentative="1">
+      <w:start w:val="1"/>
+      <w:numFmt w:val="bullet"/>
+      <w:lvlText w:val=""/>
+      <w:lvlJc w:val="left"/>
+      <w:pPr>
+        <w:tabs>
+          <w:tab w:val="num" w:pos="4320"/>
+        </w:tabs>
+        <w:ind w:left="4320" w:hanging="360"/>
+      </w:pPr>
+      <w:rPr>
+        <w:rFonts w:ascii="Wingdings" w:hAnsi="Wingdings" w:hint="default"/>
+        <w:sz w:val="20"/>
+      </w:rPr>
+    </w:lvl>
+    <w:lvl w:ilvl="6" w:tentative="1">
+      <w:start w:val="1"/>
+      <w:numFmt w:val="bullet"/>
+      <w:lvlText w:val=""/>
+      <w:lvlJc w:val="left"/>
+      <w:pPr>
+        <w:tabs>
+          <w:tab w:val="num" w:pos="5040"/>
+        </w:tabs>
+        <w:ind w:left="5040" w:hanging="360"/>
+      </w:pPr>
+      <w:rPr>
+        <w:rFonts w:ascii="Wingdings" w:hAnsi="Wingdings" w:hint="default"/>
+        <w:sz w:val="20"/>
+      </w:rPr>
+    </w:lvl>
+    <w:lvl w:ilvl="7" w:tentative="1">
+      <w:start w:val="1"/>
+      <w:numFmt w:val="bullet"/>
+      <w:lvlText w:val=""/>
+      <w:lvlJc w:val="left"/>
+      <w:pPr>
+        <w:tabs>
+          <w:tab w:val="num" w:pos="5760"/>
+        </w:tabs>
+        <w:ind w:left="5760" w:hanging="360"/>
+      </w:pPr>
+      <w:rPr>
+        <w:rFonts w:ascii="Wingdings" w:hAnsi="Wingdings" w:hint="default"/>
+        <w:sz w:val="20"/>
+      </w:rPr>
+    </w:lvl>
+    <w:lvl w:ilvl="8" w:tentative="1">
+      <w:start w:val="1"/>
+      <w:numFmt w:val="bullet"/>
+      <w:lvlText w:val=""/>
+      <w:lvlJc w:val="left"/>
+      <w:pPr>
+        <w:tabs>
+          <w:tab w:val="num" w:pos="6480"/>
+        </w:tabs>
+        <w:ind w:left="6480" w:hanging="360"/>
+      </w:pPr>
+      <w:rPr>
+        <w:rFonts w:ascii="Wingdings" w:hAnsi="Wingdings" w:hint="default"/>
+        <w:sz w:val="20"/>
+      </w:rPr>
+    </w:lvl>
+  </w:abstractNum>
   <w:num w:numId="1" w16cid:durableId="2057659798">
+    <w:abstractNumId w:val="14"/>
+  </w:num>
+  <w:num w:numId="2" w16cid:durableId="99107261">
+    <w:abstractNumId w:val="14"/>
+  </w:num>
+  <w:num w:numId="3" w16cid:durableId="454829576">
+    <w:abstractNumId w:val="14"/>
+  </w:num>
+  <w:num w:numId="4" w16cid:durableId="919875635">
+    <w:abstractNumId w:val="14"/>
+  </w:num>
+  <w:num w:numId="5" w16cid:durableId="1989245865">
+    <w:abstractNumId w:val="14"/>
+  </w:num>
+  <w:num w:numId="6" w16cid:durableId="337856889">
+    <w:abstractNumId w:val="14"/>
+  </w:num>
+  <w:num w:numId="7" w16cid:durableId="486750497">
+    <w:abstractNumId w:val="9"/>
+  </w:num>
+  <w:num w:numId="8" w16cid:durableId="1295481688">
+    <w:abstractNumId w:val="14"/>
+  </w:num>
+  <w:num w:numId="9" w16cid:durableId="878207473">
+    <w:abstractNumId w:val="14"/>
+  </w:num>
+  <w:num w:numId="10" w16cid:durableId="390271873">
+    <w:abstractNumId w:val="9"/>
+  </w:num>
+  <w:num w:numId="11" w16cid:durableId="108548336">
+    <w:abstractNumId w:val="14"/>
+  </w:num>
+  <w:num w:numId="12" w16cid:durableId="289626826">
+    <w:abstractNumId w:val="17"/>
+  </w:num>
+  <w:num w:numId="13" w16cid:durableId="709189428">
+    <w:abstractNumId w:val="22"/>
+  </w:num>
+  <w:num w:numId="14" w16cid:durableId="1828012820">
+    <w:abstractNumId w:val="14"/>
+  </w:num>
+  <w:num w:numId="15" w16cid:durableId="1472016058">
+    <w:abstractNumId w:val="14"/>
+  </w:num>
+  <w:num w:numId="16" w16cid:durableId="2007130954">
+    <w:abstractNumId w:val="14"/>
+  </w:num>
+  <w:num w:numId="17" w16cid:durableId="2124959910">
+    <w:abstractNumId w:val="14"/>
+  </w:num>
+  <w:num w:numId="18" w16cid:durableId="1161965983">
+    <w:abstractNumId w:val="14"/>
+  </w:num>
+  <w:num w:numId="19" w16cid:durableId="1233462527">
+    <w:abstractNumId w:val="7"/>
+  </w:num>
+  <w:num w:numId="20" w16cid:durableId="1754618737">
+    <w:abstractNumId w:val="1"/>
+  </w:num>
+  <w:num w:numId="21" w16cid:durableId="1726293185">
+    <w:abstractNumId w:val="16"/>
+  </w:num>
+  <w:num w:numId="22" w16cid:durableId="1811291165">
+    <w:abstractNumId w:val="12"/>
+  </w:num>
+  <w:num w:numId="23" w16cid:durableId="941496760">
+    <w:abstractNumId w:val="19"/>
+  </w:num>
+  <w:num w:numId="24" w16cid:durableId="1585459660">
+    <w:abstractNumId w:val="21"/>
+  </w:num>
+  <w:num w:numId="25" w16cid:durableId="335889668">
+    <w:abstractNumId w:val="5"/>
+  </w:num>
+  <w:num w:numId="26" w16cid:durableId="1999456181">
+    <w:abstractNumId w:val="25"/>
+  </w:num>
+  <w:num w:numId="27" w16cid:durableId="306784731">
+    <w:abstractNumId w:val="6"/>
+  </w:num>
+  <w:num w:numId="28" w16cid:durableId="1129084397">
+    <w:abstractNumId w:val="15"/>
+  </w:num>
+  <w:num w:numId="29" w16cid:durableId="550112270">
+    <w:abstractNumId w:val="24"/>
+  </w:num>
+  <w:num w:numId="30" w16cid:durableId="1820343538">
     <w:abstractNumId w:val="10"/>
   </w:num>
-  <w:num w:numId="2" w16cid:durableId="99107261">
-    <w:abstractNumId w:val="10"/>
+  <w:num w:numId="31" w16cid:durableId="581447850">
+    <w:abstractNumId w:val="18"/>
   </w:num>
-  <w:num w:numId="3" w16cid:durableId="454829576">
-    <w:abstractNumId w:val="10"/>
-  </w:num>
-  <w:num w:numId="4" w16cid:durableId="919875635">
-    <w:abstractNumId w:val="10"/>
-  </w:num>
-  <w:num w:numId="5" w16cid:durableId="1989245865">
-    <w:abstractNumId w:val="10"/>
-  </w:num>
-  <w:num w:numId="6" w16cid:durableId="337856889">
-    <w:abstractNumId w:val="10"/>
-  </w:num>
-  <w:num w:numId="7" w16cid:durableId="486750497">
-    <w:abstractNumId w:val="6"/>
-  </w:num>
-  <w:num w:numId="8" w16cid:durableId="1295481688">
-    <w:abstractNumId w:val="10"/>
-  </w:num>
-  <w:num w:numId="9" w16cid:durableId="878207473">
-    <w:abstractNumId w:val="10"/>
-  </w:num>
-  <w:num w:numId="10" w16cid:durableId="390271873">
-    <w:abstractNumId w:val="6"/>
-  </w:num>
-  <w:num w:numId="11" w16cid:durableId="108548336">
-    <w:abstractNumId w:val="10"/>
-  </w:num>
-  <w:num w:numId="12" w16cid:durableId="289626826">
+  <w:num w:numId="32" w16cid:durableId="1663659179">
     <w:abstractNumId w:val="13"/>
   </w:num>
-  <w:num w:numId="13" w16cid:durableId="709189428">
-    <w:abstractNumId w:val="17"/>
+  <w:num w:numId="33" w16cid:durableId="1859462536">
+    <w:abstractNumId w:val="8"/>
   </w:num>
-  <w:num w:numId="14" w16cid:durableId="1828012820">
-    <w:abstractNumId w:val="10"/>
+  <w:num w:numId="34" w16cid:durableId="1843619595">
+    <w:abstractNumId w:val="2"/>
   </w:num>
-  <w:num w:numId="15" w16cid:durableId="1472016058">
-    <w:abstractNumId w:val="10"/>
+  <w:num w:numId="35" w16cid:durableId="666518436">
+    <w:abstractNumId w:val="23"/>
   </w:num>
-  <w:num w:numId="16" w16cid:durableId="2007130954">
-    <w:abstractNumId w:val="10"/>
+  <w:num w:numId="36" w16cid:durableId="1711224988">
+    <w:abstractNumId w:val="27"/>
   </w:num>
-  <w:num w:numId="17" w16cid:durableId="2124959910">
-    <w:abstractNumId w:val="10"/>
+  <w:num w:numId="37" w16cid:durableId="1141771187">
+    <w:abstractNumId w:val="26"/>
   </w:num>
-  <w:num w:numId="18" w16cid:durableId="1161965983">
-    <w:abstractNumId w:val="10"/>
+  <w:num w:numId="38" w16cid:durableId="1424763422">
+    <w:abstractNumId w:val="0"/>
   </w:num>
-  <w:num w:numId="19" w16cid:durableId="1233462527">
+  <w:num w:numId="39" w16cid:durableId="1217469925">
+    <w:abstractNumId w:val="28"/>
+  </w:num>
+  <w:num w:numId="40" w16cid:durableId="154414915">
     <w:abstractNumId w:val="4"/>
   </w:num>
-  <w:num w:numId="20" w16cid:durableId="1754618737">
-    <w:abstractNumId w:val="0"/>
-  </w:num>
-  <w:num w:numId="21" w16cid:durableId="1726293185">
-    <w:abstractNumId w:val="12"/>
-  </w:num>
-  <w:num w:numId="22" w16cid:durableId="1811291165">
-    <w:abstractNumId w:val="8"/>
-  </w:num>
-  <w:num w:numId="23" w16cid:durableId="941496760">
-    <w:abstractNumId w:val="15"/>
-  </w:num>
-  <w:num w:numId="24" w16cid:durableId="1585459660">
-    <w:abstractNumId w:val="16"/>
-  </w:num>
-  <w:num w:numId="25" w16cid:durableId="335889668">
-    <w:abstractNumId w:val="2"/>
-  </w:num>
-  <w:num w:numId="26" w16cid:durableId="1999456181">
+  <w:num w:numId="41" w16cid:durableId="1242445434">
     <w:abstractNumId w:val="20"/>
   </w:num>
-  <w:num w:numId="27" w16cid:durableId="306784731">
+  <w:num w:numId="42" w16cid:durableId="1275866219">
     <w:abstractNumId w:val="3"/>
   </w:num>
-  <w:num w:numId="28" w16cid:durableId="1129084397">
+  <w:num w:numId="43" w16cid:durableId="1072655325">
     <w:abstractNumId w:val="11"/>
-  </w:num>
-  <w:num w:numId="29" w16cid:durableId="550112270">
-    <w:abstractNumId w:val="19"/>
-  </w:num>
-  <w:num w:numId="30" w16cid:durableId="1820343538">
-    <w:abstractNumId w:val="7"/>
-  </w:num>
-  <w:num w:numId="31" w16cid:durableId="581447850">
-    <w:abstractNumId w:val="14"/>
-  </w:num>
-  <w:num w:numId="32" w16cid:durableId="1663659179">
-    <w:abstractNumId w:val="9"/>
-  </w:num>
-  <w:num w:numId="33" w16cid:durableId="1859462536">
-    <w:abstractNumId w:val="5"/>
-  </w:num>
-  <w:num w:numId="34" w16cid:durableId="1843619595">
-    <w:abstractNumId w:val="1"/>
-  </w:num>
-  <w:num w:numId="35" w16cid:durableId="666518436">
-    <w:abstractNumId w:val="18"/>
   </w:num>
 </w:numbering>
 </file>
@@ -4985,6 +7288,73 @@
       <w:bCs/>
     </w:rPr>
   </w:style>
+  <w:style w:type="paragraph" w:styleId="HTMLPreformatted">
+    <w:name w:val="HTML Preformatted"/>
+    <w:basedOn w:val="Normal"/>
+    <w:link w:val="HTMLPreformattedChar"/>
+    <w:uiPriority w:val="99"/>
+    <w:semiHidden/>
+    <w:unhideWhenUsed/>
+    <w:rsid w:val="008822BF"/>
+    <w:pPr>
+      <w:tabs>
+        <w:tab w:val="left" w:pos="916"/>
+        <w:tab w:val="left" w:pos="1832"/>
+        <w:tab w:val="left" w:pos="2748"/>
+        <w:tab w:val="left" w:pos="3664"/>
+        <w:tab w:val="left" w:pos="4580"/>
+        <w:tab w:val="left" w:pos="5496"/>
+        <w:tab w:val="left" w:pos="6412"/>
+        <w:tab w:val="left" w:pos="7328"/>
+        <w:tab w:val="left" w:pos="8244"/>
+        <w:tab w:val="left" w:pos="9160"/>
+        <w:tab w:val="left" w:pos="10076"/>
+        <w:tab w:val="left" w:pos="10992"/>
+        <w:tab w:val="left" w:pos="11908"/>
+        <w:tab w:val="left" w:pos="12824"/>
+        <w:tab w:val="left" w:pos="13740"/>
+        <w:tab w:val="left" w:pos="14656"/>
+      </w:tabs>
+      <w:spacing w:after="0" w:line="240" w:lineRule="auto"/>
+    </w:pPr>
+    <w:rPr>
+      <w:rFonts w:ascii="Courier New" w:eastAsia="Times New Roman" w:hAnsi="Courier New" w:cs="Courier New"/>
+      <w:kern w:val="0"/>
+      <w:sz w:val="20"/>
+      <w:szCs w:val="20"/>
+      <w:lang w:eastAsia="en-GB"/>
+      <w14:ligatures w14:val="none"/>
+    </w:rPr>
+  </w:style>
+  <w:style w:type="character" w:customStyle="1" w:styleId="HTMLPreformattedChar">
+    <w:name w:val="HTML Preformatted Char"/>
+    <w:basedOn w:val="DefaultParagraphFont"/>
+    <w:link w:val="HTMLPreformatted"/>
+    <w:uiPriority w:val="99"/>
+    <w:semiHidden/>
+    <w:rsid w:val="008822BF"/>
+    <w:rPr>
+      <w:rFonts w:ascii="Courier New" w:eastAsia="Times New Roman" w:hAnsi="Courier New" w:cs="Courier New"/>
+      <w:kern w:val="0"/>
+      <w:sz w:val="20"/>
+      <w:szCs w:val="20"/>
+      <w:lang w:eastAsia="en-GB"/>
+      <w14:ligatures w14:val="none"/>
+    </w:rPr>
+  </w:style>
+  <w:style w:type="character" w:styleId="HTMLCode">
+    <w:name w:val="HTML Code"/>
+    <w:basedOn w:val="DefaultParagraphFont"/>
+    <w:uiPriority w:val="99"/>
+    <w:semiHidden/>
+    <w:unhideWhenUsed/>
+    <w:rsid w:val="008822BF"/>
+    <w:rPr>
+      <w:rFonts w:ascii="Courier New" w:eastAsia="Times New Roman" w:hAnsi="Courier New" w:cs="Courier New"/>
+      <w:sz w:val="20"/>
+      <w:szCs w:val="20"/>
+    </w:rPr>
+  </w:style>
 </w:styles>
 </file>
 

--- a/10_Applied_Data_Science_Project/2_Project_Notes_Materials/1_Data_Science_Capstone_Project_Notes.docx
+++ b/10_Applied_Data_Science_Project/2_Project_Notes_Materials/1_Data_Science_Capstone_Project_Notes.docx
@@ -1453,6 +1453,9 @@
         <w:pStyle w:val="NormalWeb"/>
       </w:pPr>
       <w:r>
+        <w:rPr>
+          <w:noProof/>
+        </w:rPr>
         <w:lastRenderedPageBreak/>
         <w:drawing>
           <wp:inline distT="0" distB="0" distL="0" distR="0" wp14:anchorId="348B2BDB" wp14:editId="4D79D926">
@@ -1930,6 +1933,2756 @@
     </w:p>
     <w:p>
       <w:pPr>
+        <w:pStyle w:val="Heading1"/>
+      </w:pPr>
+      <w:r>
+        <w:t>Creating an Effective Data Findings Report</w:t>
+      </w:r>
+    </w:p>
+    <w:p>
+      <w:pPr>
+        <w:pStyle w:val="Heading2"/>
+      </w:pPr>
+      <w:r>
+        <w:t>Introduction</w:t>
+      </w:r>
+    </w:p>
+    <w:p>
+      <w:pPr>
+        <w:pStyle w:val="NormalWeb"/>
+      </w:pPr>
+      <w:r>
+        <w:t xml:space="preserve">While finding and cleaning data is an important first step in data analysis, a concept can be lost if you are </w:t>
+      </w:r>
+      <w:r>
+        <w:t>un</w:t>
+      </w:r>
+      <w:r>
+        <w:t>able to organize and present the findings effectively to your audience.</w:t>
+      </w:r>
+    </w:p>
+    <w:p>
+      <w:pPr>
+        <w:pStyle w:val="NormalWeb"/>
+      </w:pPr>
+      <w:r>
+        <w:t>After the data has been collected, cleaned, and organized, the work of interpretation begins. At this stage, you are able to obtain a complete view of the data and, hopefully, answer the questions that were formed before starting the analysis.</w:t>
+      </w:r>
+    </w:p>
+    <w:p>
+      <w:pPr>
+        <w:pStyle w:val="NormalWeb"/>
+      </w:pPr>
+      <w:r>
+        <w:t xml:space="preserve">You then begin to compose a </w:t>
+      </w:r>
+      <w:r>
+        <w:rPr>
+          <w:rStyle w:val="Strong"/>
+        </w:rPr>
+        <w:t>data findings report</w:t>
+      </w:r>
+      <w:r>
+        <w:t>, which explains what was learned during the analysis. Depending on the stakeholders (people who have an interest in the project or its results) and how they receive the information, your report may take different forms, such as:</w:t>
+      </w:r>
+    </w:p>
+    <w:p>
+      <w:pPr>
+        <w:pStyle w:val="NormalWeb"/>
+        <w:numPr>
+          <w:ilvl w:val="0"/>
+          <w:numId w:val="44"/>
+        </w:numPr>
+      </w:pPr>
+      <w:r>
+        <w:t>A paper-style report</w:t>
+      </w:r>
+    </w:p>
+    <w:p>
+      <w:pPr>
+        <w:pStyle w:val="NormalWeb"/>
+        <w:numPr>
+          <w:ilvl w:val="0"/>
+          <w:numId w:val="44"/>
+        </w:numPr>
+      </w:pPr>
+      <w:r>
+        <w:t>A slideshow presentation</w:t>
+      </w:r>
+    </w:p>
+    <w:p>
+      <w:pPr>
+        <w:pStyle w:val="NormalWeb"/>
+        <w:numPr>
+          <w:ilvl w:val="0"/>
+          <w:numId w:val="44"/>
+        </w:numPr>
+      </w:pPr>
+      <w:r>
+        <w:t>A combination of both</w:t>
+      </w:r>
+    </w:p>
+    <w:p>
+      <w:pPr>
+        <w:pStyle w:val="NormalWeb"/>
+      </w:pPr>
+      <w:r>
+        <w:t>The findings report is a crucial part of data analysis because it communicates the discoveries and insights obtained from the data.</w:t>
+      </w:r>
+    </w:p>
+    <w:p>
+      <w:pPr>
+        <w:pStyle w:val="Heading2"/>
+      </w:pPr>
+      <w:r>
+        <w:t>Planning the Report</w:t>
+      </w:r>
+    </w:p>
+    <w:p>
+      <w:pPr>
+        <w:pStyle w:val="NormalWeb"/>
+      </w:pPr>
+      <w:r>
+        <w:t>When beginning the report-writing process, the collected data and information may seem overwhelming. The best way to overcome this is by first creating an outline.</w:t>
+      </w:r>
+    </w:p>
+    <w:p>
+      <w:pPr>
+        <w:pStyle w:val="NormalWeb"/>
+      </w:pPr>
+      <w:r>
+        <w:t>Creating an outline helps you:</w:t>
+      </w:r>
+    </w:p>
+    <w:p>
+      <w:pPr>
+        <w:pStyle w:val="NormalWeb"/>
+        <w:numPr>
+          <w:ilvl w:val="0"/>
+          <w:numId w:val="45"/>
+        </w:numPr>
+      </w:pPr>
+      <w:r>
+        <w:lastRenderedPageBreak/>
+        <w:t>Obtain a complete picture of the report.</w:t>
+      </w:r>
+    </w:p>
+    <w:p>
+      <w:pPr>
+        <w:pStyle w:val="NormalWeb"/>
+        <w:numPr>
+          <w:ilvl w:val="0"/>
+          <w:numId w:val="45"/>
+        </w:numPr>
+      </w:pPr>
+      <w:r>
+        <w:t>Organize your ideas logically.</w:t>
+      </w:r>
+    </w:p>
+    <w:p>
+      <w:pPr>
+        <w:pStyle w:val="NormalWeb"/>
+        <w:numPr>
+          <w:ilvl w:val="0"/>
+          <w:numId w:val="45"/>
+        </w:numPr>
+      </w:pPr>
+      <w:r>
+        <w:t>Write in a precise yet simple manner.</w:t>
+      </w:r>
+    </w:p>
+    <w:p>
+      <w:pPr>
+        <w:pStyle w:val="NormalWeb"/>
+      </w:pPr>
+      <w:r>
+        <w:t>Although there are many formats for creating a data-driven presentation, a simple outline is often the easiest and most effective approach.</w:t>
+      </w:r>
+    </w:p>
+    <w:p>
+      <w:pPr>
+        <w:pStyle w:val="NormalWeb"/>
+        <w:rPr>
+          <w:color w:val="EE0000"/>
+        </w:rPr>
+      </w:pPr>
+      <w:r>
+        <w:rPr>
+          <w:rStyle w:val="Strong"/>
+          <w:color w:val="EE0000"/>
+        </w:rPr>
+        <w:t>“</w:t>
+      </w:r>
+      <w:r>
+        <w:rPr>
+          <w:rStyle w:val="Strong"/>
+          <w:color w:val="EE0000"/>
+        </w:rPr>
+        <w:t xml:space="preserve">Always structure the outline </w:t>
+      </w:r>
+      <w:r>
+        <w:rPr>
+          <w:rStyle w:val="Strong"/>
+          <w:color w:val="EE0000"/>
+        </w:rPr>
+        <w:t>for</w:t>
+      </w:r>
+      <w:r>
+        <w:rPr>
+          <w:rStyle w:val="Strong"/>
+          <w:color w:val="EE0000"/>
+        </w:rPr>
+        <w:t xml:space="preserve"> your audience and create a presentation appropriate </w:t>
+      </w:r>
+      <w:r>
+        <w:rPr>
+          <w:rStyle w:val="Strong"/>
+          <w:color w:val="EE0000"/>
+        </w:rPr>
+        <w:t>to</w:t>
+      </w:r>
+      <w:r>
+        <w:rPr>
+          <w:rStyle w:val="Strong"/>
+          <w:color w:val="EE0000"/>
+        </w:rPr>
+        <w:t xml:space="preserve"> the specific situation.</w:t>
+      </w:r>
+      <w:r>
+        <w:rPr>
+          <w:rStyle w:val="Strong"/>
+          <w:color w:val="EE0000"/>
+        </w:rPr>
+        <w:t>”</w:t>
+      </w:r>
+    </w:p>
+    <w:p>
+      <w:pPr>
+        <w:pStyle w:val="Heading2"/>
+      </w:pPr>
+      <w:r>
+        <w:t>Structure of a Data Findings Report</w:t>
+      </w:r>
+    </w:p>
+    <w:p>
+      <w:pPr>
+        <w:pStyle w:val="NormalWeb"/>
+      </w:pPr>
+      <w:r>
+        <w:t>A typical data findings report consists of the following sections:</w:t>
+      </w:r>
+    </w:p>
+    <w:p>
+      <w:pPr>
+        <w:pStyle w:val="NormalWeb"/>
+        <w:numPr>
+          <w:ilvl w:val="0"/>
+          <w:numId w:val="46"/>
+        </w:numPr>
+      </w:pPr>
+      <w:r>
+        <w:t>Cover Page</w:t>
+      </w:r>
+    </w:p>
+    <w:p>
+      <w:pPr>
+        <w:pStyle w:val="NormalWeb"/>
+        <w:numPr>
+          <w:ilvl w:val="0"/>
+          <w:numId w:val="46"/>
+        </w:numPr>
+      </w:pPr>
+      <w:r>
+        <w:t>Executive Summary</w:t>
+      </w:r>
+    </w:p>
+    <w:p>
+      <w:pPr>
+        <w:pStyle w:val="NormalWeb"/>
+        <w:numPr>
+          <w:ilvl w:val="0"/>
+          <w:numId w:val="46"/>
+        </w:numPr>
+      </w:pPr>
+      <w:r>
+        <w:t>Table of Contents</w:t>
+      </w:r>
+    </w:p>
+    <w:p>
+      <w:pPr>
+        <w:pStyle w:val="NormalWeb"/>
+        <w:numPr>
+          <w:ilvl w:val="0"/>
+          <w:numId w:val="46"/>
+        </w:numPr>
+      </w:pPr>
+      <w:r>
+        <w:t>Introduction</w:t>
+      </w:r>
+    </w:p>
+    <w:p>
+      <w:pPr>
+        <w:pStyle w:val="NormalWeb"/>
+        <w:numPr>
+          <w:ilvl w:val="0"/>
+          <w:numId w:val="46"/>
+        </w:numPr>
+      </w:pPr>
+      <w:r>
+        <w:t>Methodology</w:t>
+      </w:r>
+    </w:p>
+    <w:p>
+      <w:pPr>
+        <w:pStyle w:val="NormalWeb"/>
+        <w:numPr>
+          <w:ilvl w:val="0"/>
+          <w:numId w:val="46"/>
+        </w:numPr>
+      </w:pPr>
+      <w:r>
+        <w:t>Results</w:t>
+      </w:r>
+    </w:p>
+    <w:p>
+      <w:pPr>
+        <w:pStyle w:val="NormalWeb"/>
+        <w:numPr>
+          <w:ilvl w:val="0"/>
+          <w:numId w:val="46"/>
+        </w:numPr>
+      </w:pPr>
+      <w:r>
+        <w:t>Discussion</w:t>
+      </w:r>
+    </w:p>
+    <w:p>
+      <w:pPr>
+        <w:pStyle w:val="NormalWeb"/>
+        <w:numPr>
+          <w:ilvl w:val="0"/>
+          <w:numId w:val="46"/>
+        </w:numPr>
+      </w:pPr>
+      <w:r>
+        <w:t>Conclusion</w:t>
+      </w:r>
+    </w:p>
+    <w:p>
+      <w:pPr>
+        <w:pStyle w:val="NormalWeb"/>
+        <w:numPr>
+          <w:ilvl w:val="0"/>
+          <w:numId w:val="46"/>
+        </w:numPr>
+      </w:pPr>
+      <w:r>
+        <w:t>Appendix</w:t>
+      </w:r>
+    </w:p>
+    <w:p>
+      <w:pPr>
+        <w:pStyle w:val="NormalWeb"/>
+      </w:pPr>
+      <w:r>
+        <w:rPr>
+          <w:rStyle w:val="Strong"/>
+        </w:rPr>
+        <w:t>Note:</w:t>
+      </w:r>
+      <w:r>
+        <w:t xml:space="preserve"> The depth and length of each section may vary depending on the audience and the format of the report.</w:t>
+      </w:r>
+    </w:p>
+    <w:p>
+      <w:pPr>
+        <w:pStyle w:val="Heading2"/>
+      </w:pPr>
+      <w:r>
+        <w:t>Cover Page</w:t>
+      </w:r>
+    </w:p>
+    <w:p>
+      <w:pPr>
+        <w:pStyle w:val="NormalWeb"/>
+      </w:pPr>
+      <w:r>
+        <w:t>The cover page includes:</w:t>
+      </w:r>
+    </w:p>
+    <w:p>
+      <w:pPr>
+        <w:pStyle w:val="NormalWeb"/>
+        <w:numPr>
+          <w:ilvl w:val="0"/>
+          <w:numId w:val="47"/>
+        </w:numPr>
+      </w:pPr>
+      <w:r>
+        <w:t>Title of the presentation or report</w:t>
+      </w:r>
+    </w:p>
+    <w:p>
+      <w:pPr>
+        <w:pStyle w:val="NormalWeb"/>
+        <w:numPr>
+          <w:ilvl w:val="0"/>
+          <w:numId w:val="47"/>
+        </w:numPr>
+      </w:pPr>
+      <w:r>
+        <w:t>Author's name</w:t>
+      </w:r>
+    </w:p>
+    <w:p>
+      <w:pPr>
+        <w:pStyle w:val="NormalWeb"/>
+        <w:numPr>
+          <w:ilvl w:val="0"/>
+          <w:numId w:val="47"/>
+        </w:numPr>
+      </w:pPr>
+      <w:r>
+        <w:t>Date</w:t>
+      </w:r>
+    </w:p>
+    <w:p>
+      <w:pPr>
+        <w:pStyle w:val="Heading2"/>
+      </w:pPr>
+      <w:r>
+        <w:t>Executive Summary</w:t>
+      </w:r>
+    </w:p>
+    <w:p>
+      <w:pPr>
+        <w:pStyle w:val="NormalWeb"/>
+      </w:pPr>
+      <w:r>
+        <w:t xml:space="preserve">The executive summary briefly explains the details of the project and should be considered a </w:t>
+      </w:r>
+      <w:r>
+        <w:rPr>
+          <w:rStyle w:val="Strong"/>
+        </w:rPr>
+        <w:t>stand-alone document</w:t>
+      </w:r>
+      <w:r>
+        <w:t xml:space="preserve"> (a section that can be read independently without reading the full report).</w:t>
+      </w:r>
+    </w:p>
+    <w:p>
+      <w:pPr>
+        <w:pStyle w:val="NormalWeb"/>
+      </w:pPr>
+      <w:r>
+        <w:t>Key points:</w:t>
+      </w:r>
+    </w:p>
+    <w:p>
+      <w:pPr>
+        <w:pStyle w:val="NormalWeb"/>
+        <w:numPr>
+          <w:ilvl w:val="0"/>
+          <w:numId w:val="48"/>
+        </w:numPr>
+      </w:pPr>
+      <w:r>
+        <w:t>Summarizes the main points of the report.</w:t>
+      </w:r>
+    </w:p>
+    <w:p>
+      <w:pPr>
+        <w:pStyle w:val="NormalWeb"/>
+        <w:numPr>
+          <w:ilvl w:val="0"/>
+          <w:numId w:val="48"/>
+        </w:numPr>
+      </w:pPr>
+      <w:r>
+        <w:t>Information is taken from the report itself.</w:t>
+      </w:r>
+    </w:p>
+    <w:p>
+      <w:pPr>
+        <w:pStyle w:val="NormalWeb"/>
+        <w:numPr>
+          <w:ilvl w:val="0"/>
+          <w:numId w:val="48"/>
+        </w:numPr>
+      </w:pPr>
+      <w:r>
+        <w:t>Repeating important information is acceptable.</w:t>
+      </w:r>
+    </w:p>
+    <w:p>
+      <w:pPr>
+        <w:pStyle w:val="NormalWeb"/>
+        <w:numPr>
+          <w:ilvl w:val="0"/>
+          <w:numId w:val="48"/>
+        </w:numPr>
+      </w:pPr>
+      <w:r>
+        <w:t>No new information should be introduced.</w:t>
+      </w:r>
+    </w:p>
+    <w:p>
+      <w:pPr>
+        <w:pStyle w:val="Heading2"/>
+      </w:pPr>
+      <w:r>
+        <w:lastRenderedPageBreak/>
+        <w:t>Table of Contents</w:t>
+      </w:r>
+    </w:p>
+    <w:p>
+      <w:pPr>
+        <w:pStyle w:val="NormalWeb"/>
+      </w:pPr>
+      <w:r>
+        <w:t>The table of contents lists all sections and subsections of the report.</w:t>
+      </w:r>
+    </w:p>
+    <w:p>
+      <w:pPr>
+        <w:pStyle w:val="NormalWeb"/>
+      </w:pPr>
+      <w:r>
+        <w:t>Its purpose is to:</w:t>
+      </w:r>
+    </w:p>
+    <w:p>
+      <w:pPr>
+        <w:pStyle w:val="NormalWeb"/>
+        <w:numPr>
+          <w:ilvl w:val="0"/>
+          <w:numId w:val="49"/>
+        </w:numPr>
+      </w:pPr>
+      <w:r>
+        <w:t>Provide readers with an overview of the report.</w:t>
+      </w:r>
+    </w:p>
+    <w:p>
+      <w:pPr>
+        <w:pStyle w:val="NormalWeb"/>
+        <w:numPr>
+          <w:ilvl w:val="0"/>
+          <w:numId w:val="49"/>
+        </w:numPr>
+      </w:pPr>
+      <w:r>
+        <w:t>Help readers quickly navigate to the sections that are most important to them.</w:t>
+      </w:r>
+    </w:p>
+    <w:p>
+      <w:pPr>
+        <w:pStyle w:val="Heading2"/>
+      </w:pPr>
+      <w:r>
+        <w:t>Introduction</w:t>
+      </w:r>
+    </w:p>
+    <w:p>
+      <w:pPr>
+        <w:pStyle w:val="NormalWeb"/>
+      </w:pPr>
+      <w:r>
+        <w:t>The introduction explains:</w:t>
+      </w:r>
+    </w:p>
+    <w:p>
+      <w:pPr>
+        <w:pStyle w:val="NormalWeb"/>
+        <w:numPr>
+          <w:ilvl w:val="0"/>
+          <w:numId w:val="50"/>
+        </w:numPr>
+      </w:pPr>
+      <w:r>
+        <w:t>The nature of the analysis.</w:t>
+      </w:r>
+    </w:p>
+    <w:p>
+      <w:pPr>
+        <w:pStyle w:val="NormalWeb"/>
+        <w:numPr>
+          <w:ilvl w:val="0"/>
+          <w:numId w:val="50"/>
+        </w:numPr>
+      </w:pPr>
+      <w:r>
+        <w:t>The problem being addressed.</w:t>
+      </w:r>
+    </w:p>
+    <w:p>
+      <w:pPr>
+        <w:pStyle w:val="NormalWeb"/>
+        <w:numPr>
+          <w:ilvl w:val="0"/>
+          <w:numId w:val="50"/>
+        </w:numPr>
+      </w:pPr>
+      <w:r>
+        <w:t>The questions that the analysis aims to answer.</w:t>
+      </w:r>
+    </w:p>
+    <w:p>
+      <w:pPr>
+        <w:pStyle w:val="Heading2"/>
+      </w:pPr>
+      <w:r>
+        <w:t>Methodology</w:t>
+      </w:r>
+    </w:p>
+    <w:p>
+      <w:pPr>
+        <w:pStyle w:val="NormalWeb"/>
+      </w:pPr>
+      <w:r>
+        <w:t>The methodology section explains:</w:t>
+      </w:r>
+    </w:p>
+    <w:p>
+      <w:pPr>
+        <w:pStyle w:val="NormalWeb"/>
+        <w:numPr>
+          <w:ilvl w:val="0"/>
+          <w:numId w:val="51"/>
+        </w:numPr>
+      </w:pPr>
+      <w:r>
+        <w:t>The data sources used during the analysis.</w:t>
+      </w:r>
+    </w:p>
+    <w:p>
+      <w:pPr>
+        <w:pStyle w:val="NormalWeb"/>
+        <w:numPr>
+          <w:ilvl w:val="0"/>
+          <w:numId w:val="51"/>
+        </w:numPr>
+      </w:pPr>
+      <w:r>
+        <w:t>The overall plan for collecting and analyzing the data.</w:t>
+      </w:r>
+    </w:p>
+    <w:p>
+      <w:pPr>
+        <w:pStyle w:val="NormalWeb"/>
+        <w:numPr>
+          <w:ilvl w:val="0"/>
+          <w:numId w:val="51"/>
+        </w:numPr>
+      </w:pPr>
+      <w:r>
+        <w:t>The analytical techniques or models that were applied.</w:t>
+      </w:r>
+    </w:p>
+    <w:p>
+      <w:pPr>
+        <w:pStyle w:val="NormalWeb"/>
+      </w:pPr>
+      <w:r>
+        <w:t>For example, it may specify whether:</w:t>
+      </w:r>
+    </w:p>
+    <w:p>
+      <w:pPr>
+        <w:pStyle w:val="NormalWeb"/>
+        <w:numPr>
+          <w:ilvl w:val="0"/>
+          <w:numId w:val="52"/>
+        </w:numPr>
+      </w:pPr>
+      <w:r>
+        <w:t>Cluster analysis was used.</w:t>
+      </w:r>
+    </w:p>
+    <w:p>
+      <w:pPr>
+        <w:pStyle w:val="NormalWeb"/>
+        <w:numPr>
+          <w:ilvl w:val="0"/>
+          <w:numId w:val="52"/>
+        </w:numPr>
+      </w:pPr>
+      <w:r>
+        <w:t>Regression analysis was used.</w:t>
+      </w:r>
+    </w:p>
+    <w:p>
+      <w:pPr>
+        <w:pStyle w:val="Heading2"/>
+      </w:pPr>
+      <w:r>
+        <w:t>Results</w:t>
+      </w:r>
+    </w:p>
+    <w:p>
+      <w:pPr>
+        <w:pStyle w:val="NormalWeb"/>
+      </w:pPr>
+      <w:r>
+        <w:t>The results section provides detailed information about:</w:t>
+      </w:r>
+    </w:p>
+    <w:p>
+      <w:pPr>
+        <w:pStyle w:val="NormalWeb"/>
+        <w:numPr>
+          <w:ilvl w:val="0"/>
+          <w:numId w:val="53"/>
+        </w:numPr>
+      </w:pPr>
+      <w:r>
+        <w:t>How the data was collected.</w:t>
+      </w:r>
+    </w:p>
+    <w:p>
+      <w:pPr>
+        <w:pStyle w:val="NormalWeb"/>
+        <w:numPr>
+          <w:ilvl w:val="0"/>
+          <w:numId w:val="53"/>
+        </w:numPr>
+      </w:pPr>
+      <w:r>
+        <w:t>How the data was organized.</w:t>
+      </w:r>
+    </w:p>
+    <w:p>
+      <w:pPr>
+        <w:pStyle w:val="NormalWeb"/>
+        <w:numPr>
+          <w:ilvl w:val="0"/>
+          <w:numId w:val="53"/>
+        </w:numPr>
+      </w:pPr>
+      <w:r>
+        <w:t>How the data was analyzed.</w:t>
+      </w:r>
+    </w:p>
+    <w:p>
+      <w:pPr>
+        <w:pStyle w:val="NormalWeb"/>
+      </w:pPr>
+      <w:r>
+        <w:t>This section also includes:</w:t>
+      </w:r>
+    </w:p>
+    <w:p>
+      <w:pPr>
+        <w:pStyle w:val="NormalWeb"/>
+        <w:numPr>
+          <w:ilvl w:val="0"/>
+          <w:numId w:val="54"/>
+        </w:numPr>
+      </w:pPr>
+      <w:r>
+        <w:t>Charts</w:t>
+      </w:r>
+    </w:p>
+    <w:p>
+      <w:pPr>
+        <w:pStyle w:val="NormalWeb"/>
+        <w:numPr>
+          <w:ilvl w:val="0"/>
+          <w:numId w:val="54"/>
+        </w:numPr>
+      </w:pPr>
+      <w:r>
+        <w:t>Graphs</w:t>
+      </w:r>
+    </w:p>
+    <w:p>
+      <w:pPr>
+        <w:pStyle w:val="NormalWeb"/>
+        <w:numPr>
+          <w:ilvl w:val="0"/>
+          <w:numId w:val="54"/>
+        </w:numPr>
+      </w:pPr>
+      <w:r>
+        <w:t>Other visualizations</w:t>
+      </w:r>
+    </w:p>
+    <w:p>
+      <w:pPr>
+        <w:pStyle w:val="NormalWeb"/>
+      </w:pPr>
+      <w:r>
+        <w:t>These visual elements support the findings and highlight the most important or complex results.</w:t>
+      </w:r>
+    </w:p>
+    <w:p>
+      <w:pPr>
+        <w:pStyle w:val="NormalWeb"/>
+      </w:pPr>
+      <w:r>
+        <w:lastRenderedPageBreak/>
+        <w:t>By interpreting the data, you provide the audience with a detailed explanation of the findings and demonstrate how they relate to the problem stated in the introduction.</w:t>
+      </w:r>
+    </w:p>
+    <w:p>
+      <w:pPr>
+        <w:pStyle w:val="Heading2"/>
+      </w:pPr>
+      <w:r>
+        <w:t>Discussion</w:t>
+      </w:r>
+    </w:p>
+    <w:p>
+      <w:pPr>
+        <w:pStyle w:val="NormalWeb"/>
+      </w:pPr>
+      <w:r>
+        <w:t>The discussion section explains the findings and their implications (the possible meaning, impact, or consequences of the findings).</w:t>
+      </w:r>
+    </w:p>
+    <w:p>
+      <w:pPr>
+        <w:pStyle w:val="NormalWeb"/>
+      </w:pPr>
+      <w:r>
+        <w:t>This is where you engage your audience by discussing what can be concluded from the research.</w:t>
+      </w:r>
+    </w:p>
+    <w:p>
+      <w:pPr>
+        <w:pStyle w:val="NormalWeb"/>
+      </w:pPr>
+      <w:r>
+        <w:rPr>
+          <w:rStyle w:val="Strong"/>
+        </w:rPr>
+        <w:t>Example:</w:t>
+      </w:r>
+    </w:p>
+    <w:p>
+      <w:pPr>
+        <w:pStyle w:val="NormalWeb"/>
+      </w:pPr>
+      <w:r>
+        <w:t>Suppose you conducted research on the top programming languages for college graduates. The discussion might address questions such as:</w:t>
+      </w:r>
+    </w:p>
+    <w:p>
+      <w:pPr>
+        <w:pStyle w:val="NormalWeb"/>
+        <w:numPr>
+          <w:ilvl w:val="0"/>
+          <w:numId w:val="55"/>
+        </w:numPr>
+      </w:pPr>
+      <w:r>
+        <w:t>Do graduates need to learn multiple programming languages to remain competitive in the job market?</w:t>
+      </w:r>
+    </w:p>
+    <w:p>
+      <w:pPr>
+        <w:pStyle w:val="NormalWeb"/>
+        <w:numPr>
+          <w:ilvl w:val="0"/>
+          <w:numId w:val="55"/>
+        </w:numPr>
+      </w:pPr>
+      <w:r>
+        <w:t>Will one programming language continue to dominate, or will different languages be important for different careers?</w:t>
+      </w:r>
+    </w:p>
+    <w:p>
+      <w:pPr>
+        <w:pStyle w:val="Heading2"/>
+      </w:pPr>
+      <w:r>
+        <w:t>Conclusion</w:t>
+      </w:r>
+    </w:p>
+    <w:p>
+      <w:pPr>
+        <w:pStyle w:val="NormalWeb"/>
+      </w:pPr>
+      <w:r>
+        <w:t>The conclusion is the final section of the main report.</w:t>
+      </w:r>
+    </w:p>
+    <w:p>
+      <w:pPr>
+        <w:pStyle w:val="NormalWeb"/>
+      </w:pPr>
+      <w:r>
+        <w:t>It should:</w:t>
+      </w:r>
+    </w:p>
+    <w:p>
+      <w:pPr>
+        <w:pStyle w:val="NormalWeb"/>
+        <w:numPr>
+          <w:ilvl w:val="0"/>
+          <w:numId w:val="56"/>
+        </w:numPr>
+      </w:pPr>
+      <w:r>
+        <w:t>Reiterate the problem presented in the introduction.</w:t>
+      </w:r>
+    </w:p>
+    <w:p>
+      <w:pPr>
+        <w:pStyle w:val="NormalWeb"/>
+        <w:numPr>
+          <w:ilvl w:val="0"/>
+          <w:numId w:val="56"/>
+        </w:numPr>
+      </w:pPr>
+      <w:r>
+        <w:t>Provide an overall summary of the findings.</w:t>
+      </w:r>
+    </w:p>
+    <w:p>
+      <w:pPr>
+        <w:pStyle w:val="NormalWeb"/>
+        <w:numPr>
+          <w:ilvl w:val="0"/>
+          <w:numId w:val="56"/>
+        </w:numPr>
+      </w:pPr>
+      <w:r>
+        <w:t>State the outcome of the analysis.</w:t>
+      </w:r>
+    </w:p>
+    <w:p>
+      <w:pPr>
+        <w:pStyle w:val="NormalWeb"/>
+        <w:numPr>
+          <w:ilvl w:val="0"/>
+          <w:numId w:val="56"/>
+        </w:numPr>
+      </w:pPr>
+      <w:r>
+        <w:t>Mention any future work or additional steps that may be taken.</w:t>
+      </w:r>
+    </w:p>
+    <w:p>
+      <w:pPr>
+        <w:pStyle w:val="Heading2"/>
+      </w:pPr>
+      <w:r>
+        <w:t>Appendix</w:t>
+      </w:r>
+    </w:p>
+    <w:p>
+      <w:pPr>
+        <w:pStyle w:val="NormalWeb"/>
+      </w:pPr>
+      <w:r>
+        <w:t>The appendix contains information that did not fit within the main body of the report but is still important enough to include.</w:t>
+      </w:r>
+    </w:p>
+    <w:p>
+      <w:pPr>
+        <w:pStyle w:val="NormalWeb"/>
+      </w:pPr>
+      <w:r>
+        <w:t>Examples include:</w:t>
+      </w:r>
+    </w:p>
+    <w:p>
+      <w:pPr>
+        <w:pStyle w:val="NormalWeb"/>
+        <w:numPr>
+          <w:ilvl w:val="0"/>
+          <w:numId w:val="57"/>
+        </w:numPr>
+      </w:pPr>
+      <w:r>
+        <w:t>Locations where the raw data was collected.</w:t>
+      </w:r>
+    </w:p>
+    <w:p>
+      <w:pPr>
+        <w:pStyle w:val="NormalWeb"/>
+        <w:numPr>
+          <w:ilvl w:val="0"/>
+          <w:numId w:val="57"/>
+        </w:numPr>
+      </w:pPr>
+      <w:r>
+        <w:t>Additional supporting information.</w:t>
+      </w:r>
+    </w:p>
+    <w:p>
+      <w:pPr>
+        <w:pStyle w:val="NormalWeb"/>
+        <w:numPr>
+          <w:ilvl w:val="0"/>
+          <w:numId w:val="57"/>
+        </w:numPr>
+      </w:pPr>
+      <w:r>
+        <w:t>Resources.</w:t>
+      </w:r>
+    </w:p>
+    <w:p>
+      <w:pPr>
+        <w:pStyle w:val="NormalWeb"/>
+        <w:numPr>
+          <w:ilvl w:val="0"/>
+          <w:numId w:val="57"/>
+        </w:numPr>
+      </w:pPr>
+      <w:r>
+        <w:t>Acknowledgements.</w:t>
+      </w:r>
+    </w:p>
+    <w:p>
+      <w:pPr>
+        <w:pStyle w:val="NormalWeb"/>
+        <w:numPr>
+          <w:ilvl w:val="0"/>
+          <w:numId w:val="57"/>
+        </w:numPr>
+      </w:pPr>
+      <w:r>
+        <w:t>References.</w:t>
+      </w:r>
+    </w:p>
+    <w:p>
+      <w:pPr>
+        <w:pStyle w:val="Heading2"/>
+      </w:pPr>
+      <w:r>
+        <w:lastRenderedPageBreak/>
+        <w:t>Summary</w:t>
+      </w:r>
+    </w:p>
+    <w:p>
+      <w:pPr>
+        <w:pStyle w:val="NormalWeb"/>
+      </w:pPr>
+      <w:r>
+        <w:t>A well-structured data findings report helps communicate the results of data analysis clearly and effectively. By organizing the report into sections such as the executive summary, introduction, methodology, results, discussion, conclusion, and appendix, the findings become easier to understand, navigate, and present to different audiences.</w:t>
+      </w:r>
+    </w:p>
+    <w:p>
+      <w:pPr>
+        <w:pStyle w:val="Heading1"/>
+      </w:pPr>
+      <w:r>
+        <w:t>The Report Structure</w:t>
+      </w:r>
+    </w:p>
+    <w:p>
+      <w:pPr>
+        <w:pStyle w:val="Heading2"/>
+      </w:pPr>
+      <w:r>
+        <w:t>Introduction</w:t>
+      </w:r>
+    </w:p>
+    <w:p>
+      <w:pPr>
+        <w:pStyle w:val="NormalWeb"/>
+      </w:pPr>
+      <w:r>
+        <w:t>Before starting the analysis, think about the structure of the report. The structure depends largely on the length and purpose of the document.</w:t>
+      </w:r>
+    </w:p>
+    <w:p>
+      <w:pPr>
+        <w:pStyle w:val="NormalWeb"/>
+        <w:numPr>
+          <w:ilvl w:val="0"/>
+          <w:numId w:val="58"/>
+        </w:numPr>
+      </w:pPr>
+      <w:r>
+        <w:rPr>
+          <w:rStyle w:val="Strong"/>
+        </w:rPr>
+        <w:t>Brief reports</w:t>
+      </w:r>
+      <w:r>
+        <w:t xml:space="preserve"> (typically five or fewer pages) are concise and focus on summarizing the key findings.</w:t>
+      </w:r>
+    </w:p>
+    <w:p>
+      <w:pPr>
+        <w:pStyle w:val="NormalWeb"/>
+        <w:numPr>
+          <w:ilvl w:val="0"/>
+          <w:numId w:val="58"/>
+        </w:numPr>
+      </w:pPr>
+      <w:r>
+        <w:rPr>
+          <w:rStyle w:val="Strong"/>
+        </w:rPr>
+        <w:t>Detailed reports</w:t>
+      </w:r>
+      <w:r>
+        <w:t xml:space="preserve"> (often exceeding 100 pages) gradually build the argument and include detailed discussions of relevant literature, research methodology, data sources, intermediate findings, and final results.</w:t>
+      </w:r>
+    </w:p>
+    <w:p>
+      <w:pPr>
+        <w:pStyle w:val="NormalWeb"/>
+      </w:pPr>
+      <w:r>
+        <w:t>Reports prepared by leading consulting firms such as Deloitte and McKinsey also vary in length depending on their objectives. Brief reports are commonly written as commentaries on current trends or developments that attract public or media attention. In contrast, comprehensive reports provide an in-depth review of the subject, supported by extensive data analysis, commentary, newly collected data, or interviews with industry experts.</w:t>
+      </w:r>
+    </w:p>
+    <w:p>
+      <w:pPr>
+        <w:pStyle w:val="NormalWeb"/>
+      </w:pPr>
+      <w:r>
+        <w:t>Even when preparing a short report, it is recommended to follow a complete report structure that includes all essential sections.</w:t>
+      </w:r>
+    </w:p>
+    <w:p>
+      <w:pPr>
+        <w:pStyle w:val="Heading2"/>
+      </w:pPr>
+      <w:r>
+        <w:t>Recommended Report Structure</w:t>
+      </w:r>
+    </w:p>
+    <w:p>
+      <w:pPr>
+        <w:pStyle w:val="NormalWeb"/>
+      </w:pPr>
+      <w:r>
+        <w:t>A well-organized report should include the following components:</w:t>
+      </w:r>
+    </w:p>
+    <w:p>
+      <w:pPr>
+        <w:pStyle w:val="NormalWeb"/>
+        <w:numPr>
+          <w:ilvl w:val="0"/>
+          <w:numId w:val="59"/>
+        </w:numPr>
+      </w:pPr>
+      <w:r>
+        <w:t>Cover Page</w:t>
+      </w:r>
+    </w:p>
+    <w:p>
+      <w:pPr>
+        <w:pStyle w:val="NormalWeb"/>
+        <w:numPr>
+          <w:ilvl w:val="0"/>
+          <w:numId w:val="59"/>
+        </w:numPr>
+      </w:pPr>
+      <w:r>
+        <w:t>Table of Contents</w:t>
+      </w:r>
+    </w:p>
+    <w:p>
+      <w:pPr>
+        <w:pStyle w:val="NormalWeb"/>
+        <w:numPr>
+          <w:ilvl w:val="0"/>
+          <w:numId w:val="59"/>
+        </w:numPr>
+      </w:pPr>
+      <w:r>
+        <w:t>Executive Summary (or Abstract)</w:t>
+      </w:r>
+    </w:p>
+    <w:p>
+      <w:pPr>
+        <w:pStyle w:val="NormalWeb"/>
+        <w:numPr>
+          <w:ilvl w:val="0"/>
+          <w:numId w:val="59"/>
+        </w:numPr>
+      </w:pPr>
+      <w:r>
+        <w:t>Introduction</w:t>
+      </w:r>
+    </w:p>
+    <w:p>
+      <w:pPr>
+        <w:pStyle w:val="NormalWeb"/>
+        <w:numPr>
+          <w:ilvl w:val="0"/>
+          <w:numId w:val="59"/>
+        </w:numPr>
+      </w:pPr>
+      <w:r>
+        <w:t>Literature Review</w:t>
+      </w:r>
+    </w:p>
+    <w:p>
+      <w:pPr>
+        <w:pStyle w:val="NormalWeb"/>
+        <w:numPr>
+          <w:ilvl w:val="0"/>
+          <w:numId w:val="59"/>
+        </w:numPr>
+      </w:pPr>
+      <w:r>
+        <w:t>Methodology</w:t>
+      </w:r>
+    </w:p>
+    <w:p>
+      <w:pPr>
+        <w:pStyle w:val="NormalWeb"/>
+        <w:numPr>
+          <w:ilvl w:val="0"/>
+          <w:numId w:val="59"/>
+        </w:numPr>
+      </w:pPr>
+      <w:r>
+        <w:t>Results</w:t>
+      </w:r>
+    </w:p>
+    <w:p>
+      <w:pPr>
+        <w:pStyle w:val="NormalWeb"/>
+        <w:numPr>
+          <w:ilvl w:val="0"/>
+          <w:numId w:val="59"/>
+        </w:numPr>
+      </w:pPr>
+      <w:r>
+        <w:t>Discussion</w:t>
+      </w:r>
+    </w:p>
+    <w:p>
+      <w:pPr>
+        <w:pStyle w:val="NormalWeb"/>
+        <w:numPr>
+          <w:ilvl w:val="0"/>
+          <w:numId w:val="59"/>
+        </w:numPr>
+      </w:pPr>
+      <w:r>
+        <w:t>Conclusion</w:t>
+      </w:r>
+    </w:p>
+    <w:p>
+      <w:pPr>
+        <w:pStyle w:val="NormalWeb"/>
+        <w:numPr>
+          <w:ilvl w:val="0"/>
+          <w:numId w:val="59"/>
+        </w:numPr>
+      </w:pPr>
+      <w:r>
+        <w:t>References</w:t>
+      </w:r>
+    </w:p>
+    <w:p>
+      <w:pPr>
+        <w:pStyle w:val="NormalWeb"/>
+        <w:numPr>
+          <w:ilvl w:val="0"/>
+          <w:numId w:val="59"/>
+        </w:numPr>
+      </w:pPr>
+      <w:r>
+        <w:t>Acknowledgments</w:t>
+      </w:r>
+    </w:p>
+    <w:p>
+      <w:pPr>
+        <w:pStyle w:val="NormalWeb"/>
+        <w:numPr>
+          <w:ilvl w:val="0"/>
+          <w:numId w:val="59"/>
+        </w:numPr>
+      </w:pPr>
+      <w:r>
+        <w:t>Appendices (if required)</w:t>
+      </w:r>
+    </w:p>
+    <w:p>
+      <w:pPr>
+        <w:pStyle w:val="Heading2"/>
+      </w:pPr>
+      <w:r>
+        <w:lastRenderedPageBreak/>
+        <w:t>Cover Page</w:t>
+      </w:r>
+    </w:p>
+    <w:p>
+      <w:pPr>
+        <w:pStyle w:val="NormalWeb"/>
+      </w:pPr>
+      <w:r>
+        <w:t>The cover page is one of the most frequently overlooked parts of a report. This omission is not limited to undergraduate students; even doctoral candidates and professionals sometimes forget to include it. Many reports published by well-known organizations also</w:t>
+      </w:r>
+      <w:r>
+        <w:t xml:space="preserve"> lack</w:t>
+      </w:r>
+      <w:r>
+        <w:t xml:space="preserve"> a proper cover page.</w:t>
+      </w:r>
+    </w:p>
+    <w:p>
+      <w:pPr>
+        <w:pStyle w:val="NormalWeb"/>
+      </w:pPr>
+      <w:r>
+        <w:t>At a minimum, the cover page should contain:</w:t>
+      </w:r>
+    </w:p>
+    <w:p>
+      <w:pPr>
+        <w:pStyle w:val="NormalWeb"/>
+        <w:numPr>
+          <w:ilvl w:val="0"/>
+          <w:numId w:val="60"/>
+        </w:numPr>
+      </w:pPr>
+      <w:r>
+        <w:t>Title of the report</w:t>
+      </w:r>
+    </w:p>
+    <w:p>
+      <w:pPr>
+        <w:pStyle w:val="NormalWeb"/>
+        <w:numPr>
+          <w:ilvl w:val="0"/>
+          <w:numId w:val="60"/>
+        </w:numPr>
+      </w:pPr>
+      <w:r>
+        <w:t>Name(s) of the author(s)</w:t>
+      </w:r>
+    </w:p>
+    <w:p>
+      <w:pPr>
+        <w:pStyle w:val="NormalWeb"/>
+        <w:numPr>
+          <w:ilvl w:val="0"/>
+          <w:numId w:val="60"/>
+        </w:numPr>
+      </w:pPr>
+      <w:r>
+        <w:t>Author affiliation(s)</w:t>
+      </w:r>
+    </w:p>
+    <w:p>
+      <w:pPr>
+        <w:pStyle w:val="NormalWeb"/>
+        <w:numPr>
+          <w:ilvl w:val="0"/>
+          <w:numId w:val="60"/>
+        </w:numPr>
+      </w:pPr>
+      <w:r>
+        <w:t>Contact information</w:t>
+      </w:r>
+    </w:p>
+    <w:p>
+      <w:pPr>
+        <w:pStyle w:val="NormalWeb"/>
+        <w:numPr>
+          <w:ilvl w:val="0"/>
+          <w:numId w:val="60"/>
+        </w:numPr>
+      </w:pPr>
+      <w:r>
+        <w:t>Name of the institutional publisher (if applicable)</w:t>
+      </w:r>
+    </w:p>
+    <w:p>
+      <w:pPr>
+        <w:pStyle w:val="NormalWeb"/>
+        <w:numPr>
+          <w:ilvl w:val="0"/>
+          <w:numId w:val="60"/>
+        </w:numPr>
+      </w:pPr>
+      <w:r>
+        <w:t>Date of publication</w:t>
+      </w:r>
+    </w:p>
+    <w:p>
+      <w:pPr>
+        <w:pStyle w:val="NormalWeb"/>
+      </w:pPr>
+      <w:r>
+        <w:t>The publication date is particularly important because reports without a publication date cannot be properly cited. Including contact information also makes it easier for readers to communicate with the author.</w:t>
+      </w:r>
+    </w:p>
+    <w:p>
+      <w:pPr>
+        <w:pStyle w:val="Heading2"/>
+      </w:pPr>
+      <w:r>
+        <w:t>Table of Contents</w:t>
+      </w:r>
+    </w:p>
+    <w:p>
+      <w:pPr>
+        <w:pStyle w:val="NormalWeb"/>
+      </w:pPr>
+      <w:r>
+        <w:t xml:space="preserve">A </w:t>
+      </w:r>
+      <w:r>
+        <w:rPr>
+          <w:rStyle w:val="Strong"/>
+        </w:rPr>
+        <w:t>Table of Contents (ToC)</w:t>
+      </w:r>
+      <w:r>
+        <w:t xml:space="preserve"> is like a map for a journey that has never been taken before. It provides readers with an overview of the document before they begin reading.</w:t>
+      </w:r>
+    </w:p>
+    <w:p>
+      <w:pPr>
+        <w:pStyle w:val="NormalWeb"/>
+      </w:pPr>
+      <w:r>
+        <w:t>The ToC helps readers by:</w:t>
+      </w:r>
+    </w:p>
+    <w:p>
+      <w:pPr>
+        <w:pStyle w:val="NormalWeb"/>
+        <w:numPr>
+          <w:ilvl w:val="0"/>
+          <w:numId w:val="61"/>
+        </w:numPr>
+      </w:pPr>
+      <w:r>
+        <w:t>Showing the main sections of the report.</w:t>
+      </w:r>
+    </w:p>
+    <w:p>
+      <w:pPr>
+        <w:pStyle w:val="NormalWeb"/>
+        <w:numPr>
+          <w:ilvl w:val="0"/>
+          <w:numId w:val="61"/>
+        </w:numPr>
+      </w:pPr>
+      <w:r>
+        <w:t>Listing tables and figures.</w:t>
+      </w:r>
+    </w:p>
+    <w:p>
+      <w:pPr>
+        <w:pStyle w:val="NormalWeb"/>
+        <w:numPr>
+          <w:ilvl w:val="0"/>
+          <w:numId w:val="61"/>
+        </w:numPr>
+      </w:pPr>
+      <w:r>
+        <w:t>Providing a preview of the document's organization.</w:t>
+      </w:r>
+    </w:p>
+    <w:p>
+      <w:pPr>
+        <w:pStyle w:val="NormalWeb"/>
+      </w:pPr>
+      <w:r>
+        <w:t>A Table of Contents should always be included when the main content of the report (excluding the cover page, ToC, and references) is five pages or longer.</w:t>
+      </w:r>
+    </w:p>
+    <w:p>
+      <w:pPr>
+        <w:pStyle w:val="Heading2"/>
+      </w:pPr>
+      <w:r>
+        <w:t>Executive Summary (Abstract)</w:t>
+      </w:r>
+    </w:p>
+    <w:p>
+      <w:pPr>
+        <w:pStyle w:val="NormalWeb"/>
+      </w:pPr>
+      <w:r>
+        <w:t xml:space="preserve">Even for short reports, it is recommended to include an </w:t>
+      </w:r>
+      <w:r>
+        <w:rPr>
+          <w:rStyle w:val="Strong"/>
+        </w:rPr>
+        <w:t>Abstract</w:t>
+      </w:r>
+      <w:r>
+        <w:t xml:space="preserve"> or an </w:t>
+      </w:r>
+      <w:r>
+        <w:rPr>
+          <w:rStyle w:val="Strong"/>
+        </w:rPr>
+        <w:t>Executive Summary</w:t>
+      </w:r>
+      <w:r>
+        <w:t>.</w:t>
+      </w:r>
+    </w:p>
+    <w:p>
+      <w:pPr>
+        <w:pStyle w:val="NormalWeb"/>
+      </w:pPr>
+      <w:r>
+        <w:t>A good executive summary:</w:t>
+      </w:r>
+    </w:p>
+    <w:p>
+      <w:pPr>
+        <w:pStyle w:val="NormalWeb"/>
+        <w:numPr>
+          <w:ilvl w:val="0"/>
+          <w:numId w:val="62"/>
+        </w:numPr>
+      </w:pPr>
+      <w:r>
+        <w:t>Explains the main arguments of the report.</w:t>
+      </w:r>
+    </w:p>
+    <w:p>
+      <w:pPr>
+        <w:pStyle w:val="NormalWeb"/>
+        <w:numPr>
+          <w:ilvl w:val="0"/>
+          <w:numId w:val="62"/>
+        </w:numPr>
+      </w:pPr>
+      <w:r>
+        <w:t>Summarizes the key findings.</w:t>
+      </w:r>
+    </w:p>
+    <w:p>
+      <w:pPr>
+        <w:pStyle w:val="NormalWeb"/>
+        <w:numPr>
+          <w:ilvl w:val="0"/>
+          <w:numId w:val="62"/>
+        </w:numPr>
+      </w:pPr>
+      <w:r>
+        <w:t>Is typically limited to three paragraphs or fewer for short reports.</w:t>
+      </w:r>
+    </w:p>
+    <w:p>
+      <w:pPr>
+        <w:pStyle w:val="NormalWeb"/>
+        <w:numPr>
+          <w:ilvl w:val="0"/>
+          <w:numId w:val="62"/>
+        </w:numPr>
+      </w:pPr>
+      <w:r>
+        <w:t>May be longer for comprehensive reports consisting of hundreds of pages.</w:t>
+      </w:r>
+    </w:p>
+    <w:p>
+      <w:pPr>
+        <w:pStyle w:val="Heading2"/>
+      </w:pPr>
+      <w:r>
+        <w:lastRenderedPageBreak/>
+        <w:t>Introduction</w:t>
+      </w:r>
+    </w:p>
+    <w:p>
+      <w:pPr>
+        <w:pStyle w:val="NormalWeb"/>
+      </w:pPr>
+      <w:r>
+        <w:t>The introductory section prepares readers for the report by introducing the topic and defining the problem being addressed.</w:t>
+      </w:r>
+    </w:p>
+    <w:p>
+      <w:pPr>
+        <w:pStyle w:val="NormalWeb"/>
+      </w:pPr>
+      <w:r>
+        <w:t>This section is especially helpful for readers who are unfamiliar with the subject, allowing them to understand the context before moving into more detailed discussions.</w:t>
+      </w:r>
+    </w:p>
+    <w:p>
+      <w:pPr>
+        <w:pStyle w:val="Heading2"/>
+      </w:pPr>
+      <w:r>
+        <w:t>Literature Review</w:t>
+      </w:r>
+    </w:p>
+    <w:p>
+      <w:pPr>
+        <w:pStyle w:val="NormalWeb"/>
+      </w:pPr>
+      <w:r>
+        <w:t>The literature review examines previous research related to the topic.</w:t>
+      </w:r>
+    </w:p>
+    <w:p>
+      <w:pPr>
+        <w:pStyle w:val="NormalWeb"/>
+      </w:pPr>
+      <w:r>
+        <w:t>Its length depends on the complexity of the research area.</w:t>
+      </w:r>
+    </w:p>
+    <w:p>
+      <w:pPr>
+        <w:pStyle w:val="NormalWeb"/>
+        <w:numPr>
+          <w:ilvl w:val="0"/>
+          <w:numId w:val="63"/>
+        </w:numPr>
+      </w:pPr>
+      <w:r>
+        <w:t>If previous research largely agrees on the topic, only the most influential studies need to be cited.</w:t>
+      </w:r>
+    </w:p>
+    <w:p>
+      <w:pPr>
+        <w:pStyle w:val="NormalWeb"/>
+        <w:numPr>
+          <w:ilvl w:val="0"/>
+          <w:numId w:val="63"/>
+        </w:numPr>
+      </w:pPr>
+      <w:r>
+        <w:t>If the research contains differing opinions, caveats, or ongoing debates, a more detailed literature review is necessary.</w:t>
+      </w:r>
+    </w:p>
+    <w:p>
+      <w:pPr>
+        <w:pStyle w:val="NormalWeb"/>
+      </w:pPr>
+      <w:r>
+        <w:t>The literature review also serves to:</w:t>
+      </w:r>
+    </w:p>
+    <w:p>
+      <w:pPr>
+        <w:pStyle w:val="NormalWeb"/>
+        <w:numPr>
+          <w:ilvl w:val="0"/>
+          <w:numId w:val="64"/>
+        </w:numPr>
+      </w:pPr>
+      <w:r>
+        <w:t>Identify existing knowledge gaps.</w:t>
+      </w:r>
+    </w:p>
+    <w:p>
+      <w:pPr>
+        <w:pStyle w:val="NormalWeb"/>
+        <w:numPr>
+          <w:ilvl w:val="0"/>
+          <w:numId w:val="64"/>
+        </w:numPr>
+      </w:pPr>
+      <w:r>
+        <w:t>Explain why further research is needed.</w:t>
+      </w:r>
+    </w:p>
+    <w:p>
+      <w:pPr>
+        <w:pStyle w:val="NormalWeb"/>
+        <w:numPr>
+          <w:ilvl w:val="0"/>
+          <w:numId w:val="64"/>
+        </w:numPr>
+      </w:pPr>
+      <w:r>
+        <w:t>Introduce the research questions.</w:t>
+      </w:r>
+    </w:p>
+    <w:p>
+      <w:pPr>
+        <w:pStyle w:val="NormalWeb"/>
+        <w:numPr>
+          <w:ilvl w:val="0"/>
+          <w:numId w:val="64"/>
+        </w:numPr>
+      </w:pPr>
+      <w:r>
+        <w:t>Present the research hypothesis.</w:t>
+      </w:r>
+    </w:p>
+    <w:p>
+      <w:pPr>
+        <w:pStyle w:val="Heading2"/>
+      </w:pPr>
+      <w:r>
+        <w:t>Methodology</w:t>
+      </w:r>
+    </w:p>
+    <w:p>
+      <w:pPr>
+        <w:pStyle w:val="NormalWeb"/>
+      </w:pPr>
+      <w:r>
+        <w:t>The methodology section explains how the research was conducted.</w:t>
+      </w:r>
+    </w:p>
+    <w:p>
+      <w:pPr>
+        <w:pStyle w:val="NormalWeb"/>
+      </w:pPr>
+      <w:r>
+        <w:t>This section should describe:</w:t>
+      </w:r>
+    </w:p>
+    <w:p>
+      <w:pPr>
+        <w:pStyle w:val="NormalWeb"/>
+        <w:numPr>
+          <w:ilvl w:val="0"/>
+          <w:numId w:val="65"/>
+        </w:numPr>
+      </w:pPr>
+      <w:r>
+        <w:t>Research methods used.</w:t>
+      </w:r>
+    </w:p>
+    <w:p>
+      <w:pPr>
+        <w:pStyle w:val="NormalWeb"/>
+        <w:numPr>
+          <w:ilvl w:val="0"/>
+          <w:numId w:val="65"/>
+        </w:numPr>
+      </w:pPr>
+      <w:r>
+        <w:t>Data sources.</w:t>
+      </w:r>
+    </w:p>
+    <w:p>
+      <w:pPr>
+        <w:pStyle w:val="NormalWeb"/>
+        <w:numPr>
+          <w:ilvl w:val="0"/>
+          <w:numId w:val="65"/>
+        </w:numPr>
+      </w:pPr>
+      <w:r>
+        <w:t>Data collection procedures (if new data was collected).</w:t>
+      </w:r>
+    </w:p>
+    <w:p>
+      <w:pPr>
+        <w:pStyle w:val="NormalWeb"/>
+        <w:numPr>
+          <w:ilvl w:val="0"/>
+          <w:numId w:val="65"/>
+        </w:numPr>
+      </w:pPr>
+      <w:r>
+        <w:t>Reasons for selecting particular variables, datasets, and analytical methods.</w:t>
+      </w:r>
+    </w:p>
+    <w:p>
+      <w:pPr>
+        <w:pStyle w:val="NormalWeb"/>
+      </w:pPr>
+      <w:r>
+        <w:t>The methodology should also explain how these choices help answer the research questions, often by referring back to findings from the literature review.</w:t>
+      </w:r>
+    </w:p>
+    <w:p>
+      <w:pPr>
+        <w:pStyle w:val="Heading2"/>
+      </w:pPr>
+      <w:r>
+        <w:t>Results</w:t>
+      </w:r>
+    </w:p>
+    <w:p>
+      <w:pPr>
+        <w:pStyle w:val="NormalWeb"/>
+      </w:pPr>
+      <w:r>
+        <w:t>The results section presents the empirical findings of the analysis.</w:t>
+      </w:r>
+    </w:p>
+    <w:p>
+      <w:pPr>
+        <w:pStyle w:val="NormalWeb"/>
+      </w:pPr>
+      <w:r>
+        <w:t>Typically, the presentation begins with:</w:t>
+      </w:r>
+    </w:p>
+    <w:p>
+      <w:pPr>
+        <w:pStyle w:val="NormalWeb"/>
+        <w:numPr>
+          <w:ilvl w:val="0"/>
+          <w:numId w:val="66"/>
+        </w:numPr>
+      </w:pPr>
+      <w:r>
+        <w:t>Descriptive statistics (summary statistics describing the data).</w:t>
+      </w:r>
+    </w:p>
+    <w:p>
+      <w:pPr>
+        <w:pStyle w:val="NormalWeb"/>
+        <w:numPr>
+          <w:ilvl w:val="0"/>
+          <w:numId w:val="66"/>
+        </w:numPr>
+      </w:pPr>
+      <w:r>
+        <w:t>Illustrative graphics such as charts, plots, or maps.</w:t>
+      </w:r>
+    </w:p>
+    <w:p>
+      <w:pPr>
+        <w:pStyle w:val="NormalWeb"/>
+      </w:pPr>
+      <w:r>
+        <w:lastRenderedPageBreak/>
+        <w:t>The analysis may then proceed to formal hypothesis testing.</w:t>
+      </w:r>
+    </w:p>
+    <w:p>
+      <w:pPr>
+        <w:pStyle w:val="NormalWeb"/>
+      </w:pPr>
+      <w:r>
+        <w:t>Depending on the nature of the study, additional analytical techniques may include:</w:t>
+      </w:r>
+    </w:p>
+    <w:p>
+      <w:pPr>
+        <w:pStyle w:val="NormalWeb"/>
+        <w:numPr>
+          <w:ilvl w:val="0"/>
+          <w:numId w:val="67"/>
+        </w:numPr>
+      </w:pPr>
+      <w:r>
+        <w:t>Regression models.</w:t>
+      </w:r>
+    </w:p>
+    <w:p>
+      <w:pPr>
+        <w:pStyle w:val="NormalWeb"/>
+        <w:numPr>
+          <w:ilvl w:val="0"/>
+          <w:numId w:val="67"/>
+        </w:numPr>
+      </w:pPr>
+      <w:r>
+        <w:t>Categorical data analysis.</w:t>
+      </w:r>
+    </w:p>
+    <w:p>
+      <w:pPr>
+        <w:pStyle w:val="NormalWeb"/>
+        <w:numPr>
+          <w:ilvl w:val="0"/>
+          <w:numId w:val="67"/>
+        </w:numPr>
+      </w:pPr>
+      <w:r>
+        <w:t>Time-series analysis.</w:t>
+      </w:r>
+    </w:p>
+    <w:p>
+      <w:pPr>
+        <w:pStyle w:val="NormalWeb"/>
+        <w:numPr>
+          <w:ilvl w:val="0"/>
+          <w:numId w:val="67"/>
+        </w:numPr>
+      </w:pPr>
+      <w:r>
+        <w:t>Data mining techniques.</w:t>
+      </w:r>
+    </w:p>
+    <w:p>
+      <w:pPr>
+        <w:pStyle w:val="NormalWeb"/>
+      </w:pPr>
+      <w:r>
+        <w:t>In many business reports, statistical details are minimized, while charts and visualizations are emphasized to make the findings easier for non-technical audiences to understand.</w:t>
+      </w:r>
+    </w:p>
+    <w:p>
+      <w:pPr>
+        <w:pStyle w:val="Heading2"/>
+      </w:pPr>
+      <w:r>
+        <w:t>Discussion</w:t>
+      </w:r>
+    </w:p>
+    <w:p>
+      <w:pPr>
+        <w:pStyle w:val="NormalWeb"/>
+      </w:pPr>
+      <w:r>
+        <w:t>The discussion section interprets the findings presented in the results section.</w:t>
+      </w:r>
+    </w:p>
+    <w:p>
+      <w:pPr>
+        <w:pStyle w:val="NormalWeb"/>
+      </w:pPr>
+      <w:r>
+        <w:t>This is where narrative becomes important, helping the numerical results communicate the overall argument of the report.</w:t>
+      </w:r>
+    </w:p>
+    <w:p>
+      <w:pPr>
+        <w:pStyle w:val="NormalWeb"/>
+      </w:pPr>
+      <w:r>
+        <w:t>The discussion typically:</w:t>
+      </w:r>
+    </w:p>
+    <w:p>
+      <w:pPr>
+        <w:pStyle w:val="NormalWeb"/>
+        <w:numPr>
+          <w:ilvl w:val="0"/>
+          <w:numId w:val="68"/>
+        </w:numPr>
+      </w:pPr>
+      <w:r>
+        <w:t>Revisits the original research questions.</w:t>
+      </w:r>
+    </w:p>
+    <w:p>
+      <w:pPr>
+        <w:pStyle w:val="NormalWeb"/>
+        <w:numPr>
+          <w:ilvl w:val="0"/>
+          <w:numId w:val="68"/>
+        </w:numPr>
+      </w:pPr>
+      <w:r>
+        <w:t>Refers back to the knowledge gaps identified in the literature review.</w:t>
+      </w:r>
+    </w:p>
+    <w:p>
+      <w:pPr>
+        <w:pStyle w:val="NormalWeb"/>
+        <w:numPr>
+          <w:ilvl w:val="0"/>
+          <w:numId w:val="68"/>
+        </w:numPr>
+      </w:pPr>
+      <w:r>
+        <w:t>Explains how the findings contribute to filling those gaps.</w:t>
+      </w:r>
+    </w:p>
+    <w:p>
+      <w:pPr>
+        <w:pStyle w:val="NormalWeb"/>
+        <w:numPr>
+          <w:ilvl w:val="0"/>
+          <w:numId w:val="68"/>
+        </w:numPr>
+      </w:pPr>
+      <w:r>
+        <w:t>Interprets the significance of the results.</w:t>
+      </w:r>
+    </w:p>
+    <w:p>
+      <w:pPr>
+        <w:pStyle w:val="NormalWeb"/>
+      </w:pPr>
+      <w:r>
+        <w:t>Not every analysis produces a complete or definitive answer. In many cases, the findings only partially answer the research questions and must be interpreted alongside important limitations and caveats (limitations or conditions that affect the interpretation of the results).</w:t>
+      </w:r>
+    </w:p>
+    <w:p>
+      <w:pPr>
+        <w:pStyle w:val="Heading2"/>
+      </w:pPr>
+      <w:r>
+        <w:t>Conclusion</w:t>
+      </w:r>
+    </w:p>
+    <w:p>
+      <w:pPr>
+        <w:pStyle w:val="NormalWeb"/>
+      </w:pPr>
+      <w:r>
+        <w:t>The conclusion generalizes the specific findings of the study and highlights their broader significance.</w:t>
+      </w:r>
+    </w:p>
+    <w:p>
+      <w:pPr>
+        <w:pStyle w:val="NormalWeb"/>
+      </w:pPr>
+      <w:r>
+        <w:t>Rather than focusing on limitations, this section emphasizes the value and contributions of the research.</w:t>
+      </w:r>
+    </w:p>
+    <w:p>
+      <w:pPr>
+        <w:pStyle w:val="NormalWeb"/>
+      </w:pPr>
+      <w:r>
+        <w:t>A strong conclusion should:</w:t>
+      </w:r>
+    </w:p>
+    <w:p>
+      <w:pPr>
+        <w:pStyle w:val="NormalWeb"/>
+        <w:numPr>
+          <w:ilvl w:val="0"/>
+          <w:numId w:val="69"/>
+        </w:numPr>
+      </w:pPr>
+      <w:r>
+        <w:t>Summarize the major findings.</w:t>
+      </w:r>
+    </w:p>
+    <w:p>
+      <w:pPr>
+        <w:pStyle w:val="NormalWeb"/>
+        <w:numPr>
+          <w:ilvl w:val="0"/>
+          <w:numId w:val="69"/>
+        </w:numPr>
+      </w:pPr>
+      <w:r>
+        <w:t>Reinforce the importance of the research.</w:t>
+      </w:r>
+    </w:p>
+    <w:p>
+      <w:pPr>
+        <w:pStyle w:val="NormalWeb"/>
+        <w:numPr>
+          <w:ilvl w:val="0"/>
+          <w:numId w:val="69"/>
+        </w:numPr>
+      </w:pPr>
+      <w:r>
+        <w:t>Discuss potential practical applications.</w:t>
+      </w:r>
+    </w:p>
+    <w:p>
+      <w:pPr>
+        <w:pStyle w:val="NormalWeb"/>
+        <w:numPr>
+          <w:ilvl w:val="0"/>
+          <w:numId w:val="69"/>
+        </w:numPr>
+      </w:pPr>
+      <w:r>
+        <w:t>Suggest directions for future research and development.</w:t>
+      </w:r>
+    </w:p>
+    <w:p>
+      <w:pPr>
+        <w:pStyle w:val="Heading2"/>
+      </w:pPr>
+      <w:r>
+        <w:t>References</w:t>
+      </w:r>
+    </w:p>
+    <w:p>
+      <w:pPr>
+        <w:pStyle w:val="NormalWeb"/>
+      </w:pPr>
+      <w:r>
+        <w:t>The references section lists all sources cited throughout the report.</w:t>
+      </w:r>
+    </w:p>
+    <w:p>
+      <w:pPr>
+        <w:pStyle w:val="NormalWeb"/>
+      </w:pPr>
+      <w:r>
+        <w:lastRenderedPageBreak/>
+        <w:t>Proper referencing:</w:t>
+      </w:r>
+    </w:p>
+    <w:p>
+      <w:pPr>
+        <w:pStyle w:val="NormalWeb"/>
+        <w:numPr>
+          <w:ilvl w:val="0"/>
+          <w:numId w:val="70"/>
+        </w:numPr>
+      </w:pPr>
+      <w:r>
+        <w:t>Gives credit to original authors.</w:t>
+      </w:r>
+    </w:p>
+    <w:p>
+      <w:pPr>
+        <w:pStyle w:val="NormalWeb"/>
+        <w:numPr>
+          <w:ilvl w:val="0"/>
+          <w:numId w:val="70"/>
+        </w:numPr>
+      </w:pPr>
+      <w:r>
+        <w:t>Supports the credibility of the report.</w:t>
+      </w:r>
+    </w:p>
+    <w:p>
+      <w:pPr>
+        <w:pStyle w:val="NormalWeb"/>
+        <w:numPr>
+          <w:ilvl w:val="0"/>
+          <w:numId w:val="70"/>
+        </w:numPr>
+      </w:pPr>
+      <w:r>
+        <w:t>Enables readers to locate the cited sources.</w:t>
+      </w:r>
+    </w:p>
+    <w:p>
+      <w:pPr>
+        <w:pStyle w:val="Heading2"/>
+      </w:pPr>
+      <w:r>
+        <w:t>Acknowledgments</w:t>
+      </w:r>
+    </w:p>
+    <w:p>
+      <w:pPr>
+        <w:pStyle w:val="NormalWeb"/>
+      </w:pPr>
+      <w:r>
+        <w:t>The acknowledgment section recognizes individuals or organizations that contributed to or supported the work.</w:t>
+      </w:r>
+    </w:p>
+    <w:p>
+      <w:pPr>
+        <w:pStyle w:val="NormalWeb"/>
+      </w:pPr>
+      <w:r>
+        <w:t>This may include:</w:t>
+      </w:r>
+    </w:p>
+    <w:p>
+      <w:pPr>
+        <w:pStyle w:val="NormalWeb"/>
+        <w:numPr>
+          <w:ilvl w:val="0"/>
+          <w:numId w:val="71"/>
+        </w:numPr>
+      </w:pPr>
+      <w:r>
+        <w:t>Academic supervisors.</w:t>
+      </w:r>
+    </w:p>
+    <w:p>
+      <w:pPr>
+        <w:pStyle w:val="NormalWeb"/>
+        <w:numPr>
+          <w:ilvl w:val="0"/>
+          <w:numId w:val="71"/>
+        </w:numPr>
+      </w:pPr>
+      <w:r>
+        <w:t>Colleagues.</w:t>
+      </w:r>
+    </w:p>
+    <w:p>
+      <w:pPr>
+        <w:pStyle w:val="NormalWeb"/>
+        <w:numPr>
+          <w:ilvl w:val="0"/>
+          <w:numId w:val="71"/>
+        </w:numPr>
+      </w:pPr>
+      <w:r>
+        <w:t>Funding organizations.</w:t>
+      </w:r>
+    </w:p>
+    <w:p>
+      <w:pPr>
+        <w:pStyle w:val="NormalWeb"/>
+        <w:numPr>
+          <w:ilvl w:val="0"/>
+          <w:numId w:val="71"/>
+        </w:numPr>
+      </w:pPr>
+      <w:r>
+        <w:t>Institutions.</w:t>
+      </w:r>
+    </w:p>
+    <w:p>
+      <w:pPr>
+        <w:pStyle w:val="NormalWeb"/>
+        <w:numPr>
+          <w:ilvl w:val="0"/>
+          <w:numId w:val="71"/>
+        </w:numPr>
+      </w:pPr>
+      <w:r>
+        <w:t>Other contributors.</w:t>
+      </w:r>
+    </w:p>
+    <w:p>
+      <w:pPr>
+        <w:pStyle w:val="NormalWeb"/>
+      </w:pPr>
+      <w:r>
+        <w:t>Acknowledging support is considered good academic and professional practice.</w:t>
+      </w:r>
+    </w:p>
+    <w:p>
+      <w:pPr>
+        <w:pStyle w:val="Heading2"/>
+      </w:pPr>
+      <w:r>
+        <w:t>Appendices</w:t>
+      </w:r>
+    </w:p>
+    <w:p>
+      <w:pPr>
+        <w:pStyle w:val="NormalWeb"/>
+      </w:pPr>
+      <w:r>
+        <w:t>Appendices contain supplementary material that supports the report but would interrupt the flow of the main discussion if included within the primary sections.</w:t>
+      </w:r>
+    </w:p>
+    <w:p>
+      <w:pPr>
+        <w:pStyle w:val="NormalWeb"/>
+      </w:pPr>
+      <w:r>
+        <w:t>Examples include:</w:t>
+      </w:r>
+    </w:p>
+    <w:p>
+      <w:pPr>
+        <w:pStyle w:val="NormalWeb"/>
+        <w:numPr>
+          <w:ilvl w:val="0"/>
+          <w:numId w:val="72"/>
+        </w:numPr>
+      </w:pPr>
+      <w:r>
+        <w:t>Large tables.</w:t>
+      </w:r>
+    </w:p>
+    <w:p>
+      <w:pPr>
+        <w:pStyle w:val="NormalWeb"/>
+        <w:numPr>
+          <w:ilvl w:val="0"/>
+          <w:numId w:val="72"/>
+        </w:numPr>
+      </w:pPr>
+      <w:r>
+        <w:t>Questionnaires.</w:t>
+      </w:r>
+    </w:p>
+    <w:p>
+      <w:pPr>
+        <w:pStyle w:val="NormalWeb"/>
+        <w:numPr>
+          <w:ilvl w:val="0"/>
+          <w:numId w:val="72"/>
+        </w:numPr>
+      </w:pPr>
+      <w:r>
+        <w:t>Survey forms.</w:t>
+      </w:r>
+    </w:p>
+    <w:p>
+      <w:pPr>
+        <w:pStyle w:val="NormalWeb"/>
+        <w:numPr>
+          <w:ilvl w:val="0"/>
+          <w:numId w:val="72"/>
+        </w:numPr>
+      </w:pPr>
+      <w:r>
+        <w:t>Additional figures.</w:t>
+      </w:r>
+    </w:p>
+    <w:p>
+      <w:pPr>
+        <w:pStyle w:val="NormalWeb"/>
+        <w:numPr>
+          <w:ilvl w:val="0"/>
+          <w:numId w:val="72"/>
+        </w:numPr>
+      </w:pPr>
+      <w:r>
+        <w:t>Detailed calculations.</w:t>
+      </w:r>
+    </w:p>
+    <w:p>
+      <w:pPr>
+        <w:pStyle w:val="NormalWeb"/>
+        <w:numPr>
+          <w:ilvl w:val="0"/>
+          <w:numId w:val="72"/>
+        </w:numPr>
+      </w:pPr>
+      <w:r>
+        <w:t>Supporting documents.</w:t>
+      </w:r>
+    </w:p>
+    <w:p>
+      <w:pPr>
+        <w:pStyle w:val="NormalWeb"/>
+      </w:pPr>
+      <w:r>
+        <w:t>Appendices should only be included when necessary.</w:t>
+      </w:r>
+    </w:p>
+    <w:p>
+      <w:pPr>
+        <w:pStyle w:val="Heading1"/>
+      </w:pPr>
+      <w:r>
+        <w:t>Delivering Effective Data-Driven Presentations</w:t>
+      </w:r>
+    </w:p>
+    <w:p>
+      <w:pPr>
+        <w:pStyle w:val="Heading2"/>
+      </w:pPr>
+      <w:r>
+        <w:t>Introduction</w:t>
+      </w:r>
+    </w:p>
+    <w:p>
+      <w:pPr>
+        <w:pStyle w:val="NormalWeb"/>
+      </w:pPr>
+      <w:r>
+        <w:t>After spending weeks or even months studying the data, the time comes to report your findings. The questions have been answered, and the story is ready to be shared. The challenge is presenting those findings in a way that ensures the audience understands and remembers the intended message.</w:t>
+      </w:r>
+    </w:p>
+    <w:p>
+      <w:pPr>
+        <w:pStyle w:val="NormalWeb"/>
+      </w:pPr>
+      <w:r>
+        <w:t>Delivering data-driven presentations may seem straightforward, but there are several important factors to consider to accurately convey your message and keep the audience engaged.</w:t>
+      </w:r>
+    </w:p>
+    <w:p>
+      <w:pPr>
+        <w:pStyle w:val="Heading2"/>
+      </w:pPr>
+      <w:r>
+        <w:lastRenderedPageBreak/>
+        <w:t>Best Practices for Delivering Data-Driven Presentations</w:t>
+      </w:r>
+    </w:p>
+    <w:p>
+      <w:pPr>
+        <w:pStyle w:val="NormalWeb"/>
+      </w:pPr>
+      <w:r>
+        <w:t>When creating and delivering a presentation, keep the following principles in mind:</w:t>
+      </w:r>
+    </w:p>
+    <w:p>
+      <w:pPr>
+        <w:pStyle w:val="NormalWeb"/>
+        <w:numPr>
+          <w:ilvl w:val="0"/>
+          <w:numId w:val="73"/>
+        </w:numPr>
+      </w:pPr>
+      <w:r>
+        <w:t>Make sure charts and graphs are not too small and are clearly labeled.</w:t>
+      </w:r>
+    </w:p>
+    <w:p>
+      <w:pPr>
+        <w:pStyle w:val="NormalWeb"/>
+        <w:numPr>
+          <w:ilvl w:val="0"/>
+          <w:numId w:val="73"/>
+        </w:numPr>
+      </w:pPr>
+      <w:r>
+        <w:t>Use the data only as supporting evidence.</w:t>
+      </w:r>
+    </w:p>
+    <w:p>
+      <w:pPr>
+        <w:pStyle w:val="NormalWeb"/>
+        <w:numPr>
+          <w:ilvl w:val="0"/>
+          <w:numId w:val="73"/>
+        </w:numPr>
+      </w:pPr>
+      <w:r>
+        <w:t>Share only one key point from each chart or graph.</w:t>
+      </w:r>
+    </w:p>
+    <w:p>
+      <w:pPr>
+        <w:pStyle w:val="NormalWeb"/>
+        <w:numPr>
+          <w:ilvl w:val="0"/>
+          <w:numId w:val="73"/>
+        </w:numPr>
+      </w:pPr>
+      <w:r>
+        <w:t>Eliminate data that does not support the key message.</w:t>
+      </w:r>
+    </w:p>
+    <w:p>
+      <w:pPr>
+        <w:pStyle w:val="Heading2"/>
+      </w:pPr>
+      <w:r>
+        <w:t>Ensure Charts and Graphs Are Easy to Read</w:t>
+      </w:r>
+    </w:p>
+    <w:p>
+      <w:pPr>
+        <w:pStyle w:val="NormalWeb"/>
+      </w:pPr>
+      <w:r>
+        <w:t>Small charts and labels can easily be overlooked, making the presentation difficult to follow.</w:t>
+      </w:r>
+    </w:p>
+    <w:p>
+      <w:pPr>
+        <w:pStyle w:val="NormalWeb"/>
+      </w:pPr>
+      <w:r>
+        <w:t>To ensure readability:</w:t>
+      </w:r>
+    </w:p>
+    <w:p>
+      <w:pPr>
+        <w:pStyle w:val="NormalWeb"/>
+        <w:numPr>
+          <w:ilvl w:val="0"/>
+          <w:numId w:val="74"/>
+        </w:numPr>
+      </w:pPr>
+      <w:r>
+        <w:t>Test the visualizations by sitting at different distances, similar to where your audience will be seated.</w:t>
+      </w:r>
+    </w:p>
+    <w:p>
+      <w:pPr>
+        <w:pStyle w:val="NormalWeb"/>
+        <w:numPr>
+          <w:ilvl w:val="0"/>
+          <w:numId w:val="74"/>
+        </w:numPr>
+      </w:pPr>
+      <w:r>
+        <w:t>If the data cannot be seen clearly, consider redesigning the visualization by increasing its size, improving labels, or simplifying the chart.</w:t>
+      </w:r>
+    </w:p>
+    <w:p>
+      <w:pPr>
+        <w:pStyle w:val="Heading2"/>
+      </w:pPr>
+      <w:r>
+        <w:t>Use Data to Support the Story, Not Tell the Entire Story</w:t>
+      </w:r>
+    </w:p>
+    <w:p>
+      <w:pPr>
+        <w:pStyle w:val="NormalWeb"/>
+      </w:pPr>
+      <w:r>
+        <w:t>When preparing a report, it may seem logical to fill the slides with data because the findings are based on extensive analysis. However, while this approach may make sense from a data analyst's perspective, the audience is more likely to see a collection of numbers rather than understand the message.</w:t>
+      </w:r>
+    </w:p>
+    <w:p>
+      <w:pPr>
+        <w:pStyle w:val="NormalWeb"/>
+      </w:pPr>
+      <w:r>
+        <w:t>A better approach is to:</w:t>
+      </w:r>
+    </w:p>
+    <w:p>
+      <w:pPr>
+        <w:pStyle w:val="NormalWeb"/>
+        <w:numPr>
+          <w:ilvl w:val="0"/>
+          <w:numId w:val="75"/>
+        </w:numPr>
+      </w:pPr>
+      <w:r>
+        <w:t>First identify the key messages that need to be communicated.</w:t>
+      </w:r>
+    </w:p>
+    <w:p>
+      <w:pPr>
+        <w:pStyle w:val="NormalWeb"/>
+        <w:numPr>
+          <w:ilvl w:val="0"/>
+          <w:numId w:val="75"/>
+        </w:numPr>
+      </w:pPr>
+      <w:r>
+        <w:t>Build the presentation as a story around those messages.</w:t>
+      </w:r>
+    </w:p>
+    <w:p>
+      <w:pPr>
+        <w:pStyle w:val="NormalWeb"/>
+        <w:numPr>
+          <w:ilvl w:val="0"/>
+          <w:numId w:val="75"/>
+        </w:numPr>
+      </w:pPr>
+      <w:r>
+        <w:t>After creating the outline, insert the data to support each finding.</w:t>
+      </w:r>
+    </w:p>
+    <w:p>
+      <w:pPr>
+        <w:pStyle w:val="NormalWeb"/>
+      </w:pPr>
+      <w:r>
+        <w:t>By using data as supporting evidence instead of the main focus, the presentation becomes more engaging, easier to follow, and more interesting for the audience.</w:t>
+      </w:r>
+    </w:p>
+    <w:p>
+      <w:pPr>
+        <w:pStyle w:val="Heading2"/>
+      </w:pPr>
+      <w:r>
+        <w:t>Present One Key Message per Visualization</w:t>
+      </w:r>
+    </w:p>
+    <w:p>
+      <w:pPr>
+        <w:pStyle w:val="NormalWeb"/>
+      </w:pPr>
+      <w:r>
+        <w:t>Charts and graphs are excellent tools for communicating information, but providing too much information in a single visualization can confuse the audience.</w:t>
+      </w:r>
+    </w:p>
+    <w:p>
+      <w:pPr>
+        <w:pStyle w:val="NormalWeb"/>
+      </w:pPr>
+      <w:r>
+        <w:t>For example, a pie chart containing numerous categories and multiple messages makes it difficult for viewers to determine:</w:t>
+      </w:r>
+    </w:p>
+    <w:p>
+      <w:pPr>
+        <w:pStyle w:val="NormalWeb"/>
+        <w:numPr>
+          <w:ilvl w:val="0"/>
+          <w:numId w:val="76"/>
+        </w:numPr>
+      </w:pPr>
+      <w:r>
+        <w:t>The key message.</w:t>
+      </w:r>
+    </w:p>
+    <w:p>
+      <w:pPr>
+        <w:pStyle w:val="NormalWeb"/>
+        <w:numPr>
+          <w:ilvl w:val="0"/>
+          <w:numId w:val="76"/>
+        </w:numPr>
+      </w:pPr>
+      <w:r>
+        <w:t>The point the presenter is trying to convey.</w:t>
+      </w:r>
+    </w:p>
+    <w:p>
+      <w:pPr>
+        <w:pStyle w:val="NormalWeb"/>
+        <w:numPr>
+          <w:ilvl w:val="0"/>
+          <w:numId w:val="76"/>
+        </w:numPr>
+      </w:pPr>
+      <w:r>
+        <w:t>Where the audience should focus their attention.</w:t>
+      </w:r>
+    </w:p>
+    <w:p>
+      <w:pPr>
+        <w:pStyle w:val="NormalWeb"/>
+      </w:pPr>
+      <w:r>
+        <w:lastRenderedPageBreak/>
+        <w:t>Instead, each chart or graph should communicate only one primary idea. Avoid combining multiple messages into a single visualization, as doing so may create confusion and reduce the effectiveness of the presentation.</w:t>
+      </w:r>
+    </w:p>
+    <w:p>
+      <w:pPr>
+        <w:pStyle w:val="Heading2"/>
+      </w:pPr>
+      <w:r>
+        <w:t>Eliminate Unnecessary Data</w:t>
+      </w:r>
+    </w:p>
+    <w:p>
+      <w:pPr>
+        <w:pStyle w:val="NormalWeb"/>
+      </w:pPr>
+      <w:r>
+        <w:t>Data analysts often spend months researching and exploring data. During this process, some findings may seem interesting but are not relevant to the project's objectives.</w:t>
+      </w:r>
+    </w:p>
+    <w:p>
+      <w:pPr>
+        <w:pStyle w:val="NormalWeb"/>
+      </w:pPr>
+      <w:r>
+        <w:t>Including unnecessary details can weaken the overall presentation and distract the audience from the main message.</w:t>
+      </w:r>
+    </w:p>
+    <w:p>
+      <w:pPr>
+        <w:pStyle w:val="NormalWeb"/>
+      </w:pPr>
+      <w:r>
+        <w:t>To keep the presentation effective:</w:t>
+      </w:r>
+    </w:p>
+    <w:p>
+      <w:pPr>
+        <w:pStyle w:val="NormalWeb"/>
+        <w:numPr>
+          <w:ilvl w:val="0"/>
+          <w:numId w:val="77"/>
+        </w:numPr>
+      </w:pPr>
+      <w:r>
+        <w:t>Remove data that does not support the key message.</w:t>
+      </w:r>
+    </w:p>
+    <w:p>
+      <w:pPr>
+        <w:pStyle w:val="NormalWeb"/>
+        <w:numPr>
+          <w:ilvl w:val="0"/>
+          <w:numId w:val="77"/>
+        </w:numPr>
+      </w:pPr>
+      <w:r>
+        <w:t>Highlight only the data points that reinforce your main ideas.</w:t>
+      </w:r>
+    </w:p>
+    <w:p>
+      <w:pPr>
+        <w:pStyle w:val="NormalWeb"/>
+        <w:numPr>
+          <w:ilvl w:val="0"/>
+          <w:numId w:val="77"/>
+        </w:numPr>
+      </w:pPr>
+      <w:r>
+        <w:t>Keep the presentation clear, concise, and focused.</w:t>
+      </w:r>
+    </w:p>
+    <w:p>
+      <w:pPr>
+        <w:pStyle w:val="Heading2"/>
+      </w:pPr>
+      <w:r>
+        <w:t>Key Takeaways</w:t>
+      </w:r>
+    </w:p>
+    <w:p>
+      <w:pPr>
+        <w:pStyle w:val="NormalWeb"/>
+      </w:pPr>
+      <w:r>
+        <w:t>An effective data-driven presentation should:</w:t>
+      </w:r>
+    </w:p>
+    <w:p>
+      <w:pPr>
+        <w:pStyle w:val="NormalWeb"/>
+        <w:numPr>
+          <w:ilvl w:val="0"/>
+          <w:numId w:val="78"/>
+        </w:numPr>
+      </w:pPr>
+      <w:r>
+        <w:t>Use clear and readable charts and graphs.</w:t>
+      </w:r>
+    </w:p>
+    <w:p>
+      <w:pPr>
+        <w:pStyle w:val="NormalWeb"/>
+        <w:numPr>
+          <w:ilvl w:val="0"/>
+          <w:numId w:val="78"/>
+        </w:numPr>
+      </w:pPr>
+      <w:r>
+        <w:t>Treat data as supporting evidence rather than the entire presentation.</w:t>
+      </w:r>
+    </w:p>
+    <w:p>
+      <w:pPr>
+        <w:pStyle w:val="NormalWeb"/>
+        <w:numPr>
+          <w:ilvl w:val="0"/>
+          <w:numId w:val="78"/>
+        </w:numPr>
+      </w:pPr>
+      <w:r>
+        <w:t>Communicate only one key message through each visualization.</w:t>
+      </w:r>
+    </w:p>
+    <w:p>
+      <w:pPr>
+        <w:pStyle w:val="NormalWeb"/>
+        <w:numPr>
+          <w:ilvl w:val="0"/>
+          <w:numId w:val="78"/>
+        </w:numPr>
+      </w:pPr>
+      <w:r>
+        <w:t>Remove irrelevant information that does not support the main message.</w:t>
+      </w:r>
+    </w:p>
+    <w:p>
+      <w:pPr>
+        <w:pStyle w:val="NormalWeb"/>
+        <w:numPr>
+          <w:ilvl w:val="0"/>
+          <w:numId w:val="78"/>
+        </w:numPr>
+      </w:pPr>
+      <w:r>
+        <w:t>Keep the presentation clear, concise, engaging, and easy for the audience to understand.</w:t>
+      </w:r>
+    </w:p>
+    <w:p>
+      <w:pPr>
+        <w:pStyle w:val="Heading2"/>
+      </w:pPr>
+      <w:r>
+        <w:t>Conclusion</w:t>
+      </w:r>
+    </w:p>
+    <w:p>
+      <w:pPr>
+        <w:pStyle w:val="NormalWeb"/>
+      </w:pPr>
+      <w:r>
+        <w:t>A successful data-driven presentation is not about showing every piece of data collected during the analysis. Instead, it is about telling a compelling story supported by relevant data. By focusing on clear visuals, emphasizing one idea at a time, and eliminating unnecessary information, you can effectively engage your audience and deliver a clear, memorable message.</w:t>
+      </w:r>
+    </w:p>
+    <w:p>
+      <w:pPr>
+        <w:pStyle w:val="NormalWeb"/>
+      </w:pPr>
+    </w:p>
+    <w:p>
+      <w:pPr>
         <w:spacing w:after="0" w:line="240" w:lineRule="auto"/>
         <w:jc w:val="both"/>
         <w:rPr>
@@ -2000,6 +4753,304 @@
 <file path=word/numbering.xml><?xml version="1.0" encoding="utf-8"?>
 <w:numbering xmlns:wpc="http://schemas.microsoft.com/office/word/2010/wordprocessingCanvas" xmlns:cx="http://schemas.microsoft.com/office/drawing/2014/chartex" xmlns:cx1="http://schemas.microsoft.com/office/drawing/2015/9/8/chartex" xmlns:cx2="http://schemas.microsoft.com/office/drawing/2015/10/21/chartex" xmlns:cx3="http://schemas.microsoft.com/office/drawing/2016/5/9/chartex" xmlns:cx4="http://schemas.microsoft.com/office/drawing/2016/5/10/chartex" xmlns:cx5="http://schemas.microsoft.com/office/drawing/2016/5/11/chartex" xmlns:cx6="http://schemas.microsoft.com/office/drawing/2016/5/12/chartex" xmlns:cx7="http://schemas.microsoft.com/office/drawing/2016/5/13/chartex" xmlns:cx8="http://schemas.microsoft.com/office/drawing/2016/5/14/chartex" xmlns:mc="http://schemas.openxmlformats.org/markup-compatibility/2006" xmlns:aink="http://schemas.microsoft.com/office/drawing/2016/ink" xmlns:am3d="http://schemas.microsoft.com/office/drawing/2017/model3d" xmlns:o="urn:schemas-microsoft-com:office:office" xmlns:oel="http://schemas.microsoft.com/office/2019/extlst" xmlns:r="http://schemas.openxmlformats.org/officeDocument/2006/relationships" xmlns:m="http://schemas.openxmlformats.org/officeDocument/2006/math" xmlns:v="urn:schemas-microsoft-com:vml" xmlns:wp14="http://schemas.microsoft.com/office/word/2010/wordprocessingDrawing" xmlns:wp="http://schemas.openxmlformats.org/drawingml/2006/wordprocessingDrawing" xmlns:w10="urn:schemas-microsoft-com:office:word" xmlns:w="http://schemas.openxmlformats.org/wordprocessingml/2006/main" xmlns:w14="http://schemas.microsoft.com/office/word/2010/wordml" xmlns:w15="http://schemas.microsoft.com/office/word/2012/wordml" xmlns:w16cex="http://schemas.microsoft.com/office/word/2018/wordml/cex" xmlns:w16cid="http://schemas.microsoft.com/office/word/2016/wordml/cid" xmlns:w16="http://schemas.microsoft.com/office/word/2018/wordml" xmlns:w16du="http://schemas.microsoft.com/office/word/2023/wordml/word16du" xmlns:w16sdtdh="http://schemas.microsoft.com/office/word/2020/wordml/sdtdatahash" xmlns:w16sdtfl="http://schemas.microsoft.com/office/word/2024/wordml/sdtformatlock" xmlns:w16se="http://schemas.microsoft.com/office/word/2015/wordml/symex" xmlns:wpg="http://schemas.microsoft.com/office/word/2010/wordprocessingGroup" xmlns:wpi="http://schemas.microsoft.com/office/word/2010/wordprocessingInk" xmlns:wne="http://schemas.microsoft.com/office/word/2006/wordml" xmlns:wps="http://schemas.microsoft.com/office/word/2010/wordprocessingShape" mc:Ignorable="w14 w15 w16se w16cid w16 w16cex w16sdtdh w16sdtfl w16du wp14">
   <w:abstractNum w:abstractNumId="0" w15:restartNumberingAfterBreak="0">
+    <w:nsid w:val="00F97929"/>
+    <w:multiLevelType w:val="multilevel"/>
+    <w:tmpl w:val="D69A8996"/>
+    <w:lvl w:ilvl="0">
+      <w:start w:val="1"/>
+      <w:numFmt w:val="bullet"/>
+      <w:lvlText w:val=""/>
+      <w:lvlJc w:val="left"/>
+      <w:pPr>
+        <w:tabs>
+          <w:tab w:val="num" w:pos="720"/>
+        </w:tabs>
+        <w:ind w:left="720" w:hanging="360"/>
+      </w:pPr>
+      <w:rPr>
+        <w:rFonts w:ascii="Symbol" w:hAnsi="Symbol" w:hint="default"/>
+        <w:sz w:val="20"/>
+      </w:rPr>
+    </w:lvl>
+    <w:lvl w:ilvl="1" w:tentative="1">
+      <w:start w:val="1"/>
+      <w:numFmt w:val="bullet"/>
+      <w:lvlText w:val="o"/>
+      <w:lvlJc w:val="left"/>
+      <w:pPr>
+        <w:tabs>
+          <w:tab w:val="num" w:pos="1440"/>
+        </w:tabs>
+        <w:ind w:left="1440" w:hanging="360"/>
+      </w:pPr>
+      <w:rPr>
+        <w:rFonts w:ascii="Courier New" w:hAnsi="Courier New" w:hint="default"/>
+        <w:sz w:val="20"/>
+      </w:rPr>
+    </w:lvl>
+    <w:lvl w:ilvl="2" w:tentative="1">
+      <w:start w:val="1"/>
+      <w:numFmt w:val="bullet"/>
+      <w:lvlText w:val=""/>
+      <w:lvlJc w:val="left"/>
+      <w:pPr>
+        <w:tabs>
+          <w:tab w:val="num" w:pos="2160"/>
+        </w:tabs>
+        <w:ind w:left="2160" w:hanging="360"/>
+      </w:pPr>
+      <w:rPr>
+        <w:rFonts w:ascii="Wingdings" w:hAnsi="Wingdings" w:hint="default"/>
+        <w:sz w:val="20"/>
+      </w:rPr>
+    </w:lvl>
+    <w:lvl w:ilvl="3" w:tentative="1">
+      <w:start w:val="1"/>
+      <w:numFmt w:val="bullet"/>
+      <w:lvlText w:val=""/>
+      <w:lvlJc w:val="left"/>
+      <w:pPr>
+        <w:tabs>
+          <w:tab w:val="num" w:pos="2880"/>
+        </w:tabs>
+        <w:ind w:left="2880" w:hanging="360"/>
+      </w:pPr>
+      <w:rPr>
+        <w:rFonts w:ascii="Wingdings" w:hAnsi="Wingdings" w:hint="default"/>
+        <w:sz w:val="20"/>
+      </w:rPr>
+    </w:lvl>
+    <w:lvl w:ilvl="4" w:tentative="1">
+      <w:start w:val="1"/>
+      <w:numFmt w:val="bullet"/>
+      <w:lvlText w:val=""/>
+      <w:lvlJc w:val="left"/>
+      <w:pPr>
+        <w:tabs>
+          <w:tab w:val="num" w:pos="3600"/>
+        </w:tabs>
+        <w:ind w:left="3600" w:hanging="360"/>
+      </w:pPr>
+      <w:rPr>
+        <w:rFonts w:ascii="Wingdings" w:hAnsi="Wingdings" w:hint="default"/>
+        <w:sz w:val="20"/>
+      </w:rPr>
+    </w:lvl>
+    <w:lvl w:ilvl="5" w:tentative="1">
+      <w:start w:val="1"/>
+      <w:numFmt w:val="bullet"/>
+      <w:lvlText w:val=""/>
+      <w:lvlJc w:val="left"/>
+      <w:pPr>
+        <w:tabs>
+          <w:tab w:val="num" w:pos="4320"/>
+        </w:tabs>
+        <w:ind w:left="4320" w:hanging="360"/>
+      </w:pPr>
+      <w:rPr>
+        <w:rFonts w:ascii="Wingdings" w:hAnsi="Wingdings" w:hint="default"/>
+        <w:sz w:val="20"/>
+      </w:rPr>
+    </w:lvl>
+    <w:lvl w:ilvl="6" w:tentative="1">
+      <w:start w:val="1"/>
+      <w:numFmt w:val="bullet"/>
+      <w:lvlText w:val=""/>
+      <w:lvlJc w:val="left"/>
+      <w:pPr>
+        <w:tabs>
+          <w:tab w:val="num" w:pos="5040"/>
+        </w:tabs>
+        <w:ind w:left="5040" w:hanging="360"/>
+      </w:pPr>
+      <w:rPr>
+        <w:rFonts w:ascii="Wingdings" w:hAnsi="Wingdings" w:hint="default"/>
+        <w:sz w:val="20"/>
+      </w:rPr>
+    </w:lvl>
+    <w:lvl w:ilvl="7" w:tentative="1">
+      <w:start w:val="1"/>
+      <w:numFmt w:val="bullet"/>
+      <w:lvlText w:val=""/>
+      <w:lvlJc w:val="left"/>
+      <w:pPr>
+        <w:tabs>
+          <w:tab w:val="num" w:pos="5760"/>
+        </w:tabs>
+        <w:ind w:left="5760" w:hanging="360"/>
+      </w:pPr>
+      <w:rPr>
+        <w:rFonts w:ascii="Wingdings" w:hAnsi="Wingdings" w:hint="default"/>
+        <w:sz w:val="20"/>
+      </w:rPr>
+    </w:lvl>
+    <w:lvl w:ilvl="8" w:tentative="1">
+      <w:start w:val="1"/>
+      <w:numFmt w:val="bullet"/>
+      <w:lvlText w:val=""/>
+      <w:lvlJc w:val="left"/>
+      <w:pPr>
+        <w:tabs>
+          <w:tab w:val="num" w:pos="6480"/>
+        </w:tabs>
+        <w:ind w:left="6480" w:hanging="360"/>
+      </w:pPr>
+      <w:rPr>
+        <w:rFonts w:ascii="Wingdings" w:hAnsi="Wingdings" w:hint="default"/>
+        <w:sz w:val="20"/>
+      </w:rPr>
+    </w:lvl>
+  </w:abstractNum>
+  <w:abstractNum w:abstractNumId="1" w15:restartNumberingAfterBreak="0">
+    <w:nsid w:val="03260735"/>
+    <w:multiLevelType w:val="multilevel"/>
+    <w:tmpl w:val="6228F0D0"/>
+    <w:lvl w:ilvl="0">
+      <w:start w:val="1"/>
+      <w:numFmt w:val="bullet"/>
+      <w:lvlText w:val=""/>
+      <w:lvlJc w:val="left"/>
+      <w:pPr>
+        <w:tabs>
+          <w:tab w:val="num" w:pos="720"/>
+        </w:tabs>
+        <w:ind w:left="720" w:hanging="360"/>
+      </w:pPr>
+      <w:rPr>
+        <w:rFonts w:ascii="Symbol" w:hAnsi="Symbol" w:hint="default"/>
+        <w:sz w:val="20"/>
+      </w:rPr>
+    </w:lvl>
+    <w:lvl w:ilvl="1" w:tentative="1">
+      <w:start w:val="1"/>
+      <w:numFmt w:val="bullet"/>
+      <w:lvlText w:val="o"/>
+      <w:lvlJc w:val="left"/>
+      <w:pPr>
+        <w:tabs>
+          <w:tab w:val="num" w:pos="1440"/>
+        </w:tabs>
+        <w:ind w:left="1440" w:hanging="360"/>
+      </w:pPr>
+      <w:rPr>
+        <w:rFonts w:ascii="Courier New" w:hAnsi="Courier New" w:hint="default"/>
+        <w:sz w:val="20"/>
+      </w:rPr>
+    </w:lvl>
+    <w:lvl w:ilvl="2" w:tentative="1">
+      <w:start w:val="1"/>
+      <w:numFmt w:val="bullet"/>
+      <w:lvlText w:val=""/>
+      <w:lvlJc w:val="left"/>
+      <w:pPr>
+        <w:tabs>
+          <w:tab w:val="num" w:pos="2160"/>
+        </w:tabs>
+        <w:ind w:left="2160" w:hanging="360"/>
+      </w:pPr>
+      <w:rPr>
+        <w:rFonts w:ascii="Wingdings" w:hAnsi="Wingdings" w:hint="default"/>
+        <w:sz w:val="20"/>
+      </w:rPr>
+    </w:lvl>
+    <w:lvl w:ilvl="3" w:tentative="1">
+      <w:start w:val="1"/>
+      <w:numFmt w:val="bullet"/>
+      <w:lvlText w:val=""/>
+      <w:lvlJc w:val="left"/>
+      <w:pPr>
+        <w:tabs>
+          <w:tab w:val="num" w:pos="2880"/>
+        </w:tabs>
+        <w:ind w:left="2880" w:hanging="360"/>
+      </w:pPr>
+      <w:rPr>
+        <w:rFonts w:ascii="Wingdings" w:hAnsi="Wingdings" w:hint="default"/>
+        <w:sz w:val="20"/>
+      </w:rPr>
+    </w:lvl>
+    <w:lvl w:ilvl="4" w:tentative="1">
+      <w:start w:val="1"/>
+      <w:numFmt w:val="bullet"/>
+      <w:lvlText w:val=""/>
+      <w:lvlJc w:val="left"/>
+      <w:pPr>
+        <w:tabs>
+          <w:tab w:val="num" w:pos="3600"/>
+        </w:tabs>
+        <w:ind w:left="3600" w:hanging="360"/>
+      </w:pPr>
+      <w:rPr>
+        <w:rFonts w:ascii="Wingdings" w:hAnsi="Wingdings" w:hint="default"/>
+        <w:sz w:val="20"/>
+      </w:rPr>
+    </w:lvl>
+    <w:lvl w:ilvl="5" w:tentative="1">
+      <w:start w:val="1"/>
+      <w:numFmt w:val="bullet"/>
+      <w:lvlText w:val=""/>
+      <w:lvlJc w:val="left"/>
+      <w:pPr>
+        <w:tabs>
+          <w:tab w:val="num" w:pos="4320"/>
+        </w:tabs>
+        <w:ind w:left="4320" w:hanging="360"/>
+      </w:pPr>
+      <w:rPr>
+        <w:rFonts w:ascii="Wingdings" w:hAnsi="Wingdings" w:hint="default"/>
+        <w:sz w:val="20"/>
+      </w:rPr>
+    </w:lvl>
+    <w:lvl w:ilvl="6" w:tentative="1">
+      <w:start w:val="1"/>
+      <w:numFmt w:val="bullet"/>
+      <w:lvlText w:val=""/>
+      <w:lvlJc w:val="left"/>
+      <w:pPr>
+        <w:tabs>
+          <w:tab w:val="num" w:pos="5040"/>
+        </w:tabs>
+        <w:ind w:left="5040" w:hanging="360"/>
+      </w:pPr>
+      <w:rPr>
+        <w:rFonts w:ascii="Wingdings" w:hAnsi="Wingdings" w:hint="default"/>
+        <w:sz w:val="20"/>
+      </w:rPr>
+    </w:lvl>
+    <w:lvl w:ilvl="7" w:tentative="1">
+      <w:start w:val="1"/>
+      <w:numFmt w:val="bullet"/>
+      <w:lvlText w:val=""/>
+      <w:lvlJc w:val="left"/>
+      <w:pPr>
+        <w:tabs>
+          <w:tab w:val="num" w:pos="5760"/>
+        </w:tabs>
+        <w:ind w:left="5760" w:hanging="360"/>
+      </w:pPr>
+      <w:rPr>
+        <w:rFonts w:ascii="Wingdings" w:hAnsi="Wingdings" w:hint="default"/>
+        <w:sz w:val="20"/>
+      </w:rPr>
+    </w:lvl>
+    <w:lvl w:ilvl="8" w:tentative="1">
+      <w:start w:val="1"/>
+      <w:numFmt w:val="bullet"/>
+      <w:lvlText w:val=""/>
+      <w:lvlJc w:val="left"/>
+      <w:pPr>
+        <w:tabs>
+          <w:tab w:val="num" w:pos="6480"/>
+        </w:tabs>
+        <w:ind w:left="6480" w:hanging="360"/>
+      </w:pPr>
+      <w:rPr>
+        <w:rFonts w:ascii="Wingdings" w:hAnsi="Wingdings" w:hint="default"/>
+        <w:sz w:val="20"/>
+      </w:rPr>
+    </w:lvl>
+  </w:abstractNum>
+  <w:abstractNum w:abstractNumId="2" w15:restartNumberingAfterBreak="0">
     <w:nsid w:val="051B1289"/>
     <w:multiLevelType w:val="multilevel"/>
     <w:tmpl w:val="85047BD8"/>
@@ -2148,7 +5199,752 @@
       </w:rPr>
     </w:lvl>
   </w:abstractNum>
-  <w:abstractNum w:abstractNumId="1" w15:restartNumberingAfterBreak="0">
+  <w:abstractNum w:abstractNumId="3" w15:restartNumberingAfterBreak="0">
+    <w:nsid w:val="06256F30"/>
+    <w:multiLevelType w:val="multilevel"/>
+    <w:tmpl w:val="9196A4BE"/>
+    <w:lvl w:ilvl="0">
+      <w:start w:val="1"/>
+      <w:numFmt w:val="bullet"/>
+      <w:lvlText w:val=""/>
+      <w:lvlJc w:val="left"/>
+      <w:pPr>
+        <w:tabs>
+          <w:tab w:val="num" w:pos="720"/>
+        </w:tabs>
+        <w:ind w:left="720" w:hanging="360"/>
+      </w:pPr>
+      <w:rPr>
+        <w:rFonts w:ascii="Symbol" w:hAnsi="Symbol" w:hint="default"/>
+        <w:sz w:val="20"/>
+      </w:rPr>
+    </w:lvl>
+    <w:lvl w:ilvl="1" w:tentative="1">
+      <w:start w:val="1"/>
+      <w:numFmt w:val="bullet"/>
+      <w:lvlText w:val="o"/>
+      <w:lvlJc w:val="left"/>
+      <w:pPr>
+        <w:tabs>
+          <w:tab w:val="num" w:pos="1440"/>
+        </w:tabs>
+        <w:ind w:left="1440" w:hanging="360"/>
+      </w:pPr>
+      <w:rPr>
+        <w:rFonts w:ascii="Courier New" w:hAnsi="Courier New" w:hint="default"/>
+        <w:sz w:val="20"/>
+      </w:rPr>
+    </w:lvl>
+    <w:lvl w:ilvl="2" w:tentative="1">
+      <w:start w:val="1"/>
+      <w:numFmt w:val="bullet"/>
+      <w:lvlText w:val=""/>
+      <w:lvlJc w:val="left"/>
+      <w:pPr>
+        <w:tabs>
+          <w:tab w:val="num" w:pos="2160"/>
+        </w:tabs>
+        <w:ind w:left="2160" w:hanging="360"/>
+      </w:pPr>
+      <w:rPr>
+        <w:rFonts w:ascii="Wingdings" w:hAnsi="Wingdings" w:hint="default"/>
+        <w:sz w:val="20"/>
+      </w:rPr>
+    </w:lvl>
+    <w:lvl w:ilvl="3" w:tentative="1">
+      <w:start w:val="1"/>
+      <w:numFmt w:val="bullet"/>
+      <w:lvlText w:val=""/>
+      <w:lvlJc w:val="left"/>
+      <w:pPr>
+        <w:tabs>
+          <w:tab w:val="num" w:pos="2880"/>
+        </w:tabs>
+        <w:ind w:left="2880" w:hanging="360"/>
+      </w:pPr>
+      <w:rPr>
+        <w:rFonts w:ascii="Wingdings" w:hAnsi="Wingdings" w:hint="default"/>
+        <w:sz w:val="20"/>
+      </w:rPr>
+    </w:lvl>
+    <w:lvl w:ilvl="4" w:tentative="1">
+      <w:start w:val="1"/>
+      <w:numFmt w:val="bullet"/>
+      <w:lvlText w:val=""/>
+      <w:lvlJc w:val="left"/>
+      <w:pPr>
+        <w:tabs>
+          <w:tab w:val="num" w:pos="3600"/>
+        </w:tabs>
+        <w:ind w:left="3600" w:hanging="360"/>
+      </w:pPr>
+      <w:rPr>
+        <w:rFonts w:ascii="Wingdings" w:hAnsi="Wingdings" w:hint="default"/>
+        <w:sz w:val="20"/>
+      </w:rPr>
+    </w:lvl>
+    <w:lvl w:ilvl="5" w:tentative="1">
+      <w:start w:val="1"/>
+      <w:numFmt w:val="bullet"/>
+      <w:lvlText w:val=""/>
+      <w:lvlJc w:val="left"/>
+      <w:pPr>
+        <w:tabs>
+          <w:tab w:val="num" w:pos="4320"/>
+        </w:tabs>
+        <w:ind w:left="4320" w:hanging="360"/>
+      </w:pPr>
+      <w:rPr>
+        <w:rFonts w:ascii="Wingdings" w:hAnsi="Wingdings" w:hint="default"/>
+        <w:sz w:val="20"/>
+      </w:rPr>
+    </w:lvl>
+    <w:lvl w:ilvl="6" w:tentative="1">
+      <w:start w:val="1"/>
+      <w:numFmt w:val="bullet"/>
+      <w:lvlText w:val=""/>
+      <w:lvlJc w:val="left"/>
+      <w:pPr>
+        <w:tabs>
+          <w:tab w:val="num" w:pos="5040"/>
+        </w:tabs>
+        <w:ind w:left="5040" w:hanging="360"/>
+      </w:pPr>
+      <w:rPr>
+        <w:rFonts w:ascii="Wingdings" w:hAnsi="Wingdings" w:hint="default"/>
+        <w:sz w:val="20"/>
+      </w:rPr>
+    </w:lvl>
+    <w:lvl w:ilvl="7" w:tentative="1">
+      <w:start w:val="1"/>
+      <w:numFmt w:val="bullet"/>
+      <w:lvlText w:val=""/>
+      <w:lvlJc w:val="left"/>
+      <w:pPr>
+        <w:tabs>
+          <w:tab w:val="num" w:pos="5760"/>
+        </w:tabs>
+        <w:ind w:left="5760" w:hanging="360"/>
+      </w:pPr>
+      <w:rPr>
+        <w:rFonts w:ascii="Wingdings" w:hAnsi="Wingdings" w:hint="default"/>
+        <w:sz w:val="20"/>
+      </w:rPr>
+    </w:lvl>
+    <w:lvl w:ilvl="8" w:tentative="1">
+      <w:start w:val="1"/>
+      <w:numFmt w:val="bullet"/>
+      <w:lvlText w:val=""/>
+      <w:lvlJc w:val="left"/>
+      <w:pPr>
+        <w:tabs>
+          <w:tab w:val="num" w:pos="6480"/>
+        </w:tabs>
+        <w:ind w:left="6480" w:hanging="360"/>
+      </w:pPr>
+      <w:rPr>
+        <w:rFonts w:ascii="Wingdings" w:hAnsi="Wingdings" w:hint="default"/>
+        <w:sz w:val="20"/>
+      </w:rPr>
+    </w:lvl>
+  </w:abstractNum>
+  <w:abstractNum w:abstractNumId="4" w15:restartNumberingAfterBreak="0">
+    <w:nsid w:val="07CC3A9B"/>
+    <w:multiLevelType w:val="multilevel"/>
+    <w:tmpl w:val="1E0C3D40"/>
+    <w:lvl w:ilvl="0">
+      <w:start w:val="1"/>
+      <w:numFmt w:val="bullet"/>
+      <w:lvlText w:val=""/>
+      <w:lvlJc w:val="left"/>
+      <w:pPr>
+        <w:tabs>
+          <w:tab w:val="num" w:pos="720"/>
+        </w:tabs>
+        <w:ind w:left="720" w:hanging="360"/>
+      </w:pPr>
+      <w:rPr>
+        <w:rFonts w:ascii="Symbol" w:hAnsi="Symbol" w:hint="default"/>
+        <w:sz w:val="20"/>
+      </w:rPr>
+    </w:lvl>
+    <w:lvl w:ilvl="1" w:tentative="1">
+      <w:start w:val="1"/>
+      <w:numFmt w:val="bullet"/>
+      <w:lvlText w:val="o"/>
+      <w:lvlJc w:val="left"/>
+      <w:pPr>
+        <w:tabs>
+          <w:tab w:val="num" w:pos="1440"/>
+        </w:tabs>
+        <w:ind w:left="1440" w:hanging="360"/>
+      </w:pPr>
+      <w:rPr>
+        <w:rFonts w:ascii="Courier New" w:hAnsi="Courier New" w:hint="default"/>
+        <w:sz w:val="20"/>
+      </w:rPr>
+    </w:lvl>
+    <w:lvl w:ilvl="2" w:tentative="1">
+      <w:start w:val="1"/>
+      <w:numFmt w:val="bullet"/>
+      <w:lvlText w:val=""/>
+      <w:lvlJc w:val="left"/>
+      <w:pPr>
+        <w:tabs>
+          <w:tab w:val="num" w:pos="2160"/>
+        </w:tabs>
+        <w:ind w:left="2160" w:hanging="360"/>
+      </w:pPr>
+      <w:rPr>
+        <w:rFonts w:ascii="Wingdings" w:hAnsi="Wingdings" w:hint="default"/>
+        <w:sz w:val="20"/>
+      </w:rPr>
+    </w:lvl>
+    <w:lvl w:ilvl="3" w:tentative="1">
+      <w:start w:val="1"/>
+      <w:numFmt w:val="bullet"/>
+      <w:lvlText w:val=""/>
+      <w:lvlJc w:val="left"/>
+      <w:pPr>
+        <w:tabs>
+          <w:tab w:val="num" w:pos="2880"/>
+        </w:tabs>
+        <w:ind w:left="2880" w:hanging="360"/>
+      </w:pPr>
+      <w:rPr>
+        <w:rFonts w:ascii="Wingdings" w:hAnsi="Wingdings" w:hint="default"/>
+        <w:sz w:val="20"/>
+      </w:rPr>
+    </w:lvl>
+    <w:lvl w:ilvl="4" w:tentative="1">
+      <w:start w:val="1"/>
+      <w:numFmt w:val="bullet"/>
+      <w:lvlText w:val=""/>
+      <w:lvlJc w:val="left"/>
+      <w:pPr>
+        <w:tabs>
+          <w:tab w:val="num" w:pos="3600"/>
+        </w:tabs>
+        <w:ind w:left="3600" w:hanging="360"/>
+      </w:pPr>
+      <w:rPr>
+        <w:rFonts w:ascii="Wingdings" w:hAnsi="Wingdings" w:hint="default"/>
+        <w:sz w:val="20"/>
+      </w:rPr>
+    </w:lvl>
+    <w:lvl w:ilvl="5" w:tentative="1">
+      <w:start w:val="1"/>
+      <w:numFmt w:val="bullet"/>
+      <w:lvlText w:val=""/>
+      <w:lvlJc w:val="left"/>
+      <w:pPr>
+        <w:tabs>
+          <w:tab w:val="num" w:pos="4320"/>
+        </w:tabs>
+        <w:ind w:left="4320" w:hanging="360"/>
+      </w:pPr>
+      <w:rPr>
+        <w:rFonts w:ascii="Wingdings" w:hAnsi="Wingdings" w:hint="default"/>
+        <w:sz w:val="20"/>
+      </w:rPr>
+    </w:lvl>
+    <w:lvl w:ilvl="6" w:tentative="1">
+      <w:start w:val="1"/>
+      <w:numFmt w:val="bullet"/>
+      <w:lvlText w:val=""/>
+      <w:lvlJc w:val="left"/>
+      <w:pPr>
+        <w:tabs>
+          <w:tab w:val="num" w:pos="5040"/>
+        </w:tabs>
+        <w:ind w:left="5040" w:hanging="360"/>
+      </w:pPr>
+      <w:rPr>
+        <w:rFonts w:ascii="Wingdings" w:hAnsi="Wingdings" w:hint="default"/>
+        <w:sz w:val="20"/>
+      </w:rPr>
+    </w:lvl>
+    <w:lvl w:ilvl="7" w:tentative="1">
+      <w:start w:val="1"/>
+      <w:numFmt w:val="bullet"/>
+      <w:lvlText w:val=""/>
+      <w:lvlJc w:val="left"/>
+      <w:pPr>
+        <w:tabs>
+          <w:tab w:val="num" w:pos="5760"/>
+        </w:tabs>
+        <w:ind w:left="5760" w:hanging="360"/>
+      </w:pPr>
+      <w:rPr>
+        <w:rFonts w:ascii="Wingdings" w:hAnsi="Wingdings" w:hint="default"/>
+        <w:sz w:val="20"/>
+      </w:rPr>
+    </w:lvl>
+    <w:lvl w:ilvl="8" w:tentative="1">
+      <w:start w:val="1"/>
+      <w:numFmt w:val="bullet"/>
+      <w:lvlText w:val=""/>
+      <w:lvlJc w:val="left"/>
+      <w:pPr>
+        <w:tabs>
+          <w:tab w:val="num" w:pos="6480"/>
+        </w:tabs>
+        <w:ind w:left="6480" w:hanging="360"/>
+      </w:pPr>
+      <w:rPr>
+        <w:rFonts w:ascii="Wingdings" w:hAnsi="Wingdings" w:hint="default"/>
+        <w:sz w:val="20"/>
+      </w:rPr>
+    </w:lvl>
+  </w:abstractNum>
+  <w:abstractNum w:abstractNumId="5" w15:restartNumberingAfterBreak="0">
+    <w:nsid w:val="0A6D25A3"/>
+    <w:multiLevelType w:val="multilevel"/>
+    <w:tmpl w:val="4F98F9AA"/>
+    <w:lvl w:ilvl="0">
+      <w:start w:val="1"/>
+      <w:numFmt w:val="bullet"/>
+      <w:lvlText w:val=""/>
+      <w:lvlJc w:val="left"/>
+      <w:pPr>
+        <w:tabs>
+          <w:tab w:val="num" w:pos="720"/>
+        </w:tabs>
+        <w:ind w:left="720" w:hanging="360"/>
+      </w:pPr>
+      <w:rPr>
+        <w:rFonts w:ascii="Symbol" w:hAnsi="Symbol" w:hint="default"/>
+        <w:sz w:val="20"/>
+      </w:rPr>
+    </w:lvl>
+    <w:lvl w:ilvl="1" w:tentative="1">
+      <w:start w:val="1"/>
+      <w:numFmt w:val="bullet"/>
+      <w:lvlText w:val="o"/>
+      <w:lvlJc w:val="left"/>
+      <w:pPr>
+        <w:tabs>
+          <w:tab w:val="num" w:pos="1440"/>
+        </w:tabs>
+        <w:ind w:left="1440" w:hanging="360"/>
+      </w:pPr>
+      <w:rPr>
+        <w:rFonts w:ascii="Courier New" w:hAnsi="Courier New" w:hint="default"/>
+        <w:sz w:val="20"/>
+      </w:rPr>
+    </w:lvl>
+    <w:lvl w:ilvl="2" w:tentative="1">
+      <w:start w:val="1"/>
+      <w:numFmt w:val="bullet"/>
+      <w:lvlText w:val=""/>
+      <w:lvlJc w:val="left"/>
+      <w:pPr>
+        <w:tabs>
+          <w:tab w:val="num" w:pos="2160"/>
+        </w:tabs>
+        <w:ind w:left="2160" w:hanging="360"/>
+      </w:pPr>
+      <w:rPr>
+        <w:rFonts w:ascii="Wingdings" w:hAnsi="Wingdings" w:hint="default"/>
+        <w:sz w:val="20"/>
+      </w:rPr>
+    </w:lvl>
+    <w:lvl w:ilvl="3" w:tentative="1">
+      <w:start w:val="1"/>
+      <w:numFmt w:val="bullet"/>
+      <w:lvlText w:val=""/>
+      <w:lvlJc w:val="left"/>
+      <w:pPr>
+        <w:tabs>
+          <w:tab w:val="num" w:pos="2880"/>
+        </w:tabs>
+        <w:ind w:left="2880" w:hanging="360"/>
+      </w:pPr>
+      <w:rPr>
+        <w:rFonts w:ascii="Wingdings" w:hAnsi="Wingdings" w:hint="default"/>
+        <w:sz w:val="20"/>
+      </w:rPr>
+    </w:lvl>
+    <w:lvl w:ilvl="4" w:tentative="1">
+      <w:start w:val="1"/>
+      <w:numFmt w:val="bullet"/>
+      <w:lvlText w:val=""/>
+      <w:lvlJc w:val="left"/>
+      <w:pPr>
+        <w:tabs>
+          <w:tab w:val="num" w:pos="3600"/>
+        </w:tabs>
+        <w:ind w:left="3600" w:hanging="360"/>
+      </w:pPr>
+      <w:rPr>
+        <w:rFonts w:ascii="Wingdings" w:hAnsi="Wingdings" w:hint="default"/>
+        <w:sz w:val="20"/>
+      </w:rPr>
+    </w:lvl>
+    <w:lvl w:ilvl="5" w:tentative="1">
+      <w:start w:val="1"/>
+      <w:numFmt w:val="bullet"/>
+      <w:lvlText w:val=""/>
+      <w:lvlJc w:val="left"/>
+      <w:pPr>
+        <w:tabs>
+          <w:tab w:val="num" w:pos="4320"/>
+        </w:tabs>
+        <w:ind w:left="4320" w:hanging="360"/>
+      </w:pPr>
+      <w:rPr>
+        <w:rFonts w:ascii="Wingdings" w:hAnsi="Wingdings" w:hint="default"/>
+        <w:sz w:val="20"/>
+      </w:rPr>
+    </w:lvl>
+    <w:lvl w:ilvl="6" w:tentative="1">
+      <w:start w:val="1"/>
+      <w:numFmt w:val="bullet"/>
+      <w:lvlText w:val=""/>
+      <w:lvlJc w:val="left"/>
+      <w:pPr>
+        <w:tabs>
+          <w:tab w:val="num" w:pos="5040"/>
+        </w:tabs>
+        <w:ind w:left="5040" w:hanging="360"/>
+      </w:pPr>
+      <w:rPr>
+        <w:rFonts w:ascii="Wingdings" w:hAnsi="Wingdings" w:hint="default"/>
+        <w:sz w:val="20"/>
+      </w:rPr>
+    </w:lvl>
+    <w:lvl w:ilvl="7" w:tentative="1">
+      <w:start w:val="1"/>
+      <w:numFmt w:val="bullet"/>
+      <w:lvlText w:val=""/>
+      <w:lvlJc w:val="left"/>
+      <w:pPr>
+        <w:tabs>
+          <w:tab w:val="num" w:pos="5760"/>
+        </w:tabs>
+        <w:ind w:left="5760" w:hanging="360"/>
+      </w:pPr>
+      <w:rPr>
+        <w:rFonts w:ascii="Wingdings" w:hAnsi="Wingdings" w:hint="default"/>
+        <w:sz w:val="20"/>
+      </w:rPr>
+    </w:lvl>
+    <w:lvl w:ilvl="8" w:tentative="1">
+      <w:start w:val="1"/>
+      <w:numFmt w:val="bullet"/>
+      <w:lvlText w:val=""/>
+      <w:lvlJc w:val="left"/>
+      <w:pPr>
+        <w:tabs>
+          <w:tab w:val="num" w:pos="6480"/>
+        </w:tabs>
+        <w:ind w:left="6480" w:hanging="360"/>
+      </w:pPr>
+      <w:rPr>
+        <w:rFonts w:ascii="Wingdings" w:hAnsi="Wingdings" w:hint="default"/>
+        <w:sz w:val="20"/>
+      </w:rPr>
+    </w:lvl>
+  </w:abstractNum>
+  <w:abstractNum w:abstractNumId="6" w15:restartNumberingAfterBreak="0">
+    <w:nsid w:val="0D11783D"/>
+    <w:multiLevelType w:val="multilevel"/>
+    <w:tmpl w:val="351E4D6C"/>
+    <w:lvl w:ilvl="0">
+      <w:start w:val="1"/>
+      <w:numFmt w:val="bullet"/>
+      <w:lvlText w:val=""/>
+      <w:lvlJc w:val="left"/>
+      <w:pPr>
+        <w:tabs>
+          <w:tab w:val="num" w:pos="720"/>
+        </w:tabs>
+        <w:ind w:left="720" w:hanging="360"/>
+      </w:pPr>
+      <w:rPr>
+        <w:rFonts w:ascii="Symbol" w:hAnsi="Symbol" w:hint="default"/>
+        <w:sz w:val="20"/>
+      </w:rPr>
+    </w:lvl>
+    <w:lvl w:ilvl="1" w:tentative="1">
+      <w:start w:val="1"/>
+      <w:numFmt w:val="bullet"/>
+      <w:lvlText w:val="o"/>
+      <w:lvlJc w:val="left"/>
+      <w:pPr>
+        <w:tabs>
+          <w:tab w:val="num" w:pos="1440"/>
+        </w:tabs>
+        <w:ind w:left="1440" w:hanging="360"/>
+      </w:pPr>
+      <w:rPr>
+        <w:rFonts w:ascii="Courier New" w:hAnsi="Courier New" w:hint="default"/>
+        <w:sz w:val="20"/>
+      </w:rPr>
+    </w:lvl>
+    <w:lvl w:ilvl="2" w:tentative="1">
+      <w:start w:val="1"/>
+      <w:numFmt w:val="bullet"/>
+      <w:lvlText w:val=""/>
+      <w:lvlJc w:val="left"/>
+      <w:pPr>
+        <w:tabs>
+          <w:tab w:val="num" w:pos="2160"/>
+        </w:tabs>
+        <w:ind w:left="2160" w:hanging="360"/>
+      </w:pPr>
+      <w:rPr>
+        <w:rFonts w:ascii="Wingdings" w:hAnsi="Wingdings" w:hint="default"/>
+        <w:sz w:val="20"/>
+      </w:rPr>
+    </w:lvl>
+    <w:lvl w:ilvl="3" w:tentative="1">
+      <w:start w:val="1"/>
+      <w:numFmt w:val="bullet"/>
+      <w:lvlText w:val=""/>
+      <w:lvlJc w:val="left"/>
+      <w:pPr>
+        <w:tabs>
+          <w:tab w:val="num" w:pos="2880"/>
+        </w:tabs>
+        <w:ind w:left="2880" w:hanging="360"/>
+      </w:pPr>
+      <w:rPr>
+        <w:rFonts w:ascii="Wingdings" w:hAnsi="Wingdings" w:hint="default"/>
+        <w:sz w:val="20"/>
+      </w:rPr>
+    </w:lvl>
+    <w:lvl w:ilvl="4" w:tentative="1">
+      <w:start w:val="1"/>
+      <w:numFmt w:val="bullet"/>
+      <w:lvlText w:val=""/>
+      <w:lvlJc w:val="left"/>
+      <w:pPr>
+        <w:tabs>
+          <w:tab w:val="num" w:pos="3600"/>
+        </w:tabs>
+        <w:ind w:left="3600" w:hanging="360"/>
+      </w:pPr>
+      <w:rPr>
+        <w:rFonts w:ascii="Wingdings" w:hAnsi="Wingdings" w:hint="default"/>
+        <w:sz w:val="20"/>
+      </w:rPr>
+    </w:lvl>
+    <w:lvl w:ilvl="5" w:tentative="1">
+      <w:start w:val="1"/>
+      <w:numFmt w:val="bullet"/>
+      <w:lvlText w:val=""/>
+      <w:lvlJc w:val="left"/>
+      <w:pPr>
+        <w:tabs>
+          <w:tab w:val="num" w:pos="4320"/>
+        </w:tabs>
+        <w:ind w:left="4320" w:hanging="360"/>
+      </w:pPr>
+      <w:rPr>
+        <w:rFonts w:ascii="Wingdings" w:hAnsi="Wingdings" w:hint="default"/>
+        <w:sz w:val="20"/>
+      </w:rPr>
+    </w:lvl>
+    <w:lvl w:ilvl="6" w:tentative="1">
+      <w:start w:val="1"/>
+      <w:numFmt w:val="bullet"/>
+      <w:lvlText w:val=""/>
+      <w:lvlJc w:val="left"/>
+      <w:pPr>
+        <w:tabs>
+          <w:tab w:val="num" w:pos="5040"/>
+        </w:tabs>
+        <w:ind w:left="5040" w:hanging="360"/>
+      </w:pPr>
+      <w:rPr>
+        <w:rFonts w:ascii="Wingdings" w:hAnsi="Wingdings" w:hint="default"/>
+        <w:sz w:val="20"/>
+      </w:rPr>
+    </w:lvl>
+    <w:lvl w:ilvl="7" w:tentative="1">
+      <w:start w:val="1"/>
+      <w:numFmt w:val="bullet"/>
+      <w:lvlText w:val=""/>
+      <w:lvlJc w:val="left"/>
+      <w:pPr>
+        <w:tabs>
+          <w:tab w:val="num" w:pos="5760"/>
+        </w:tabs>
+        <w:ind w:left="5760" w:hanging="360"/>
+      </w:pPr>
+      <w:rPr>
+        <w:rFonts w:ascii="Wingdings" w:hAnsi="Wingdings" w:hint="default"/>
+        <w:sz w:val="20"/>
+      </w:rPr>
+    </w:lvl>
+    <w:lvl w:ilvl="8" w:tentative="1">
+      <w:start w:val="1"/>
+      <w:numFmt w:val="bullet"/>
+      <w:lvlText w:val=""/>
+      <w:lvlJc w:val="left"/>
+      <w:pPr>
+        <w:tabs>
+          <w:tab w:val="num" w:pos="6480"/>
+        </w:tabs>
+        <w:ind w:left="6480" w:hanging="360"/>
+      </w:pPr>
+      <w:rPr>
+        <w:rFonts w:ascii="Wingdings" w:hAnsi="Wingdings" w:hint="default"/>
+        <w:sz w:val="20"/>
+      </w:rPr>
+    </w:lvl>
+  </w:abstractNum>
+  <w:abstractNum w:abstractNumId="7" w15:restartNumberingAfterBreak="0">
+    <w:nsid w:val="0E643A75"/>
+    <w:multiLevelType w:val="multilevel"/>
+    <w:tmpl w:val="A82E5AF2"/>
+    <w:lvl w:ilvl="0">
+      <w:start w:val="1"/>
+      <w:numFmt w:val="bullet"/>
+      <w:lvlText w:val=""/>
+      <w:lvlJc w:val="left"/>
+      <w:pPr>
+        <w:tabs>
+          <w:tab w:val="num" w:pos="720"/>
+        </w:tabs>
+        <w:ind w:left="720" w:hanging="360"/>
+      </w:pPr>
+      <w:rPr>
+        <w:rFonts w:ascii="Symbol" w:hAnsi="Symbol" w:hint="default"/>
+        <w:sz w:val="20"/>
+      </w:rPr>
+    </w:lvl>
+    <w:lvl w:ilvl="1" w:tentative="1">
+      <w:start w:val="1"/>
+      <w:numFmt w:val="bullet"/>
+      <w:lvlText w:val="o"/>
+      <w:lvlJc w:val="left"/>
+      <w:pPr>
+        <w:tabs>
+          <w:tab w:val="num" w:pos="1440"/>
+        </w:tabs>
+        <w:ind w:left="1440" w:hanging="360"/>
+      </w:pPr>
+      <w:rPr>
+        <w:rFonts w:ascii="Courier New" w:hAnsi="Courier New" w:hint="default"/>
+        <w:sz w:val="20"/>
+      </w:rPr>
+    </w:lvl>
+    <w:lvl w:ilvl="2" w:tentative="1">
+      <w:start w:val="1"/>
+      <w:numFmt w:val="bullet"/>
+      <w:lvlText w:val=""/>
+      <w:lvlJc w:val="left"/>
+      <w:pPr>
+        <w:tabs>
+          <w:tab w:val="num" w:pos="2160"/>
+        </w:tabs>
+        <w:ind w:left="2160" w:hanging="360"/>
+      </w:pPr>
+      <w:rPr>
+        <w:rFonts w:ascii="Wingdings" w:hAnsi="Wingdings" w:hint="default"/>
+        <w:sz w:val="20"/>
+      </w:rPr>
+    </w:lvl>
+    <w:lvl w:ilvl="3" w:tentative="1">
+      <w:start w:val="1"/>
+      <w:numFmt w:val="bullet"/>
+      <w:lvlText w:val=""/>
+      <w:lvlJc w:val="left"/>
+      <w:pPr>
+        <w:tabs>
+          <w:tab w:val="num" w:pos="2880"/>
+        </w:tabs>
+        <w:ind w:left="2880" w:hanging="360"/>
+      </w:pPr>
+      <w:rPr>
+        <w:rFonts w:ascii="Wingdings" w:hAnsi="Wingdings" w:hint="default"/>
+        <w:sz w:val="20"/>
+      </w:rPr>
+    </w:lvl>
+    <w:lvl w:ilvl="4" w:tentative="1">
+      <w:start w:val="1"/>
+      <w:numFmt w:val="bullet"/>
+      <w:lvlText w:val=""/>
+      <w:lvlJc w:val="left"/>
+      <w:pPr>
+        <w:tabs>
+          <w:tab w:val="num" w:pos="3600"/>
+        </w:tabs>
+        <w:ind w:left="3600" w:hanging="360"/>
+      </w:pPr>
+      <w:rPr>
+        <w:rFonts w:ascii="Wingdings" w:hAnsi="Wingdings" w:hint="default"/>
+        <w:sz w:val="20"/>
+      </w:rPr>
+    </w:lvl>
+    <w:lvl w:ilvl="5" w:tentative="1">
+      <w:start w:val="1"/>
+      <w:numFmt w:val="bullet"/>
+      <w:lvlText w:val=""/>
+      <w:lvlJc w:val="left"/>
+      <w:pPr>
+        <w:tabs>
+          <w:tab w:val="num" w:pos="4320"/>
+        </w:tabs>
+        <w:ind w:left="4320" w:hanging="360"/>
+      </w:pPr>
+      <w:rPr>
+        <w:rFonts w:ascii="Wingdings" w:hAnsi="Wingdings" w:hint="default"/>
+        <w:sz w:val="20"/>
+      </w:rPr>
+    </w:lvl>
+    <w:lvl w:ilvl="6" w:tentative="1">
+      <w:start w:val="1"/>
+      <w:numFmt w:val="bullet"/>
+      <w:lvlText w:val=""/>
+      <w:lvlJc w:val="left"/>
+      <w:pPr>
+        <w:tabs>
+          <w:tab w:val="num" w:pos="5040"/>
+        </w:tabs>
+        <w:ind w:left="5040" w:hanging="360"/>
+      </w:pPr>
+      <w:rPr>
+        <w:rFonts w:ascii="Wingdings" w:hAnsi="Wingdings" w:hint="default"/>
+        <w:sz w:val="20"/>
+      </w:rPr>
+    </w:lvl>
+    <w:lvl w:ilvl="7" w:tentative="1">
+      <w:start w:val="1"/>
+      <w:numFmt w:val="bullet"/>
+      <w:lvlText w:val=""/>
+      <w:lvlJc w:val="left"/>
+      <w:pPr>
+        <w:tabs>
+          <w:tab w:val="num" w:pos="5760"/>
+        </w:tabs>
+        <w:ind w:left="5760" w:hanging="360"/>
+      </w:pPr>
+      <w:rPr>
+        <w:rFonts w:ascii="Wingdings" w:hAnsi="Wingdings" w:hint="default"/>
+        <w:sz w:val="20"/>
+      </w:rPr>
+    </w:lvl>
+    <w:lvl w:ilvl="8" w:tentative="1">
+      <w:start w:val="1"/>
+      <w:numFmt w:val="bullet"/>
+      <w:lvlText w:val=""/>
+      <w:lvlJc w:val="left"/>
+      <w:pPr>
+        <w:tabs>
+          <w:tab w:val="num" w:pos="6480"/>
+        </w:tabs>
+        <w:ind w:left="6480" w:hanging="360"/>
+      </w:pPr>
+      <w:rPr>
+        <w:rFonts w:ascii="Wingdings" w:hAnsi="Wingdings" w:hint="default"/>
+        <w:sz w:val="20"/>
+      </w:rPr>
+    </w:lvl>
+  </w:abstractNum>
+  <w:abstractNum w:abstractNumId="8" w15:restartNumberingAfterBreak="0">
     <w:nsid w:val="0E8548FA"/>
     <w:multiLevelType w:val="multilevel"/>
     <w:tmpl w:val="E9A0414E"/>
@@ -2297,7 +6093,7 @@
       </w:rPr>
     </w:lvl>
   </w:abstractNum>
-  <w:abstractNum w:abstractNumId="2" w15:restartNumberingAfterBreak="0">
+  <w:abstractNum w:abstractNumId="9" w15:restartNumberingAfterBreak="0">
     <w:nsid w:val="0E9F1F99"/>
     <w:multiLevelType w:val="multilevel"/>
     <w:tmpl w:val="CD8A9FBE"/>
@@ -2446,7 +6242,7 @@
       </w:rPr>
     </w:lvl>
   </w:abstractNum>
-  <w:abstractNum w:abstractNumId="3" w15:restartNumberingAfterBreak="0">
+  <w:abstractNum w:abstractNumId="10" w15:restartNumberingAfterBreak="0">
     <w:nsid w:val="1645048A"/>
     <w:multiLevelType w:val="multilevel"/>
     <w:tmpl w:val="83804A88"/>
@@ -2595,7 +6391,156 @@
       </w:rPr>
     </w:lvl>
   </w:abstractNum>
-  <w:abstractNum w:abstractNumId="4" w15:restartNumberingAfterBreak="0">
+  <w:abstractNum w:abstractNumId="11" w15:restartNumberingAfterBreak="0">
+    <w:nsid w:val="17007FD5"/>
+    <w:multiLevelType w:val="multilevel"/>
+    <w:tmpl w:val="BA062342"/>
+    <w:lvl w:ilvl="0">
+      <w:start w:val="1"/>
+      <w:numFmt w:val="bullet"/>
+      <w:lvlText w:val=""/>
+      <w:lvlJc w:val="left"/>
+      <w:pPr>
+        <w:tabs>
+          <w:tab w:val="num" w:pos="720"/>
+        </w:tabs>
+        <w:ind w:left="720" w:hanging="360"/>
+      </w:pPr>
+      <w:rPr>
+        <w:rFonts w:ascii="Symbol" w:hAnsi="Symbol" w:hint="default"/>
+        <w:sz w:val="20"/>
+      </w:rPr>
+    </w:lvl>
+    <w:lvl w:ilvl="1" w:tentative="1">
+      <w:start w:val="1"/>
+      <w:numFmt w:val="bullet"/>
+      <w:lvlText w:val="o"/>
+      <w:lvlJc w:val="left"/>
+      <w:pPr>
+        <w:tabs>
+          <w:tab w:val="num" w:pos="1440"/>
+        </w:tabs>
+        <w:ind w:left="1440" w:hanging="360"/>
+      </w:pPr>
+      <w:rPr>
+        <w:rFonts w:ascii="Courier New" w:hAnsi="Courier New" w:hint="default"/>
+        <w:sz w:val="20"/>
+      </w:rPr>
+    </w:lvl>
+    <w:lvl w:ilvl="2" w:tentative="1">
+      <w:start w:val="1"/>
+      <w:numFmt w:val="bullet"/>
+      <w:lvlText w:val=""/>
+      <w:lvlJc w:val="left"/>
+      <w:pPr>
+        <w:tabs>
+          <w:tab w:val="num" w:pos="2160"/>
+        </w:tabs>
+        <w:ind w:left="2160" w:hanging="360"/>
+      </w:pPr>
+      <w:rPr>
+        <w:rFonts w:ascii="Wingdings" w:hAnsi="Wingdings" w:hint="default"/>
+        <w:sz w:val="20"/>
+      </w:rPr>
+    </w:lvl>
+    <w:lvl w:ilvl="3" w:tentative="1">
+      <w:start w:val="1"/>
+      <w:numFmt w:val="bullet"/>
+      <w:lvlText w:val=""/>
+      <w:lvlJc w:val="left"/>
+      <w:pPr>
+        <w:tabs>
+          <w:tab w:val="num" w:pos="2880"/>
+        </w:tabs>
+        <w:ind w:left="2880" w:hanging="360"/>
+      </w:pPr>
+      <w:rPr>
+        <w:rFonts w:ascii="Wingdings" w:hAnsi="Wingdings" w:hint="default"/>
+        <w:sz w:val="20"/>
+      </w:rPr>
+    </w:lvl>
+    <w:lvl w:ilvl="4" w:tentative="1">
+      <w:start w:val="1"/>
+      <w:numFmt w:val="bullet"/>
+      <w:lvlText w:val=""/>
+      <w:lvlJc w:val="left"/>
+      <w:pPr>
+        <w:tabs>
+          <w:tab w:val="num" w:pos="3600"/>
+        </w:tabs>
+        <w:ind w:left="3600" w:hanging="360"/>
+      </w:pPr>
+      <w:rPr>
+        <w:rFonts w:ascii="Wingdings" w:hAnsi="Wingdings" w:hint="default"/>
+        <w:sz w:val="20"/>
+      </w:rPr>
+    </w:lvl>
+    <w:lvl w:ilvl="5" w:tentative="1">
+      <w:start w:val="1"/>
+      <w:numFmt w:val="bullet"/>
+      <w:lvlText w:val=""/>
+      <w:lvlJc w:val="left"/>
+      <w:pPr>
+        <w:tabs>
+          <w:tab w:val="num" w:pos="4320"/>
+        </w:tabs>
+        <w:ind w:left="4320" w:hanging="360"/>
+      </w:pPr>
+      <w:rPr>
+        <w:rFonts w:ascii="Wingdings" w:hAnsi="Wingdings" w:hint="default"/>
+        <w:sz w:val="20"/>
+      </w:rPr>
+    </w:lvl>
+    <w:lvl w:ilvl="6" w:tentative="1">
+      <w:start w:val="1"/>
+      <w:numFmt w:val="bullet"/>
+      <w:lvlText w:val=""/>
+      <w:lvlJc w:val="left"/>
+      <w:pPr>
+        <w:tabs>
+          <w:tab w:val="num" w:pos="5040"/>
+        </w:tabs>
+        <w:ind w:left="5040" w:hanging="360"/>
+      </w:pPr>
+      <w:rPr>
+        <w:rFonts w:ascii="Wingdings" w:hAnsi="Wingdings" w:hint="default"/>
+        <w:sz w:val="20"/>
+      </w:rPr>
+    </w:lvl>
+    <w:lvl w:ilvl="7" w:tentative="1">
+      <w:start w:val="1"/>
+      <w:numFmt w:val="bullet"/>
+      <w:lvlText w:val=""/>
+      <w:lvlJc w:val="left"/>
+      <w:pPr>
+        <w:tabs>
+          <w:tab w:val="num" w:pos="5760"/>
+        </w:tabs>
+        <w:ind w:left="5760" w:hanging="360"/>
+      </w:pPr>
+      <w:rPr>
+        <w:rFonts w:ascii="Wingdings" w:hAnsi="Wingdings" w:hint="default"/>
+        <w:sz w:val="20"/>
+      </w:rPr>
+    </w:lvl>
+    <w:lvl w:ilvl="8" w:tentative="1">
+      <w:start w:val="1"/>
+      <w:numFmt w:val="bullet"/>
+      <w:lvlText w:val=""/>
+      <w:lvlJc w:val="left"/>
+      <w:pPr>
+        <w:tabs>
+          <w:tab w:val="num" w:pos="6480"/>
+        </w:tabs>
+        <w:ind w:left="6480" w:hanging="360"/>
+      </w:pPr>
+      <w:rPr>
+        <w:rFonts w:ascii="Wingdings" w:hAnsi="Wingdings" w:hint="default"/>
+        <w:sz w:val="20"/>
+      </w:rPr>
+    </w:lvl>
+  </w:abstractNum>
+  <w:abstractNum w:abstractNumId="12" w15:restartNumberingAfterBreak="0">
     <w:nsid w:val="17C75640"/>
     <w:multiLevelType w:val="multilevel"/>
     <w:tmpl w:val="50CC3204"/>
@@ -2744,7 +6689,7 @@
       </w:rPr>
     </w:lvl>
   </w:abstractNum>
-  <w:abstractNum w:abstractNumId="5" w15:restartNumberingAfterBreak="0">
+  <w:abstractNum w:abstractNumId="13" w15:restartNumberingAfterBreak="0">
     <w:nsid w:val="1A945792"/>
     <w:multiLevelType w:val="multilevel"/>
     <w:tmpl w:val="AD728072"/>
@@ -2893,7 +6838,156 @@
       </w:rPr>
     </w:lvl>
   </w:abstractNum>
-  <w:abstractNum w:abstractNumId="6" w15:restartNumberingAfterBreak="0">
+  <w:abstractNum w:abstractNumId="14" w15:restartNumberingAfterBreak="0">
+    <w:nsid w:val="1AEB5331"/>
+    <w:multiLevelType w:val="multilevel"/>
+    <w:tmpl w:val="778826CC"/>
+    <w:lvl w:ilvl="0">
+      <w:start w:val="1"/>
+      <w:numFmt w:val="bullet"/>
+      <w:lvlText w:val=""/>
+      <w:lvlJc w:val="left"/>
+      <w:pPr>
+        <w:tabs>
+          <w:tab w:val="num" w:pos="720"/>
+        </w:tabs>
+        <w:ind w:left="720" w:hanging="360"/>
+      </w:pPr>
+      <w:rPr>
+        <w:rFonts w:ascii="Symbol" w:hAnsi="Symbol" w:hint="default"/>
+        <w:sz w:val="20"/>
+      </w:rPr>
+    </w:lvl>
+    <w:lvl w:ilvl="1" w:tentative="1">
+      <w:start w:val="1"/>
+      <w:numFmt w:val="bullet"/>
+      <w:lvlText w:val="o"/>
+      <w:lvlJc w:val="left"/>
+      <w:pPr>
+        <w:tabs>
+          <w:tab w:val="num" w:pos="1440"/>
+        </w:tabs>
+        <w:ind w:left="1440" w:hanging="360"/>
+      </w:pPr>
+      <w:rPr>
+        <w:rFonts w:ascii="Courier New" w:hAnsi="Courier New" w:hint="default"/>
+        <w:sz w:val="20"/>
+      </w:rPr>
+    </w:lvl>
+    <w:lvl w:ilvl="2" w:tentative="1">
+      <w:start w:val="1"/>
+      <w:numFmt w:val="bullet"/>
+      <w:lvlText w:val=""/>
+      <w:lvlJc w:val="left"/>
+      <w:pPr>
+        <w:tabs>
+          <w:tab w:val="num" w:pos="2160"/>
+        </w:tabs>
+        <w:ind w:left="2160" w:hanging="360"/>
+      </w:pPr>
+      <w:rPr>
+        <w:rFonts w:ascii="Wingdings" w:hAnsi="Wingdings" w:hint="default"/>
+        <w:sz w:val="20"/>
+      </w:rPr>
+    </w:lvl>
+    <w:lvl w:ilvl="3" w:tentative="1">
+      <w:start w:val="1"/>
+      <w:numFmt w:val="bullet"/>
+      <w:lvlText w:val=""/>
+      <w:lvlJc w:val="left"/>
+      <w:pPr>
+        <w:tabs>
+          <w:tab w:val="num" w:pos="2880"/>
+        </w:tabs>
+        <w:ind w:left="2880" w:hanging="360"/>
+      </w:pPr>
+      <w:rPr>
+        <w:rFonts w:ascii="Wingdings" w:hAnsi="Wingdings" w:hint="default"/>
+        <w:sz w:val="20"/>
+      </w:rPr>
+    </w:lvl>
+    <w:lvl w:ilvl="4" w:tentative="1">
+      <w:start w:val="1"/>
+      <w:numFmt w:val="bullet"/>
+      <w:lvlText w:val=""/>
+      <w:lvlJc w:val="left"/>
+      <w:pPr>
+        <w:tabs>
+          <w:tab w:val="num" w:pos="3600"/>
+        </w:tabs>
+        <w:ind w:left="3600" w:hanging="360"/>
+      </w:pPr>
+      <w:rPr>
+        <w:rFonts w:ascii="Wingdings" w:hAnsi="Wingdings" w:hint="default"/>
+        <w:sz w:val="20"/>
+      </w:rPr>
+    </w:lvl>
+    <w:lvl w:ilvl="5" w:tentative="1">
+      <w:start w:val="1"/>
+      <w:numFmt w:val="bullet"/>
+      <w:lvlText w:val=""/>
+      <w:lvlJc w:val="left"/>
+      <w:pPr>
+        <w:tabs>
+          <w:tab w:val="num" w:pos="4320"/>
+        </w:tabs>
+        <w:ind w:left="4320" w:hanging="360"/>
+      </w:pPr>
+      <w:rPr>
+        <w:rFonts w:ascii="Wingdings" w:hAnsi="Wingdings" w:hint="default"/>
+        <w:sz w:val="20"/>
+      </w:rPr>
+    </w:lvl>
+    <w:lvl w:ilvl="6" w:tentative="1">
+      <w:start w:val="1"/>
+      <w:numFmt w:val="bullet"/>
+      <w:lvlText w:val=""/>
+      <w:lvlJc w:val="left"/>
+      <w:pPr>
+        <w:tabs>
+          <w:tab w:val="num" w:pos="5040"/>
+        </w:tabs>
+        <w:ind w:left="5040" w:hanging="360"/>
+      </w:pPr>
+      <w:rPr>
+        <w:rFonts w:ascii="Wingdings" w:hAnsi="Wingdings" w:hint="default"/>
+        <w:sz w:val="20"/>
+      </w:rPr>
+    </w:lvl>
+    <w:lvl w:ilvl="7" w:tentative="1">
+      <w:start w:val="1"/>
+      <w:numFmt w:val="bullet"/>
+      <w:lvlText w:val=""/>
+      <w:lvlJc w:val="left"/>
+      <w:pPr>
+        <w:tabs>
+          <w:tab w:val="num" w:pos="5760"/>
+        </w:tabs>
+        <w:ind w:left="5760" w:hanging="360"/>
+      </w:pPr>
+      <w:rPr>
+        <w:rFonts w:ascii="Wingdings" w:hAnsi="Wingdings" w:hint="default"/>
+        <w:sz w:val="20"/>
+      </w:rPr>
+    </w:lvl>
+    <w:lvl w:ilvl="8" w:tentative="1">
+      <w:start w:val="1"/>
+      <w:numFmt w:val="bullet"/>
+      <w:lvlText w:val=""/>
+      <w:lvlJc w:val="left"/>
+      <w:pPr>
+        <w:tabs>
+          <w:tab w:val="num" w:pos="6480"/>
+        </w:tabs>
+        <w:ind w:left="6480" w:hanging="360"/>
+      </w:pPr>
+      <w:rPr>
+        <w:rFonts w:ascii="Wingdings" w:hAnsi="Wingdings" w:hint="default"/>
+        <w:sz w:val="20"/>
+      </w:rPr>
+    </w:lvl>
+  </w:abstractNum>
+  <w:abstractNum w:abstractNumId="15" w15:restartNumberingAfterBreak="0">
     <w:nsid w:val="1D144E2E"/>
     <w:multiLevelType w:val="multilevel"/>
     <w:tmpl w:val="07E8C3C0"/>
@@ -3042,7 +7136,305 @@
       </w:rPr>
     </w:lvl>
   </w:abstractNum>
-  <w:abstractNum w:abstractNumId="7" w15:restartNumberingAfterBreak="0">
+  <w:abstractNum w:abstractNumId="16" w15:restartNumberingAfterBreak="0">
+    <w:nsid w:val="202317EC"/>
+    <w:multiLevelType w:val="multilevel"/>
+    <w:tmpl w:val="E7F89666"/>
+    <w:lvl w:ilvl="0">
+      <w:start w:val="1"/>
+      <w:numFmt w:val="bullet"/>
+      <w:lvlText w:val=""/>
+      <w:lvlJc w:val="left"/>
+      <w:pPr>
+        <w:tabs>
+          <w:tab w:val="num" w:pos="720"/>
+        </w:tabs>
+        <w:ind w:left="720" w:hanging="360"/>
+      </w:pPr>
+      <w:rPr>
+        <w:rFonts w:ascii="Symbol" w:hAnsi="Symbol" w:hint="default"/>
+        <w:sz w:val="20"/>
+      </w:rPr>
+    </w:lvl>
+    <w:lvl w:ilvl="1" w:tentative="1">
+      <w:start w:val="1"/>
+      <w:numFmt w:val="bullet"/>
+      <w:lvlText w:val="o"/>
+      <w:lvlJc w:val="left"/>
+      <w:pPr>
+        <w:tabs>
+          <w:tab w:val="num" w:pos="1440"/>
+        </w:tabs>
+        <w:ind w:left="1440" w:hanging="360"/>
+      </w:pPr>
+      <w:rPr>
+        <w:rFonts w:ascii="Courier New" w:hAnsi="Courier New" w:hint="default"/>
+        <w:sz w:val="20"/>
+      </w:rPr>
+    </w:lvl>
+    <w:lvl w:ilvl="2" w:tentative="1">
+      <w:start w:val="1"/>
+      <w:numFmt w:val="bullet"/>
+      <w:lvlText w:val=""/>
+      <w:lvlJc w:val="left"/>
+      <w:pPr>
+        <w:tabs>
+          <w:tab w:val="num" w:pos="2160"/>
+        </w:tabs>
+        <w:ind w:left="2160" w:hanging="360"/>
+      </w:pPr>
+      <w:rPr>
+        <w:rFonts w:ascii="Wingdings" w:hAnsi="Wingdings" w:hint="default"/>
+        <w:sz w:val="20"/>
+      </w:rPr>
+    </w:lvl>
+    <w:lvl w:ilvl="3" w:tentative="1">
+      <w:start w:val="1"/>
+      <w:numFmt w:val="bullet"/>
+      <w:lvlText w:val=""/>
+      <w:lvlJc w:val="left"/>
+      <w:pPr>
+        <w:tabs>
+          <w:tab w:val="num" w:pos="2880"/>
+        </w:tabs>
+        <w:ind w:left="2880" w:hanging="360"/>
+      </w:pPr>
+      <w:rPr>
+        <w:rFonts w:ascii="Wingdings" w:hAnsi="Wingdings" w:hint="default"/>
+        <w:sz w:val="20"/>
+      </w:rPr>
+    </w:lvl>
+    <w:lvl w:ilvl="4" w:tentative="1">
+      <w:start w:val="1"/>
+      <w:numFmt w:val="bullet"/>
+      <w:lvlText w:val=""/>
+      <w:lvlJc w:val="left"/>
+      <w:pPr>
+        <w:tabs>
+          <w:tab w:val="num" w:pos="3600"/>
+        </w:tabs>
+        <w:ind w:left="3600" w:hanging="360"/>
+      </w:pPr>
+      <w:rPr>
+        <w:rFonts w:ascii="Wingdings" w:hAnsi="Wingdings" w:hint="default"/>
+        <w:sz w:val="20"/>
+      </w:rPr>
+    </w:lvl>
+    <w:lvl w:ilvl="5" w:tentative="1">
+      <w:start w:val="1"/>
+      <w:numFmt w:val="bullet"/>
+      <w:lvlText w:val=""/>
+      <w:lvlJc w:val="left"/>
+      <w:pPr>
+        <w:tabs>
+          <w:tab w:val="num" w:pos="4320"/>
+        </w:tabs>
+        <w:ind w:left="4320" w:hanging="360"/>
+      </w:pPr>
+      <w:rPr>
+        <w:rFonts w:ascii="Wingdings" w:hAnsi="Wingdings" w:hint="default"/>
+        <w:sz w:val="20"/>
+      </w:rPr>
+    </w:lvl>
+    <w:lvl w:ilvl="6" w:tentative="1">
+      <w:start w:val="1"/>
+      <w:numFmt w:val="bullet"/>
+      <w:lvlText w:val=""/>
+      <w:lvlJc w:val="left"/>
+      <w:pPr>
+        <w:tabs>
+          <w:tab w:val="num" w:pos="5040"/>
+        </w:tabs>
+        <w:ind w:left="5040" w:hanging="360"/>
+      </w:pPr>
+      <w:rPr>
+        <w:rFonts w:ascii="Wingdings" w:hAnsi="Wingdings" w:hint="default"/>
+        <w:sz w:val="20"/>
+      </w:rPr>
+    </w:lvl>
+    <w:lvl w:ilvl="7" w:tentative="1">
+      <w:start w:val="1"/>
+      <w:numFmt w:val="bullet"/>
+      <w:lvlText w:val=""/>
+      <w:lvlJc w:val="left"/>
+      <w:pPr>
+        <w:tabs>
+          <w:tab w:val="num" w:pos="5760"/>
+        </w:tabs>
+        <w:ind w:left="5760" w:hanging="360"/>
+      </w:pPr>
+      <w:rPr>
+        <w:rFonts w:ascii="Wingdings" w:hAnsi="Wingdings" w:hint="default"/>
+        <w:sz w:val="20"/>
+      </w:rPr>
+    </w:lvl>
+    <w:lvl w:ilvl="8" w:tentative="1">
+      <w:start w:val="1"/>
+      <w:numFmt w:val="bullet"/>
+      <w:lvlText w:val=""/>
+      <w:lvlJc w:val="left"/>
+      <w:pPr>
+        <w:tabs>
+          <w:tab w:val="num" w:pos="6480"/>
+        </w:tabs>
+        <w:ind w:left="6480" w:hanging="360"/>
+      </w:pPr>
+      <w:rPr>
+        <w:rFonts w:ascii="Wingdings" w:hAnsi="Wingdings" w:hint="default"/>
+        <w:sz w:val="20"/>
+      </w:rPr>
+    </w:lvl>
+  </w:abstractNum>
+  <w:abstractNum w:abstractNumId="17" w15:restartNumberingAfterBreak="0">
+    <w:nsid w:val="21824050"/>
+    <w:multiLevelType w:val="multilevel"/>
+    <w:tmpl w:val="16A878CE"/>
+    <w:lvl w:ilvl="0">
+      <w:start w:val="1"/>
+      <w:numFmt w:val="bullet"/>
+      <w:lvlText w:val=""/>
+      <w:lvlJc w:val="left"/>
+      <w:pPr>
+        <w:tabs>
+          <w:tab w:val="num" w:pos="720"/>
+        </w:tabs>
+        <w:ind w:left="720" w:hanging="360"/>
+      </w:pPr>
+      <w:rPr>
+        <w:rFonts w:ascii="Symbol" w:hAnsi="Symbol" w:hint="default"/>
+        <w:sz w:val="20"/>
+      </w:rPr>
+    </w:lvl>
+    <w:lvl w:ilvl="1" w:tentative="1">
+      <w:start w:val="1"/>
+      <w:numFmt w:val="bullet"/>
+      <w:lvlText w:val="o"/>
+      <w:lvlJc w:val="left"/>
+      <w:pPr>
+        <w:tabs>
+          <w:tab w:val="num" w:pos="1440"/>
+        </w:tabs>
+        <w:ind w:left="1440" w:hanging="360"/>
+      </w:pPr>
+      <w:rPr>
+        <w:rFonts w:ascii="Courier New" w:hAnsi="Courier New" w:hint="default"/>
+        <w:sz w:val="20"/>
+      </w:rPr>
+    </w:lvl>
+    <w:lvl w:ilvl="2" w:tentative="1">
+      <w:start w:val="1"/>
+      <w:numFmt w:val="bullet"/>
+      <w:lvlText w:val=""/>
+      <w:lvlJc w:val="left"/>
+      <w:pPr>
+        <w:tabs>
+          <w:tab w:val="num" w:pos="2160"/>
+        </w:tabs>
+        <w:ind w:left="2160" w:hanging="360"/>
+      </w:pPr>
+      <w:rPr>
+        <w:rFonts w:ascii="Wingdings" w:hAnsi="Wingdings" w:hint="default"/>
+        <w:sz w:val="20"/>
+      </w:rPr>
+    </w:lvl>
+    <w:lvl w:ilvl="3" w:tentative="1">
+      <w:start w:val="1"/>
+      <w:numFmt w:val="bullet"/>
+      <w:lvlText w:val=""/>
+      <w:lvlJc w:val="left"/>
+      <w:pPr>
+        <w:tabs>
+          <w:tab w:val="num" w:pos="2880"/>
+        </w:tabs>
+        <w:ind w:left="2880" w:hanging="360"/>
+      </w:pPr>
+      <w:rPr>
+        <w:rFonts w:ascii="Wingdings" w:hAnsi="Wingdings" w:hint="default"/>
+        <w:sz w:val="20"/>
+      </w:rPr>
+    </w:lvl>
+    <w:lvl w:ilvl="4" w:tentative="1">
+      <w:start w:val="1"/>
+      <w:numFmt w:val="bullet"/>
+      <w:lvlText w:val=""/>
+      <w:lvlJc w:val="left"/>
+      <w:pPr>
+        <w:tabs>
+          <w:tab w:val="num" w:pos="3600"/>
+        </w:tabs>
+        <w:ind w:left="3600" w:hanging="360"/>
+      </w:pPr>
+      <w:rPr>
+        <w:rFonts w:ascii="Wingdings" w:hAnsi="Wingdings" w:hint="default"/>
+        <w:sz w:val="20"/>
+      </w:rPr>
+    </w:lvl>
+    <w:lvl w:ilvl="5" w:tentative="1">
+      <w:start w:val="1"/>
+      <w:numFmt w:val="bullet"/>
+      <w:lvlText w:val=""/>
+      <w:lvlJc w:val="left"/>
+      <w:pPr>
+        <w:tabs>
+          <w:tab w:val="num" w:pos="4320"/>
+        </w:tabs>
+        <w:ind w:left="4320" w:hanging="360"/>
+      </w:pPr>
+      <w:rPr>
+        <w:rFonts w:ascii="Wingdings" w:hAnsi="Wingdings" w:hint="default"/>
+        <w:sz w:val="20"/>
+      </w:rPr>
+    </w:lvl>
+    <w:lvl w:ilvl="6" w:tentative="1">
+      <w:start w:val="1"/>
+      <w:numFmt w:val="bullet"/>
+      <w:lvlText w:val=""/>
+      <w:lvlJc w:val="left"/>
+      <w:pPr>
+        <w:tabs>
+          <w:tab w:val="num" w:pos="5040"/>
+        </w:tabs>
+        <w:ind w:left="5040" w:hanging="360"/>
+      </w:pPr>
+      <w:rPr>
+        <w:rFonts w:ascii="Wingdings" w:hAnsi="Wingdings" w:hint="default"/>
+        <w:sz w:val="20"/>
+      </w:rPr>
+    </w:lvl>
+    <w:lvl w:ilvl="7" w:tentative="1">
+      <w:start w:val="1"/>
+      <w:numFmt w:val="bullet"/>
+      <w:lvlText w:val=""/>
+      <w:lvlJc w:val="left"/>
+      <w:pPr>
+        <w:tabs>
+          <w:tab w:val="num" w:pos="5760"/>
+        </w:tabs>
+        <w:ind w:left="5760" w:hanging="360"/>
+      </w:pPr>
+      <w:rPr>
+        <w:rFonts w:ascii="Wingdings" w:hAnsi="Wingdings" w:hint="default"/>
+        <w:sz w:val="20"/>
+      </w:rPr>
+    </w:lvl>
+    <w:lvl w:ilvl="8" w:tentative="1">
+      <w:start w:val="1"/>
+      <w:numFmt w:val="bullet"/>
+      <w:lvlText w:val=""/>
+      <w:lvlJc w:val="left"/>
+      <w:pPr>
+        <w:tabs>
+          <w:tab w:val="num" w:pos="6480"/>
+        </w:tabs>
+        <w:ind w:left="6480" w:hanging="360"/>
+      </w:pPr>
+      <w:rPr>
+        <w:rFonts w:ascii="Wingdings" w:hAnsi="Wingdings" w:hint="default"/>
+        <w:sz w:val="20"/>
+      </w:rPr>
+    </w:lvl>
+  </w:abstractNum>
+  <w:abstractNum w:abstractNumId="18" w15:restartNumberingAfterBreak="0">
     <w:nsid w:val="22415794"/>
     <w:multiLevelType w:val="multilevel"/>
     <w:tmpl w:val="37DA23D8"/>
@@ -3191,7 +7583,156 @@
       </w:rPr>
     </w:lvl>
   </w:abstractNum>
-  <w:abstractNum w:abstractNumId="8" w15:restartNumberingAfterBreak="0">
+  <w:abstractNum w:abstractNumId="19" w15:restartNumberingAfterBreak="0">
+    <w:nsid w:val="2399638D"/>
+    <w:multiLevelType w:val="multilevel"/>
+    <w:tmpl w:val="EDBC0516"/>
+    <w:lvl w:ilvl="0">
+      <w:start w:val="1"/>
+      <w:numFmt w:val="bullet"/>
+      <w:lvlText w:val=""/>
+      <w:lvlJc w:val="left"/>
+      <w:pPr>
+        <w:tabs>
+          <w:tab w:val="num" w:pos="720"/>
+        </w:tabs>
+        <w:ind w:left="720" w:hanging="360"/>
+      </w:pPr>
+      <w:rPr>
+        <w:rFonts w:ascii="Symbol" w:hAnsi="Symbol" w:hint="default"/>
+        <w:sz w:val="20"/>
+      </w:rPr>
+    </w:lvl>
+    <w:lvl w:ilvl="1" w:tentative="1">
+      <w:start w:val="1"/>
+      <w:numFmt w:val="bullet"/>
+      <w:lvlText w:val="o"/>
+      <w:lvlJc w:val="left"/>
+      <w:pPr>
+        <w:tabs>
+          <w:tab w:val="num" w:pos="1440"/>
+        </w:tabs>
+        <w:ind w:left="1440" w:hanging="360"/>
+      </w:pPr>
+      <w:rPr>
+        <w:rFonts w:ascii="Courier New" w:hAnsi="Courier New" w:hint="default"/>
+        <w:sz w:val="20"/>
+      </w:rPr>
+    </w:lvl>
+    <w:lvl w:ilvl="2" w:tentative="1">
+      <w:start w:val="1"/>
+      <w:numFmt w:val="bullet"/>
+      <w:lvlText w:val=""/>
+      <w:lvlJc w:val="left"/>
+      <w:pPr>
+        <w:tabs>
+          <w:tab w:val="num" w:pos="2160"/>
+        </w:tabs>
+        <w:ind w:left="2160" w:hanging="360"/>
+      </w:pPr>
+      <w:rPr>
+        <w:rFonts w:ascii="Wingdings" w:hAnsi="Wingdings" w:hint="default"/>
+        <w:sz w:val="20"/>
+      </w:rPr>
+    </w:lvl>
+    <w:lvl w:ilvl="3" w:tentative="1">
+      <w:start w:val="1"/>
+      <w:numFmt w:val="bullet"/>
+      <w:lvlText w:val=""/>
+      <w:lvlJc w:val="left"/>
+      <w:pPr>
+        <w:tabs>
+          <w:tab w:val="num" w:pos="2880"/>
+        </w:tabs>
+        <w:ind w:left="2880" w:hanging="360"/>
+      </w:pPr>
+      <w:rPr>
+        <w:rFonts w:ascii="Wingdings" w:hAnsi="Wingdings" w:hint="default"/>
+        <w:sz w:val="20"/>
+      </w:rPr>
+    </w:lvl>
+    <w:lvl w:ilvl="4" w:tentative="1">
+      <w:start w:val="1"/>
+      <w:numFmt w:val="bullet"/>
+      <w:lvlText w:val=""/>
+      <w:lvlJc w:val="left"/>
+      <w:pPr>
+        <w:tabs>
+          <w:tab w:val="num" w:pos="3600"/>
+        </w:tabs>
+        <w:ind w:left="3600" w:hanging="360"/>
+      </w:pPr>
+      <w:rPr>
+        <w:rFonts w:ascii="Wingdings" w:hAnsi="Wingdings" w:hint="default"/>
+        <w:sz w:val="20"/>
+      </w:rPr>
+    </w:lvl>
+    <w:lvl w:ilvl="5" w:tentative="1">
+      <w:start w:val="1"/>
+      <w:numFmt w:val="bullet"/>
+      <w:lvlText w:val=""/>
+      <w:lvlJc w:val="left"/>
+      <w:pPr>
+        <w:tabs>
+          <w:tab w:val="num" w:pos="4320"/>
+        </w:tabs>
+        <w:ind w:left="4320" w:hanging="360"/>
+      </w:pPr>
+      <w:rPr>
+        <w:rFonts w:ascii="Wingdings" w:hAnsi="Wingdings" w:hint="default"/>
+        <w:sz w:val="20"/>
+      </w:rPr>
+    </w:lvl>
+    <w:lvl w:ilvl="6" w:tentative="1">
+      <w:start w:val="1"/>
+      <w:numFmt w:val="bullet"/>
+      <w:lvlText w:val=""/>
+      <w:lvlJc w:val="left"/>
+      <w:pPr>
+        <w:tabs>
+          <w:tab w:val="num" w:pos="5040"/>
+        </w:tabs>
+        <w:ind w:left="5040" w:hanging="360"/>
+      </w:pPr>
+      <w:rPr>
+        <w:rFonts w:ascii="Wingdings" w:hAnsi="Wingdings" w:hint="default"/>
+        <w:sz w:val="20"/>
+      </w:rPr>
+    </w:lvl>
+    <w:lvl w:ilvl="7" w:tentative="1">
+      <w:start w:val="1"/>
+      <w:numFmt w:val="bullet"/>
+      <w:lvlText w:val=""/>
+      <w:lvlJc w:val="left"/>
+      <w:pPr>
+        <w:tabs>
+          <w:tab w:val="num" w:pos="5760"/>
+        </w:tabs>
+        <w:ind w:left="5760" w:hanging="360"/>
+      </w:pPr>
+      <w:rPr>
+        <w:rFonts w:ascii="Wingdings" w:hAnsi="Wingdings" w:hint="default"/>
+        <w:sz w:val="20"/>
+      </w:rPr>
+    </w:lvl>
+    <w:lvl w:ilvl="8" w:tentative="1">
+      <w:start w:val="1"/>
+      <w:numFmt w:val="bullet"/>
+      <w:lvlText w:val=""/>
+      <w:lvlJc w:val="left"/>
+      <w:pPr>
+        <w:tabs>
+          <w:tab w:val="num" w:pos="6480"/>
+        </w:tabs>
+        <w:ind w:left="6480" w:hanging="360"/>
+      </w:pPr>
+      <w:rPr>
+        <w:rFonts w:ascii="Wingdings" w:hAnsi="Wingdings" w:hint="default"/>
+        <w:sz w:val="20"/>
+      </w:rPr>
+    </w:lvl>
+  </w:abstractNum>
+  <w:abstractNum w:abstractNumId="20" w15:restartNumberingAfterBreak="0">
     <w:nsid w:val="24F61D43"/>
     <w:multiLevelType w:val="multilevel"/>
     <w:tmpl w:val="9F060FAE"/>
@@ -3340,7 +7881,7 @@
       </w:rPr>
     </w:lvl>
   </w:abstractNum>
-  <w:abstractNum w:abstractNumId="9" w15:restartNumberingAfterBreak="0">
+  <w:abstractNum w:abstractNumId="21" w15:restartNumberingAfterBreak="0">
     <w:nsid w:val="26106C50"/>
     <w:multiLevelType w:val="multilevel"/>
     <w:tmpl w:val="D9869F06"/>
@@ -3453,7 +7994,7 @@
       </w:pPr>
     </w:lvl>
   </w:abstractNum>
-  <w:abstractNum w:abstractNumId="10" w15:restartNumberingAfterBreak="0">
+  <w:abstractNum w:abstractNumId="22" w15:restartNumberingAfterBreak="0">
     <w:nsid w:val="29A14402"/>
     <w:multiLevelType w:val="multilevel"/>
     <w:tmpl w:val="9FD087D0"/>
@@ -3602,7 +8143,305 @@
       </w:rPr>
     </w:lvl>
   </w:abstractNum>
-  <w:abstractNum w:abstractNumId="11" w15:restartNumberingAfterBreak="0">
+  <w:abstractNum w:abstractNumId="23" w15:restartNumberingAfterBreak="0">
+    <w:nsid w:val="2BC73306"/>
+    <w:multiLevelType w:val="multilevel"/>
+    <w:tmpl w:val="412A5E8A"/>
+    <w:lvl w:ilvl="0">
+      <w:start w:val="1"/>
+      <w:numFmt w:val="bullet"/>
+      <w:lvlText w:val=""/>
+      <w:lvlJc w:val="left"/>
+      <w:pPr>
+        <w:tabs>
+          <w:tab w:val="num" w:pos="720"/>
+        </w:tabs>
+        <w:ind w:left="720" w:hanging="360"/>
+      </w:pPr>
+      <w:rPr>
+        <w:rFonts w:ascii="Symbol" w:hAnsi="Symbol" w:hint="default"/>
+        <w:sz w:val="20"/>
+      </w:rPr>
+    </w:lvl>
+    <w:lvl w:ilvl="1" w:tentative="1">
+      <w:start w:val="1"/>
+      <w:numFmt w:val="bullet"/>
+      <w:lvlText w:val="o"/>
+      <w:lvlJc w:val="left"/>
+      <w:pPr>
+        <w:tabs>
+          <w:tab w:val="num" w:pos="1440"/>
+        </w:tabs>
+        <w:ind w:left="1440" w:hanging="360"/>
+      </w:pPr>
+      <w:rPr>
+        <w:rFonts w:ascii="Courier New" w:hAnsi="Courier New" w:hint="default"/>
+        <w:sz w:val="20"/>
+      </w:rPr>
+    </w:lvl>
+    <w:lvl w:ilvl="2" w:tentative="1">
+      <w:start w:val="1"/>
+      <w:numFmt w:val="bullet"/>
+      <w:lvlText w:val=""/>
+      <w:lvlJc w:val="left"/>
+      <w:pPr>
+        <w:tabs>
+          <w:tab w:val="num" w:pos="2160"/>
+        </w:tabs>
+        <w:ind w:left="2160" w:hanging="360"/>
+      </w:pPr>
+      <w:rPr>
+        <w:rFonts w:ascii="Wingdings" w:hAnsi="Wingdings" w:hint="default"/>
+        <w:sz w:val="20"/>
+      </w:rPr>
+    </w:lvl>
+    <w:lvl w:ilvl="3" w:tentative="1">
+      <w:start w:val="1"/>
+      <w:numFmt w:val="bullet"/>
+      <w:lvlText w:val=""/>
+      <w:lvlJc w:val="left"/>
+      <w:pPr>
+        <w:tabs>
+          <w:tab w:val="num" w:pos="2880"/>
+        </w:tabs>
+        <w:ind w:left="2880" w:hanging="360"/>
+      </w:pPr>
+      <w:rPr>
+        <w:rFonts w:ascii="Wingdings" w:hAnsi="Wingdings" w:hint="default"/>
+        <w:sz w:val="20"/>
+      </w:rPr>
+    </w:lvl>
+    <w:lvl w:ilvl="4" w:tentative="1">
+      <w:start w:val="1"/>
+      <w:numFmt w:val="bullet"/>
+      <w:lvlText w:val=""/>
+      <w:lvlJc w:val="left"/>
+      <w:pPr>
+        <w:tabs>
+          <w:tab w:val="num" w:pos="3600"/>
+        </w:tabs>
+        <w:ind w:left="3600" w:hanging="360"/>
+      </w:pPr>
+      <w:rPr>
+        <w:rFonts w:ascii="Wingdings" w:hAnsi="Wingdings" w:hint="default"/>
+        <w:sz w:val="20"/>
+      </w:rPr>
+    </w:lvl>
+    <w:lvl w:ilvl="5" w:tentative="1">
+      <w:start w:val="1"/>
+      <w:numFmt w:val="bullet"/>
+      <w:lvlText w:val=""/>
+      <w:lvlJc w:val="left"/>
+      <w:pPr>
+        <w:tabs>
+          <w:tab w:val="num" w:pos="4320"/>
+        </w:tabs>
+        <w:ind w:left="4320" w:hanging="360"/>
+      </w:pPr>
+      <w:rPr>
+        <w:rFonts w:ascii="Wingdings" w:hAnsi="Wingdings" w:hint="default"/>
+        <w:sz w:val="20"/>
+      </w:rPr>
+    </w:lvl>
+    <w:lvl w:ilvl="6" w:tentative="1">
+      <w:start w:val="1"/>
+      <w:numFmt w:val="bullet"/>
+      <w:lvlText w:val=""/>
+      <w:lvlJc w:val="left"/>
+      <w:pPr>
+        <w:tabs>
+          <w:tab w:val="num" w:pos="5040"/>
+        </w:tabs>
+        <w:ind w:left="5040" w:hanging="360"/>
+      </w:pPr>
+      <w:rPr>
+        <w:rFonts w:ascii="Wingdings" w:hAnsi="Wingdings" w:hint="default"/>
+        <w:sz w:val="20"/>
+      </w:rPr>
+    </w:lvl>
+    <w:lvl w:ilvl="7" w:tentative="1">
+      <w:start w:val="1"/>
+      <w:numFmt w:val="bullet"/>
+      <w:lvlText w:val=""/>
+      <w:lvlJc w:val="left"/>
+      <w:pPr>
+        <w:tabs>
+          <w:tab w:val="num" w:pos="5760"/>
+        </w:tabs>
+        <w:ind w:left="5760" w:hanging="360"/>
+      </w:pPr>
+      <w:rPr>
+        <w:rFonts w:ascii="Wingdings" w:hAnsi="Wingdings" w:hint="default"/>
+        <w:sz w:val="20"/>
+      </w:rPr>
+    </w:lvl>
+    <w:lvl w:ilvl="8" w:tentative="1">
+      <w:start w:val="1"/>
+      <w:numFmt w:val="bullet"/>
+      <w:lvlText w:val=""/>
+      <w:lvlJc w:val="left"/>
+      <w:pPr>
+        <w:tabs>
+          <w:tab w:val="num" w:pos="6480"/>
+        </w:tabs>
+        <w:ind w:left="6480" w:hanging="360"/>
+      </w:pPr>
+      <w:rPr>
+        <w:rFonts w:ascii="Wingdings" w:hAnsi="Wingdings" w:hint="default"/>
+        <w:sz w:val="20"/>
+      </w:rPr>
+    </w:lvl>
+  </w:abstractNum>
+  <w:abstractNum w:abstractNumId="24" w15:restartNumberingAfterBreak="0">
+    <w:nsid w:val="31AF554B"/>
+    <w:multiLevelType w:val="multilevel"/>
+    <w:tmpl w:val="AE741CF8"/>
+    <w:lvl w:ilvl="0">
+      <w:start w:val="1"/>
+      <w:numFmt w:val="bullet"/>
+      <w:lvlText w:val=""/>
+      <w:lvlJc w:val="left"/>
+      <w:pPr>
+        <w:tabs>
+          <w:tab w:val="num" w:pos="720"/>
+        </w:tabs>
+        <w:ind w:left="720" w:hanging="360"/>
+      </w:pPr>
+      <w:rPr>
+        <w:rFonts w:ascii="Symbol" w:hAnsi="Symbol" w:hint="default"/>
+        <w:sz w:val="20"/>
+      </w:rPr>
+    </w:lvl>
+    <w:lvl w:ilvl="1" w:tentative="1">
+      <w:start w:val="1"/>
+      <w:numFmt w:val="bullet"/>
+      <w:lvlText w:val="o"/>
+      <w:lvlJc w:val="left"/>
+      <w:pPr>
+        <w:tabs>
+          <w:tab w:val="num" w:pos="1440"/>
+        </w:tabs>
+        <w:ind w:left="1440" w:hanging="360"/>
+      </w:pPr>
+      <w:rPr>
+        <w:rFonts w:ascii="Courier New" w:hAnsi="Courier New" w:hint="default"/>
+        <w:sz w:val="20"/>
+      </w:rPr>
+    </w:lvl>
+    <w:lvl w:ilvl="2" w:tentative="1">
+      <w:start w:val="1"/>
+      <w:numFmt w:val="bullet"/>
+      <w:lvlText w:val=""/>
+      <w:lvlJc w:val="left"/>
+      <w:pPr>
+        <w:tabs>
+          <w:tab w:val="num" w:pos="2160"/>
+        </w:tabs>
+        <w:ind w:left="2160" w:hanging="360"/>
+      </w:pPr>
+      <w:rPr>
+        <w:rFonts w:ascii="Wingdings" w:hAnsi="Wingdings" w:hint="default"/>
+        <w:sz w:val="20"/>
+      </w:rPr>
+    </w:lvl>
+    <w:lvl w:ilvl="3" w:tentative="1">
+      <w:start w:val="1"/>
+      <w:numFmt w:val="bullet"/>
+      <w:lvlText w:val=""/>
+      <w:lvlJc w:val="left"/>
+      <w:pPr>
+        <w:tabs>
+          <w:tab w:val="num" w:pos="2880"/>
+        </w:tabs>
+        <w:ind w:left="2880" w:hanging="360"/>
+      </w:pPr>
+      <w:rPr>
+        <w:rFonts w:ascii="Wingdings" w:hAnsi="Wingdings" w:hint="default"/>
+        <w:sz w:val="20"/>
+      </w:rPr>
+    </w:lvl>
+    <w:lvl w:ilvl="4" w:tentative="1">
+      <w:start w:val="1"/>
+      <w:numFmt w:val="bullet"/>
+      <w:lvlText w:val=""/>
+      <w:lvlJc w:val="left"/>
+      <w:pPr>
+        <w:tabs>
+          <w:tab w:val="num" w:pos="3600"/>
+        </w:tabs>
+        <w:ind w:left="3600" w:hanging="360"/>
+      </w:pPr>
+      <w:rPr>
+        <w:rFonts w:ascii="Wingdings" w:hAnsi="Wingdings" w:hint="default"/>
+        <w:sz w:val="20"/>
+      </w:rPr>
+    </w:lvl>
+    <w:lvl w:ilvl="5" w:tentative="1">
+      <w:start w:val="1"/>
+      <w:numFmt w:val="bullet"/>
+      <w:lvlText w:val=""/>
+      <w:lvlJc w:val="left"/>
+      <w:pPr>
+        <w:tabs>
+          <w:tab w:val="num" w:pos="4320"/>
+        </w:tabs>
+        <w:ind w:left="4320" w:hanging="360"/>
+      </w:pPr>
+      <w:rPr>
+        <w:rFonts w:ascii="Wingdings" w:hAnsi="Wingdings" w:hint="default"/>
+        <w:sz w:val="20"/>
+      </w:rPr>
+    </w:lvl>
+    <w:lvl w:ilvl="6" w:tentative="1">
+      <w:start w:val="1"/>
+      <w:numFmt w:val="bullet"/>
+      <w:lvlText w:val=""/>
+      <w:lvlJc w:val="left"/>
+      <w:pPr>
+        <w:tabs>
+          <w:tab w:val="num" w:pos="5040"/>
+        </w:tabs>
+        <w:ind w:left="5040" w:hanging="360"/>
+      </w:pPr>
+      <w:rPr>
+        <w:rFonts w:ascii="Wingdings" w:hAnsi="Wingdings" w:hint="default"/>
+        <w:sz w:val="20"/>
+      </w:rPr>
+    </w:lvl>
+    <w:lvl w:ilvl="7" w:tentative="1">
+      <w:start w:val="1"/>
+      <w:numFmt w:val="bullet"/>
+      <w:lvlText w:val=""/>
+      <w:lvlJc w:val="left"/>
+      <w:pPr>
+        <w:tabs>
+          <w:tab w:val="num" w:pos="5760"/>
+        </w:tabs>
+        <w:ind w:left="5760" w:hanging="360"/>
+      </w:pPr>
+      <w:rPr>
+        <w:rFonts w:ascii="Wingdings" w:hAnsi="Wingdings" w:hint="default"/>
+        <w:sz w:val="20"/>
+      </w:rPr>
+    </w:lvl>
+    <w:lvl w:ilvl="8" w:tentative="1">
+      <w:start w:val="1"/>
+      <w:numFmt w:val="bullet"/>
+      <w:lvlText w:val=""/>
+      <w:lvlJc w:val="left"/>
+      <w:pPr>
+        <w:tabs>
+          <w:tab w:val="num" w:pos="6480"/>
+        </w:tabs>
+        <w:ind w:left="6480" w:hanging="360"/>
+      </w:pPr>
+      <w:rPr>
+        <w:rFonts w:ascii="Wingdings" w:hAnsi="Wingdings" w:hint="default"/>
+        <w:sz w:val="20"/>
+      </w:rPr>
+    </w:lvl>
+  </w:abstractNum>
+  <w:abstractNum w:abstractNumId="25" w15:restartNumberingAfterBreak="0">
     <w:nsid w:val="32F4778C"/>
     <w:multiLevelType w:val="multilevel"/>
     <w:tmpl w:val="2B2CA286"/>
@@ -3751,7 +8590,7 @@
       </w:rPr>
     </w:lvl>
   </w:abstractNum>
-  <w:abstractNum w:abstractNumId="12" w15:restartNumberingAfterBreak="0">
+  <w:abstractNum w:abstractNumId="26" w15:restartNumberingAfterBreak="0">
     <w:nsid w:val="35A37ABC"/>
     <w:multiLevelType w:val="multilevel"/>
     <w:tmpl w:val="97B8EDA0"/>
@@ -3900,7 +8739,7 @@
       </w:rPr>
     </w:lvl>
   </w:abstractNum>
-  <w:abstractNum w:abstractNumId="13" w15:restartNumberingAfterBreak="0">
+  <w:abstractNum w:abstractNumId="27" w15:restartNumberingAfterBreak="0">
     <w:nsid w:val="36E40441"/>
     <w:multiLevelType w:val="multilevel"/>
     <w:tmpl w:val="DFECFE70"/>
@@ -4049,7 +8888,156 @@
       </w:rPr>
     </w:lvl>
   </w:abstractNum>
-  <w:abstractNum w:abstractNumId="14" w15:restartNumberingAfterBreak="0">
+  <w:abstractNum w:abstractNumId="28" w15:restartNumberingAfterBreak="0">
+    <w:nsid w:val="37591B4C"/>
+    <w:multiLevelType w:val="multilevel"/>
+    <w:tmpl w:val="B7884DEC"/>
+    <w:lvl w:ilvl="0">
+      <w:start w:val="1"/>
+      <w:numFmt w:val="bullet"/>
+      <w:lvlText w:val=""/>
+      <w:lvlJc w:val="left"/>
+      <w:pPr>
+        <w:tabs>
+          <w:tab w:val="num" w:pos="720"/>
+        </w:tabs>
+        <w:ind w:left="720" w:hanging="360"/>
+      </w:pPr>
+      <w:rPr>
+        <w:rFonts w:ascii="Symbol" w:hAnsi="Symbol" w:hint="default"/>
+        <w:sz w:val="20"/>
+      </w:rPr>
+    </w:lvl>
+    <w:lvl w:ilvl="1" w:tentative="1">
+      <w:start w:val="1"/>
+      <w:numFmt w:val="bullet"/>
+      <w:lvlText w:val="o"/>
+      <w:lvlJc w:val="left"/>
+      <w:pPr>
+        <w:tabs>
+          <w:tab w:val="num" w:pos="1440"/>
+        </w:tabs>
+        <w:ind w:left="1440" w:hanging="360"/>
+      </w:pPr>
+      <w:rPr>
+        <w:rFonts w:ascii="Courier New" w:hAnsi="Courier New" w:hint="default"/>
+        <w:sz w:val="20"/>
+      </w:rPr>
+    </w:lvl>
+    <w:lvl w:ilvl="2" w:tentative="1">
+      <w:start w:val="1"/>
+      <w:numFmt w:val="bullet"/>
+      <w:lvlText w:val=""/>
+      <w:lvlJc w:val="left"/>
+      <w:pPr>
+        <w:tabs>
+          <w:tab w:val="num" w:pos="2160"/>
+        </w:tabs>
+        <w:ind w:left="2160" w:hanging="360"/>
+      </w:pPr>
+      <w:rPr>
+        <w:rFonts w:ascii="Wingdings" w:hAnsi="Wingdings" w:hint="default"/>
+        <w:sz w:val="20"/>
+      </w:rPr>
+    </w:lvl>
+    <w:lvl w:ilvl="3" w:tentative="1">
+      <w:start w:val="1"/>
+      <w:numFmt w:val="bullet"/>
+      <w:lvlText w:val=""/>
+      <w:lvlJc w:val="left"/>
+      <w:pPr>
+        <w:tabs>
+          <w:tab w:val="num" w:pos="2880"/>
+        </w:tabs>
+        <w:ind w:left="2880" w:hanging="360"/>
+      </w:pPr>
+      <w:rPr>
+        <w:rFonts w:ascii="Wingdings" w:hAnsi="Wingdings" w:hint="default"/>
+        <w:sz w:val="20"/>
+      </w:rPr>
+    </w:lvl>
+    <w:lvl w:ilvl="4" w:tentative="1">
+      <w:start w:val="1"/>
+      <w:numFmt w:val="bullet"/>
+      <w:lvlText w:val=""/>
+      <w:lvlJc w:val="left"/>
+      <w:pPr>
+        <w:tabs>
+          <w:tab w:val="num" w:pos="3600"/>
+        </w:tabs>
+        <w:ind w:left="3600" w:hanging="360"/>
+      </w:pPr>
+      <w:rPr>
+        <w:rFonts w:ascii="Wingdings" w:hAnsi="Wingdings" w:hint="default"/>
+        <w:sz w:val="20"/>
+      </w:rPr>
+    </w:lvl>
+    <w:lvl w:ilvl="5" w:tentative="1">
+      <w:start w:val="1"/>
+      <w:numFmt w:val="bullet"/>
+      <w:lvlText w:val=""/>
+      <w:lvlJc w:val="left"/>
+      <w:pPr>
+        <w:tabs>
+          <w:tab w:val="num" w:pos="4320"/>
+        </w:tabs>
+        <w:ind w:left="4320" w:hanging="360"/>
+      </w:pPr>
+      <w:rPr>
+        <w:rFonts w:ascii="Wingdings" w:hAnsi="Wingdings" w:hint="default"/>
+        <w:sz w:val="20"/>
+      </w:rPr>
+    </w:lvl>
+    <w:lvl w:ilvl="6" w:tentative="1">
+      <w:start w:val="1"/>
+      <w:numFmt w:val="bullet"/>
+      <w:lvlText w:val=""/>
+      <w:lvlJc w:val="left"/>
+      <w:pPr>
+        <w:tabs>
+          <w:tab w:val="num" w:pos="5040"/>
+        </w:tabs>
+        <w:ind w:left="5040" w:hanging="360"/>
+      </w:pPr>
+      <w:rPr>
+        <w:rFonts w:ascii="Wingdings" w:hAnsi="Wingdings" w:hint="default"/>
+        <w:sz w:val="20"/>
+      </w:rPr>
+    </w:lvl>
+    <w:lvl w:ilvl="7" w:tentative="1">
+      <w:start w:val="1"/>
+      <w:numFmt w:val="bullet"/>
+      <w:lvlText w:val=""/>
+      <w:lvlJc w:val="left"/>
+      <w:pPr>
+        <w:tabs>
+          <w:tab w:val="num" w:pos="5760"/>
+        </w:tabs>
+        <w:ind w:left="5760" w:hanging="360"/>
+      </w:pPr>
+      <w:rPr>
+        <w:rFonts w:ascii="Wingdings" w:hAnsi="Wingdings" w:hint="default"/>
+        <w:sz w:val="20"/>
+      </w:rPr>
+    </w:lvl>
+    <w:lvl w:ilvl="8" w:tentative="1">
+      <w:start w:val="1"/>
+      <w:numFmt w:val="bullet"/>
+      <w:lvlText w:val=""/>
+      <w:lvlJc w:val="left"/>
+      <w:pPr>
+        <w:tabs>
+          <w:tab w:val="num" w:pos="6480"/>
+        </w:tabs>
+        <w:ind w:left="6480" w:hanging="360"/>
+      </w:pPr>
+      <w:rPr>
+        <w:rFonts w:ascii="Wingdings" w:hAnsi="Wingdings" w:hint="default"/>
+        <w:sz w:val="20"/>
+      </w:rPr>
+    </w:lvl>
+  </w:abstractNum>
+  <w:abstractNum w:abstractNumId="29" w15:restartNumberingAfterBreak="0">
     <w:nsid w:val="384C78CB"/>
     <w:multiLevelType w:val="multilevel"/>
     <w:tmpl w:val="9BE65B8E"/>
@@ -4140,7 +9128,305 @@
       </w:pPr>
     </w:lvl>
   </w:abstractNum>
-  <w:abstractNum w:abstractNumId="15" w15:restartNumberingAfterBreak="0">
+  <w:abstractNum w:abstractNumId="30" w15:restartNumberingAfterBreak="0">
+    <w:nsid w:val="39EE17F7"/>
+    <w:multiLevelType w:val="multilevel"/>
+    <w:tmpl w:val="07A24D82"/>
+    <w:lvl w:ilvl="0">
+      <w:start w:val="1"/>
+      <w:numFmt w:val="bullet"/>
+      <w:lvlText w:val=""/>
+      <w:lvlJc w:val="left"/>
+      <w:pPr>
+        <w:tabs>
+          <w:tab w:val="num" w:pos="720"/>
+        </w:tabs>
+        <w:ind w:left="720" w:hanging="360"/>
+      </w:pPr>
+      <w:rPr>
+        <w:rFonts w:ascii="Symbol" w:hAnsi="Symbol" w:hint="default"/>
+        <w:sz w:val="20"/>
+      </w:rPr>
+    </w:lvl>
+    <w:lvl w:ilvl="1" w:tentative="1">
+      <w:start w:val="1"/>
+      <w:numFmt w:val="bullet"/>
+      <w:lvlText w:val="o"/>
+      <w:lvlJc w:val="left"/>
+      <w:pPr>
+        <w:tabs>
+          <w:tab w:val="num" w:pos="1440"/>
+        </w:tabs>
+        <w:ind w:left="1440" w:hanging="360"/>
+      </w:pPr>
+      <w:rPr>
+        <w:rFonts w:ascii="Courier New" w:hAnsi="Courier New" w:hint="default"/>
+        <w:sz w:val="20"/>
+      </w:rPr>
+    </w:lvl>
+    <w:lvl w:ilvl="2" w:tentative="1">
+      <w:start w:val="1"/>
+      <w:numFmt w:val="bullet"/>
+      <w:lvlText w:val=""/>
+      <w:lvlJc w:val="left"/>
+      <w:pPr>
+        <w:tabs>
+          <w:tab w:val="num" w:pos="2160"/>
+        </w:tabs>
+        <w:ind w:left="2160" w:hanging="360"/>
+      </w:pPr>
+      <w:rPr>
+        <w:rFonts w:ascii="Wingdings" w:hAnsi="Wingdings" w:hint="default"/>
+        <w:sz w:val="20"/>
+      </w:rPr>
+    </w:lvl>
+    <w:lvl w:ilvl="3" w:tentative="1">
+      <w:start w:val="1"/>
+      <w:numFmt w:val="bullet"/>
+      <w:lvlText w:val=""/>
+      <w:lvlJc w:val="left"/>
+      <w:pPr>
+        <w:tabs>
+          <w:tab w:val="num" w:pos="2880"/>
+        </w:tabs>
+        <w:ind w:left="2880" w:hanging="360"/>
+      </w:pPr>
+      <w:rPr>
+        <w:rFonts w:ascii="Wingdings" w:hAnsi="Wingdings" w:hint="default"/>
+        <w:sz w:val="20"/>
+      </w:rPr>
+    </w:lvl>
+    <w:lvl w:ilvl="4" w:tentative="1">
+      <w:start w:val="1"/>
+      <w:numFmt w:val="bullet"/>
+      <w:lvlText w:val=""/>
+      <w:lvlJc w:val="left"/>
+      <w:pPr>
+        <w:tabs>
+          <w:tab w:val="num" w:pos="3600"/>
+        </w:tabs>
+        <w:ind w:left="3600" w:hanging="360"/>
+      </w:pPr>
+      <w:rPr>
+        <w:rFonts w:ascii="Wingdings" w:hAnsi="Wingdings" w:hint="default"/>
+        <w:sz w:val="20"/>
+      </w:rPr>
+    </w:lvl>
+    <w:lvl w:ilvl="5" w:tentative="1">
+      <w:start w:val="1"/>
+      <w:numFmt w:val="bullet"/>
+      <w:lvlText w:val=""/>
+      <w:lvlJc w:val="left"/>
+      <w:pPr>
+        <w:tabs>
+          <w:tab w:val="num" w:pos="4320"/>
+        </w:tabs>
+        <w:ind w:left="4320" w:hanging="360"/>
+      </w:pPr>
+      <w:rPr>
+        <w:rFonts w:ascii="Wingdings" w:hAnsi="Wingdings" w:hint="default"/>
+        <w:sz w:val="20"/>
+      </w:rPr>
+    </w:lvl>
+    <w:lvl w:ilvl="6" w:tentative="1">
+      <w:start w:val="1"/>
+      <w:numFmt w:val="bullet"/>
+      <w:lvlText w:val=""/>
+      <w:lvlJc w:val="left"/>
+      <w:pPr>
+        <w:tabs>
+          <w:tab w:val="num" w:pos="5040"/>
+        </w:tabs>
+        <w:ind w:left="5040" w:hanging="360"/>
+      </w:pPr>
+      <w:rPr>
+        <w:rFonts w:ascii="Wingdings" w:hAnsi="Wingdings" w:hint="default"/>
+        <w:sz w:val="20"/>
+      </w:rPr>
+    </w:lvl>
+    <w:lvl w:ilvl="7" w:tentative="1">
+      <w:start w:val="1"/>
+      <w:numFmt w:val="bullet"/>
+      <w:lvlText w:val=""/>
+      <w:lvlJc w:val="left"/>
+      <w:pPr>
+        <w:tabs>
+          <w:tab w:val="num" w:pos="5760"/>
+        </w:tabs>
+        <w:ind w:left="5760" w:hanging="360"/>
+      </w:pPr>
+      <w:rPr>
+        <w:rFonts w:ascii="Wingdings" w:hAnsi="Wingdings" w:hint="default"/>
+        <w:sz w:val="20"/>
+      </w:rPr>
+    </w:lvl>
+    <w:lvl w:ilvl="8" w:tentative="1">
+      <w:start w:val="1"/>
+      <w:numFmt w:val="bullet"/>
+      <w:lvlText w:val=""/>
+      <w:lvlJc w:val="left"/>
+      <w:pPr>
+        <w:tabs>
+          <w:tab w:val="num" w:pos="6480"/>
+        </w:tabs>
+        <w:ind w:left="6480" w:hanging="360"/>
+      </w:pPr>
+      <w:rPr>
+        <w:rFonts w:ascii="Wingdings" w:hAnsi="Wingdings" w:hint="default"/>
+        <w:sz w:val="20"/>
+      </w:rPr>
+    </w:lvl>
+  </w:abstractNum>
+  <w:abstractNum w:abstractNumId="31" w15:restartNumberingAfterBreak="0">
+    <w:nsid w:val="3D220F30"/>
+    <w:multiLevelType w:val="multilevel"/>
+    <w:tmpl w:val="99F49C3E"/>
+    <w:lvl w:ilvl="0">
+      <w:start w:val="1"/>
+      <w:numFmt w:val="bullet"/>
+      <w:lvlText w:val=""/>
+      <w:lvlJc w:val="left"/>
+      <w:pPr>
+        <w:tabs>
+          <w:tab w:val="num" w:pos="720"/>
+        </w:tabs>
+        <w:ind w:left="720" w:hanging="360"/>
+      </w:pPr>
+      <w:rPr>
+        <w:rFonts w:ascii="Symbol" w:hAnsi="Symbol" w:hint="default"/>
+        <w:sz w:val="20"/>
+      </w:rPr>
+    </w:lvl>
+    <w:lvl w:ilvl="1" w:tentative="1">
+      <w:start w:val="1"/>
+      <w:numFmt w:val="bullet"/>
+      <w:lvlText w:val="o"/>
+      <w:lvlJc w:val="left"/>
+      <w:pPr>
+        <w:tabs>
+          <w:tab w:val="num" w:pos="1440"/>
+        </w:tabs>
+        <w:ind w:left="1440" w:hanging="360"/>
+      </w:pPr>
+      <w:rPr>
+        <w:rFonts w:ascii="Courier New" w:hAnsi="Courier New" w:hint="default"/>
+        <w:sz w:val="20"/>
+      </w:rPr>
+    </w:lvl>
+    <w:lvl w:ilvl="2" w:tentative="1">
+      <w:start w:val="1"/>
+      <w:numFmt w:val="bullet"/>
+      <w:lvlText w:val=""/>
+      <w:lvlJc w:val="left"/>
+      <w:pPr>
+        <w:tabs>
+          <w:tab w:val="num" w:pos="2160"/>
+        </w:tabs>
+        <w:ind w:left="2160" w:hanging="360"/>
+      </w:pPr>
+      <w:rPr>
+        <w:rFonts w:ascii="Wingdings" w:hAnsi="Wingdings" w:hint="default"/>
+        <w:sz w:val="20"/>
+      </w:rPr>
+    </w:lvl>
+    <w:lvl w:ilvl="3" w:tentative="1">
+      <w:start w:val="1"/>
+      <w:numFmt w:val="bullet"/>
+      <w:lvlText w:val=""/>
+      <w:lvlJc w:val="left"/>
+      <w:pPr>
+        <w:tabs>
+          <w:tab w:val="num" w:pos="2880"/>
+        </w:tabs>
+        <w:ind w:left="2880" w:hanging="360"/>
+      </w:pPr>
+      <w:rPr>
+        <w:rFonts w:ascii="Wingdings" w:hAnsi="Wingdings" w:hint="default"/>
+        <w:sz w:val="20"/>
+      </w:rPr>
+    </w:lvl>
+    <w:lvl w:ilvl="4" w:tentative="1">
+      <w:start w:val="1"/>
+      <w:numFmt w:val="bullet"/>
+      <w:lvlText w:val=""/>
+      <w:lvlJc w:val="left"/>
+      <w:pPr>
+        <w:tabs>
+          <w:tab w:val="num" w:pos="3600"/>
+        </w:tabs>
+        <w:ind w:left="3600" w:hanging="360"/>
+      </w:pPr>
+      <w:rPr>
+        <w:rFonts w:ascii="Wingdings" w:hAnsi="Wingdings" w:hint="default"/>
+        <w:sz w:val="20"/>
+      </w:rPr>
+    </w:lvl>
+    <w:lvl w:ilvl="5" w:tentative="1">
+      <w:start w:val="1"/>
+      <w:numFmt w:val="bullet"/>
+      <w:lvlText w:val=""/>
+      <w:lvlJc w:val="left"/>
+      <w:pPr>
+        <w:tabs>
+          <w:tab w:val="num" w:pos="4320"/>
+        </w:tabs>
+        <w:ind w:left="4320" w:hanging="360"/>
+      </w:pPr>
+      <w:rPr>
+        <w:rFonts w:ascii="Wingdings" w:hAnsi="Wingdings" w:hint="default"/>
+        <w:sz w:val="20"/>
+      </w:rPr>
+    </w:lvl>
+    <w:lvl w:ilvl="6" w:tentative="1">
+      <w:start w:val="1"/>
+      <w:numFmt w:val="bullet"/>
+      <w:lvlText w:val=""/>
+      <w:lvlJc w:val="left"/>
+      <w:pPr>
+        <w:tabs>
+          <w:tab w:val="num" w:pos="5040"/>
+        </w:tabs>
+        <w:ind w:left="5040" w:hanging="360"/>
+      </w:pPr>
+      <w:rPr>
+        <w:rFonts w:ascii="Wingdings" w:hAnsi="Wingdings" w:hint="default"/>
+        <w:sz w:val="20"/>
+      </w:rPr>
+    </w:lvl>
+    <w:lvl w:ilvl="7" w:tentative="1">
+      <w:start w:val="1"/>
+      <w:numFmt w:val="bullet"/>
+      <w:lvlText w:val=""/>
+      <w:lvlJc w:val="left"/>
+      <w:pPr>
+        <w:tabs>
+          <w:tab w:val="num" w:pos="5760"/>
+        </w:tabs>
+        <w:ind w:left="5760" w:hanging="360"/>
+      </w:pPr>
+      <w:rPr>
+        <w:rFonts w:ascii="Wingdings" w:hAnsi="Wingdings" w:hint="default"/>
+        <w:sz w:val="20"/>
+      </w:rPr>
+    </w:lvl>
+    <w:lvl w:ilvl="8" w:tentative="1">
+      <w:start w:val="1"/>
+      <w:numFmt w:val="bullet"/>
+      <w:lvlText w:val=""/>
+      <w:lvlJc w:val="left"/>
+      <w:pPr>
+        <w:tabs>
+          <w:tab w:val="num" w:pos="6480"/>
+        </w:tabs>
+        <w:ind w:left="6480" w:hanging="360"/>
+      </w:pPr>
+      <w:rPr>
+        <w:rFonts w:ascii="Wingdings" w:hAnsi="Wingdings" w:hint="default"/>
+        <w:sz w:val="20"/>
+      </w:rPr>
+    </w:lvl>
+  </w:abstractNum>
+  <w:abstractNum w:abstractNumId="32" w15:restartNumberingAfterBreak="0">
     <w:nsid w:val="3FCC3401"/>
     <w:multiLevelType w:val="multilevel"/>
     <w:tmpl w:val="A38CA230"/>
@@ -4289,7 +9575,7 @@
       </w:rPr>
     </w:lvl>
   </w:abstractNum>
-  <w:abstractNum w:abstractNumId="16" w15:restartNumberingAfterBreak="0">
+  <w:abstractNum w:abstractNumId="33" w15:restartNumberingAfterBreak="0">
     <w:nsid w:val="418719A0"/>
     <w:multiLevelType w:val="multilevel"/>
     <w:tmpl w:val="6BA654FC"/>
@@ -4438,7 +9724,7 @@
       </w:rPr>
     </w:lvl>
   </w:abstractNum>
-  <w:abstractNum w:abstractNumId="17" w15:restartNumberingAfterBreak="0">
+  <w:abstractNum w:abstractNumId="34" w15:restartNumberingAfterBreak="0">
     <w:nsid w:val="41BA488D"/>
     <w:multiLevelType w:val="multilevel"/>
     <w:tmpl w:val="4260AB64"/>
@@ -4524,7 +9810,7 @@
       </w:pPr>
     </w:lvl>
   </w:abstractNum>
-  <w:abstractNum w:abstractNumId="18" w15:restartNumberingAfterBreak="0">
+  <w:abstractNum w:abstractNumId="35" w15:restartNumberingAfterBreak="0">
     <w:nsid w:val="477C12B7"/>
     <w:multiLevelType w:val="multilevel"/>
     <w:tmpl w:val="4DE8128E"/>
@@ -4673,7 +9959,156 @@
       </w:rPr>
     </w:lvl>
   </w:abstractNum>
-  <w:abstractNum w:abstractNumId="19" w15:restartNumberingAfterBreak="0">
+  <w:abstractNum w:abstractNumId="36" w15:restartNumberingAfterBreak="0">
+    <w:nsid w:val="483966BD"/>
+    <w:multiLevelType w:val="multilevel"/>
+    <w:tmpl w:val="76F03B90"/>
+    <w:lvl w:ilvl="0">
+      <w:start w:val="1"/>
+      <w:numFmt w:val="bullet"/>
+      <w:lvlText w:val=""/>
+      <w:lvlJc w:val="left"/>
+      <w:pPr>
+        <w:tabs>
+          <w:tab w:val="num" w:pos="720"/>
+        </w:tabs>
+        <w:ind w:left="720" w:hanging="360"/>
+      </w:pPr>
+      <w:rPr>
+        <w:rFonts w:ascii="Symbol" w:hAnsi="Symbol" w:hint="default"/>
+        <w:sz w:val="20"/>
+      </w:rPr>
+    </w:lvl>
+    <w:lvl w:ilvl="1" w:tentative="1">
+      <w:start w:val="1"/>
+      <w:numFmt w:val="bullet"/>
+      <w:lvlText w:val="o"/>
+      <w:lvlJc w:val="left"/>
+      <w:pPr>
+        <w:tabs>
+          <w:tab w:val="num" w:pos="1440"/>
+        </w:tabs>
+        <w:ind w:left="1440" w:hanging="360"/>
+      </w:pPr>
+      <w:rPr>
+        <w:rFonts w:ascii="Courier New" w:hAnsi="Courier New" w:hint="default"/>
+        <w:sz w:val="20"/>
+      </w:rPr>
+    </w:lvl>
+    <w:lvl w:ilvl="2" w:tentative="1">
+      <w:start w:val="1"/>
+      <w:numFmt w:val="bullet"/>
+      <w:lvlText w:val=""/>
+      <w:lvlJc w:val="left"/>
+      <w:pPr>
+        <w:tabs>
+          <w:tab w:val="num" w:pos="2160"/>
+        </w:tabs>
+        <w:ind w:left="2160" w:hanging="360"/>
+      </w:pPr>
+      <w:rPr>
+        <w:rFonts w:ascii="Wingdings" w:hAnsi="Wingdings" w:hint="default"/>
+        <w:sz w:val="20"/>
+      </w:rPr>
+    </w:lvl>
+    <w:lvl w:ilvl="3" w:tentative="1">
+      <w:start w:val="1"/>
+      <w:numFmt w:val="bullet"/>
+      <w:lvlText w:val=""/>
+      <w:lvlJc w:val="left"/>
+      <w:pPr>
+        <w:tabs>
+          <w:tab w:val="num" w:pos="2880"/>
+        </w:tabs>
+        <w:ind w:left="2880" w:hanging="360"/>
+      </w:pPr>
+      <w:rPr>
+        <w:rFonts w:ascii="Wingdings" w:hAnsi="Wingdings" w:hint="default"/>
+        <w:sz w:val="20"/>
+      </w:rPr>
+    </w:lvl>
+    <w:lvl w:ilvl="4" w:tentative="1">
+      <w:start w:val="1"/>
+      <w:numFmt w:val="bullet"/>
+      <w:lvlText w:val=""/>
+      <w:lvlJc w:val="left"/>
+      <w:pPr>
+        <w:tabs>
+          <w:tab w:val="num" w:pos="3600"/>
+        </w:tabs>
+        <w:ind w:left="3600" w:hanging="360"/>
+      </w:pPr>
+      <w:rPr>
+        <w:rFonts w:ascii="Wingdings" w:hAnsi="Wingdings" w:hint="default"/>
+        <w:sz w:val="20"/>
+      </w:rPr>
+    </w:lvl>
+    <w:lvl w:ilvl="5" w:tentative="1">
+      <w:start w:val="1"/>
+      <w:numFmt w:val="bullet"/>
+      <w:lvlText w:val=""/>
+      <w:lvlJc w:val="left"/>
+      <w:pPr>
+        <w:tabs>
+          <w:tab w:val="num" w:pos="4320"/>
+        </w:tabs>
+        <w:ind w:left="4320" w:hanging="360"/>
+      </w:pPr>
+      <w:rPr>
+        <w:rFonts w:ascii="Wingdings" w:hAnsi="Wingdings" w:hint="default"/>
+        <w:sz w:val="20"/>
+      </w:rPr>
+    </w:lvl>
+    <w:lvl w:ilvl="6" w:tentative="1">
+      <w:start w:val="1"/>
+      <w:numFmt w:val="bullet"/>
+      <w:lvlText w:val=""/>
+      <w:lvlJc w:val="left"/>
+      <w:pPr>
+        <w:tabs>
+          <w:tab w:val="num" w:pos="5040"/>
+        </w:tabs>
+        <w:ind w:left="5040" w:hanging="360"/>
+      </w:pPr>
+      <w:rPr>
+        <w:rFonts w:ascii="Wingdings" w:hAnsi="Wingdings" w:hint="default"/>
+        <w:sz w:val="20"/>
+      </w:rPr>
+    </w:lvl>
+    <w:lvl w:ilvl="7" w:tentative="1">
+      <w:start w:val="1"/>
+      <w:numFmt w:val="bullet"/>
+      <w:lvlText w:val=""/>
+      <w:lvlJc w:val="left"/>
+      <w:pPr>
+        <w:tabs>
+          <w:tab w:val="num" w:pos="5760"/>
+        </w:tabs>
+        <w:ind w:left="5760" w:hanging="360"/>
+      </w:pPr>
+      <w:rPr>
+        <w:rFonts w:ascii="Wingdings" w:hAnsi="Wingdings" w:hint="default"/>
+        <w:sz w:val="20"/>
+      </w:rPr>
+    </w:lvl>
+    <w:lvl w:ilvl="8" w:tentative="1">
+      <w:start w:val="1"/>
+      <w:numFmt w:val="bullet"/>
+      <w:lvlText w:val=""/>
+      <w:lvlJc w:val="left"/>
+      <w:pPr>
+        <w:tabs>
+          <w:tab w:val="num" w:pos="6480"/>
+        </w:tabs>
+        <w:ind w:left="6480" w:hanging="360"/>
+      </w:pPr>
+      <w:rPr>
+        <w:rFonts w:ascii="Wingdings" w:hAnsi="Wingdings" w:hint="default"/>
+        <w:sz w:val="20"/>
+      </w:rPr>
+    </w:lvl>
+  </w:abstractNum>
+  <w:abstractNum w:abstractNumId="37" w15:restartNumberingAfterBreak="0">
     <w:nsid w:val="497F5CE2"/>
     <w:multiLevelType w:val="multilevel"/>
     <w:tmpl w:val="40509256"/>
@@ -4822,7 +10257,156 @@
       </w:rPr>
     </w:lvl>
   </w:abstractNum>
-  <w:abstractNum w:abstractNumId="20" w15:restartNumberingAfterBreak="0">
+  <w:abstractNum w:abstractNumId="38" w15:restartNumberingAfterBreak="0">
+    <w:nsid w:val="49EA4EAD"/>
+    <w:multiLevelType w:val="multilevel"/>
+    <w:tmpl w:val="F7BED4F8"/>
+    <w:lvl w:ilvl="0">
+      <w:start w:val="1"/>
+      <w:numFmt w:val="bullet"/>
+      <w:lvlText w:val=""/>
+      <w:lvlJc w:val="left"/>
+      <w:pPr>
+        <w:tabs>
+          <w:tab w:val="num" w:pos="720"/>
+        </w:tabs>
+        <w:ind w:left="720" w:hanging="360"/>
+      </w:pPr>
+      <w:rPr>
+        <w:rFonts w:ascii="Symbol" w:hAnsi="Symbol" w:hint="default"/>
+        <w:sz w:val="20"/>
+      </w:rPr>
+    </w:lvl>
+    <w:lvl w:ilvl="1" w:tentative="1">
+      <w:start w:val="1"/>
+      <w:numFmt w:val="bullet"/>
+      <w:lvlText w:val="o"/>
+      <w:lvlJc w:val="left"/>
+      <w:pPr>
+        <w:tabs>
+          <w:tab w:val="num" w:pos="1440"/>
+        </w:tabs>
+        <w:ind w:left="1440" w:hanging="360"/>
+      </w:pPr>
+      <w:rPr>
+        <w:rFonts w:ascii="Courier New" w:hAnsi="Courier New" w:hint="default"/>
+        <w:sz w:val="20"/>
+      </w:rPr>
+    </w:lvl>
+    <w:lvl w:ilvl="2" w:tentative="1">
+      <w:start w:val="1"/>
+      <w:numFmt w:val="bullet"/>
+      <w:lvlText w:val=""/>
+      <w:lvlJc w:val="left"/>
+      <w:pPr>
+        <w:tabs>
+          <w:tab w:val="num" w:pos="2160"/>
+        </w:tabs>
+        <w:ind w:left="2160" w:hanging="360"/>
+      </w:pPr>
+      <w:rPr>
+        <w:rFonts w:ascii="Wingdings" w:hAnsi="Wingdings" w:hint="default"/>
+        <w:sz w:val="20"/>
+      </w:rPr>
+    </w:lvl>
+    <w:lvl w:ilvl="3" w:tentative="1">
+      <w:start w:val="1"/>
+      <w:numFmt w:val="bullet"/>
+      <w:lvlText w:val=""/>
+      <w:lvlJc w:val="left"/>
+      <w:pPr>
+        <w:tabs>
+          <w:tab w:val="num" w:pos="2880"/>
+        </w:tabs>
+        <w:ind w:left="2880" w:hanging="360"/>
+      </w:pPr>
+      <w:rPr>
+        <w:rFonts w:ascii="Wingdings" w:hAnsi="Wingdings" w:hint="default"/>
+        <w:sz w:val="20"/>
+      </w:rPr>
+    </w:lvl>
+    <w:lvl w:ilvl="4" w:tentative="1">
+      <w:start w:val="1"/>
+      <w:numFmt w:val="bullet"/>
+      <w:lvlText w:val=""/>
+      <w:lvlJc w:val="left"/>
+      <w:pPr>
+        <w:tabs>
+          <w:tab w:val="num" w:pos="3600"/>
+        </w:tabs>
+        <w:ind w:left="3600" w:hanging="360"/>
+      </w:pPr>
+      <w:rPr>
+        <w:rFonts w:ascii="Wingdings" w:hAnsi="Wingdings" w:hint="default"/>
+        <w:sz w:val="20"/>
+      </w:rPr>
+    </w:lvl>
+    <w:lvl w:ilvl="5" w:tentative="1">
+      <w:start w:val="1"/>
+      <w:numFmt w:val="bullet"/>
+      <w:lvlText w:val=""/>
+      <w:lvlJc w:val="left"/>
+      <w:pPr>
+        <w:tabs>
+          <w:tab w:val="num" w:pos="4320"/>
+        </w:tabs>
+        <w:ind w:left="4320" w:hanging="360"/>
+      </w:pPr>
+      <w:rPr>
+        <w:rFonts w:ascii="Wingdings" w:hAnsi="Wingdings" w:hint="default"/>
+        <w:sz w:val="20"/>
+      </w:rPr>
+    </w:lvl>
+    <w:lvl w:ilvl="6" w:tentative="1">
+      <w:start w:val="1"/>
+      <w:numFmt w:val="bullet"/>
+      <w:lvlText w:val=""/>
+      <w:lvlJc w:val="left"/>
+      <w:pPr>
+        <w:tabs>
+          <w:tab w:val="num" w:pos="5040"/>
+        </w:tabs>
+        <w:ind w:left="5040" w:hanging="360"/>
+      </w:pPr>
+      <w:rPr>
+        <w:rFonts w:ascii="Wingdings" w:hAnsi="Wingdings" w:hint="default"/>
+        <w:sz w:val="20"/>
+      </w:rPr>
+    </w:lvl>
+    <w:lvl w:ilvl="7" w:tentative="1">
+      <w:start w:val="1"/>
+      <w:numFmt w:val="bullet"/>
+      <w:lvlText w:val=""/>
+      <w:lvlJc w:val="left"/>
+      <w:pPr>
+        <w:tabs>
+          <w:tab w:val="num" w:pos="5760"/>
+        </w:tabs>
+        <w:ind w:left="5760" w:hanging="360"/>
+      </w:pPr>
+      <w:rPr>
+        <w:rFonts w:ascii="Wingdings" w:hAnsi="Wingdings" w:hint="default"/>
+        <w:sz w:val="20"/>
+      </w:rPr>
+    </w:lvl>
+    <w:lvl w:ilvl="8" w:tentative="1">
+      <w:start w:val="1"/>
+      <w:numFmt w:val="bullet"/>
+      <w:lvlText w:val=""/>
+      <w:lvlJc w:val="left"/>
+      <w:pPr>
+        <w:tabs>
+          <w:tab w:val="num" w:pos="6480"/>
+        </w:tabs>
+        <w:ind w:left="6480" w:hanging="360"/>
+      </w:pPr>
+      <w:rPr>
+        <w:rFonts w:ascii="Wingdings" w:hAnsi="Wingdings" w:hint="default"/>
+        <w:sz w:val="20"/>
+      </w:rPr>
+    </w:lvl>
+  </w:abstractNum>
+  <w:abstractNum w:abstractNumId="39" w15:restartNumberingAfterBreak="0">
     <w:nsid w:val="4C9E0617"/>
     <w:multiLevelType w:val="multilevel"/>
     <w:tmpl w:val="81FAD3F2"/>
@@ -4935,7 +10519,752 @@
       </w:pPr>
     </w:lvl>
   </w:abstractNum>
-  <w:abstractNum w:abstractNumId="21" w15:restartNumberingAfterBreak="0">
+  <w:abstractNum w:abstractNumId="40" w15:restartNumberingAfterBreak="0">
+    <w:nsid w:val="4D492DE9"/>
+    <w:multiLevelType w:val="multilevel"/>
+    <w:tmpl w:val="E0CCA38E"/>
+    <w:lvl w:ilvl="0">
+      <w:start w:val="1"/>
+      <w:numFmt w:val="bullet"/>
+      <w:lvlText w:val=""/>
+      <w:lvlJc w:val="left"/>
+      <w:pPr>
+        <w:tabs>
+          <w:tab w:val="num" w:pos="720"/>
+        </w:tabs>
+        <w:ind w:left="720" w:hanging="360"/>
+      </w:pPr>
+      <w:rPr>
+        <w:rFonts w:ascii="Symbol" w:hAnsi="Symbol" w:hint="default"/>
+        <w:sz w:val="20"/>
+      </w:rPr>
+    </w:lvl>
+    <w:lvl w:ilvl="1" w:tentative="1">
+      <w:start w:val="1"/>
+      <w:numFmt w:val="bullet"/>
+      <w:lvlText w:val="o"/>
+      <w:lvlJc w:val="left"/>
+      <w:pPr>
+        <w:tabs>
+          <w:tab w:val="num" w:pos="1440"/>
+        </w:tabs>
+        <w:ind w:left="1440" w:hanging="360"/>
+      </w:pPr>
+      <w:rPr>
+        <w:rFonts w:ascii="Courier New" w:hAnsi="Courier New" w:hint="default"/>
+        <w:sz w:val="20"/>
+      </w:rPr>
+    </w:lvl>
+    <w:lvl w:ilvl="2" w:tentative="1">
+      <w:start w:val="1"/>
+      <w:numFmt w:val="bullet"/>
+      <w:lvlText w:val=""/>
+      <w:lvlJc w:val="left"/>
+      <w:pPr>
+        <w:tabs>
+          <w:tab w:val="num" w:pos="2160"/>
+        </w:tabs>
+        <w:ind w:left="2160" w:hanging="360"/>
+      </w:pPr>
+      <w:rPr>
+        <w:rFonts w:ascii="Wingdings" w:hAnsi="Wingdings" w:hint="default"/>
+        <w:sz w:val="20"/>
+      </w:rPr>
+    </w:lvl>
+    <w:lvl w:ilvl="3" w:tentative="1">
+      <w:start w:val="1"/>
+      <w:numFmt w:val="bullet"/>
+      <w:lvlText w:val=""/>
+      <w:lvlJc w:val="left"/>
+      <w:pPr>
+        <w:tabs>
+          <w:tab w:val="num" w:pos="2880"/>
+        </w:tabs>
+        <w:ind w:left="2880" w:hanging="360"/>
+      </w:pPr>
+      <w:rPr>
+        <w:rFonts w:ascii="Wingdings" w:hAnsi="Wingdings" w:hint="default"/>
+        <w:sz w:val="20"/>
+      </w:rPr>
+    </w:lvl>
+    <w:lvl w:ilvl="4" w:tentative="1">
+      <w:start w:val="1"/>
+      <w:numFmt w:val="bullet"/>
+      <w:lvlText w:val=""/>
+      <w:lvlJc w:val="left"/>
+      <w:pPr>
+        <w:tabs>
+          <w:tab w:val="num" w:pos="3600"/>
+        </w:tabs>
+        <w:ind w:left="3600" w:hanging="360"/>
+      </w:pPr>
+      <w:rPr>
+        <w:rFonts w:ascii="Wingdings" w:hAnsi="Wingdings" w:hint="default"/>
+        <w:sz w:val="20"/>
+      </w:rPr>
+    </w:lvl>
+    <w:lvl w:ilvl="5" w:tentative="1">
+      <w:start w:val="1"/>
+      <w:numFmt w:val="bullet"/>
+      <w:lvlText w:val=""/>
+      <w:lvlJc w:val="left"/>
+      <w:pPr>
+        <w:tabs>
+          <w:tab w:val="num" w:pos="4320"/>
+        </w:tabs>
+        <w:ind w:left="4320" w:hanging="360"/>
+      </w:pPr>
+      <w:rPr>
+        <w:rFonts w:ascii="Wingdings" w:hAnsi="Wingdings" w:hint="default"/>
+        <w:sz w:val="20"/>
+      </w:rPr>
+    </w:lvl>
+    <w:lvl w:ilvl="6" w:tentative="1">
+      <w:start w:val="1"/>
+      <w:numFmt w:val="bullet"/>
+      <w:lvlText w:val=""/>
+      <w:lvlJc w:val="left"/>
+      <w:pPr>
+        <w:tabs>
+          <w:tab w:val="num" w:pos="5040"/>
+        </w:tabs>
+        <w:ind w:left="5040" w:hanging="360"/>
+      </w:pPr>
+      <w:rPr>
+        <w:rFonts w:ascii="Wingdings" w:hAnsi="Wingdings" w:hint="default"/>
+        <w:sz w:val="20"/>
+      </w:rPr>
+    </w:lvl>
+    <w:lvl w:ilvl="7" w:tentative="1">
+      <w:start w:val="1"/>
+      <w:numFmt w:val="bullet"/>
+      <w:lvlText w:val=""/>
+      <w:lvlJc w:val="left"/>
+      <w:pPr>
+        <w:tabs>
+          <w:tab w:val="num" w:pos="5760"/>
+        </w:tabs>
+        <w:ind w:left="5760" w:hanging="360"/>
+      </w:pPr>
+      <w:rPr>
+        <w:rFonts w:ascii="Wingdings" w:hAnsi="Wingdings" w:hint="default"/>
+        <w:sz w:val="20"/>
+      </w:rPr>
+    </w:lvl>
+    <w:lvl w:ilvl="8" w:tentative="1">
+      <w:start w:val="1"/>
+      <w:numFmt w:val="bullet"/>
+      <w:lvlText w:val=""/>
+      <w:lvlJc w:val="left"/>
+      <w:pPr>
+        <w:tabs>
+          <w:tab w:val="num" w:pos="6480"/>
+        </w:tabs>
+        <w:ind w:left="6480" w:hanging="360"/>
+      </w:pPr>
+      <w:rPr>
+        <w:rFonts w:ascii="Wingdings" w:hAnsi="Wingdings" w:hint="default"/>
+        <w:sz w:val="20"/>
+      </w:rPr>
+    </w:lvl>
+  </w:abstractNum>
+  <w:abstractNum w:abstractNumId="41" w15:restartNumberingAfterBreak="0">
+    <w:nsid w:val="536F16BB"/>
+    <w:multiLevelType w:val="multilevel"/>
+    <w:tmpl w:val="62388A1C"/>
+    <w:lvl w:ilvl="0">
+      <w:start w:val="1"/>
+      <w:numFmt w:val="bullet"/>
+      <w:lvlText w:val=""/>
+      <w:lvlJc w:val="left"/>
+      <w:pPr>
+        <w:tabs>
+          <w:tab w:val="num" w:pos="720"/>
+        </w:tabs>
+        <w:ind w:left="720" w:hanging="360"/>
+      </w:pPr>
+      <w:rPr>
+        <w:rFonts w:ascii="Symbol" w:hAnsi="Symbol" w:hint="default"/>
+        <w:sz w:val="20"/>
+      </w:rPr>
+    </w:lvl>
+    <w:lvl w:ilvl="1" w:tentative="1">
+      <w:start w:val="1"/>
+      <w:numFmt w:val="bullet"/>
+      <w:lvlText w:val="o"/>
+      <w:lvlJc w:val="left"/>
+      <w:pPr>
+        <w:tabs>
+          <w:tab w:val="num" w:pos="1440"/>
+        </w:tabs>
+        <w:ind w:left="1440" w:hanging="360"/>
+      </w:pPr>
+      <w:rPr>
+        <w:rFonts w:ascii="Courier New" w:hAnsi="Courier New" w:hint="default"/>
+        <w:sz w:val="20"/>
+      </w:rPr>
+    </w:lvl>
+    <w:lvl w:ilvl="2" w:tentative="1">
+      <w:start w:val="1"/>
+      <w:numFmt w:val="bullet"/>
+      <w:lvlText w:val=""/>
+      <w:lvlJc w:val="left"/>
+      <w:pPr>
+        <w:tabs>
+          <w:tab w:val="num" w:pos="2160"/>
+        </w:tabs>
+        <w:ind w:left="2160" w:hanging="360"/>
+      </w:pPr>
+      <w:rPr>
+        <w:rFonts w:ascii="Wingdings" w:hAnsi="Wingdings" w:hint="default"/>
+        <w:sz w:val="20"/>
+      </w:rPr>
+    </w:lvl>
+    <w:lvl w:ilvl="3" w:tentative="1">
+      <w:start w:val="1"/>
+      <w:numFmt w:val="bullet"/>
+      <w:lvlText w:val=""/>
+      <w:lvlJc w:val="left"/>
+      <w:pPr>
+        <w:tabs>
+          <w:tab w:val="num" w:pos="2880"/>
+        </w:tabs>
+        <w:ind w:left="2880" w:hanging="360"/>
+      </w:pPr>
+      <w:rPr>
+        <w:rFonts w:ascii="Wingdings" w:hAnsi="Wingdings" w:hint="default"/>
+        <w:sz w:val="20"/>
+      </w:rPr>
+    </w:lvl>
+    <w:lvl w:ilvl="4" w:tentative="1">
+      <w:start w:val="1"/>
+      <w:numFmt w:val="bullet"/>
+      <w:lvlText w:val=""/>
+      <w:lvlJc w:val="left"/>
+      <w:pPr>
+        <w:tabs>
+          <w:tab w:val="num" w:pos="3600"/>
+        </w:tabs>
+        <w:ind w:left="3600" w:hanging="360"/>
+      </w:pPr>
+      <w:rPr>
+        <w:rFonts w:ascii="Wingdings" w:hAnsi="Wingdings" w:hint="default"/>
+        <w:sz w:val="20"/>
+      </w:rPr>
+    </w:lvl>
+    <w:lvl w:ilvl="5" w:tentative="1">
+      <w:start w:val="1"/>
+      <w:numFmt w:val="bullet"/>
+      <w:lvlText w:val=""/>
+      <w:lvlJc w:val="left"/>
+      <w:pPr>
+        <w:tabs>
+          <w:tab w:val="num" w:pos="4320"/>
+        </w:tabs>
+        <w:ind w:left="4320" w:hanging="360"/>
+      </w:pPr>
+      <w:rPr>
+        <w:rFonts w:ascii="Wingdings" w:hAnsi="Wingdings" w:hint="default"/>
+        <w:sz w:val="20"/>
+      </w:rPr>
+    </w:lvl>
+    <w:lvl w:ilvl="6" w:tentative="1">
+      <w:start w:val="1"/>
+      <w:numFmt w:val="bullet"/>
+      <w:lvlText w:val=""/>
+      <w:lvlJc w:val="left"/>
+      <w:pPr>
+        <w:tabs>
+          <w:tab w:val="num" w:pos="5040"/>
+        </w:tabs>
+        <w:ind w:left="5040" w:hanging="360"/>
+      </w:pPr>
+      <w:rPr>
+        <w:rFonts w:ascii="Wingdings" w:hAnsi="Wingdings" w:hint="default"/>
+        <w:sz w:val="20"/>
+      </w:rPr>
+    </w:lvl>
+    <w:lvl w:ilvl="7" w:tentative="1">
+      <w:start w:val="1"/>
+      <w:numFmt w:val="bullet"/>
+      <w:lvlText w:val=""/>
+      <w:lvlJc w:val="left"/>
+      <w:pPr>
+        <w:tabs>
+          <w:tab w:val="num" w:pos="5760"/>
+        </w:tabs>
+        <w:ind w:left="5760" w:hanging="360"/>
+      </w:pPr>
+      <w:rPr>
+        <w:rFonts w:ascii="Wingdings" w:hAnsi="Wingdings" w:hint="default"/>
+        <w:sz w:val="20"/>
+      </w:rPr>
+    </w:lvl>
+    <w:lvl w:ilvl="8" w:tentative="1">
+      <w:start w:val="1"/>
+      <w:numFmt w:val="bullet"/>
+      <w:lvlText w:val=""/>
+      <w:lvlJc w:val="left"/>
+      <w:pPr>
+        <w:tabs>
+          <w:tab w:val="num" w:pos="6480"/>
+        </w:tabs>
+        <w:ind w:left="6480" w:hanging="360"/>
+      </w:pPr>
+      <w:rPr>
+        <w:rFonts w:ascii="Wingdings" w:hAnsi="Wingdings" w:hint="default"/>
+        <w:sz w:val="20"/>
+      </w:rPr>
+    </w:lvl>
+  </w:abstractNum>
+  <w:abstractNum w:abstractNumId="42" w15:restartNumberingAfterBreak="0">
+    <w:nsid w:val="538A0E3C"/>
+    <w:multiLevelType w:val="multilevel"/>
+    <w:tmpl w:val="A46EA152"/>
+    <w:lvl w:ilvl="0">
+      <w:start w:val="1"/>
+      <w:numFmt w:val="bullet"/>
+      <w:lvlText w:val=""/>
+      <w:lvlJc w:val="left"/>
+      <w:pPr>
+        <w:tabs>
+          <w:tab w:val="num" w:pos="720"/>
+        </w:tabs>
+        <w:ind w:left="720" w:hanging="360"/>
+      </w:pPr>
+      <w:rPr>
+        <w:rFonts w:ascii="Symbol" w:hAnsi="Symbol" w:hint="default"/>
+        <w:sz w:val="20"/>
+      </w:rPr>
+    </w:lvl>
+    <w:lvl w:ilvl="1" w:tentative="1">
+      <w:start w:val="1"/>
+      <w:numFmt w:val="bullet"/>
+      <w:lvlText w:val="o"/>
+      <w:lvlJc w:val="left"/>
+      <w:pPr>
+        <w:tabs>
+          <w:tab w:val="num" w:pos="1440"/>
+        </w:tabs>
+        <w:ind w:left="1440" w:hanging="360"/>
+      </w:pPr>
+      <w:rPr>
+        <w:rFonts w:ascii="Courier New" w:hAnsi="Courier New" w:hint="default"/>
+        <w:sz w:val="20"/>
+      </w:rPr>
+    </w:lvl>
+    <w:lvl w:ilvl="2" w:tentative="1">
+      <w:start w:val="1"/>
+      <w:numFmt w:val="bullet"/>
+      <w:lvlText w:val=""/>
+      <w:lvlJc w:val="left"/>
+      <w:pPr>
+        <w:tabs>
+          <w:tab w:val="num" w:pos="2160"/>
+        </w:tabs>
+        <w:ind w:left="2160" w:hanging="360"/>
+      </w:pPr>
+      <w:rPr>
+        <w:rFonts w:ascii="Wingdings" w:hAnsi="Wingdings" w:hint="default"/>
+        <w:sz w:val="20"/>
+      </w:rPr>
+    </w:lvl>
+    <w:lvl w:ilvl="3" w:tentative="1">
+      <w:start w:val="1"/>
+      <w:numFmt w:val="bullet"/>
+      <w:lvlText w:val=""/>
+      <w:lvlJc w:val="left"/>
+      <w:pPr>
+        <w:tabs>
+          <w:tab w:val="num" w:pos="2880"/>
+        </w:tabs>
+        <w:ind w:left="2880" w:hanging="360"/>
+      </w:pPr>
+      <w:rPr>
+        <w:rFonts w:ascii="Wingdings" w:hAnsi="Wingdings" w:hint="default"/>
+        <w:sz w:val="20"/>
+      </w:rPr>
+    </w:lvl>
+    <w:lvl w:ilvl="4" w:tentative="1">
+      <w:start w:val="1"/>
+      <w:numFmt w:val="bullet"/>
+      <w:lvlText w:val=""/>
+      <w:lvlJc w:val="left"/>
+      <w:pPr>
+        <w:tabs>
+          <w:tab w:val="num" w:pos="3600"/>
+        </w:tabs>
+        <w:ind w:left="3600" w:hanging="360"/>
+      </w:pPr>
+      <w:rPr>
+        <w:rFonts w:ascii="Wingdings" w:hAnsi="Wingdings" w:hint="default"/>
+        <w:sz w:val="20"/>
+      </w:rPr>
+    </w:lvl>
+    <w:lvl w:ilvl="5" w:tentative="1">
+      <w:start w:val="1"/>
+      <w:numFmt w:val="bullet"/>
+      <w:lvlText w:val=""/>
+      <w:lvlJc w:val="left"/>
+      <w:pPr>
+        <w:tabs>
+          <w:tab w:val="num" w:pos="4320"/>
+        </w:tabs>
+        <w:ind w:left="4320" w:hanging="360"/>
+      </w:pPr>
+      <w:rPr>
+        <w:rFonts w:ascii="Wingdings" w:hAnsi="Wingdings" w:hint="default"/>
+        <w:sz w:val="20"/>
+      </w:rPr>
+    </w:lvl>
+    <w:lvl w:ilvl="6" w:tentative="1">
+      <w:start w:val="1"/>
+      <w:numFmt w:val="bullet"/>
+      <w:lvlText w:val=""/>
+      <w:lvlJc w:val="left"/>
+      <w:pPr>
+        <w:tabs>
+          <w:tab w:val="num" w:pos="5040"/>
+        </w:tabs>
+        <w:ind w:left="5040" w:hanging="360"/>
+      </w:pPr>
+      <w:rPr>
+        <w:rFonts w:ascii="Wingdings" w:hAnsi="Wingdings" w:hint="default"/>
+        <w:sz w:val="20"/>
+      </w:rPr>
+    </w:lvl>
+    <w:lvl w:ilvl="7" w:tentative="1">
+      <w:start w:val="1"/>
+      <w:numFmt w:val="bullet"/>
+      <w:lvlText w:val=""/>
+      <w:lvlJc w:val="left"/>
+      <w:pPr>
+        <w:tabs>
+          <w:tab w:val="num" w:pos="5760"/>
+        </w:tabs>
+        <w:ind w:left="5760" w:hanging="360"/>
+      </w:pPr>
+      <w:rPr>
+        <w:rFonts w:ascii="Wingdings" w:hAnsi="Wingdings" w:hint="default"/>
+        <w:sz w:val="20"/>
+      </w:rPr>
+    </w:lvl>
+    <w:lvl w:ilvl="8" w:tentative="1">
+      <w:start w:val="1"/>
+      <w:numFmt w:val="bullet"/>
+      <w:lvlText w:val=""/>
+      <w:lvlJc w:val="left"/>
+      <w:pPr>
+        <w:tabs>
+          <w:tab w:val="num" w:pos="6480"/>
+        </w:tabs>
+        <w:ind w:left="6480" w:hanging="360"/>
+      </w:pPr>
+      <w:rPr>
+        <w:rFonts w:ascii="Wingdings" w:hAnsi="Wingdings" w:hint="default"/>
+        <w:sz w:val="20"/>
+      </w:rPr>
+    </w:lvl>
+  </w:abstractNum>
+  <w:abstractNum w:abstractNumId="43" w15:restartNumberingAfterBreak="0">
+    <w:nsid w:val="53B16E16"/>
+    <w:multiLevelType w:val="multilevel"/>
+    <w:tmpl w:val="333E42E4"/>
+    <w:lvl w:ilvl="0">
+      <w:start w:val="1"/>
+      <w:numFmt w:val="bullet"/>
+      <w:lvlText w:val=""/>
+      <w:lvlJc w:val="left"/>
+      <w:pPr>
+        <w:tabs>
+          <w:tab w:val="num" w:pos="720"/>
+        </w:tabs>
+        <w:ind w:left="720" w:hanging="360"/>
+      </w:pPr>
+      <w:rPr>
+        <w:rFonts w:ascii="Symbol" w:hAnsi="Symbol" w:hint="default"/>
+        <w:sz w:val="20"/>
+      </w:rPr>
+    </w:lvl>
+    <w:lvl w:ilvl="1" w:tentative="1">
+      <w:start w:val="1"/>
+      <w:numFmt w:val="bullet"/>
+      <w:lvlText w:val="o"/>
+      <w:lvlJc w:val="left"/>
+      <w:pPr>
+        <w:tabs>
+          <w:tab w:val="num" w:pos="1440"/>
+        </w:tabs>
+        <w:ind w:left="1440" w:hanging="360"/>
+      </w:pPr>
+      <w:rPr>
+        <w:rFonts w:ascii="Courier New" w:hAnsi="Courier New" w:hint="default"/>
+        <w:sz w:val="20"/>
+      </w:rPr>
+    </w:lvl>
+    <w:lvl w:ilvl="2" w:tentative="1">
+      <w:start w:val="1"/>
+      <w:numFmt w:val="bullet"/>
+      <w:lvlText w:val=""/>
+      <w:lvlJc w:val="left"/>
+      <w:pPr>
+        <w:tabs>
+          <w:tab w:val="num" w:pos="2160"/>
+        </w:tabs>
+        <w:ind w:left="2160" w:hanging="360"/>
+      </w:pPr>
+      <w:rPr>
+        <w:rFonts w:ascii="Wingdings" w:hAnsi="Wingdings" w:hint="default"/>
+        <w:sz w:val="20"/>
+      </w:rPr>
+    </w:lvl>
+    <w:lvl w:ilvl="3" w:tentative="1">
+      <w:start w:val="1"/>
+      <w:numFmt w:val="bullet"/>
+      <w:lvlText w:val=""/>
+      <w:lvlJc w:val="left"/>
+      <w:pPr>
+        <w:tabs>
+          <w:tab w:val="num" w:pos="2880"/>
+        </w:tabs>
+        <w:ind w:left="2880" w:hanging="360"/>
+      </w:pPr>
+      <w:rPr>
+        <w:rFonts w:ascii="Wingdings" w:hAnsi="Wingdings" w:hint="default"/>
+        <w:sz w:val="20"/>
+      </w:rPr>
+    </w:lvl>
+    <w:lvl w:ilvl="4" w:tentative="1">
+      <w:start w:val="1"/>
+      <w:numFmt w:val="bullet"/>
+      <w:lvlText w:val=""/>
+      <w:lvlJc w:val="left"/>
+      <w:pPr>
+        <w:tabs>
+          <w:tab w:val="num" w:pos="3600"/>
+        </w:tabs>
+        <w:ind w:left="3600" w:hanging="360"/>
+      </w:pPr>
+      <w:rPr>
+        <w:rFonts w:ascii="Wingdings" w:hAnsi="Wingdings" w:hint="default"/>
+        <w:sz w:val="20"/>
+      </w:rPr>
+    </w:lvl>
+    <w:lvl w:ilvl="5" w:tentative="1">
+      <w:start w:val="1"/>
+      <w:numFmt w:val="bullet"/>
+      <w:lvlText w:val=""/>
+      <w:lvlJc w:val="left"/>
+      <w:pPr>
+        <w:tabs>
+          <w:tab w:val="num" w:pos="4320"/>
+        </w:tabs>
+        <w:ind w:left="4320" w:hanging="360"/>
+      </w:pPr>
+      <w:rPr>
+        <w:rFonts w:ascii="Wingdings" w:hAnsi="Wingdings" w:hint="default"/>
+        <w:sz w:val="20"/>
+      </w:rPr>
+    </w:lvl>
+    <w:lvl w:ilvl="6" w:tentative="1">
+      <w:start w:val="1"/>
+      <w:numFmt w:val="bullet"/>
+      <w:lvlText w:val=""/>
+      <w:lvlJc w:val="left"/>
+      <w:pPr>
+        <w:tabs>
+          <w:tab w:val="num" w:pos="5040"/>
+        </w:tabs>
+        <w:ind w:left="5040" w:hanging="360"/>
+      </w:pPr>
+      <w:rPr>
+        <w:rFonts w:ascii="Wingdings" w:hAnsi="Wingdings" w:hint="default"/>
+        <w:sz w:val="20"/>
+      </w:rPr>
+    </w:lvl>
+    <w:lvl w:ilvl="7" w:tentative="1">
+      <w:start w:val="1"/>
+      <w:numFmt w:val="bullet"/>
+      <w:lvlText w:val=""/>
+      <w:lvlJc w:val="left"/>
+      <w:pPr>
+        <w:tabs>
+          <w:tab w:val="num" w:pos="5760"/>
+        </w:tabs>
+        <w:ind w:left="5760" w:hanging="360"/>
+      </w:pPr>
+      <w:rPr>
+        <w:rFonts w:ascii="Wingdings" w:hAnsi="Wingdings" w:hint="default"/>
+        <w:sz w:val="20"/>
+      </w:rPr>
+    </w:lvl>
+    <w:lvl w:ilvl="8" w:tentative="1">
+      <w:start w:val="1"/>
+      <w:numFmt w:val="bullet"/>
+      <w:lvlText w:val=""/>
+      <w:lvlJc w:val="left"/>
+      <w:pPr>
+        <w:tabs>
+          <w:tab w:val="num" w:pos="6480"/>
+        </w:tabs>
+        <w:ind w:left="6480" w:hanging="360"/>
+      </w:pPr>
+      <w:rPr>
+        <w:rFonts w:ascii="Wingdings" w:hAnsi="Wingdings" w:hint="default"/>
+        <w:sz w:val="20"/>
+      </w:rPr>
+    </w:lvl>
+  </w:abstractNum>
+  <w:abstractNum w:abstractNumId="44" w15:restartNumberingAfterBreak="0">
+    <w:nsid w:val="5629322D"/>
+    <w:multiLevelType w:val="multilevel"/>
+    <w:tmpl w:val="2E3C2898"/>
+    <w:lvl w:ilvl="0">
+      <w:start w:val="1"/>
+      <w:numFmt w:val="bullet"/>
+      <w:lvlText w:val=""/>
+      <w:lvlJc w:val="left"/>
+      <w:pPr>
+        <w:tabs>
+          <w:tab w:val="num" w:pos="720"/>
+        </w:tabs>
+        <w:ind w:left="720" w:hanging="360"/>
+      </w:pPr>
+      <w:rPr>
+        <w:rFonts w:ascii="Symbol" w:hAnsi="Symbol" w:hint="default"/>
+        <w:sz w:val="20"/>
+      </w:rPr>
+    </w:lvl>
+    <w:lvl w:ilvl="1" w:tentative="1">
+      <w:start w:val="1"/>
+      <w:numFmt w:val="bullet"/>
+      <w:lvlText w:val="o"/>
+      <w:lvlJc w:val="left"/>
+      <w:pPr>
+        <w:tabs>
+          <w:tab w:val="num" w:pos="1440"/>
+        </w:tabs>
+        <w:ind w:left="1440" w:hanging="360"/>
+      </w:pPr>
+      <w:rPr>
+        <w:rFonts w:ascii="Courier New" w:hAnsi="Courier New" w:hint="default"/>
+        <w:sz w:val="20"/>
+      </w:rPr>
+    </w:lvl>
+    <w:lvl w:ilvl="2" w:tentative="1">
+      <w:start w:val="1"/>
+      <w:numFmt w:val="bullet"/>
+      <w:lvlText w:val=""/>
+      <w:lvlJc w:val="left"/>
+      <w:pPr>
+        <w:tabs>
+          <w:tab w:val="num" w:pos="2160"/>
+        </w:tabs>
+        <w:ind w:left="2160" w:hanging="360"/>
+      </w:pPr>
+      <w:rPr>
+        <w:rFonts w:ascii="Wingdings" w:hAnsi="Wingdings" w:hint="default"/>
+        <w:sz w:val="20"/>
+      </w:rPr>
+    </w:lvl>
+    <w:lvl w:ilvl="3" w:tentative="1">
+      <w:start w:val="1"/>
+      <w:numFmt w:val="bullet"/>
+      <w:lvlText w:val=""/>
+      <w:lvlJc w:val="left"/>
+      <w:pPr>
+        <w:tabs>
+          <w:tab w:val="num" w:pos="2880"/>
+        </w:tabs>
+        <w:ind w:left="2880" w:hanging="360"/>
+      </w:pPr>
+      <w:rPr>
+        <w:rFonts w:ascii="Wingdings" w:hAnsi="Wingdings" w:hint="default"/>
+        <w:sz w:val="20"/>
+      </w:rPr>
+    </w:lvl>
+    <w:lvl w:ilvl="4" w:tentative="1">
+      <w:start w:val="1"/>
+      <w:numFmt w:val="bullet"/>
+      <w:lvlText w:val=""/>
+      <w:lvlJc w:val="left"/>
+      <w:pPr>
+        <w:tabs>
+          <w:tab w:val="num" w:pos="3600"/>
+        </w:tabs>
+        <w:ind w:left="3600" w:hanging="360"/>
+      </w:pPr>
+      <w:rPr>
+        <w:rFonts w:ascii="Wingdings" w:hAnsi="Wingdings" w:hint="default"/>
+        <w:sz w:val="20"/>
+      </w:rPr>
+    </w:lvl>
+    <w:lvl w:ilvl="5" w:tentative="1">
+      <w:start w:val="1"/>
+      <w:numFmt w:val="bullet"/>
+      <w:lvlText w:val=""/>
+      <w:lvlJc w:val="left"/>
+      <w:pPr>
+        <w:tabs>
+          <w:tab w:val="num" w:pos="4320"/>
+        </w:tabs>
+        <w:ind w:left="4320" w:hanging="360"/>
+      </w:pPr>
+      <w:rPr>
+        <w:rFonts w:ascii="Wingdings" w:hAnsi="Wingdings" w:hint="default"/>
+        <w:sz w:val="20"/>
+      </w:rPr>
+    </w:lvl>
+    <w:lvl w:ilvl="6" w:tentative="1">
+      <w:start w:val="1"/>
+      <w:numFmt w:val="bullet"/>
+      <w:lvlText w:val=""/>
+      <w:lvlJc w:val="left"/>
+      <w:pPr>
+        <w:tabs>
+          <w:tab w:val="num" w:pos="5040"/>
+        </w:tabs>
+        <w:ind w:left="5040" w:hanging="360"/>
+      </w:pPr>
+      <w:rPr>
+        <w:rFonts w:ascii="Wingdings" w:hAnsi="Wingdings" w:hint="default"/>
+        <w:sz w:val="20"/>
+      </w:rPr>
+    </w:lvl>
+    <w:lvl w:ilvl="7" w:tentative="1">
+      <w:start w:val="1"/>
+      <w:numFmt w:val="bullet"/>
+      <w:lvlText w:val=""/>
+      <w:lvlJc w:val="left"/>
+      <w:pPr>
+        <w:tabs>
+          <w:tab w:val="num" w:pos="5760"/>
+        </w:tabs>
+        <w:ind w:left="5760" w:hanging="360"/>
+      </w:pPr>
+      <w:rPr>
+        <w:rFonts w:ascii="Wingdings" w:hAnsi="Wingdings" w:hint="default"/>
+        <w:sz w:val="20"/>
+      </w:rPr>
+    </w:lvl>
+    <w:lvl w:ilvl="8" w:tentative="1">
+      <w:start w:val="1"/>
+      <w:numFmt w:val="bullet"/>
+      <w:lvlText w:val=""/>
+      <w:lvlJc w:val="left"/>
+      <w:pPr>
+        <w:tabs>
+          <w:tab w:val="num" w:pos="6480"/>
+        </w:tabs>
+        <w:ind w:left="6480" w:hanging="360"/>
+      </w:pPr>
+      <w:rPr>
+        <w:rFonts w:ascii="Wingdings" w:hAnsi="Wingdings" w:hint="default"/>
+        <w:sz w:val="20"/>
+      </w:rPr>
+    </w:lvl>
+  </w:abstractNum>
+  <w:abstractNum w:abstractNumId="45" w15:restartNumberingAfterBreak="0">
     <w:nsid w:val="590D04A1"/>
     <w:multiLevelType w:val="multilevel"/>
     <w:tmpl w:val="AB58D736"/>
@@ -5084,7 +11413,7 @@
       </w:rPr>
     </w:lvl>
   </w:abstractNum>
-  <w:abstractNum w:abstractNumId="22" w15:restartNumberingAfterBreak="0">
+  <w:abstractNum w:abstractNumId="46" w15:restartNumberingAfterBreak="0">
     <w:nsid w:val="5FB1635F"/>
     <w:multiLevelType w:val="hybridMultilevel"/>
     <w:tmpl w:val="F8EC2D82"/>
@@ -5173,7 +11502,305 @@
       </w:pPr>
     </w:lvl>
   </w:abstractNum>
-  <w:abstractNum w:abstractNumId="23" w15:restartNumberingAfterBreak="0">
+  <w:abstractNum w:abstractNumId="47" w15:restartNumberingAfterBreak="0">
+    <w:nsid w:val="60777E88"/>
+    <w:multiLevelType w:val="multilevel"/>
+    <w:tmpl w:val="E69A5526"/>
+    <w:lvl w:ilvl="0">
+      <w:start w:val="1"/>
+      <w:numFmt w:val="bullet"/>
+      <w:lvlText w:val=""/>
+      <w:lvlJc w:val="left"/>
+      <w:pPr>
+        <w:tabs>
+          <w:tab w:val="num" w:pos="720"/>
+        </w:tabs>
+        <w:ind w:left="720" w:hanging="360"/>
+      </w:pPr>
+      <w:rPr>
+        <w:rFonts w:ascii="Symbol" w:hAnsi="Symbol" w:hint="default"/>
+        <w:sz w:val="20"/>
+      </w:rPr>
+    </w:lvl>
+    <w:lvl w:ilvl="1" w:tentative="1">
+      <w:start w:val="1"/>
+      <w:numFmt w:val="bullet"/>
+      <w:lvlText w:val="o"/>
+      <w:lvlJc w:val="left"/>
+      <w:pPr>
+        <w:tabs>
+          <w:tab w:val="num" w:pos="1440"/>
+        </w:tabs>
+        <w:ind w:left="1440" w:hanging="360"/>
+      </w:pPr>
+      <w:rPr>
+        <w:rFonts w:ascii="Courier New" w:hAnsi="Courier New" w:hint="default"/>
+        <w:sz w:val="20"/>
+      </w:rPr>
+    </w:lvl>
+    <w:lvl w:ilvl="2" w:tentative="1">
+      <w:start w:val="1"/>
+      <w:numFmt w:val="bullet"/>
+      <w:lvlText w:val=""/>
+      <w:lvlJc w:val="left"/>
+      <w:pPr>
+        <w:tabs>
+          <w:tab w:val="num" w:pos="2160"/>
+        </w:tabs>
+        <w:ind w:left="2160" w:hanging="360"/>
+      </w:pPr>
+      <w:rPr>
+        <w:rFonts w:ascii="Wingdings" w:hAnsi="Wingdings" w:hint="default"/>
+        <w:sz w:val="20"/>
+      </w:rPr>
+    </w:lvl>
+    <w:lvl w:ilvl="3" w:tentative="1">
+      <w:start w:val="1"/>
+      <w:numFmt w:val="bullet"/>
+      <w:lvlText w:val=""/>
+      <w:lvlJc w:val="left"/>
+      <w:pPr>
+        <w:tabs>
+          <w:tab w:val="num" w:pos="2880"/>
+        </w:tabs>
+        <w:ind w:left="2880" w:hanging="360"/>
+      </w:pPr>
+      <w:rPr>
+        <w:rFonts w:ascii="Wingdings" w:hAnsi="Wingdings" w:hint="default"/>
+        <w:sz w:val="20"/>
+      </w:rPr>
+    </w:lvl>
+    <w:lvl w:ilvl="4" w:tentative="1">
+      <w:start w:val="1"/>
+      <w:numFmt w:val="bullet"/>
+      <w:lvlText w:val=""/>
+      <w:lvlJc w:val="left"/>
+      <w:pPr>
+        <w:tabs>
+          <w:tab w:val="num" w:pos="3600"/>
+        </w:tabs>
+        <w:ind w:left="3600" w:hanging="360"/>
+      </w:pPr>
+      <w:rPr>
+        <w:rFonts w:ascii="Wingdings" w:hAnsi="Wingdings" w:hint="default"/>
+        <w:sz w:val="20"/>
+      </w:rPr>
+    </w:lvl>
+    <w:lvl w:ilvl="5" w:tentative="1">
+      <w:start w:val="1"/>
+      <w:numFmt w:val="bullet"/>
+      <w:lvlText w:val=""/>
+      <w:lvlJc w:val="left"/>
+      <w:pPr>
+        <w:tabs>
+          <w:tab w:val="num" w:pos="4320"/>
+        </w:tabs>
+        <w:ind w:left="4320" w:hanging="360"/>
+      </w:pPr>
+      <w:rPr>
+        <w:rFonts w:ascii="Wingdings" w:hAnsi="Wingdings" w:hint="default"/>
+        <w:sz w:val="20"/>
+      </w:rPr>
+    </w:lvl>
+    <w:lvl w:ilvl="6" w:tentative="1">
+      <w:start w:val="1"/>
+      <w:numFmt w:val="bullet"/>
+      <w:lvlText w:val=""/>
+      <w:lvlJc w:val="left"/>
+      <w:pPr>
+        <w:tabs>
+          <w:tab w:val="num" w:pos="5040"/>
+        </w:tabs>
+        <w:ind w:left="5040" w:hanging="360"/>
+      </w:pPr>
+      <w:rPr>
+        <w:rFonts w:ascii="Wingdings" w:hAnsi="Wingdings" w:hint="default"/>
+        <w:sz w:val="20"/>
+      </w:rPr>
+    </w:lvl>
+    <w:lvl w:ilvl="7" w:tentative="1">
+      <w:start w:val="1"/>
+      <w:numFmt w:val="bullet"/>
+      <w:lvlText w:val=""/>
+      <w:lvlJc w:val="left"/>
+      <w:pPr>
+        <w:tabs>
+          <w:tab w:val="num" w:pos="5760"/>
+        </w:tabs>
+        <w:ind w:left="5760" w:hanging="360"/>
+      </w:pPr>
+      <w:rPr>
+        <w:rFonts w:ascii="Wingdings" w:hAnsi="Wingdings" w:hint="default"/>
+        <w:sz w:val="20"/>
+      </w:rPr>
+    </w:lvl>
+    <w:lvl w:ilvl="8" w:tentative="1">
+      <w:start w:val="1"/>
+      <w:numFmt w:val="bullet"/>
+      <w:lvlText w:val=""/>
+      <w:lvlJc w:val="left"/>
+      <w:pPr>
+        <w:tabs>
+          <w:tab w:val="num" w:pos="6480"/>
+        </w:tabs>
+        <w:ind w:left="6480" w:hanging="360"/>
+      </w:pPr>
+      <w:rPr>
+        <w:rFonts w:ascii="Wingdings" w:hAnsi="Wingdings" w:hint="default"/>
+        <w:sz w:val="20"/>
+      </w:rPr>
+    </w:lvl>
+  </w:abstractNum>
+  <w:abstractNum w:abstractNumId="48" w15:restartNumberingAfterBreak="0">
+    <w:nsid w:val="61042625"/>
+    <w:multiLevelType w:val="multilevel"/>
+    <w:tmpl w:val="1DD4C06C"/>
+    <w:lvl w:ilvl="0">
+      <w:start w:val="1"/>
+      <w:numFmt w:val="bullet"/>
+      <w:lvlText w:val=""/>
+      <w:lvlJc w:val="left"/>
+      <w:pPr>
+        <w:tabs>
+          <w:tab w:val="num" w:pos="720"/>
+        </w:tabs>
+        <w:ind w:left="720" w:hanging="360"/>
+      </w:pPr>
+      <w:rPr>
+        <w:rFonts w:ascii="Symbol" w:hAnsi="Symbol" w:hint="default"/>
+        <w:sz w:val="20"/>
+      </w:rPr>
+    </w:lvl>
+    <w:lvl w:ilvl="1" w:tentative="1">
+      <w:start w:val="1"/>
+      <w:numFmt w:val="bullet"/>
+      <w:lvlText w:val="o"/>
+      <w:lvlJc w:val="left"/>
+      <w:pPr>
+        <w:tabs>
+          <w:tab w:val="num" w:pos="1440"/>
+        </w:tabs>
+        <w:ind w:left="1440" w:hanging="360"/>
+      </w:pPr>
+      <w:rPr>
+        <w:rFonts w:ascii="Courier New" w:hAnsi="Courier New" w:hint="default"/>
+        <w:sz w:val="20"/>
+      </w:rPr>
+    </w:lvl>
+    <w:lvl w:ilvl="2" w:tentative="1">
+      <w:start w:val="1"/>
+      <w:numFmt w:val="bullet"/>
+      <w:lvlText w:val=""/>
+      <w:lvlJc w:val="left"/>
+      <w:pPr>
+        <w:tabs>
+          <w:tab w:val="num" w:pos="2160"/>
+        </w:tabs>
+        <w:ind w:left="2160" w:hanging="360"/>
+      </w:pPr>
+      <w:rPr>
+        <w:rFonts w:ascii="Wingdings" w:hAnsi="Wingdings" w:hint="default"/>
+        <w:sz w:val="20"/>
+      </w:rPr>
+    </w:lvl>
+    <w:lvl w:ilvl="3" w:tentative="1">
+      <w:start w:val="1"/>
+      <w:numFmt w:val="bullet"/>
+      <w:lvlText w:val=""/>
+      <w:lvlJc w:val="left"/>
+      <w:pPr>
+        <w:tabs>
+          <w:tab w:val="num" w:pos="2880"/>
+        </w:tabs>
+        <w:ind w:left="2880" w:hanging="360"/>
+      </w:pPr>
+      <w:rPr>
+        <w:rFonts w:ascii="Wingdings" w:hAnsi="Wingdings" w:hint="default"/>
+        <w:sz w:val="20"/>
+      </w:rPr>
+    </w:lvl>
+    <w:lvl w:ilvl="4" w:tentative="1">
+      <w:start w:val="1"/>
+      <w:numFmt w:val="bullet"/>
+      <w:lvlText w:val=""/>
+      <w:lvlJc w:val="left"/>
+      <w:pPr>
+        <w:tabs>
+          <w:tab w:val="num" w:pos="3600"/>
+        </w:tabs>
+        <w:ind w:left="3600" w:hanging="360"/>
+      </w:pPr>
+      <w:rPr>
+        <w:rFonts w:ascii="Wingdings" w:hAnsi="Wingdings" w:hint="default"/>
+        <w:sz w:val="20"/>
+      </w:rPr>
+    </w:lvl>
+    <w:lvl w:ilvl="5" w:tentative="1">
+      <w:start w:val="1"/>
+      <w:numFmt w:val="bullet"/>
+      <w:lvlText w:val=""/>
+      <w:lvlJc w:val="left"/>
+      <w:pPr>
+        <w:tabs>
+          <w:tab w:val="num" w:pos="4320"/>
+        </w:tabs>
+        <w:ind w:left="4320" w:hanging="360"/>
+      </w:pPr>
+      <w:rPr>
+        <w:rFonts w:ascii="Wingdings" w:hAnsi="Wingdings" w:hint="default"/>
+        <w:sz w:val="20"/>
+      </w:rPr>
+    </w:lvl>
+    <w:lvl w:ilvl="6" w:tentative="1">
+      <w:start w:val="1"/>
+      <w:numFmt w:val="bullet"/>
+      <w:lvlText w:val=""/>
+      <w:lvlJc w:val="left"/>
+      <w:pPr>
+        <w:tabs>
+          <w:tab w:val="num" w:pos="5040"/>
+        </w:tabs>
+        <w:ind w:left="5040" w:hanging="360"/>
+      </w:pPr>
+      <w:rPr>
+        <w:rFonts w:ascii="Wingdings" w:hAnsi="Wingdings" w:hint="default"/>
+        <w:sz w:val="20"/>
+      </w:rPr>
+    </w:lvl>
+    <w:lvl w:ilvl="7" w:tentative="1">
+      <w:start w:val="1"/>
+      <w:numFmt w:val="bullet"/>
+      <w:lvlText w:val=""/>
+      <w:lvlJc w:val="left"/>
+      <w:pPr>
+        <w:tabs>
+          <w:tab w:val="num" w:pos="5760"/>
+        </w:tabs>
+        <w:ind w:left="5760" w:hanging="360"/>
+      </w:pPr>
+      <w:rPr>
+        <w:rFonts w:ascii="Wingdings" w:hAnsi="Wingdings" w:hint="default"/>
+        <w:sz w:val="20"/>
+      </w:rPr>
+    </w:lvl>
+    <w:lvl w:ilvl="8" w:tentative="1">
+      <w:start w:val="1"/>
+      <w:numFmt w:val="bullet"/>
+      <w:lvlText w:val=""/>
+      <w:lvlJc w:val="left"/>
+      <w:pPr>
+        <w:tabs>
+          <w:tab w:val="num" w:pos="6480"/>
+        </w:tabs>
+        <w:ind w:left="6480" w:hanging="360"/>
+      </w:pPr>
+      <w:rPr>
+        <w:rFonts w:ascii="Wingdings" w:hAnsi="Wingdings" w:hint="default"/>
+        <w:sz w:val="20"/>
+      </w:rPr>
+    </w:lvl>
+  </w:abstractNum>
+  <w:abstractNum w:abstractNumId="49" w15:restartNumberingAfterBreak="0">
     <w:nsid w:val="612A4A5F"/>
     <w:multiLevelType w:val="multilevel"/>
     <w:tmpl w:val="AE4632BA"/>
@@ -5322,7 +11949,7 @@
       </w:rPr>
     </w:lvl>
   </w:abstractNum>
-  <w:abstractNum w:abstractNumId="24" w15:restartNumberingAfterBreak="0">
+  <w:abstractNum w:abstractNumId="50" w15:restartNumberingAfterBreak="0">
     <w:nsid w:val="66AB731F"/>
     <w:multiLevelType w:val="multilevel"/>
     <w:tmpl w:val="9B300244"/>
@@ -5471,7 +12098,7 @@
       </w:rPr>
     </w:lvl>
   </w:abstractNum>
-  <w:abstractNum w:abstractNumId="25" w15:restartNumberingAfterBreak="0">
+  <w:abstractNum w:abstractNumId="51" w15:restartNumberingAfterBreak="0">
     <w:nsid w:val="66AC109E"/>
     <w:multiLevelType w:val="multilevel"/>
     <w:tmpl w:val="7CD80FD0"/>
@@ -5620,7 +12247,7 @@
       </w:rPr>
     </w:lvl>
   </w:abstractNum>
-  <w:abstractNum w:abstractNumId="26" w15:restartNumberingAfterBreak="0">
+  <w:abstractNum w:abstractNumId="52" w15:restartNumberingAfterBreak="0">
     <w:nsid w:val="66C44178"/>
     <w:multiLevelType w:val="multilevel"/>
     <w:tmpl w:val="CBE6ABA6"/>
@@ -5769,7 +12396,156 @@
       </w:rPr>
     </w:lvl>
   </w:abstractNum>
-  <w:abstractNum w:abstractNumId="27" w15:restartNumberingAfterBreak="0">
+  <w:abstractNum w:abstractNumId="53" w15:restartNumberingAfterBreak="0">
+    <w:nsid w:val="67E16678"/>
+    <w:multiLevelType w:val="multilevel"/>
+    <w:tmpl w:val="C9F40B48"/>
+    <w:lvl w:ilvl="0">
+      <w:start w:val="1"/>
+      <w:numFmt w:val="bullet"/>
+      <w:lvlText w:val=""/>
+      <w:lvlJc w:val="left"/>
+      <w:pPr>
+        <w:tabs>
+          <w:tab w:val="num" w:pos="720"/>
+        </w:tabs>
+        <w:ind w:left="720" w:hanging="360"/>
+      </w:pPr>
+      <w:rPr>
+        <w:rFonts w:ascii="Symbol" w:hAnsi="Symbol" w:hint="default"/>
+        <w:sz w:val="20"/>
+      </w:rPr>
+    </w:lvl>
+    <w:lvl w:ilvl="1" w:tentative="1">
+      <w:start w:val="1"/>
+      <w:numFmt w:val="bullet"/>
+      <w:lvlText w:val="o"/>
+      <w:lvlJc w:val="left"/>
+      <w:pPr>
+        <w:tabs>
+          <w:tab w:val="num" w:pos="1440"/>
+        </w:tabs>
+        <w:ind w:left="1440" w:hanging="360"/>
+      </w:pPr>
+      <w:rPr>
+        <w:rFonts w:ascii="Courier New" w:hAnsi="Courier New" w:hint="default"/>
+        <w:sz w:val="20"/>
+      </w:rPr>
+    </w:lvl>
+    <w:lvl w:ilvl="2" w:tentative="1">
+      <w:start w:val="1"/>
+      <w:numFmt w:val="bullet"/>
+      <w:lvlText w:val=""/>
+      <w:lvlJc w:val="left"/>
+      <w:pPr>
+        <w:tabs>
+          <w:tab w:val="num" w:pos="2160"/>
+        </w:tabs>
+        <w:ind w:left="2160" w:hanging="360"/>
+      </w:pPr>
+      <w:rPr>
+        <w:rFonts w:ascii="Wingdings" w:hAnsi="Wingdings" w:hint="default"/>
+        <w:sz w:val="20"/>
+      </w:rPr>
+    </w:lvl>
+    <w:lvl w:ilvl="3" w:tentative="1">
+      <w:start w:val="1"/>
+      <w:numFmt w:val="bullet"/>
+      <w:lvlText w:val=""/>
+      <w:lvlJc w:val="left"/>
+      <w:pPr>
+        <w:tabs>
+          <w:tab w:val="num" w:pos="2880"/>
+        </w:tabs>
+        <w:ind w:left="2880" w:hanging="360"/>
+      </w:pPr>
+      <w:rPr>
+        <w:rFonts w:ascii="Wingdings" w:hAnsi="Wingdings" w:hint="default"/>
+        <w:sz w:val="20"/>
+      </w:rPr>
+    </w:lvl>
+    <w:lvl w:ilvl="4" w:tentative="1">
+      <w:start w:val="1"/>
+      <w:numFmt w:val="bullet"/>
+      <w:lvlText w:val=""/>
+      <w:lvlJc w:val="left"/>
+      <w:pPr>
+        <w:tabs>
+          <w:tab w:val="num" w:pos="3600"/>
+        </w:tabs>
+        <w:ind w:left="3600" w:hanging="360"/>
+      </w:pPr>
+      <w:rPr>
+        <w:rFonts w:ascii="Wingdings" w:hAnsi="Wingdings" w:hint="default"/>
+        <w:sz w:val="20"/>
+      </w:rPr>
+    </w:lvl>
+    <w:lvl w:ilvl="5" w:tentative="1">
+      <w:start w:val="1"/>
+      <w:numFmt w:val="bullet"/>
+      <w:lvlText w:val=""/>
+      <w:lvlJc w:val="left"/>
+      <w:pPr>
+        <w:tabs>
+          <w:tab w:val="num" w:pos="4320"/>
+        </w:tabs>
+        <w:ind w:left="4320" w:hanging="360"/>
+      </w:pPr>
+      <w:rPr>
+        <w:rFonts w:ascii="Wingdings" w:hAnsi="Wingdings" w:hint="default"/>
+        <w:sz w:val="20"/>
+      </w:rPr>
+    </w:lvl>
+    <w:lvl w:ilvl="6" w:tentative="1">
+      <w:start w:val="1"/>
+      <w:numFmt w:val="bullet"/>
+      <w:lvlText w:val=""/>
+      <w:lvlJc w:val="left"/>
+      <w:pPr>
+        <w:tabs>
+          <w:tab w:val="num" w:pos="5040"/>
+        </w:tabs>
+        <w:ind w:left="5040" w:hanging="360"/>
+      </w:pPr>
+      <w:rPr>
+        <w:rFonts w:ascii="Wingdings" w:hAnsi="Wingdings" w:hint="default"/>
+        <w:sz w:val="20"/>
+      </w:rPr>
+    </w:lvl>
+    <w:lvl w:ilvl="7" w:tentative="1">
+      <w:start w:val="1"/>
+      <w:numFmt w:val="bullet"/>
+      <w:lvlText w:val=""/>
+      <w:lvlJc w:val="left"/>
+      <w:pPr>
+        <w:tabs>
+          <w:tab w:val="num" w:pos="5760"/>
+        </w:tabs>
+        <w:ind w:left="5760" w:hanging="360"/>
+      </w:pPr>
+      <w:rPr>
+        <w:rFonts w:ascii="Wingdings" w:hAnsi="Wingdings" w:hint="default"/>
+        <w:sz w:val="20"/>
+      </w:rPr>
+    </w:lvl>
+    <w:lvl w:ilvl="8" w:tentative="1">
+      <w:start w:val="1"/>
+      <w:numFmt w:val="bullet"/>
+      <w:lvlText w:val=""/>
+      <w:lvlJc w:val="left"/>
+      <w:pPr>
+        <w:tabs>
+          <w:tab w:val="num" w:pos="6480"/>
+        </w:tabs>
+        <w:ind w:left="6480" w:hanging="360"/>
+      </w:pPr>
+      <w:rPr>
+        <w:rFonts w:ascii="Wingdings" w:hAnsi="Wingdings" w:hint="default"/>
+        <w:sz w:val="20"/>
+      </w:rPr>
+    </w:lvl>
+  </w:abstractNum>
+  <w:abstractNum w:abstractNumId="54" w15:restartNumberingAfterBreak="0">
     <w:nsid w:val="6CBC404F"/>
     <w:multiLevelType w:val="multilevel"/>
     <w:tmpl w:val="B0727E90"/>
@@ -5918,7 +12694,752 @@
       </w:rPr>
     </w:lvl>
   </w:abstractNum>
-  <w:abstractNum w:abstractNumId="28" w15:restartNumberingAfterBreak="0">
+  <w:abstractNum w:abstractNumId="55" w15:restartNumberingAfterBreak="0">
+    <w:nsid w:val="6FB6632E"/>
+    <w:multiLevelType w:val="multilevel"/>
+    <w:tmpl w:val="4928D272"/>
+    <w:lvl w:ilvl="0">
+      <w:start w:val="1"/>
+      <w:numFmt w:val="bullet"/>
+      <w:lvlText w:val=""/>
+      <w:lvlJc w:val="left"/>
+      <w:pPr>
+        <w:tabs>
+          <w:tab w:val="num" w:pos="720"/>
+        </w:tabs>
+        <w:ind w:left="720" w:hanging="360"/>
+      </w:pPr>
+      <w:rPr>
+        <w:rFonts w:ascii="Symbol" w:hAnsi="Symbol" w:hint="default"/>
+        <w:sz w:val="20"/>
+      </w:rPr>
+    </w:lvl>
+    <w:lvl w:ilvl="1" w:tentative="1">
+      <w:start w:val="1"/>
+      <w:numFmt w:val="bullet"/>
+      <w:lvlText w:val="o"/>
+      <w:lvlJc w:val="left"/>
+      <w:pPr>
+        <w:tabs>
+          <w:tab w:val="num" w:pos="1440"/>
+        </w:tabs>
+        <w:ind w:left="1440" w:hanging="360"/>
+      </w:pPr>
+      <w:rPr>
+        <w:rFonts w:ascii="Courier New" w:hAnsi="Courier New" w:hint="default"/>
+        <w:sz w:val="20"/>
+      </w:rPr>
+    </w:lvl>
+    <w:lvl w:ilvl="2" w:tentative="1">
+      <w:start w:val="1"/>
+      <w:numFmt w:val="bullet"/>
+      <w:lvlText w:val=""/>
+      <w:lvlJc w:val="left"/>
+      <w:pPr>
+        <w:tabs>
+          <w:tab w:val="num" w:pos="2160"/>
+        </w:tabs>
+        <w:ind w:left="2160" w:hanging="360"/>
+      </w:pPr>
+      <w:rPr>
+        <w:rFonts w:ascii="Wingdings" w:hAnsi="Wingdings" w:hint="default"/>
+        <w:sz w:val="20"/>
+      </w:rPr>
+    </w:lvl>
+    <w:lvl w:ilvl="3" w:tentative="1">
+      <w:start w:val="1"/>
+      <w:numFmt w:val="bullet"/>
+      <w:lvlText w:val=""/>
+      <w:lvlJc w:val="left"/>
+      <w:pPr>
+        <w:tabs>
+          <w:tab w:val="num" w:pos="2880"/>
+        </w:tabs>
+        <w:ind w:left="2880" w:hanging="360"/>
+      </w:pPr>
+      <w:rPr>
+        <w:rFonts w:ascii="Wingdings" w:hAnsi="Wingdings" w:hint="default"/>
+        <w:sz w:val="20"/>
+      </w:rPr>
+    </w:lvl>
+    <w:lvl w:ilvl="4" w:tentative="1">
+      <w:start w:val="1"/>
+      <w:numFmt w:val="bullet"/>
+      <w:lvlText w:val=""/>
+      <w:lvlJc w:val="left"/>
+      <w:pPr>
+        <w:tabs>
+          <w:tab w:val="num" w:pos="3600"/>
+        </w:tabs>
+        <w:ind w:left="3600" w:hanging="360"/>
+      </w:pPr>
+      <w:rPr>
+        <w:rFonts w:ascii="Wingdings" w:hAnsi="Wingdings" w:hint="default"/>
+        <w:sz w:val="20"/>
+      </w:rPr>
+    </w:lvl>
+    <w:lvl w:ilvl="5" w:tentative="1">
+      <w:start w:val="1"/>
+      <w:numFmt w:val="bullet"/>
+      <w:lvlText w:val=""/>
+      <w:lvlJc w:val="left"/>
+      <w:pPr>
+        <w:tabs>
+          <w:tab w:val="num" w:pos="4320"/>
+        </w:tabs>
+        <w:ind w:left="4320" w:hanging="360"/>
+      </w:pPr>
+      <w:rPr>
+        <w:rFonts w:ascii="Wingdings" w:hAnsi="Wingdings" w:hint="default"/>
+        <w:sz w:val="20"/>
+      </w:rPr>
+    </w:lvl>
+    <w:lvl w:ilvl="6" w:tentative="1">
+      <w:start w:val="1"/>
+      <w:numFmt w:val="bullet"/>
+      <w:lvlText w:val=""/>
+      <w:lvlJc w:val="left"/>
+      <w:pPr>
+        <w:tabs>
+          <w:tab w:val="num" w:pos="5040"/>
+        </w:tabs>
+        <w:ind w:left="5040" w:hanging="360"/>
+      </w:pPr>
+      <w:rPr>
+        <w:rFonts w:ascii="Wingdings" w:hAnsi="Wingdings" w:hint="default"/>
+        <w:sz w:val="20"/>
+      </w:rPr>
+    </w:lvl>
+    <w:lvl w:ilvl="7" w:tentative="1">
+      <w:start w:val="1"/>
+      <w:numFmt w:val="bullet"/>
+      <w:lvlText w:val=""/>
+      <w:lvlJc w:val="left"/>
+      <w:pPr>
+        <w:tabs>
+          <w:tab w:val="num" w:pos="5760"/>
+        </w:tabs>
+        <w:ind w:left="5760" w:hanging="360"/>
+      </w:pPr>
+      <w:rPr>
+        <w:rFonts w:ascii="Wingdings" w:hAnsi="Wingdings" w:hint="default"/>
+        <w:sz w:val="20"/>
+      </w:rPr>
+    </w:lvl>
+    <w:lvl w:ilvl="8" w:tentative="1">
+      <w:start w:val="1"/>
+      <w:numFmt w:val="bullet"/>
+      <w:lvlText w:val=""/>
+      <w:lvlJc w:val="left"/>
+      <w:pPr>
+        <w:tabs>
+          <w:tab w:val="num" w:pos="6480"/>
+        </w:tabs>
+        <w:ind w:left="6480" w:hanging="360"/>
+      </w:pPr>
+      <w:rPr>
+        <w:rFonts w:ascii="Wingdings" w:hAnsi="Wingdings" w:hint="default"/>
+        <w:sz w:val="20"/>
+      </w:rPr>
+    </w:lvl>
+  </w:abstractNum>
+  <w:abstractNum w:abstractNumId="56" w15:restartNumberingAfterBreak="0">
+    <w:nsid w:val="729B6503"/>
+    <w:multiLevelType w:val="multilevel"/>
+    <w:tmpl w:val="E00CC5CC"/>
+    <w:lvl w:ilvl="0">
+      <w:start w:val="1"/>
+      <w:numFmt w:val="bullet"/>
+      <w:lvlText w:val=""/>
+      <w:lvlJc w:val="left"/>
+      <w:pPr>
+        <w:tabs>
+          <w:tab w:val="num" w:pos="720"/>
+        </w:tabs>
+        <w:ind w:left="720" w:hanging="360"/>
+      </w:pPr>
+      <w:rPr>
+        <w:rFonts w:ascii="Symbol" w:hAnsi="Symbol" w:hint="default"/>
+        <w:sz w:val="20"/>
+      </w:rPr>
+    </w:lvl>
+    <w:lvl w:ilvl="1" w:tentative="1">
+      <w:start w:val="1"/>
+      <w:numFmt w:val="bullet"/>
+      <w:lvlText w:val="o"/>
+      <w:lvlJc w:val="left"/>
+      <w:pPr>
+        <w:tabs>
+          <w:tab w:val="num" w:pos="1440"/>
+        </w:tabs>
+        <w:ind w:left="1440" w:hanging="360"/>
+      </w:pPr>
+      <w:rPr>
+        <w:rFonts w:ascii="Courier New" w:hAnsi="Courier New" w:hint="default"/>
+        <w:sz w:val="20"/>
+      </w:rPr>
+    </w:lvl>
+    <w:lvl w:ilvl="2" w:tentative="1">
+      <w:start w:val="1"/>
+      <w:numFmt w:val="bullet"/>
+      <w:lvlText w:val=""/>
+      <w:lvlJc w:val="left"/>
+      <w:pPr>
+        <w:tabs>
+          <w:tab w:val="num" w:pos="2160"/>
+        </w:tabs>
+        <w:ind w:left="2160" w:hanging="360"/>
+      </w:pPr>
+      <w:rPr>
+        <w:rFonts w:ascii="Wingdings" w:hAnsi="Wingdings" w:hint="default"/>
+        <w:sz w:val="20"/>
+      </w:rPr>
+    </w:lvl>
+    <w:lvl w:ilvl="3" w:tentative="1">
+      <w:start w:val="1"/>
+      <w:numFmt w:val="bullet"/>
+      <w:lvlText w:val=""/>
+      <w:lvlJc w:val="left"/>
+      <w:pPr>
+        <w:tabs>
+          <w:tab w:val="num" w:pos="2880"/>
+        </w:tabs>
+        <w:ind w:left="2880" w:hanging="360"/>
+      </w:pPr>
+      <w:rPr>
+        <w:rFonts w:ascii="Wingdings" w:hAnsi="Wingdings" w:hint="default"/>
+        <w:sz w:val="20"/>
+      </w:rPr>
+    </w:lvl>
+    <w:lvl w:ilvl="4" w:tentative="1">
+      <w:start w:val="1"/>
+      <w:numFmt w:val="bullet"/>
+      <w:lvlText w:val=""/>
+      <w:lvlJc w:val="left"/>
+      <w:pPr>
+        <w:tabs>
+          <w:tab w:val="num" w:pos="3600"/>
+        </w:tabs>
+        <w:ind w:left="3600" w:hanging="360"/>
+      </w:pPr>
+      <w:rPr>
+        <w:rFonts w:ascii="Wingdings" w:hAnsi="Wingdings" w:hint="default"/>
+        <w:sz w:val="20"/>
+      </w:rPr>
+    </w:lvl>
+    <w:lvl w:ilvl="5" w:tentative="1">
+      <w:start w:val="1"/>
+      <w:numFmt w:val="bullet"/>
+      <w:lvlText w:val=""/>
+      <w:lvlJc w:val="left"/>
+      <w:pPr>
+        <w:tabs>
+          <w:tab w:val="num" w:pos="4320"/>
+        </w:tabs>
+        <w:ind w:left="4320" w:hanging="360"/>
+      </w:pPr>
+      <w:rPr>
+        <w:rFonts w:ascii="Wingdings" w:hAnsi="Wingdings" w:hint="default"/>
+        <w:sz w:val="20"/>
+      </w:rPr>
+    </w:lvl>
+    <w:lvl w:ilvl="6" w:tentative="1">
+      <w:start w:val="1"/>
+      <w:numFmt w:val="bullet"/>
+      <w:lvlText w:val=""/>
+      <w:lvlJc w:val="left"/>
+      <w:pPr>
+        <w:tabs>
+          <w:tab w:val="num" w:pos="5040"/>
+        </w:tabs>
+        <w:ind w:left="5040" w:hanging="360"/>
+      </w:pPr>
+      <w:rPr>
+        <w:rFonts w:ascii="Wingdings" w:hAnsi="Wingdings" w:hint="default"/>
+        <w:sz w:val="20"/>
+      </w:rPr>
+    </w:lvl>
+    <w:lvl w:ilvl="7" w:tentative="1">
+      <w:start w:val="1"/>
+      <w:numFmt w:val="bullet"/>
+      <w:lvlText w:val=""/>
+      <w:lvlJc w:val="left"/>
+      <w:pPr>
+        <w:tabs>
+          <w:tab w:val="num" w:pos="5760"/>
+        </w:tabs>
+        <w:ind w:left="5760" w:hanging="360"/>
+      </w:pPr>
+      <w:rPr>
+        <w:rFonts w:ascii="Wingdings" w:hAnsi="Wingdings" w:hint="default"/>
+        <w:sz w:val="20"/>
+      </w:rPr>
+    </w:lvl>
+    <w:lvl w:ilvl="8" w:tentative="1">
+      <w:start w:val="1"/>
+      <w:numFmt w:val="bullet"/>
+      <w:lvlText w:val=""/>
+      <w:lvlJc w:val="left"/>
+      <w:pPr>
+        <w:tabs>
+          <w:tab w:val="num" w:pos="6480"/>
+        </w:tabs>
+        <w:ind w:left="6480" w:hanging="360"/>
+      </w:pPr>
+      <w:rPr>
+        <w:rFonts w:ascii="Wingdings" w:hAnsi="Wingdings" w:hint="default"/>
+        <w:sz w:val="20"/>
+      </w:rPr>
+    </w:lvl>
+  </w:abstractNum>
+  <w:abstractNum w:abstractNumId="57" w15:restartNumberingAfterBreak="0">
+    <w:nsid w:val="731E1047"/>
+    <w:multiLevelType w:val="multilevel"/>
+    <w:tmpl w:val="4D88E702"/>
+    <w:lvl w:ilvl="0">
+      <w:start w:val="1"/>
+      <w:numFmt w:val="bullet"/>
+      <w:lvlText w:val=""/>
+      <w:lvlJc w:val="left"/>
+      <w:pPr>
+        <w:tabs>
+          <w:tab w:val="num" w:pos="720"/>
+        </w:tabs>
+        <w:ind w:left="720" w:hanging="360"/>
+      </w:pPr>
+      <w:rPr>
+        <w:rFonts w:ascii="Symbol" w:hAnsi="Symbol" w:hint="default"/>
+        <w:sz w:val="20"/>
+      </w:rPr>
+    </w:lvl>
+    <w:lvl w:ilvl="1" w:tentative="1">
+      <w:start w:val="1"/>
+      <w:numFmt w:val="bullet"/>
+      <w:lvlText w:val="o"/>
+      <w:lvlJc w:val="left"/>
+      <w:pPr>
+        <w:tabs>
+          <w:tab w:val="num" w:pos="1440"/>
+        </w:tabs>
+        <w:ind w:left="1440" w:hanging="360"/>
+      </w:pPr>
+      <w:rPr>
+        <w:rFonts w:ascii="Courier New" w:hAnsi="Courier New" w:hint="default"/>
+        <w:sz w:val="20"/>
+      </w:rPr>
+    </w:lvl>
+    <w:lvl w:ilvl="2" w:tentative="1">
+      <w:start w:val="1"/>
+      <w:numFmt w:val="bullet"/>
+      <w:lvlText w:val=""/>
+      <w:lvlJc w:val="left"/>
+      <w:pPr>
+        <w:tabs>
+          <w:tab w:val="num" w:pos="2160"/>
+        </w:tabs>
+        <w:ind w:left="2160" w:hanging="360"/>
+      </w:pPr>
+      <w:rPr>
+        <w:rFonts w:ascii="Wingdings" w:hAnsi="Wingdings" w:hint="default"/>
+        <w:sz w:val="20"/>
+      </w:rPr>
+    </w:lvl>
+    <w:lvl w:ilvl="3" w:tentative="1">
+      <w:start w:val="1"/>
+      <w:numFmt w:val="bullet"/>
+      <w:lvlText w:val=""/>
+      <w:lvlJc w:val="left"/>
+      <w:pPr>
+        <w:tabs>
+          <w:tab w:val="num" w:pos="2880"/>
+        </w:tabs>
+        <w:ind w:left="2880" w:hanging="360"/>
+      </w:pPr>
+      <w:rPr>
+        <w:rFonts w:ascii="Wingdings" w:hAnsi="Wingdings" w:hint="default"/>
+        <w:sz w:val="20"/>
+      </w:rPr>
+    </w:lvl>
+    <w:lvl w:ilvl="4" w:tentative="1">
+      <w:start w:val="1"/>
+      <w:numFmt w:val="bullet"/>
+      <w:lvlText w:val=""/>
+      <w:lvlJc w:val="left"/>
+      <w:pPr>
+        <w:tabs>
+          <w:tab w:val="num" w:pos="3600"/>
+        </w:tabs>
+        <w:ind w:left="3600" w:hanging="360"/>
+      </w:pPr>
+      <w:rPr>
+        <w:rFonts w:ascii="Wingdings" w:hAnsi="Wingdings" w:hint="default"/>
+        <w:sz w:val="20"/>
+      </w:rPr>
+    </w:lvl>
+    <w:lvl w:ilvl="5" w:tentative="1">
+      <w:start w:val="1"/>
+      <w:numFmt w:val="bullet"/>
+      <w:lvlText w:val=""/>
+      <w:lvlJc w:val="left"/>
+      <w:pPr>
+        <w:tabs>
+          <w:tab w:val="num" w:pos="4320"/>
+        </w:tabs>
+        <w:ind w:left="4320" w:hanging="360"/>
+      </w:pPr>
+      <w:rPr>
+        <w:rFonts w:ascii="Wingdings" w:hAnsi="Wingdings" w:hint="default"/>
+        <w:sz w:val="20"/>
+      </w:rPr>
+    </w:lvl>
+    <w:lvl w:ilvl="6" w:tentative="1">
+      <w:start w:val="1"/>
+      <w:numFmt w:val="bullet"/>
+      <w:lvlText w:val=""/>
+      <w:lvlJc w:val="left"/>
+      <w:pPr>
+        <w:tabs>
+          <w:tab w:val="num" w:pos="5040"/>
+        </w:tabs>
+        <w:ind w:left="5040" w:hanging="360"/>
+      </w:pPr>
+      <w:rPr>
+        <w:rFonts w:ascii="Wingdings" w:hAnsi="Wingdings" w:hint="default"/>
+        <w:sz w:val="20"/>
+      </w:rPr>
+    </w:lvl>
+    <w:lvl w:ilvl="7" w:tentative="1">
+      <w:start w:val="1"/>
+      <w:numFmt w:val="bullet"/>
+      <w:lvlText w:val=""/>
+      <w:lvlJc w:val="left"/>
+      <w:pPr>
+        <w:tabs>
+          <w:tab w:val="num" w:pos="5760"/>
+        </w:tabs>
+        <w:ind w:left="5760" w:hanging="360"/>
+      </w:pPr>
+      <w:rPr>
+        <w:rFonts w:ascii="Wingdings" w:hAnsi="Wingdings" w:hint="default"/>
+        <w:sz w:val="20"/>
+      </w:rPr>
+    </w:lvl>
+    <w:lvl w:ilvl="8" w:tentative="1">
+      <w:start w:val="1"/>
+      <w:numFmt w:val="bullet"/>
+      <w:lvlText w:val=""/>
+      <w:lvlJc w:val="left"/>
+      <w:pPr>
+        <w:tabs>
+          <w:tab w:val="num" w:pos="6480"/>
+        </w:tabs>
+        <w:ind w:left="6480" w:hanging="360"/>
+      </w:pPr>
+      <w:rPr>
+        <w:rFonts w:ascii="Wingdings" w:hAnsi="Wingdings" w:hint="default"/>
+        <w:sz w:val="20"/>
+      </w:rPr>
+    </w:lvl>
+  </w:abstractNum>
+  <w:abstractNum w:abstractNumId="58" w15:restartNumberingAfterBreak="0">
+    <w:nsid w:val="73A72574"/>
+    <w:multiLevelType w:val="multilevel"/>
+    <w:tmpl w:val="3D381C66"/>
+    <w:lvl w:ilvl="0">
+      <w:start w:val="1"/>
+      <w:numFmt w:val="bullet"/>
+      <w:lvlText w:val=""/>
+      <w:lvlJc w:val="left"/>
+      <w:pPr>
+        <w:tabs>
+          <w:tab w:val="num" w:pos="720"/>
+        </w:tabs>
+        <w:ind w:left="720" w:hanging="360"/>
+      </w:pPr>
+      <w:rPr>
+        <w:rFonts w:ascii="Symbol" w:hAnsi="Symbol" w:hint="default"/>
+        <w:sz w:val="20"/>
+      </w:rPr>
+    </w:lvl>
+    <w:lvl w:ilvl="1" w:tentative="1">
+      <w:start w:val="1"/>
+      <w:numFmt w:val="bullet"/>
+      <w:lvlText w:val="o"/>
+      <w:lvlJc w:val="left"/>
+      <w:pPr>
+        <w:tabs>
+          <w:tab w:val="num" w:pos="1440"/>
+        </w:tabs>
+        <w:ind w:left="1440" w:hanging="360"/>
+      </w:pPr>
+      <w:rPr>
+        <w:rFonts w:ascii="Courier New" w:hAnsi="Courier New" w:hint="default"/>
+        <w:sz w:val="20"/>
+      </w:rPr>
+    </w:lvl>
+    <w:lvl w:ilvl="2" w:tentative="1">
+      <w:start w:val="1"/>
+      <w:numFmt w:val="bullet"/>
+      <w:lvlText w:val=""/>
+      <w:lvlJc w:val="left"/>
+      <w:pPr>
+        <w:tabs>
+          <w:tab w:val="num" w:pos="2160"/>
+        </w:tabs>
+        <w:ind w:left="2160" w:hanging="360"/>
+      </w:pPr>
+      <w:rPr>
+        <w:rFonts w:ascii="Wingdings" w:hAnsi="Wingdings" w:hint="default"/>
+        <w:sz w:val="20"/>
+      </w:rPr>
+    </w:lvl>
+    <w:lvl w:ilvl="3" w:tentative="1">
+      <w:start w:val="1"/>
+      <w:numFmt w:val="bullet"/>
+      <w:lvlText w:val=""/>
+      <w:lvlJc w:val="left"/>
+      <w:pPr>
+        <w:tabs>
+          <w:tab w:val="num" w:pos="2880"/>
+        </w:tabs>
+        <w:ind w:left="2880" w:hanging="360"/>
+      </w:pPr>
+      <w:rPr>
+        <w:rFonts w:ascii="Wingdings" w:hAnsi="Wingdings" w:hint="default"/>
+        <w:sz w:val="20"/>
+      </w:rPr>
+    </w:lvl>
+    <w:lvl w:ilvl="4" w:tentative="1">
+      <w:start w:val="1"/>
+      <w:numFmt w:val="bullet"/>
+      <w:lvlText w:val=""/>
+      <w:lvlJc w:val="left"/>
+      <w:pPr>
+        <w:tabs>
+          <w:tab w:val="num" w:pos="3600"/>
+        </w:tabs>
+        <w:ind w:left="3600" w:hanging="360"/>
+      </w:pPr>
+      <w:rPr>
+        <w:rFonts w:ascii="Wingdings" w:hAnsi="Wingdings" w:hint="default"/>
+        <w:sz w:val="20"/>
+      </w:rPr>
+    </w:lvl>
+    <w:lvl w:ilvl="5" w:tentative="1">
+      <w:start w:val="1"/>
+      <w:numFmt w:val="bullet"/>
+      <w:lvlText w:val=""/>
+      <w:lvlJc w:val="left"/>
+      <w:pPr>
+        <w:tabs>
+          <w:tab w:val="num" w:pos="4320"/>
+        </w:tabs>
+        <w:ind w:left="4320" w:hanging="360"/>
+      </w:pPr>
+      <w:rPr>
+        <w:rFonts w:ascii="Wingdings" w:hAnsi="Wingdings" w:hint="default"/>
+        <w:sz w:val="20"/>
+      </w:rPr>
+    </w:lvl>
+    <w:lvl w:ilvl="6" w:tentative="1">
+      <w:start w:val="1"/>
+      <w:numFmt w:val="bullet"/>
+      <w:lvlText w:val=""/>
+      <w:lvlJc w:val="left"/>
+      <w:pPr>
+        <w:tabs>
+          <w:tab w:val="num" w:pos="5040"/>
+        </w:tabs>
+        <w:ind w:left="5040" w:hanging="360"/>
+      </w:pPr>
+      <w:rPr>
+        <w:rFonts w:ascii="Wingdings" w:hAnsi="Wingdings" w:hint="default"/>
+        <w:sz w:val="20"/>
+      </w:rPr>
+    </w:lvl>
+    <w:lvl w:ilvl="7" w:tentative="1">
+      <w:start w:val="1"/>
+      <w:numFmt w:val="bullet"/>
+      <w:lvlText w:val=""/>
+      <w:lvlJc w:val="left"/>
+      <w:pPr>
+        <w:tabs>
+          <w:tab w:val="num" w:pos="5760"/>
+        </w:tabs>
+        <w:ind w:left="5760" w:hanging="360"/>
+      </w:pPr>
+      <w:rPr>
+        <w:rFonts w:ascii="Wingdings" w:hAnsi="Wingdings" w:hint="default"/>
+        <w:sz w:val="20"/>
+      </w:rPr>
+    </w:lvl>
+    <w:lvl w:ilvl="8" w:tentative="1">
+      <w:start w:val="1"/>
+      <w:numFmt w:val="bullet"/>
+      <w:lvlText w:val=""/>
+      <w:lvlJc w:val="left"/>
+      <w:pPr>
+        <w:tabs>
+          <w:tab w:val="num" w:pos="6480"/>
+        </w:tabs>
+        <w:ind w:left="6480" w:hanging="360"/>
+      </w:pPr>
+      <w:rPr>
+        <w:rFonts w:ascii="Wingdings" w:hAnsi="Wingdings" w:hint="default"/>
+        <w:sz w:val="20"/>
+      </w:rPr>
+    </w:lvl>
+  </w:abstractNum>
+  <w:abstractNum w:abstractNumId="59" w15:restartNumberingAfterBreak="0">
+    <w:nsid w:val="75DB15FB"/>
+    <w:multiLevelType w:val="multilevel"/>
+    <w:tmpl w:val="CD8CEA94"/>
+    <w:lvl w:ilvl="0">
+      <w:start w:val="1"/>
+      <w:numFmt w:val="bullet"/>
+      <w:lvlText w:val=""/>
+      <w:lvlJc w:val="left"/>
+      <w:pPr>
+        <w:tabs>
+          <w:tab w:val="num" w:pos="720"/>
+        </w:tabs>
+        <w:ind w:left="720" w:hanging="360"/>
+      </w:pPr>
+      <w:rPr>
+        <w:rFonts w:ascii="Symbol" w:hAnsi="Symbol" w:hint="default"/>
+        <w:sz w:val="20"/>
+      </w:rPr>
+    </w:lvl>
+    <w:lvl w:ilvl="1" w:tentative="1">
+      <w:start w:val="1"/>
+      <w:numFmt w:val="bullet"/>
+      <w:lvlText w:val="o"/>
+      <w:lvlJc w:val="left"/>
+      <w:pPr>
+        <w:tabs>
+          <w:tab w:val="num" w:pos="1440"/>
+        </w:tabs>
+        <w:ind w:left="1440" w:hanging="360"/>
+      </w:pPr>
+      <w:rPr>
+        <w:rFonts w:ascii="Courier New" w:hAnsi="Courier New" w:hint="default"/>
+        <w:sz w:val="20"/>
+      </w:rPr>
+    </w:lvl>
+    <w:lvl w:ilvl="2" w:tentative="1">
+      <w:start w:val="1"/>
+      <w:numFmt w:val="bullet"/>
+      <w:lvlText w:val=""/>
+      <w:lvlJc w:val="left"/>
+      <w:pPr>
+        <w:tabs>
+          <w:tab w:val="num" w:pos="2160"/>
+        </w:tabs>
+        <w:ind w:left="2160" w:hanging="360"/>
+      </w:pPr>
+      <w:rPr>
+        <w:rFonts w:ascii="Wingdings" w:hAnsi="Wingdings" w:hint="default"/>
+        <w:sz w:val="20"/>
+      </w:rPr>
+    </w:lvl>
+    <w:lvl w:ilvl="3" w:tentative="1">
+      <w:start w:val="1"/>
+      <w:numFmt w:val="bullet"/>
+      <w:lvlText w:val=""/>
+      <w:lvlJc w:val="left"/>
+      <w:pPr>
+        <w:tabs>
+          <w:tab w:val="num" w:pos="2880"/>
+        </w:tabs>
+        <w:ind w:left="2880" w:hanging="360"/>
+      </w:pPr>
+      <w:rPr>
+        <w:rFonts w:ascii="Wingdings" w:hAnsi="Wingdings" w:hint="default"/>
+        <w:sz w:val="20"/>
+      </w:rPr>
+    </w:lvl>
+    <w:lvl w:ilvl="4" w:tentative="1">
+      <w:start w:val="1"/>
+      <w:numFmt w:val="bullet"/>
+      <w:lvlText w:val=""/>
+      <w:lvlJc w:val="left"/>
+      <w:pPr>
+        <w:tabs>
+          <w:tab w:val="num" w:pos="3600"/>
+        </w:tabs>
+        <w:ind w:left="3600" w:hanging="360"/>
+      </w:pPr>
+      <w:rPr>
+        <w:rFonts w:ascii="Wingdings" w:hAnsi="Wingdings" w:hint="default"/>
+        <w:sz w:val="20"/>
+      </w:rPr>
+    </w:lvl>
+    <w:lvl w:ilvl="5" w:tentative="1">
+      <w:start w:val="1"/>
+      <w:numFmt w:val="bullet"/>
+      <w:lvlText w:val=""/>
+      <w:lvlJc w:val="left"/>
+      <w:pPr>
+        <w:tabs>
+          <w:tab w:val="num" w:pos="4320"/>
+        </w:tabs>
+        <w:ind w:left="4320" w:hanging="360"/>
+      </w:pPr>
+      <w:rPr>
+        <w:rFonts w:ascii="Wingdings" w:hAnsi="Wingdings" w:hint="default"/>
+        <w:sz w:val="20"/>
+      </w:rPr>
+    </w:lvl>
+    <w:lvl w:ilvl="6" w:tentative="1">
+      <w:start w:val="1"/>
+      <w:numFmt w:val="bullet"/>
+      <w:lvlText w:val=""/>
+      <w:lvlJc w:val="left"/>
+      <w:pPr>
+        <w:tabs>
+          <w:tab w:val="num" w:pos="5040"/>
+        </w:tabs>
+        <w:ind w:left="5040" w:hanging="360"/>
+      </w:pPr>
+      <w:rPr>
+        <w:rFonts w:ascii="Wingdings" w:hAnsi="Wingdings" w:hint="default"/>
+        <w:sz w:val="20"/>
+      </w:rPr>
+    </w:lvl>
+    <w:lvl w:ilvl="7" w:tentative="1">
+      <w:start w:val="1"/>
+      <w:numFmt w:val="bullet"/>
+      <w:lvlText w:val=""/>
+      <w:lvlJc w:val="left"/>
+      <w:pPr>
+        <w:tabs>
+          <w:tab w:val="num" w:pos="5760"/>
+        </w:tabs>
+        <w:ind w:left="5760" w:hanging="360"/>
+      </w:pPr>
+      <w:rPr>
+        <w:rFonts w:ascii="Wingdings" w:hAnsi="Wingdings" w:hint="default"/>
+        <w:sz w:val="20"/>
+      </w:rPr>
+    </w:lvl>
+    <w:lvl w:ilvl="8" w:tentative="1">
+      <w:start w:val="1"/>
+      <w:numFmt w:val="bullet"/>
+      <w:lvlText w:val=""/>
+      <w:lvlJc w:val="left"/>
+      <w:pPr>
+        <w:tabs>
+          <w:tab w:val="num" w:pos="6480"/>
+        </w:tabs>
+        <w:ind w:left="6480" w:hanging="360"/>
+      </w:pPr>
+      <w:rPr>
+        <w:rFonts w:ascii="Wingdings" w:hAnsi="Wingdings" w:hint="default"/>
+        <w:sz w:val="20"/>
+      </w:rPr>
+    </w:lvl>
+  </w:abstractNum>
+  <w:abstractNum w:abstractNumId="60" w15:restartNumberingAfterBreak="0">
     <w:nsid w:val="7B5842E2"/>
     <w:multiLevelType w:val="multilevel"/>
     <w:tmpl w:val="5A2A6492"/>
@@ -6067,134 +13588,686 @@
       </w:rPr>
     </w:lvl>
   </w:abstractNum>
+  <w:abstractNum w:abstractNumId="61" w15:restartNumberingAfterBreak="0">
+    <w:nsid w:val="7E3E677B"/>
+    <w:multiLevelType w:val="multilevel"/>
+    <w:tmpl w:val="712ACD64"/>
+    <w:lvl w:ilvl="0">
+      <w:start w:val="1"/>
+      <w:numFmt w:val="bullet"/>
+      <w:lvlText w:val=""/>
+      <w:lvlJc w:val="left"/>
+      <w:pPr>
+        <w:tabs>
+          <w:tab w:val="num" w:pos="720"/>
+        </w:tabs>
+        <w:ind w:left="720" w:hanging="360"/>
+      </w:pPr>
+      <w:rPr>
+        <w:rFonts w:ascii="Symbol" w:hAnsi="Symbol" w:hint="default"/>
+        <w:sz w:val="20"/>
+      </w:rPr>
+    </w:lvl>
+    <w:lvl w:ilvl="1" w:tentative="1">
+      <w:start w:val="1"/>
+      <w:numFmt w:val="bullet"/>
+      <w:lvlText w:val="o"/>
+      <w:lvlJc w:val="left"/>
+      <w:pPr>
+        <w:tabs>
+          <w:tab w:val="num" w:pos="1440"/>
+        </w:tabs>
+        <w:ind w:left="1440" w:hanging="360"/>
+      </w:pPr>
+      <w:rPr>
+        <w:rFonts w:ascii="Courier New" w:hAnsi="Courier New" w:hint="default"/>
+        <w:sz w:val="20"/>
+      </w:rPr>
+    </w:lvl>
+    <w:lvl w:ilvl="2" w:tentative="1">
+      <w:start w:val="1"/>
+      <w:numFmt w:val="bullet"/>
+      <w:lvlText w:val=""/>
+      <w:lvlJc w:val="left"/>
+      <w:pPr>
+        <w:tabs>
+          <w:tab w:val="num" w:pos="2160"/>
+        </w:tabs>
+        <w:ind w:left="2160" w:hanging="360"/>
+      </w:pPr>
+      <w:rPr>
+        <w:rFonts w:ascii="Wingdings" w:hAnsi="Wingdings" w:hint="default"/>
+        <w:sz w:val="20"/>
+      </w:rPr>
+    </w:lvl>
+    <w:lvl w:ilvl="3" w:tentative="1">
+      <w:start w:val="1"/>
+      <w:numFmt w:val="bullet"/>
+      <w:lvlText w:val=""/>
+      <w:lvlJc w:val="left"/>
+      <w:pPr>
+        <w:tabs>
+          <w:tab w:val="num" w:pos="2880"/>
+        </w:tabs>
+        <w:ind w:left="2880" w:hanging="360"/>
+      </w:pPr>
+      <w:rPr>
+        <w:rFonts w:ascii="Wingdings" w:hAnsi="Wingdings" w:hint="default"/>
+        <w:sz w:val="20"/>
+      </w:rPr>
+    </w:lvl>
+    <w:lvl w:ilvl="4" w:tentative="1">
+      <w:start w:val="1"/>
+      <w:numFmt w:val="bullet"/>
+      <w:lvlText w:val=""/>
+      <w:lvlJc w:val="left"/>
+      <w:pPr>
+        <w:tabs>
+          <w:tab w:val="num" w:pos="3600"/>
+        </w:tabs>
+        <w:ind w:left="3600" w:hanging="360"/>
+      </w:pPr>
+      <w:rPr>
+        <w:rFonts w:ascii="Wingdings" w:hAnsi="Wingdings" w:hint="default"/>
+        <w:sz w:val="20"/>
+      </w:rPr>
+    </w:lvl>
+    <w:lvl w:ilvl="5" w:tentative="1">
+      <w:start w:val="1"/>
+      <w:numFmt w:val="bullet"/>
+      <w:lvlText w:val=""/>
+      <w:lvlJc w:val="left"/>
+      <w:pPr>
+        <w:tabs>
+          <w:tab w:val="num" w:pos="4320"/>
+        </w:tabs>
+        <w:ind w:left="4320" w:hanging="360"/>
+      </w:pPr>
+      <w:rPr>
+        <w:rFonts w:ascii="Wingdings" w:hAnsi="Wingdings" w:hint="default"/>
+        <w:sz w:val="20"/>
+      </w:rPr>
+    </w:lvl>
+    <w:lvl w:ilvl="6" w:tentative="1">
+      <w:start w:val="1"/>
+      <w:numFmt w:val="bullet"/>
+      <w:lvlText w:val=""/>
+      <w:lvlJc w:val="left"/>
+      <w:pPr>
+        <w:tabs>
+          <w:tab w:val="num" w:pos="5040"/>
+        </w:tabs>
+        <w:ind w:left="5040" w:hanging="360"/>
+      </w:pPr>
+      <w:rPr>
+        <w:rFonts w:ascii="Wingdings" w:hAnsi="Wingdings" w:hint="default"/>
+        <w:sz w:val="20"/>
+      </w:rPr>
+    </w:lvl>
+    <w:lvl w:ilvl="7" w:tentative="1">
+      <w:start w:val="1"/>
+      <w:numFmt w:val="bullet"/>
+      <w:lvlText w:val=""/>
+      <w:lvlJc w:val="left"/>
+      <w:pPr>
+        <w:tabs>
+          <w:tab w:val="num" w:pos="5760"/>
+        </w:tabs>
+        <w:ind w:left="5760" w:hanging="360"/>
+      </w:pPr>
+      <w:rPr>
+        <w:rFonts w:ascii="Wingdings" w:hAnsi="Wingdings" w:hint="default"/>
+        <w:sz w:val="20"/>
+      </w:rPr>
+    </w:lvl>
+    <w:lvl w:ilvl="8" w:tentative="1">
+      <w:start w:val="1"/>
+      <w:numFmt w:val="bullet"/>
+      <w:lvlText w:val=""/>
+      <w:lvlJc w:val="left"/>
+      <w:pPr>
+        <w:tabs>
+          <w:tab w:val="num" w:pos="6480"/>
+        </w:tabs>
+        <w:ind w:left="6480" w:hanging="360"/>
+      </w:pPr>
+      <w:rPr>
+        <w:rFonts w:ascii="Wingdings" w:hAnsi="Wingdings" w:hint="default"/>
+        <w:sz w:val="20"/>
+      </w:rPr>
+    </w:lvl>
+  </w:abstractNum>
+  <w:abstractNum w:abstractNumId="62" w15:restartNumberingAfterBreak="0">
+    <w:nsid w:val="7EC5155C"/>
+    <w:multiLevelType w:val="multilevel"/>
+    <w:tmpl w:val="3FCE0E22"/>
+    <w:lvl w:ilvl="0">
+      <w:start w:val="1"/>
+      <w:numFmt w:val="bullet"/>
+      <w:lvlText w:val=""/>
+      <w:lvlJc w:val="left"/>
+      <w:pPr>
+        <w:tabs>
+          <w:tab w:val="num" w:pos="720"/>
+        </w:tabs>
+        <w:ind w:left="720" w:hanging="360"/>
+      </w:pPr>
+      <w:rPr>
+        <w:rFonts w:ascii="Symbol" w:hAnsi="Symbol" w:hint="default"/>
+        <w:sz w:val="20"/>
+      </w:rPr>
+    </w:lvl>
+    <w:lvl w:ilvl="1" w:tentative="1">
+      <w:start w:val="1"/>
+      <w:numFmt w:val="bullet"/>
+      <w:lvlText w:val="o"/>
+      <w:lvlJc w:val="left"/>
+      <w:pPr>
+        <w:tabs>
+          <w:tab w:val="num" w:pos="1440"/>
+        </w:tabs>
+        <w:ind w:left="1440" w:hanging="360"/>
+      </w:pPr>
+      <w:rPr>
+        <w:rFonts w:ascii="Courier New" w:hAnsi="Courier New" w:hint="default"/>
+        <w:sz w:val="20"/>
+      </w:rPr>
+    </w:lvl>
+    <w:lvl w:ilvl="2" w:tentative="1">
+      <w:start w:val="1"/>
+      <w:numFmt w:val="bullet"/>
+      <w:lvlText w:val=""/>
+      <w:lvlJc w:val="left"/>
+      <w:pPr>
+        <w:tabs>
+          <w:tab w:val="num" w:pos="2160"/>
+        </w:tabs>
+        <w:ind w:left="2160" w:hanging="360"/>
+      </w:pPr>
+      <w:rPr>
+        <w:rFonts w:ascii="Wingdings" w:hAnsi="Wingdings" w:hint="default"/>
+        <w:sz w:val="20"/>
+      </w:rPr>
+    </w:lvl>
+    <w:lvl w:ilvl="3" w:tentative="1">
+      <w:start w:val="1"/>
+      <w:numFmt w:val="bullet"/>
+      <w:lvlText w:val=""/>
+      <w:lvlJc w:val="left"/>
+      <w:pPr>
+        <w:tabs>
+          <w:tab w:val="num" w:pos="2880"/>
+        </w:tabs>
+        <w:ind w:left="2880" w:hanging="360"/>
+      </w:pPr>
+      <w:rPr>
+        <w:rFonts w:ascii="Wingdings" w:hAnsi="Wingdings" w:hint="default"/>
+        <w:sz w:val="20"/>
+      </w:rPr>
+    </w:lvl>
+    <w:lvl w:ilvl="4" w:tentative="1">
+      <w:start w:val="1"/>
+      <w:numFmt w:val="bullet"/>
+      <w:lvlText w:val=""/>
+      <w:lvlJc w:val="left"/>
+      <w:pPr>
+        <w:tabs>
+          <w:tab w:val="num" w:pos="3600"/>
+        </w:tabs>
+        <w:ind w:left="3600" w:hanging="360"/>
+      </w:pPr>
+      <w:rPr>
+        <w:rFonts w:ascii="Wingdings" w:hAnsi="Wingdings" w:hint="default"/>
+        <w:sz w:val="20"/>
+      </w:rPr>
+    </w:lvl>
+    <w:lvl w:ilvl="5" w:tentative="1">
+      <w:start w:val="1"/>
+      <w:numFmt w:val="bullet"/>
+      <w:lvlText w:val=""/>
+      <w:lvlJc w:val="left"/>
+      <w:pPr>
+        <w:tabs>
+          <w:tab w:val="num" w:pos="4320"/>
+        </w:tabs>
+        <w:ind w:left="4320" w:hanging="360"/>
+      </w:pPr>
+      <w:rPr>
+        <w:rFonts w:ascii="Wingdings" w:hAnsi="Wingdings" w:hint="default"/>
+        <w:sz w:val="20"/>
+      </w:rPr>
+    </w:lvl>
+    <w:lvl w:ilvl="6" w:tentative="1">
+      <w:start w:val="1"/>
+      <w:numFmt w:val="bullet"/>
+      <w:lvlText w:val=""/>
+      <w:lvlJc w:val="left"/>
+      <w:pPr>
+        <w:tabs>
+          <w:tab w:val="num" w:pos="5040"/>
+        </w:tabs>
+        <w:ind w:left="5040" w:hanging="360"/>
+      </w:pPr>
+      <w:rPr>
+        <w:rFonts w:ascii="Wingdings" w:hAnsi="Wingdings" w:hint="default"/>
+        <w:sz w:val="20"/>
+      </w:rPr>
+    </w:lvl>
+    <w:lvl w:ilvl="7" w:tentative="1">
+      <w:start w:val="1"/>
+      <w:numFmt w:val="bullet"/>
+      <w:lvlText w:val=""/>
+      <w:lvlJc w:val="left"/>
+      <w:pPr>
+        <w:tabs>
+          <w:tab w:val="num" w:pos="5760"/>
+        </w:tabs>
+        <w:ind w:left="5760" w:hanging="360"/>
+      </w:pPr>
+      <w:rPr>
+        <w:rFonts w:ascii="Wingdings" w:hAnsi="Wingdings" w:hint="default"/>
+        <w:sz w:val="20"/>
+      </w:rPr>
+    </w:lvl>
+    <w:lvl w:ilvl="8" w:tentative="1">
+      <w:start w:val="1"/>
+      <w:numFmt w:val="bullet"/>
+      <w:lvlText w:val=""/>
+      <w:lvlJc w:val="left"/>
+      <w:pPr>
+        <w:tabs>
+          <w:tab w:val="num" w:pos="6480"/>
+        </w:tabs>
+        <w:ind w:left="6480" w:hanging="360"/>
+      </w:pPr>
+      <w:rPr>
+        <w:rFonts w:ascii="Wingdings" w:hAnsi="Wingdings" w:hint="default"/>
+        <w:sz w:val="20"/>
+      </w:rPr>
+    </w:lvl>
+  </w:abstractNum>
+  <w:abstractNum w:abstractNumId="63" w15:restartNumberingAfterBreak="0">
+    <w:nsid w:val="7FC20F61"/>
+    <w:multiLevelType w:val="multilevel"/>
+    <w:tmpl w:val="6E70577E"/>
+    <w:lvl w:ilvl="0">
+      <w:start w:val="1"/>
+      <w:numFmt w:val="bullet"/>
+      <w:lvlText w:val=""/>
+      <w:lvlJc w:val="left"/>
+      <w:pPr>
+        <w:tabs>
+          <w:tab w:val="num" w:pos="720"/>
+        </w:tabs>
+        <w:ind w:left="720" w:hanging="360"/>
+      </w:pPr>
+      <w:rPr>
+        <w:rFonts w:ascii="Symbol" w:hAnsi="Symbol" w:hint="default"/>
+        <w:sz w:val="20"/>
+      </w:rPr>
+    </w:lvl>
+    <w:lvl w:ilvl="1" w:tentative="1">
+      <w:start w:val="1"/>
+      <w:numFmt w:val="bullet"/>
+      <w:lvlText w:val="o"/>
+      <w:lvlJc w:val="left"/>
+      <w:pPr>
+        <w:tabs>
+          <w:tab w:val="num" w:pos="1440"/>
+        </w:tabs>
+        <w:ind w:left="1440" w:hanging="360"/>
+      </w:pPr>
+      <w:rPr>
+        <w:rFonts w:ascii="Courier New" w:hAnsi="Courier New" w:hint="default"/>
+        <w:sz w:val="20"/>
+      </w:rPr>
+    </w:lvl>
+    <w:lvl w:ilvl="2" w:tentative="1">
+      <w:start w:val="1"/>
+      <w:numFmt w:val="bullet"/>
+      <w:lvlText w:val=""/>
+      <w:lvlJc w:val="left"/>
+      <w:pPr>
+        <w:tabs>
+          <w:tab w:val="num" w:pos="2160"/>
+        </w:tabs>
+        <w:ind w:left="2160" w:hanging="360"/>
+      </w:pPr>
+      <w:rPr>
+        <w:rFonts w:ascii="Wingdings" w:hAnsi="Wingdings" w:hint="default"/>
+        <w:sz w:val="20"/>
+      </w:rPr>
+    </w:lvl>
+    <w:lvl w:ilvl="3" w:tentative="1">
+      <w:start w:val="1"/>
+      <w:numFmt w:val="bullet"/>
+      <w:lvlText w:val=""/>
+      <w:lvlJc w:val="left"/>
+      <w:pPr>
+        <w:tabs>
+          <w:tab w:val="num" w:pos="2880"/>
+        </w:tabs>
+        <w:ind w:left="2880" w:hanging="360"/>
+      </w:pPr>
+      <w:rPr>
+        <w:rFonts w:ascii="Wingdings" w:hAnsi="Wingdings" w:hint="default"/>
+        <w:sz w:val="20"/>
+      </w:rPr>
+    </w:lvl>
+    <w:lvl w:ilvl="4" w:tentative="1">
+      <w:start w:val="1"/>
+      <w:numFmt w:val="bullet"/>
+      <w:lvlText w:val=""/>
+      <w:lvlJc w:val="left"/>
+      <w:pPr>
+        <w:tabs>
+          <w:tab w:val="num" w:pos="3600"/>
+        </w:tabs>
+        <w:ind w:left="3600" w:hanging="360"/>
+      </w:pPr>
+      <w:rPr>
+        <w:rFonts w:ascii="Wingdings" w:hAnsi="Wingdings" w:hint="default"/>
+        <w:sz w:val="20"/>
+      </w:rPr>
+    </w:lvl>
+    <w:lvl w:ilvl="5" w:tentative="1">
+      <w:start w:val="1"/>
+      <w:numFmt w:val="bullet"/>
+      <w:lvlText w:val=""/>
+      <w:lvlJc w:val="left"/>
+      <w:pPr>
+        <w:tabs>
+          <w:tab w:val="num" w:pos="4320"/>
+        </w:tabs>
+        <w:ind w:left="4320" w:hanging="360"/>
+      </w:pPr>
+      <w:rPr>
+        <w:rFonts w:ascii="Wingdings" w:hAnsi="Wingdings" w:hint="default"/>
+        <w:sz w:val="20"/>
+      </w:rPr>
+    </w:lvl>
+    <w:lvl w:ilvl="6" w:tentative="1">
+      <w:start w:val="1"/>
+      <w:numFmt w:val="bullet"/>
+      <w:lvlText w:val=""/>
+      <w:lvlJc w:val="left"/>
+      <w:pPr>
+        <w:tabs>
+          <w:tab w:val="num" w:pos="5040"/>
+        </w:tabs>
+        <w:ind w:left="5040" w:hanging="360"/>
+      </w:pPr>
+      <w:rPr>
+        <w:rFonts w:ascii="Wingdings" w:hAnsi="Wingdings" w:hint="default"/>
+        <w:sz w:val="20"/>
+      </w:rPr>
+    </w:lvl>
+    <w:lvl w:ilvl="7" w:tentative="1">
+      <w:start w:val="1"/>
+      <w:numFmt w:val="bullet"/>
+      <w:lvlText w:val=""/>
+      <w:lvlJc w:val="left"/>
+      <w:pPr>
+        <w:tabs>
+          <w:tab w:val="num" w:pos="5760"/>
+        </w:tabs>
+        <w:ind w:left="5760" w:hanging="360"/>
+      </w:pPr>
+      <w:rPr>
+        <w:rFonts w:ascii="Wingdings" w:hAnsi="Wingdings" w:hint="default"/>
+        <w:sz w:val="20"/>
+      </w:rPr>
+    </w:lvl>
+    <w:lvl w:ilvl="8" w:tentative="1">
+      <w:start w:val="1"/>
+      <w:numFmt w:val="bullet"/>
+      <w:lvlText w:val=""/>
+      <w:lvlJc w:val="left"/>
+      <w:pPr>
+        <w:tabs>
+          <w:tab w:val="num" w:pos="6480"/>
+        </w:tabs>
+        <w:ind w:left="6480" w:hanging="360"/>
+      </w:pPr>
+      <w:rPr>
+        <w:rFonts w:ascii="Wingdings" w:hAnsi="Wingdings" w:hint="default"/>
+        <w:sz w:val="20"/>
+      </w:rPr>
+    </w:lvl>
+  </w:abstractNum>
   <w:num w:numId="1" w16cid:durableId="2057659798">
+    <w:abstractNumId w:val="29"/>
+  </w:num>
+  <w:num w:numId="2" w16cid:durableId="99107261">
+    <w:abstractNumId w:val="29"/>
+  </w:num>
+  <w:num w:numId="3" w16cid:durableId="454829576">
+    <w:abstractNumId w:val="29"/>
+  </w:num>
+  <w:num w:numId="4" w16cid:durableId="919875635">
+    <w:abstractNumId w:val="29"/>
+  </w:num>
+  <w:num w:numId="5" w16cid:durableId="1989245865">
+    <w:abstractNumId w:val="29"/>
+  </w:num>
+  <w:num w:numId="6" w16cid:durableId="337856889">
+    <w:abstractNumId w:val="29"/>
+  </w:num>
+  <w:num w:numId="7" w16cid:durableId="486750497">
+    <w:abstractNumId w:val="21"/>
+  </w:num>
+  <w:num w:numId="8" w16cid:durableId="1295481688">
+    <w:abstractNumId w:val="29"/>
+  </w:num>
+  <w:num w:numId="9" w16cid:durableId="878207473">
+    <w:abstractNumId w:val="29"/>
+  </w:num>
+  <w:num w:numId="10" w16cid:durableId="390271873">
+    <w:abstractNumId w:val="21"/>
+  </w:num>
+  <w:num w:numId="11" w16cid:durableId="108548336">
+    <w:abstractNumId w:val="29"/>
+  </w:num>
+  <w:num w:numId="12" w16cid:durableId="289626826">
+    <w:abstractNumId w:val="34"/>
+  </w:num>
+  <w:num w:numId="13" w16cid:durableId="709189428">
+    <w:abstractNumId w:val="46"/>
+  </w:num>
+  <w:num w:numId="14" w16cid:durableId="1828012820">
+    <w:abstractNumId w:val="29"/>
+  </w:num>
+  <w:num w:numId="15" w16cid:durableId="1472016058">
+    <w:abstractNumId w:val="29"/>
+  </w:num>
+  <w:num w:numId="16" w16cid:durableId="2007130954">
+    <w:abstractNumId w:val="29"/>
+  </w:num>
+  <w:num w:numId="17" w16cid:durableId="2124959910">
+    <w:abstractNumId w:val="29"/>
+  </w:num>
+  <w:num w:numId="18" w16cid:durableId="1161965983">
+    <w:abstractNumId w:val="29"/>
+  </w:num>
+  <w:num w:numId="19" w16cid:durableId="1233462527">
+    <w:abstractNumId w:val="18"/>
+  </w:num>
+  <w:num w:numId="20" w16cid:durableId="1754618737">
+    <w:abstractNumId w:val="8"/>
+  </w:num>
+  <w:num w:numId="21" w16cid:durableId="1726293185">
+    <w:abstractNumId w:val="33"/>
+  </w:num>
+  <w:num w:numId="22" w16cid:durableId="1811291165">
+    <w:abstractNumId w:val="26"/>
+  </w:num>
+  <w:num w:numId="23" w16cid:durableId="941496760">
+    <w:abstractNumId w:val="37"/>
+  </w:num>
+  <w:num w:numId="24" w16cid:durableId="1585459660">
+    <w:abstractNumId w:val="45"/>
+  </w:num>
+  <w:num w:numId="25" w16cid:durableId="335889668">
+    <w:abstractNumId w:val="13"/>
+  </w:num>
+  <w:num w:numId="26" w16cid:durableId="1999456181">
+    <w:abstractNumId w:val="51"/>
+  </w:num>
+  <w:num w:numId="27" w16cid:durableId="306784731">
+    <w:abstractNumId w:val="15"/>
+  </w:num>
+  <w:num w:numId="28" w16cid:durableId="1129084397">
+    <w:abstractNumId w:val="32"/>
+  </w:num>
+  <w:num w:numId="29" w16cid:durableId="550112270">
+    <w:abstractNumId w:val="50"/>
+  </w:num>
+  <w:num w:numId="30" w16cid:durableId="1820343538">
+    <w:abstractNumId w:val="22"/>
+  </w:num>
+  <w:num w:numId="31" w16cid:durableId="581447850">
+    <w:abstractNumId w:val="35"/>
+  </w:num>
+  <w:num w:numId="32" w16cid:durableId="1663659179">
+    <w:abstractNumId w:val="27"/>
+  </w:num>
+  <w:num w:numId="33" w16cid:durableId="1859462536">
+    <w:abstractNumId w:val="20"/>
+  </w:num>
+  <w:num w:numId="34" w16cid:durableId="1843619595">
+    <w:abstractNumId w:val="9"/>
+  </w:num>
+  <w:num w:numId="35" w16cid:durableId="666518436">
+    <w:abstractNumId w:val="49"/>
+  </w:num>
+  <w:num w:numId="36" w16cid:durableId="1711224988">
+    <w:abstractNumId w:val="54"/>
+  </w:num>
+  <w:num w:numId="37" w16cid:durableId="1141771187">
+    <w:abstractNumId w:val="52"/>
+  </w:num>
+  <w:num w:numId="38" w16cid:durableId="1424763422">
+    <w:abstractNumId w:val="2"/>
+  </w:num>
+  <w:num w:numId="39" w16cid:durableId="1217469925">
+    <w:abstractNumId w:val="60"/>
+  </w:num>
+  <w:num w:numId="40" w16cid:durableId="154414915">
+    <w:abstractNumId w:val="12"/>
+  </w:num>
+  <w:num w:numId="41" w16cid:durableId="1242445434">
+    <w:abstractNumId w:val="39"/>
+  </w:num>
+  <w:num w:numId="42" w16cid:durableId="1275866219">
+    <w:abstractNumId w:val="10"/>
+  </w:num>
+  <w:num w:numId="43" w16cid:durableId="1072655325">
+    <w:abstractNumId w:val="25"/>
+  </w:num>
+  <w:num w:numId="44" w16cid:durableId="855732494">
+    <w:abstractNumId w:val="36"/>
+  </w:num>
+  <w:num w:numId="45" w16cid:durableId="1514346427">
+    <w:abstractNumId w:val="57"/>
+  </w:num>
+  <w:num w:numId="46" w16cid:durableId="163057378">
+    <w:abstractNumId w:val="1"/>
+  </w:num>
+  <w:num w:numId="47" w16cid:durableId="869220987">
+    <w:abstractNumId w:val="19"/>
+  </w:num>
+  <w:num w:numId="48" w16cid:durableId="1427461335">
+    <w:abstractNumId w:val="24"/>
+  </w:num>
+  <w:num w:numId="49" w16cid:durableId="127626465">
+    <w:abstractNumId w:val="4"/>
+  </w:num>
+  <w:num w:numId="50" w16cid:durableId="1395162565">
+    <w:abstractNumId w:val="28"/>
+  </w:num>
+  <w:num w:numId="51" w16cid:durableId="174224346">
+    <w:abstractNumId w:val="40"/>
+  </w:num>
+  <w:num w:numId="52" w16cid:durableId="1291329023">
+    <w:abstractNumId w:val="31"/>
+  </w:num>
+  <w:num w:numId="53" w16cid:durableId="1728331601">
+    <w:abstractNumId w:val="56"/>
+  </w:num>
+  <w:num w:numId="54" w16cid:durableId="1683432253">
+    <w:abstractNumId w:val="44"/>
+  </w:num>
+  <w:num w:numId="55" w16cid:durableId="1263300935">
+    <w:abstractNumId w:val="3"/>
+  </w:num>
+  <w:num w:numId="56" w16cid:durableId="973104185">
+    <w:abstractNumId w:val="5"/>
+  </w:num>
+  <w:num w:numId="57" w16cid:durableId="1648390704">
+    <w:abstractNumId w:val="30"/>
+  </w:num>
+  <w:num w:numId="58" w16cid:durableId="1515539173">
+    <w:abstractNumId w:val="43"/>
+  </w:num>
+  <w:num w:numId="59" w16cid:durableId="1729306515">
+    <w:abstractNumId w:val="59"/>
+  </w:num>
+  <w:num w:numId="60" w16cid:durableId="2014797576">
+    <w:abstractNumId w:val="58"/>
+  </w:num>
+  <w:num w:numId="61" w16cid:durableId="687633489">
+    <w:abstractNumId w:val="7"/>
+  </w:num>
+  <w:num w:numId="62" w16cid:durableId="1200624241">
+    <w:abstractNumId w:val="6"/>
+  </w:num>
+  <w:num w:numId="63" w16cid:durableId="405222917">
+    <w:abstractNumId w:val="16"/>
+  </w:num>
+  <w:num w:numId="64" w16cid:durableId="2052145114">
+    <w:abstractNumId w:val="11"/>
+  </w:num>
+  <w:num w:numId="65" w16cid:durableId="1739664772">
+    <w:abstractNumId w:val="38"/>
+  </w:num>
+  <w:num w:numId="66" w16cid:durableId="1358197854">
+    <w:abstractNumId w:val="48"/>
+  </w:num>
+  <w:num w:numId="67" w16cid:durableId="1421175700">
     <w:abstractNumId w:val="14"/>
   </w:num>
-  <w:num w:numId="2" w16cid:durableId="99107261">
-    <w:abstractNumId w:val="14"/>
+  <w:num w:numId="68" w16cid:durableId="2057703562">
+    <w:abstractNumId w:val="47"/>
   </w:num>
-  <w:num w:numId="3" w16cid:durableId="454829576">
-    <w:abstractNumId w:val="14"/>
+  <w:num w:numId="69" w16cid:durableId="449009569">
+    <w:abstractNumId w:val="23"/>
   </w:num>
-  <w:num w:numId="4" w16cid:durableId="919875635">
-    <w:abstractNumId w:val="14"/>
+  <w:num w:numId="70" w16cid:durableId="1890919178">
+    <w:abstractNumId w:val="63"/>
   </w:num>
-  <w:num w:numId="5" w16cid:durableId="1989245865">
-    <w:abstractNumId w:val="14"/>
+  <w:num w:numId="71" w16cid:durableId="326249874">
+    <w:abstractNumId w:val="53"/>
   </w:num>
-  <w:num w:numId="6" w16cid:durableId="337856889">
-    <w:abstractNumId w:val="14"/>
+  <w:num w:numId="72" w16cid:durableId="1964116128">
+    <w:abstractNumId w:val="0"/>
   </w:num>
-  <w:num w:numId="7" w16cid:durableId="486750497">
-    <w:abstractNumId w:val="9"/>
+  <w:num w:numId="73" w16cid:durableId="1504971855">
+    <w:abstractNumId w:val="62"/>
   </w:num>
-  <w:num w:numId="8" w16cid:durableId="1295481688">
-    <w:abstractNumId w:val="14"/>
+  <w:num w:numId="74" w16cid:durableId="1804806098">
+    <w:abstractNumId w:val="55"/>
   </w:num>
-  <w:num w:numId="9" w16cid:durableId="878207473">
-    <w:abstractNumId w:val="14"/>
+  <w:num w:numId="75" w16cid:durableId="2007709298">
+    <w:abstractNumId w:val="41"/>
   </w:num>
-  <w:num w:numId="10" w16cid:durableId="390271873">
-    <w:abstractNumId w:val="9"/>
+  <w:num w:numId="76" w16cid:durableId="180125024">
+    <w:abstractNumId w:val="61"/>
   </w:num>
-  <w:num w:numId="11" w16cid:durableId="108548336">
-    <w:abstractNumId w:val="14"/>
-  </w:num>
-  <w:num w:numId="12" w16cid:durableId="289626826">
+  <w:num w:numId="77" w16cid:durableId="63068668">
     <w:abstractNumId w:val="17"/>
   </w:num>
-  <w:num w:numId="13" w16cid:durableId="709189428">
-    <w:abstractNumId w:val="22"/>
-  </w:num>
-  <w:num w:numId="14" w16cid:durableId="1828012820">
-    <w:abstractNumId w:val="14"/>
-  </w:num>
-  <w:num w:numId="15" w16cid:durableId="1472016058">
-    <w:abstractNumId w:val="14"/>
-  </w:num>
-  <w:num w:numId="16" w16cid:durableId="2007130954">
-    <w:abstractNumId w:val="14"/>
-  </w:num>
-  <w:num w:numId="17" w16cid:durableId="2124959910">
-    <w:abstractNumId w:val="14"/>
-  </w:num>
-  <w:num w:numId="18" w16cid:durableId="1161965983">
-    <w:abstractNumId w:val="14"/>
-  </w:num>
-  <w:num w:numId="19" w16cid:durableId="1233462527">
-    <w:abstractNumId w:val="7"/>
-  </w:num>
-  <w:num w:numId="20" w16cid:durableId="1754618737">
-    <w:abstractNumId w:val="1"/>
-  </w:num>
-  <w:num w:numId="21" w16cid:durableId="1726293185">
-    <w:abstractNumId w:val="16"/>
-  </w:num>
-  <w:num w:numId="22" w16cid:durableId="1811291165">
-    <w:abstractNumId w:val="12"/>
-  </w:num>
-  <w:num w:numId="23" w16cid:durableId="941496760">
-    <w:abstractNumId w:val="19"/>
-  </w:num>
-  <w:num w:numId="24" w16cid:durableId="1585459660">
-    <w:abstractNumId w:val="21"/>
-  </w:num>
-  <w:num w:numId="25" w16cid:durableId="335889668">
-    <w:abstractNumId w:val="5"/>
-  </w:num>
-  <w:num w:numId="26" w16cid:durableId="1999456181">
-    <w:abstractNumId w:val="25"/>
-  </w:num>
-  <w:num w:numId="27" w16cid:durableId="306784731">
-    <w:abstractNumId w:val="6"/>
-  </w:num>
-  <w:num w:numId="28" w16cid:durableId="1129084397">
-    <w:abstractNumId w:val="15"/>
-  </w:num>
-  <w:num w:numId="29" w16cid:durableId="550112270">
-    <w:abstractNumId w:val="24"/>
-  </w:num>
-  <w:num w:numId="30" w16cid:durableId="1820343538">
-    <w:abstractNumId w:val="10"/>
-  </w:num>
-  <w:num w:numId="31" w16cid:durableId="581447850">
-    <w:abstractNumId w:val="18"/>
-  </w:num>
-  <w:num w:numId="32" w16cid:durableId="1663659179">
-    <w:abstractNumId w:val="13"/>
-  </w:num>
-  <w:num w:numId="33" w16cid:durableId="1859462536">
-    <w:abstractNumId w:val="8"/>
-  </w:num>
-  <w:num w:numId="34" w16cid:durableId="1843619595">
-    <w:abstractNumId w:val="2"/>
-  </w:num>
-  <w:num w:numId="35" w16cid:durableId="666518436">
-    <w:abstractNumId w:val="23"/>
-  </w:num>
-  <w:num w:numId="36" w16cid:durableId="1711224988">
-    <w:abstractNumId w:val="27"/>
-  </w:num>
-  <w:num w:numId="37" w16cid:durableId="1141771187">
-    <w:abstractNumId w:val="26"/>
-  </w:num>
-  <w:num w:numId="38" w16cid:durableId="1424763422">
-    <w:abstractNumId w:val="0"/>
-  </w:num>
-  <w:num w:numId="39" w16cid:durableId="1217469925">
-    <w:abstractNumId w:val="28"/>
-  </w:num>
-  <w:num w:numId="40" w16cid:durableId="154414915">
-    <w:abstractNumId w:val="4"/>
-  </w:num>
-  <w:num w:numId="41" w16cid:durableId="1242445434">
-    <w:abstractNumId w:val="20"/>
-  </w:num>
-  <w:num w:numId="42" w16cid:durableId="1275866219">
-    <w:abstractNumId w:val="3"/>
-  </w:num>
-  <w:num w:numId="43" w16cid:durableId="1072655325">
-    <w:abstractNumId w:val="11"/>
+  <w:num w:numId="78" w16cid:durableId="793331555">
+    <w:abstractNumId w:val="42"/>
   </w:num>
 </w:numbering>
 </file>

--- a/10_Applied_Data_Science_Project/2_Project_Notes_Materials/1_Data_Science_Capstone_Project_Notes.docx
+++ b/10_Applied_Data_Science_Project/2_Project_Notes_Materials/1_Data_Science_Capstone_Project_Notes.docx
@@ -22,6 +22,16 @@
           <w:szCs w:val="56"/>
         </w:rPr>
         <w:t>Table of Content</w:t>
+      </w:r>
+      <w:r>
+        <w:rPr>
+          <w:rFonts w:asciiTheme="majorBidi" w:hAnsiTheme="majorBidi" w:cstheme="majorBidi"/>
+          <w:b/>
+          <w:bCs/>
+          <w:sz w:val="56"/>
+          <w:szCs w:val="56"/>
+        </w:rPr>
+        <w:t>s</w:t>
       </w:r>
     </w:p>
     <w:p>
